--- a/Izolacija.docx
+++ b/Izolacija.docx
@@ -19,7 +19,7 @@
           <w:noProof/>
         </w:rPr>
         <w:drawing>
-          <wp:anchor distT="114300" distB="114300" distL="114300" distR="114300" simplePos="0" relativeHeight="251659264" behindDoc="1" locked="0" layoutInCell="1" allowOverlap="1" wp14:anchorId="669618E1" wp14:editId="323F3693">
+          <wp:anchor distT="114300" distB="114300" distL="114300" distR="114300" simplePos="0" relativeHeight="251659264" behindDoc="1" locked="0" layoutInCell="1" allowOverlap="1" wp14:anchorId="669618E1" wp14:editId="36471F1C">
             <wp:simplePos x="0" y="0"/>
             <wp:positionH relativeFrom="margin">
               <wp:align>right</wp:align>
@@ -14352,13 +14352,1294 @@
     <w:p>
       <w:pPr>
         <w:ind w:firstLine="0"/>
-      </w:pPr>
-      <w:r>
-        <w:t xml:space="preserve">Dakle ukoliko postoji jedan operator, koliko god dugo da se query izvršavao, taj operator kao da je kreirao snapshot i vratiće uvek konzistentne podatke. Međutim ukoliko je funkcija deklarisana kao VOLATILE, odnosno funkcija koja može da menja podatke ili da vraća različite rezultate, </w:t>
-      </w:r>
-      <w:r>
+        <w:rPr>
+          <w:lang w:val="en-GB"/>
+        </w:rPr>
+      </w:pPr>
+      <w:proofErr w:type="spellStart"/>
+      <w:r>
+        <w:rPr>
+          <w:lang w:val="en-GB"/>
+        </w:rPr>
+        <w:t>akle</w:t>
+      </w:r>
+      <w:proofErr w:type="spellEnd"/>
+      <w:r>
+        <w:rPr>
+          <w:lang w:val="en-GB"/>
+        </w:rPr>
+        <w:t xml:space="preserve">, </w:t>
+      </w:r>
+      <w:proofErr w:type="spellStart"/>
+      <w:r>
+        <w:rPr>
+          <w:lang w:val="en-GB"/>
+        </w:rPr>
+        <w:t>ukoliko</w:t>
+      </w:r>
+      <w:proofErr w:type="spellEnd"/>
+      <w:r>
+        <w:rPr>
+          <w:lang w:val="en-GB"/>
+        </w:rPr>
+        <w:t xml:space="preserve"> se </w:t>
+      </w:r>
+      <w:proofErr w:type="spellStart"/>
+      <w:r>
+        <w:rPr>
+          <w:lang w:val="en-GB"/>
+        </w:rPr>
+        <w:t>izvršava</w:t>
+      </w:r>
+      <w:proofErr w:type="spellEnd"/>
+      <w:r>
+        <w:rPr>
+          <w:lang w:val="en-GB"/>
+        </w:rPr>
+        <w:t xml:space="preserve"> </w:t>
+      </w:r>
+      <w:proofErr w:type="spellStart"/>
+      <w:r>
+        <w:rPr>
+          <w:lang w:val="en-GB"/>
+        </w:rPr>
+        <w:t>jedan</w:t>
+      </w:r>
+      <w:proofErr w:type="spellEnd"/>
+      <w:r>
+        <w:rPr>
+          <w:lang w:val="en-GB"/>
+        </w:rPr>
+        <w:t xml:space="preserve"> </w:t>
+      </w:r>
+      <w:r>
+        <w:rPr>
+          <w:b/>
+          <w:bCs/>
+          <w:lang w:val="en-GB"/>
+        </w:rPr>
+        <w:t>SELECT operator</w:t>
+      </w:r>
+      <w:r>
+        <w:rPr>
+          <w:lang w:val="en-GB"/>
+        </w:rPr>
+        <w:t xml:space="preserve">, bez </w:t>
+      </w:r>
+      <w:proofErr w:type="spellStart"/>
+      <w:r>
+        <w:rPr>
+          <w:lang w:val="en-GB"/>
+        </w:rPr>
+        <w:t>obzira</w:t>
+      </w:r>
+      <w:proofErr w:type="spellEnd"/>
+      <w:r>
+        <w:rPr>
+          <w:lang w:val="en-GB"/>
+        </w:rPr>
+        <w:t xml:space="preserve"> </w:t>
+      </w:r>
+      <w:proofErr w:type="spellStart"/>
+      <w:r>
+        <w:rPr>
+          <w:lang w:val="en-GB"/>
+        </w:rPr>
+        <w:t>na</w:t>
+      </w:r>
+      <w:proofErr w:type="spellEnd"/>
+      <w:r>
+        <w:rPr>
+          <w:lang w:val="en-GB"/>
+        </w:rPr>
+        <w:t xml:space="preserve"> </w:t>
+      </w:r>
+      <w:proofErr w:type="spellStart"/>
+      <w:r>
+        <w:rPr>
+          <w:lang w:val="en-GB"/>
+        </w:rPr>
+        <w:t>trajanje</w:t>
+      </w:r>
+      <w:proofErr w:type="spellEnd"/>
+      <w:r>
+        <w:rPr>
+          <w:lang w:val="en-GB"/>
+        </w:rPr>
+        <w:t xml:space="preserve"> </w:t>
+      </w:r>
+      <w:proofErr w:type="spellStart"/>
+      <w:r>
+        <w:rPr>
+          <w:lang w:val="en-GB"/>
+        </w:rPr>
+        <w:t>njegovog</w:t>
+      </w:r>
+      <w:proofErr w:type="spellEnd"/>
+      <w:r>
+        <w:rPr>
+          <w:lang w:val="en-GB"/>
+        </w:rPr>
+        <w:t xml:space="preserve"> </w:t>
+      </w:r>
+      <w:proofErr w:type="spellStart"/>
+      <w:r>
+        <w:rPr>
+          <w:lang w:val="en-GB"/>
+        </w:rPr>
+        <w:t>izvršavanja</w:t>
+      </w:r>
+      <w:proofErr w:type="spellEnd"/>
+      <w:r>
+        <w:rPr>
+          <w:lang w:val="en-GB"/>
+        </w:rPr>
+        <w:t xml:space="preserve">, on </w:t>
+      </w:r>
+      <w:proofErr w:type="spellStart"/>
+      <w:r>
+        <w:rPr>
+          <w:lang w:val="en-GB"/>
+        </w:rPr>
+        <w:t>koristi</w:t>
+      </w:r>
+      <w:proofErr w:type="spellEnd"/>
+      <w:r>
+        <w:rPr>
+          <w:lang w:val="en-GB"/>
+        </w:rPr>
+        <w:t xml:space="preserve"> </w:t>
+      </w:r>
+      <w:proofErr w:type="spellStart"/>
+      <w:r>
+        <w:rPr>
+          <w:lang w:val="en-GB"/>
+        </w:rPr>
+        <w:t>konzistentan</w:t>
+      </w:r>
+      <w:proofErr w:type="spellEnd"/>
+      <w:r>
+        <w:rPr>
+          <w:lang w:val="en-GB"/>
+        </w:rPr>
+        <w:t xml:space="preserve"> snapshot </w:t>
+      </w:r>
+      <w:proofErr w:type="spellStart"/>
+      <w:r>
+        <w:rPr>
+          <w:lang w:val="en-GB"/>
+        </w:rPr>
+        <w:t>podataka</w:t>
+      </w:r>
+      <w:proofErr w:type="spellEnd"/>
+      <w:r>
+        <w:rPr>
+          <w:lang w:val="en-GB"/>
+        </w:rPr>
+        <w:t xml:space="preserve"> koji je </w:t>
+      </w:r>
+      <w:proofErr w:type="spellStart"/>
+      <w:r>
+        <w:rPr>
+          <w:lang w:val="en-GB"/>
+        </w:rPr>
+        <w:t>formiran</w:t>
+      </w:r>
+      <w:proofErr w:type="spellEnd"/>
+      <w:r>
+        <w:rPr>
+          <w:lang w:val="en-GB"/>
+        </w:rPr>
+        <w:t xml:space="preserve"> </w:t>
+      </w:r>
+      <w:proofErr w:type="spellStart"/>
+      <w:r>
+        <w:rPr>
+          <w:lang w:val="en-GB"/>
+        </w:rPr>
+        <w:t>na</w:t>
+      </w:r>
+      <w:proofErr w:type="spellEnd"/>
+      <w:r>
+        <w:rPr>
+          <w:lang w:val="en-GB"/>
+        </w:rPr>
+        <w:t xml:space="preserve"> </w:t>
+      </w:r>
+      <w:proofErr w:type="spellStart"/>
+      <w:r>
+        <w:rPr>
+          <w:lang w:val="en-GB"/>
+        </w:rPr>
+        <w:t>početku</w:t>
+      </w:r>
+      <w:proofErr w:type="spellEnd"/>
+      <w:r>
+        <w:rPr>
+          <w:lang w:val="en-GB"/>
+        </w:rPr>
+        <w:t xml:space="preserve"> </w:t>
+      </w:r>
+      <w:proofErr w:type="spellStart"/>
+      <w:r>
+        <w:rPr>
+          <w:lang w:val="en-GB"/>
+        </w:rPr>
+        <w:t>izvršavanja</w:t>
+      </w:r>
+      <w:proofErr w:type="spellEnd"/>
+      <w:r>
+        <w:rPr>
+          <w:lang w:val="en-GB"/>
+        </w:rPr>
+        <w:t xml:space="preserve"> </w:t>
+      </w:r>
+      <w:proofErr w:type="spellStart"/>
+      <w:r>
+        <w:rPr>
+          <w:lang w:val="en-GB"/>
+        </w:rPr>
+        <w:t>i</w:t>
+      </w:r>
+      <w:proofErr w:type="spellEnd"/>
+      <w:r>
+        <w:rPr>
+          <w:lang w:val="en-GB"/>
+        </w:rPr>
+        <w:t xml:space="preserve"> </w:t>
+      </w:r>
+      <w:proofErr w:type="spellStart"/>
+      <w:r>
+        <w:rPr>
+          <w:lang w:val="en-GB"/>
+        </w:rPr>
+        <w:t>vraća</w:t>
+      </w:r>
+      <w:proofErr w:type="spellEnd"/>
+      <w:r>
+        <w:rPr>
+          <w:lang w:val="en-GB"/>
+        </w:rPr>
+        <w:t xml:space="preserve"> </w:t>
+      </w:r>
+      <w:proofErr w:type="spellStart"/>
+      <w:r>
+        <w:rPr>
+          <w:lang w:val="en-GB"/>
+        </w:rPr>
+        <w:t>konzistentne</w:t>
+      </w:r>
+      <w:proofErr w:type="spellEnd"/>
+      <w:r>
+        <w:rPr>
+          <w:lang w:val="en-GB"/>
+        </w:rPr>
+        <w:t xml:space="preserve"> </w:t>
+      </w:r>
+      <w:proofErr w:type="spellStart"/>
+      <w:r>
+        <w:rPr>
+          <w:lang w:val="en-GB"/>
+        </w:rPr>
+        <w:t>rezultate</w:t>
+      </w:r>
+      <w:proofErr w:type="spellEnd"/>
+      <w:r>
+        <w:rPr>
+          <w:lang w:val="en-GB"/>
+        </w:rPr>
+        <w:t>.</w:t>
+      </w:r>
+    </w:p>
+    <w:p>
+      <w:pPr>
+        <w:ind w:firstLine="0"/>
+        <w:rPr>
+          <w:lang w:val="en-GB"/>
+        </w:rPr>
+      </w:pPr>
+      <w:proofErr w:type="spellStart"/>
+      <w:r>
+        <w:rPr>
+          <w:lang w:val="en-GB"/>
+        </w:rPr>
         <w:lastRenderedPageBreak/>
-        <w:t>onda PostgreSQL ne garantuje da će svi redovi koje operator vidi biti konzistenti sa početnim snapshotom transackije.</w:t>
+        <w:t>Međutim</w:t>
+      </w:r>
+      <w:proofErr w:type="spellEnd"/>
+      <w:r>
+        <w:rPr>
+          <w:lang w:val="en-GB"/>
+        </w:rPr>
+        <w:t xml:space="preserve">, </w:t>
+      </w:r>
+      <w:proofErr w:type="spellStart"/>
+      <w:r>
+        <w:rPr>
+          <w:lang w:val="en-GB"/>
+        </w:rPr>
+        <w:t>ukoliko</w:t>
+      </w:r>
+      <w:proofErr w:type="spellEnd"/>
+      <w:r>
+        <w:rPr>
+          <w:lang w:val="en-GB"/>
+        </w:rPr>
+        <w:t xml:space="preserve"> se u </w:t>
+      </w:r>
+      <w:proofErr w:type="spellStart"/>
+      <w:r>
+        <w:rPr>
+          <w:lang w:val="en-GB"/>
+        </w:rPr>
+        <w:t>okviru</w:t>
+      </w:r>
+      <w:proofErr w:type="spellEnd"/>
+      <w:r>
+        <w:rPr>
+          <w:lang w:val="en-GB"/>
+        </w:rPr>
+        <w:t xml:space="preserve"> </w:t>
+      </w:r>
+      <w:proofErr w:type="spellStart"/>
+      <w:r>
+        <w:rPr>
+          <w:lang w:val="en-GB"/>
+        </w:rPr>
+        <w:t>upita</w:t>
+      </w:r>
+      <w:proofErr w:type="spellEnd"/>
+      <w:r>
+        <w:rPr>
+          <w:lang w:val="en-GB"/>
+        </w:rPr>
+        <w:t xml:space="preserve"> </w:t>
+      </w:r>
+      <w:proofErr w:type="spellStart"/>
+      <w:r>
+        <w:rPr>
+          <w:lang w:val="en-GB"/>
+        </w:rPr>
+        <w:t>koristi</w:t>
+      </w:r>
+      <w:proofErr w:type="spellEnd"/>
+      <w:r>
+        <w:rPr>
+          <w:lang w:val="en-GB"/>
+        </w:rPr>
+        <w:t xml:space="preserve"> </w:t>
+      </w:r>
+      <w:proofErr w:type="spellStart"/>
+      <w:r>
+        <w:rPr>
+          <w:lang w:val="en-GB"/>
+        </w:rPr>
+        <w:t>funkcija</w:t>
+      </w:r>
+      <w:proofErr w:type="spellEnd"/>
+      <w:r>
+        <w:rPr>
+          <w:lang w:val="en-GB"/>
+        </w:rPr>
+        <w:t xml:space="preserve"> </w:t>
+      </w:r>
+      <w:proofErr w:type="spellStart"/>
+      <w:r>
+        <w:rPr>
+          <w:lang w:val="en-GB"/>
+        </w:rPr>
+        <w:t>deklarisana</w:t>
+      </w:r>
+      <w:proofErr w:type="spellEnd"/>
+      <w:r>
+        <w:rPr>
+          <w:lang w:val="en-GB"/>
+        </w:rPr>
+        <w:t xml:space="preserve"> </w:t>
+      </w:r>
+      <w:proofErr w:type="spellStart"/>
+      <w:r>
+        <w:rPr>
+          <w:lang w:val="en-GB"/>
+        </w:rPr>
+        <w:t>kao</w:t>
+      </w:r>
+      <w:proofErr w:type="spellEnd"/>
+      <w:r>
+        <w:rPr>
+          <w:lang w:val="en-GB"/>
+        </w:rPr>
+        <w:t xml:space="preserve"> </w:t>
+      </w:r>
+      <w:r>
+        <w:rPr>
+          <w:b/>
+          <w:bCs/>
+          <w:lang w:val="en-GB"/>
+        </w:rPr>
+        <w:t>VOLATILE</w:t>
+      </w:r>
+      <w:r>
+        <w:rPr>
+          <w:lang w:val="en-GB"/>
+        </w:rPr>
+        <w:t xml:space="preserve">, </w:t>
+      </w:r>
+      <w:proofErr w:type="spellStart"/>
+      <w:r>
+        <w:rPr>
+          <w:lang w:val="en-GB"/>
+        </w:rPr>
+        <w:t>odnosno</w:t>
+      </w:r>
+      <w:proofErr w:type="spellEnd"/>
+      <w:r>
+        <w:rPr>
+          <w:lang w:val="en-GB"/>
+        </w:rPr>
+        <w:t xml:space="preserve"> </w:t>
+      </w:r>
+      <w:proofErr w:type="spellStart"/>
+      <w:r>
+        <w:rPr>
+          <w:lang w:val="en-GB"/>
+        </w:rPr>
+        <w:t>funkcija</w:t>
+      </w:r>
+      <w:proofErr w:type="spellEnd"/>
+      <w:r>
+        <w:rPr>
+          <w:lang w:val="en-GB"/>
+        </w:rPr>
+        <w:t xml:space="preserve"> </w:t>
+      </w:r>
+      <w:proofErr w:type="spellStart"/>
+      <w:r>
+        <w:rPr>
+          <w:lang w:val="en-GB"/>
+        </w:rPr>
+        <w:t>koja</w:t>
+      </w:r>
+      <w:proofErr w:type="spellEnd"/>
+      <w:r>
+        <w:rPr>
+          <w:lang w:val="en-GB"/>
+        </w:rPr>
+        <w:t xml:space="preserve"> </w:t>
+      </w:r>
+      <w:proofErr w:type="spellStart"/>
+      <w:r>
+        <w:rPr>
+          <w:lang w:val="en-GB"/>
+        </w:rPr>
+        <w:t>može</w:t>
+      </w:r>
+      <w:proofErr w:type="spellEnd"/>
+      <w:r>
+        <w:rPr>
+          <w:lang w:val="en-GB"/>
+        </w:rPr>
+        <w:t xml:space="preserve"> </w:t>
+      </w:r>
+      <w:proofErr w:type="spellStart"/>
+      <w:r>
+        <w:rPr>
+          <w:lang w:val="en-GB"/>
+        </w:rPr>
+        <w:t>menjati</w:t>
+      </w:r>
+      <w:proofErr w:type="spellEnd"/>
+      <w:r>
+        <w:rPr>
+          <w:lang w:val="en-GB"/>
+        </w:rPr>
+        <w:t xml:space="preserve"> </w:t>
+      </w:r>
+      <w:proofErr w:type="spellStart"/>
+      <w:r>
+        <w:rPr>
+          <w:lang w:val="en-GB"/>
+        </w:rPr>
+        <w:t>podatke</w:t>
+      </w:r>
+      <w:proofErr w:type="spellEnd"/>
+      <w:r>
+        <w:rPr>
+          <w:lang w:val="en-GB"/>
+        </w:rPr>
+        <w:t xml:space="preserve"> </w:t>
+      </w:r>
+      <w:proofErr w:type="spellStart"/>
+      <w:r>
+        <w:rPr>
+          <w:lang w:val="en-GB"/>
+        </w:rPr>
+        <w:t>ili</w:t>
+      </w:r>
+      <w:proofErr w:type="spellEnd"/>
+      <w:r>
+        <w:rPr>
+          <w:lang w:val="en-GB"/>
+        </w:rPr>
+        <w:t xml:space="preserve"> </w:t>
+      </w:r>
+      <w:proofErr w:type="spellStart"/>
+      <w:r>
+        <w:rPr>
+          <w:lang w:val="en-GB"/>
+        </w:rPr>
+        <w:t>vraćati</w:t>
+      </w:r>
+      <w:proofErr w:type="spellEnd"/>
+      <w:r>
+        <w:rPr>
+          <w:lang w:val="en-GB"/>
+        </w:rPr>
+        <w:t xml:space="preserve"> </w:t>
+      </w:r>
+      <w:proofErr w:type="spellStart"/>
+      <w:r>
+        <w:rPr>
+          <w:lang w:val="en-GB"/>
+        </w:rPr>
+        <w:t>različite</w:t>
+      </w:r>
+      <w:proofErr w:type="spellEnd"/>
+      <w:r>
+        <w:rPr>
+          <w:lang w:val="en-GB"/>
+        </w:rPr>
+        <w:t xml:space="preserve"> </w:t>
+      </w:r>
+      <w:proofErr w:type="spellStart"/>
+      <w:r>
+        <w:rPr>
+          <w:lang w:val="en-GB"/>
+        </w:rPr>
+        <w:t>rezultate</w:t>
+      </w:r>
+      <w:proofErr w:type="spellEnd"/>
+      <w:r>
+        <w:rPr>
+          <w:lang w:val="en-GB"/>
+        </w:rPr>
+        <w:t xml:space="preserve"> </w:t>
+      </w:r>
+      <w:proofErr w:type="spellStart"/>
+      <w:r>
+        <w:rPr>
+          <w:lang w:val="en-GB"/>
+        </w:rPr>
+        <w:t>pri</w:t>
+      </w:r>
+      <w:proofErr w:type="spellEnd"/>
+      <w:r>
+        <w:rPr>
+          <w:lang w:val="en-GB"/>
+        </w:rPr>
+        <w:t xml:space="preserve"> </w:t>
+      </w:r>
+      <w:proofErr w:type="spellStart"/>
+      <w:r>
+        <w:rPr>
+          <w:lang w:val="en-GB"/>
+        </w:rPr>
+        <w:t>svakom</w:t>
+      </w:r>
+      <w:proofErr w:type="spellEnd"/>
+      <w:r>
+        <w:rPr>
+          <w:lang w:val="en-GB"/>
+        </w:rPr>
+        <w:t xml:space="preserve"> </w:t>
+      </w:r>
+      <w:proofErr w:type="spellStart"/>
+      <w:r>
+        <w:rPr>
+          <w:lang w:val="en-GB"/>
+        </w:rPr>
+        <w:t>pozivu</w:t>
+      </w:r>
+      <w:proofErr w:type="spellEnd"/>
+      <w:r>
+        <w:rPr>
+          <w:lang w:val="en-GB"/>
+        </w:rPr>
+        <w:t xml:space="preserve">, PostgreSQL ne </w:t>
+      </w:r>
+      <w:proofErr w:type="spellStart"/>
+      <w:r>
+        <w:rPr>
+          <w:lang w:val="en-GB"/>
+        </w:rPr>
+        <w:t>garantuje</w:t>
+      </w:r>
+      <w:proofErr w:type="spellEnd"/>
+      <w:r>
+        <w:rPr>
+          <w:lang w:val="en-GB"/>
+        </w:rPr>
+        <w:t xml:space="preserve"> da </w:t>
+      </w:r>
+      <w:proofErr w:type="spellStart"/>
+      <w:r>
+        <w:rPr>
+          <w:lang w:val="en-GB"/>
+        </w:rPr>
+        <w:t>će</w:t>
+      </w:r>
+      <w:proofErr w:type="spellEnd"/>
+      <w:r>
+        <w:rPr>
+          <w:lang w:val="en-GB"/>
+        </w:rPr>
+        <w:t xml:space="preserve"> </w:t>
+      </w:r>
+      <w:proofErr w:type="spellStart"/>
+      <w:r>
+        <w:rPr>
+          <w:lang w:val="en-GB"/>
+        </w:rPr>
+        <w:t>svi</w:t>
+      </w:r>
+      <w:proofErr w:type="spellEnd"/>
+      <w:r>
+        <w:rPr>
+          <w:lang w:val="en-GB"/>
+        </w:rPr>
+        <w:t xml:space="preserve"> </w:t>
+      </w:r>
+      <w:proofErr w:type="spellStart"/>
+      <w:r>
+        <w:rPr>
+          <w:lang w:val="en-GB"/>
+        </w:rPr>
+        <w:t>redovi</w:t>
+      </w:r>
+      <w:proofErr w:type="spellEnd"/>
+      <w:r>
+        <w:rPr>
+          <w:lang w:val="en-GB"/>
+        </w:rPr>
+        <w:t xml:space="preserve"> </w:t>
+      </w:r>
+      <w:proofErr w:type="spellStart"/>
+      <w:r>
+        <w:rPr>
+          <w:lang w:val="en-GB"/>
+        </w:rPr>
+        <w:t>koje</w:t>
+      </w:r>
+      <w:proofErr w:type="spellEnd"/>
+      <w:r>
+        <w:rPr>
+          <w:lang w:val="en-GB"/>
+        </w:rPr>
+        <w:t xml:space="preserve"> operator </w:t>
+      </w:r>
+      <w:proofErr w:type="spellStart"/>
+      <w:r>
+        <w:rPr>
+          <w:lang w:val="en-GB"/>
+        </w:rPr>
+        <w:t>vidi</w:t>
+      </w:r>
+      <w:proofErr w:type="spellEnd"/>
+      <w:r>
+        <w:rPr>
+          <w:lang w:val="en-GB"/>
+        </w:rPr>
+        <w:t xml:space="preserve"> </w:t>
+      </w:r>
+      <w:proofErr w:type="spellStart"/>
+      <w:r>
+        <w:rPr>
+          <w:lang w:val="en-GB"/>
+        </w:rPr>
+        <w:t>biti</w:t>
+      </w:r>
+      <w:proofErr w:type="spellEnd"/>
+      <w:r>
+        <w:rPr>
+          <w:lang w:val="en-GB"/>
+        </w:rPr>
+        <w:t xml:space="preserve"> </w:t>
+      </w:r>
+      <w:proofErr w:type="spellStart"/>
+      <w:r>
+        <w:rPr>
+          <w:lang w:val="en-GB"/>
+        </w:rPr>
+        <w:t>konzistentni</w:t>
+      </w:r>
+      <w:proofErr w:type="spellEnd"/>
+      <w:r>
+        <w:rPr>
+          <w:lang w:val="en-GB"/>
+        </w:rPr>
+        <w:t xml:space="preserve"> </w:t>
+      </w:r>
+      <w:proofErr w:type="spellStart"/>
+      <w:r>
+        <w:rPr>
+          <w:lang w:val="en-GB"/>
+        </w:rPr>
+        <w:t>sa</w:t>
+      </w:r>
+      <w:proofErr w:type="spellEnd"/>
+      <w:r>
+        <w:rPr>
+          <w:lang w:val="en-GB"/>
+        </w:rPr>
+        <w:t xml:space="preserve"> </w:t>
+      </w:r>
+      <w:proofErr w:type="spellStart"/>
+      <w:r>
+        <w:rPr>
+          <w:lang w:val="en-GB"/>
+        </w:rPr>
+        <w:t>početnim</w:t>
+      </w:r>
+      <w:proofErr w:type="spellEnd"/>
+      <w:r>
+        <w:rPr>
+          <w:lang w:val="en-GB"/>
+        </w:rPr>
+        <w:t xml:space="preserve"> snapshot-om, </w:t>
+      </w:r>
+      <w:proofErr w:type="spellStart"/>
+      <w:r>
+        <w:rPr>
+          <w:lang w:val="en-GB"/>
+        </w:rPr>
+        <w:t>jer</w:t>
+      </w:r>
+      <w:proofErr w:type="spellEnd"/>
+      <w:r>
+        <w:rPr>
+          <w:lang w:val="en-GB"/>
+        </w:rPr>
+        <w:t xml:space="preserve"> </w:t>
+      </w:r>
+      <w:proofErr w:type="spellStart"/>
+      <w:r>
+        <w:rPr>
+          <w:lang w:val="en-GB"/>
+        </w:rPr>
+        <w:t>takva</w:t>
+      </w:r>
+      <w:proofErr w:type="spellEnd"/>
+      <w:r>
+        <w:rPr>
+          <w:lang w:val="en-GB"/>
+        </w:rPr>
+        <w:t xml:space="preserve"> </w:t>
+      </w:r>
+      <w:proofErr w:type="spellStart"/>
+      <w:r>
+        <w:rPr>
+          <w:lang w:val="en-GB"/>
+        </w:rPr>
+        <w:t>funkcija</w:t>
+      </w:r>
+      <w:proofErr w:type="spellEnd"/>
+      <w:r>
+        <w:rPr>
+          <w:lang w:val="en-GB"/>
+        </w:rPr>
+        <w:t xml:space="preserve"> </w:t>
+      </w:r>
+      <w:proofErr w:type="spellStart"/>
+      <w:r>
+        <w:rPr>
+          <w:lang w:val="en-GB"/>
+        </w:rPr>
+        <w:t>može</w:t>
+      </w:r>
+      <w:proofErr w:type="spellEnd"/>
+      <w:r>
+        <w:rPr>
+          <w:lang w:val="en-GB"/>
+        </w:rPr>
+        <w:t xml:space="preserve"> </w:t>
+      </w:r>
+      <w:proofErr w:type="spellStart"/>
+      <w:r>
+        <w:rPr>
+          <w:lang w:val="en-GB"/>
+        </w:rPr>
+        <w:t>pristupati</w:t>
+      </w:r>
+      <w:proofErr w:type="spellEnd"/>
+      <w:r>
+        <w:rPr>
+          <w:lang w:val="en-GB"/>
+        </w:rPr>
+        <w:t xml:space="preserve"> </w:t>
+      </w:r>
+      <w:proofErr w:type="spellStart"/>
+      <w:r>
+        <w:rPr>
+          <w:lang w:val="en-GB"/>
+        </w:rPr>
+        <w:t>novijim</w:t>
+      </w:r>
+      <w:proofErr w:type="spellEnd"/>
+      <w:r>
+        <w:rPr>
+          <w:lang w:val="en-GB"/>
+        </w:rPr>
+        <w:t xml:space="preserve"> </w:t>
+      </w:r>
+      <w:proofErr w:type="spellStart"/>
+      <w:r>
+        <w:rPr>
+          <w:lang w:val="en-GB"/>
+        </w:rPr>
+        <w:t>verzijama</w:t>
+      </w:r>
+      <w:proofErr w:type="spellEnd"/>
+      <w:r>
+        <w:rPr>
+          <w:lang w:val="en-GB"/>
+        </w:rPr>
+        <w:t xml:space="preserve"> </w:t>
+      </w:r>
+      <w:proofErr w:type="spellStart"/>
+      <w:r>
+        <w:rPr>
+          <w:lang w:val="en-GB"/>
+        </w:rPr>
+        <w:t>podataka</w:t>
+      </w:r>
+      <w:proofErr w:type="spellEnd"/>
+      <w:r>
+        <w:rPr>
+          <w:lang w:val="en-GB"/>
+        </w:rPr>
+        <w:t xml:space="preserve"> </w:t>
+      </w:r>
+      <w:proofErr w:type="spellStart"/>
+      <w:r>
+        <w:rPr>
+          <w:lang w:val="en-GB"/>
+        </w:rPr>
+        <w:t>tokom</w:t>
+      </w:r>
+      <w:proofErr w:type="spellEnd"/>
+      <w:r>
+        <w:rPr>
+          <w:lang w:val="en-GB"/>
+        </w:rPr>
+        <w:t xml:space="preserve"> </w:t>
+      </w:r>
+      <w:proofErr w:type="spellStart"/>
+      <w:r>
+        <w:rPr>
+          <w:lang w:val="en-GB"/>
+        </w:rPr>
+        <w:t>izvršavanja</w:t>
+      </w:r>
+      <w:proofErr w:type="spellEnd"/>
+      <w:r>
+        <w:rPr>
+          <w:lang w:val="en-GB"/>
+        </w:rPr>
+        <w:t>.</w:t>
+      </w:r>
+    </w:p>
+    <w:p>
+      <w:pPr>
+        <w:ind w:firstLine="0"/>
+        <w:rPr>
+          <w:lang w:val="en-GB"/>
+        </w:rPr>
+      </w:pPr>
+    </w:p>
+    <w:p>
+      <w:pPr>
+        <w:ind w:firstLine="0"/>
+        <w:rPr>
+          <w:lang w:val="en-GB"/>
+        </w:rPr>
+      </w:pPr>
+      <w:proofErr w:type="spellStart"/>
+      <w:r>
+        <w:rPr>
+          <w:lang w:val="en-GB"/>
+        </w:rPr>
+        <w:t>Takođe</w:t>
+      </w:r>
+      <w:proofErr w:type="spellEnd"/>
+      <w:r>
+        <w:rPr>
+          <w:lang w:val="en-GB"/>
+        </w:rPr>
+        <w:t xml:space="preserve">, </w:t>
+      </w:r>
+      <w:proofErr w:type="spellStart"/>
+      <w:r>
+        <w:rPr>
+          <w:lang w:val="en-GB"/>
+        </w:rPr>
+        <w:t>iako</w:t>
+      </w:r>
+      <w:proofErr w:type="spellEnd"/>
+      <w:r>
+        <w:rPr>
+          <w:lang w:val="en-GB"/>
+        </w:rPr>
+        <w:t xml:space="preserve"> UPDATE </w:t>
+      </w:r>
+      <w:proofErr w:type="spellStart"/>
+      <w:r>
+        <w:rPr>
+          <w:lang w:val="en-GB"/>
+        </w:rPr>
+        <w:t>na</w:t>
+      </w:r>
+      <w:proofErr w:type="spellEnd"/>
+      <w:r>
+        <w:rPr>
+          <w:lang w:val="en-GB"/>
+        </w:rPr>
+        <w:t xml:space="preserve"> </w:t>
+      </w:r>
+      <w:proofErr w:type="spellStart"/>
+      <w:r>
+        <w:rPr>
+          <w:lang w:val="en-GB"/>
+        </w:rPr>
+        <w:t>prvi</w:t>
+      </w:r>
+      <w:proofErr w:type="spellEnd"/>
+      <w:r>
+        <w:rPr>
+          <w:lang w:val="en-GB"/>
+        </w:rPr>
+        <w:t xml:space="preserve"> </w:t>
+      </w:r>
+      <w:proofErr w:type="spellStart"/>
+      <w:r>
+        <w:rPr>
+          <w:lang w:val="en-GB"/>
+        </w:rPr>
+        <w:t>pogled</w:t>
+      </w:r>
+      <w:proofErr w:type="spellEnd"/>
+      <w:r>
+        <w:rPr>
+          <w:lang w:val="en-GB"/>
+        </w:rPr>
+        <w:t xml:space="preserve"> </w:t>
+      </w:r>
+      <w:proofErr w:type="spellStart"/>
+      <w:r>
+        <w:rPr>
+          <w:lang w:val="en-GB"/>
+        </w:rPr>
+        <w:t>deluje</w:t>
+      </w:r>
+      <w:proofErr w:type="spellEnd"/>
+      <w:r>
+        <w:rPr>
+          <w:lang w:val="en-GB"/>
+        </w:rPr>
+        <w:t xml:space="preserve"> </w:t>
+      </w:r>
+      <w:proofErr w:type="spellStart"/>
+      <w:r>
+        <w:rPr>
+          <w:lang w:val="en-GB"/>
+        </w:rPr>
+        <w:t>kao</w:t>
+      </w:r>
+      <w:proofErr w:type="spellEnd"/>
+      <w:r>
+        <w:rPr>
+          <w:lang w:val="en-GB"/>
+        </w:rPr>
+        <w:t xml:space="preserve"> </w:t>
+      </w:r>
+      <w:proofErr w:type="spellStart"/>
+      <w:r>
+        <w:rPr>
+          <w:lang w:val="en-GB"/>
+        </w:rPr>
+        <w:t>jedan</w:t>
+      </w:r>
+      <w:proofErr w:type="spellEnd"/>
+      <w:r>
+        <w:rPr>
+          <w:lang w:val="en-GB"/>
+        </w:rPr>
+        <w:t xml:space="preserve"> operator, on se </w:t>
+      </w:r>
+      <w:proofErr w:type="spellStart"/>
+      <w:r>
+        <w:rPr>
+          <w:lang w:val="en-GB"/>
+        </w:rPr>
+        <w:t>interno</w:t>
+      </w:r>
+      <w:proofErr w:type="spellEnd"/>
+      <w:r>
+        <w:rPr>
+          <w:lang w:val="en-GB"/>
+        </w:rPr>
+        <w:t xml:space="preserve"> </w:t>
+      </w:r>
+      <w:proofErr w:type="spellStart"/>
+      <w:r>
+        <w:rPr>
+          <w:lang w:val="en-GB"/>
+        </w:rPr>
+        <w:t>izvršava</w:t>
+      </w:r>
+      <w:proofErr w:type="spellEnd"/>
+      <w:r>
+        <w:rPr>
+          <w:lang w:val="en-GB"/>
+        </w:rPr>
+        <w:t xml:space="preserve"> u </w:t>
+      </w:r>
+      <w:proofErr w:type="spellStart"/>
+      <w:r>
+        <w:rPr>
+          <w:lang w:val="en-GB"/>
+        </w:rPr>
+        <w:t>više</w:t>
+      </w:r>
+      <w:proofErr w:type="spellEnd"/>
+      <w:r>
+        <w:rPr>
+          <w:lang w:val="en-GB"/>
+        </w:rPr>
+        <w:t xml:space="preserve"> </w:t>
+      </w:r>
+      <w:proofErr w:type="spellStart"/>
+      <w:r>
+        <w:rPr>
+          <w:lang w:val="en-GB"/>
+        </w:rPr>
+        <w:t>faza</w:t>
+      </w:r>
+      <w:proofErr w:type="spellEnd"/>
+      <w:r>
+        <w:rPr>
+          <w:lang w:val="en-GB"/>
+        </w:rPr>
+        <w:t xml:space="preserve"> (</w:t>
+      </w:r>
+      <w:proofErr w:type="spellStart"/>
+      <w:r>
+        <w:rPr>
+          <w:lang w:val="en-GB"/>
+        </w:rPr>
+        <w:t>selekcija</w:t>
+      </w:r>
+      <w:proofErr w:type="spellEnd"/>
+      <w:r>
+        <w:rPr>
+          <w:lang w:val="en-GB"/>
+        </w:rPr>
+        <w:t xml:space="preserve"> </w:t>
+      </w:r>
+      <w:proofErr w:type="spellStart"/>
+      <w:r>
+        <w:rPr>
+          <w:lang w:val="en-GB"/>
+        </w:rPr>
+        <w:t>redova</w:t>
+      </w:r>
+      <w:proofErr w:type="spellEnd"/>
+      <w:r>
+        <w:rPr>
+          <w:lang w:val="en-GB"/>
+        </w:rPr>
+        <w:t xml:space="preserve"> </w:t>
+      </w:r>
+      <w:proofErr w:type="spellStart"/>
+      <w:r>
+        <w:rPr>
+          <w:lang w:val="en-GB"/>
+        </w:rPr>
+        <w:t>i</w:t>
+      </w:r>
+      <w:proofErr w:type="spellEnd"/>
+      <w:r>
+        <w:rPr>
+          <w:lang w:val="en-GB"/>
+        </w:rPr>
+        <w:t xml:space="preserve"> </w:t>
+      </w:r>
+      <w:proofErr w:type="spellStart"/>
+      <w:r>
+        <w:rPr>
+          <w:lang w:val="en-GB"/>
+        </w:rPr>
+        <w:t>njihovo</w:t>
+      </w:r>
+      <w:proofErr w:type="spellEnd"/>
+      <w:r>
+        <w:rPr>
+          <w:lang w:val="en-GB"/>
+        </w:rPr>
+        <w:t xml:space="preserve"> </w:t>
+      </w:r>
+      <w:proofErr w:type="spellStart"/>
+      <w:r>
+        <w:rPr>
+          <w:lang w:val="en-GB"/>
+        </w:rPr>
+        <w:t>ažuriranje</w:t>
+      </w:r>
+      <w:proofErr w:type="spellEnd"/>
+      <w:r>
+        <w:rPr>
+          <w:lang w:val="en-GB"/>
+        </w:rPr>
+        <w:t xml:space="preserve">). </w:t>
+      </w:r>
+      <w:proofErr w:type="spellStart"/>
+      <w:r>
+        <w:rPr>
+          <w:lang w:val="en-GB"/>
+        </w:rPr>
+        <w:t>Zbog</w:t>
+      </w:r>
+      <w:proofErr w:type="spellEnd"/>
+      <w:r>
+        <w:rPr>
+          <w:lang w:val="en-GB"/>
+        </w:rPr>
+        <w:t xml:space="preserve"> toga </w:t>
+      </w:r>
+      <w:proofErr w:type="spellStart"/>
+      <w:r>
+        <w:rPr>
+          <w:lang w:val="en-GB"/>
+        </w:rPr>
+        <w:t>različiti</w:t>
+      </w:r>
+      <w:proofErr w:type="spellEnd"/>
+      <w:r>
+        <w:rPr>
+          <w:lang w:val="en-GB"/>
+        </w:rPr>
+        <w:t xml:space="preserve"> </w:t>
+      </w:r>
+      <w:proofErr w:type="spellStart"/>
+      <w:r>
+        <w:rPr>
+          <w:lang w:val="en-GB"/>
+        </w:rPr>
+        <w:t>delovi</w:t>
+      </w:r>
+      <w:proofErr w:type="spellEnd"/>
+      <w:r>
+        <w:rPr>
+          <w:lang w:val="en-GB"/>
+        </w:rPr>
+        <w:t xml:space="preserve"> </w:t>
+      </w:r>
+      <w:proofErr w:type="spellStart"/>
+      <w:r>
+        <w:rPr>
+          <w:lang w:val="en-GB"/>
+        </w:rPr>
+        <w:t>iste</w:t>
+      </w:r>
+      <w:proofErr w:type="spellEnd"/>
+      <w:r>
+        <w:rPr>
+          <w:lang w:val="en-GB"/>
+        </w:rPr>
+        <w:t xml:space="preserve"> UPDATE </w:t>
+      </w:r>
+      <w:proofErr w:type="spellStart"/>
+      <w:r>
+        <w:rPr>
+          <w:lang w:val="en-GB"/>
+        </w:rPr>
+        <w:t>operacije</w:t>
+      </w:r>
+      <w:proofErr w:type="spellEnd"/>
+      <w:r>
+        <w:rPr>
+          <w:lang w:val="en-GB"/>
+        </w:rPr>
+        <w:t xml:space="preserve"> </w:t>
+      </w:r>
+      <w:proofErr w:type="spellStart"/>
+      <w:r>
+        <w:rPr>
+          <w:lang w:val="en-GB"/>
+        </w:rPr>
+        <w:t>mogu</w:t>
+      </w:r>
+      <w:proofErr w:type="spellEnd"/>
+      <w:r>
+        <w:rPr>
+          <w:lang w:val="en-GB"/>
+        </w:rPr>
+        <w:t xml:space="preserve"> </w:t>
+      </w:r>
+      <w:proofErr w:type="spellStart"/>
+      <w:r>
+        <w:rPr>
+          <w:lang w:val="en-GB"/>
+        </w:rPr>
+        <w:t>videti</w:t>
+      </w:r>
+      <w:proofErr w:type="spellEnd"/>
+      <w:r>
+        <w:rPr>
+          <w:lang w:val="en-GB"/>
+        </w:rPr>
+        <w:t xml:space="preserve"> </w:t>
+      </w:r>
+      <w:proofErr w:type="spellStart"/>
+      <w:r>
+        <w:rPr>
+          <w:lang w:val="en-GB"/>
+        </w:rPr>
+        <w:t>različite</w:t>
+      </w:r>
+      <w:proofErr w:type="spellEnd"/>
+      <w:r>
+        <w:rPr>
+          <w:lang w:val="en-GB"/>
+        </w:rPr>
+        <w:t xml:space="preserve"> </w:t>
+      </w:r>
+      <w:proofErr w:type="spellStart"/>
+      <w:r>
+        <w:rPr>
+          <w:lang w:val="en-GB"/>
+        </w:rPr>
+        <w:t>verzije</w:t>
+      </w:r>
+      <w:proofErr w:type="spellEnd"/>
+      <w:r>
+        <w:rPr>
+          <w:lang w:val="en-GB"/>
+        </w:rPr>
+        <w:t xml:space="preserve"> </w:t>
+      </w:r>
+      <w:proofErr w:type="spellStart"/>
+      <w:r>
+        <w:rPr>
+          <w:lang w:val="en-GB"/>
+        </w:rPr>
+        <w:t>podataka</w:t>
+      </w:r>
+      <w:proofErr w:type="spellEnd"/>
+      <w:r>
+        <w:rPr>
+          <w:lang w:val="en-GB"/>
+        </w:rPr>
+        <w:t>.</w:t>
       </w:r>
     </w:p>
     <w:p>
@@ -14372,17 +15653,2363 @@
         <w:ind w:firstLine="0"/>
       </w:pPr>
       <w:r>
-        <w:t>2.3.1.4. Read skew umesto lost updates</w:t>
+        <w:t xml:space="preserve">2.3.1.4. </w:t>
+      </w:r>
+      <w:r>
+        <w:t>L</w:t>
+      </w:r>
+      <w:r>
+        <w:t>ost updates</w:t>
+      </w:r>
+    </w:p>
+    <w:p>
+      <w:pPr>
+        <w:ind w:firstLine="0"/>
+      </w:pPr>
+    </w:p>
+    <w:p>
+      <w:pPr>
+        <w:ind w:firstLine="0"/>
+        <w:rPr>
+          <w:lang w:val="en-GB"/>
+        </w:rPr>
+      </w:pPr>
+      <w:r>
+        <w:rPr>
+          <w:lang w:val="en-GB"/>
+        </w:rPr>
+        <w:t xml:space="preserve">Lost update je </w:t>
+      </w:r>
+      <w:proofErr w:type="spellStart"/>
+      <w:r>
+        <w:rPr>
+          <w:lang w:val="en-GB"/>
+        </w:rPr>
+        <w:t>moguća</w:t>
+      </w:r>
+      <w:proofErr w:type="spellEnd"/>
+      <w:r>
+        <w:rPr>
+          <w:lang w:val="en-GB"/>
+        </w:rPr>
+        <w:t xml:space="preserve"> </w:t>
+      </w:r>
+      <w:proofErr w:type="spellStart"/>
+      <w:r>
+        <w:rPr>
+          <w:lang w:val="en-GB"/>
+        </w:rPr>
+        <w:t>anomalija</w:t>
+      </w:r>
+      <w:proofErr w:type="spellEnd"/>
+      <w:r>
+        <w:rPr>
+          <w:lang w:val="en-GB"/>
+        </w:rPr>
+        <w:t xml:space="preserve"> </w:t>
+      </w:r>
+      <w:proofErr w:type="spellStart"/>
+      <w:r>
+        <w:rPr>
+          <w:lang w:val="en-GB"/>
+        </w:rPr>
+        <w:t>na</w:t>
+      </w:r>
+      <w:proofErr w:type="spellEnd"/>
+      <w:r>
+        <w:rPr>
+          <w:lang w:val="en-GB"/>
+        </w:rPr>
+        <w:t xml:space="preserve"> </w:t>
+      </w:r>
+      <w:proofErr w:type="spellStart"/>
+      <w:r>
+        <w:rPr>
+          <w:lang w:val="en-GB"/>
+        </w:rPr>
+        <w:t>nivou</w:t>
+      </w:r>
+      <w:proofErr w:type="spellEnd"/>
+      <w:r>
+        <w:rPr>
+          <w:lang w:val="en-GB"/>
+        </w:rPr>
+        <w:t xml:space="preserve"> </w:t>
+      </w:r>
+      <w:proofErr w:type="spellStart"/>
+      <w:r>
+        <w:rPr>
+          <w:lang w:val="en-GB"/>
+        </w:rPr>
+        <w:t>izolacije</w:t>
+      </w:r>
+      <w:proofErr w:type="spellEnd"/>
+      <w:r>
+        <w:rPr>
+          <w:lang w:val="en-GB"/>
+        </w:rPr>
+        <w:t xml:space="preserve"> Read Committed </w:t>
+      </w:r>
+      <w:proofErr w:type="spellStart"/>
+      <w:r>
+        <w:rPr>
+          <w:lang w:val="en-GB"/>
+        </w:rPr>
+        <w:t>kada</w:t>
+      </w:r>
+      <w:proofErr w:type="spellEnd"/>
+      <w:r>
+        <w:rPr>
+          <w:lang w:val="en-GB"/>
+        </w:rPr>
+        <w:t xml:space="preserve"> </w:t>
+      </w:r>
+      <w:proofErr w:type="spellStart"/>
+      <w:r>
+        <w:rPr>
+          <w:lang w:val="en-GB"/>
+        </w:rPr>
+        <w:t>više</w:t>
+      </w:r>
+      <w:proofErr w:type="spellEnd"/>
+      <w:r>
+        <w:rPr>
+          <w:lang w:val="en-GB"/>
+        </w:rPr>
+        <w:t xml:space="preserve"> </w:t>
+      </w:r>
+      <w:proofErr w:type="spellStart"/>
+      <w:r>
+        <w:rPr>
+          <w:lang w:val="en-GB"/>
+        </w:rPr>
+        <w:t>transakcija</w:t>
+      </w:r>
+      <w:proofErr w:type="spellEnd"/>
+      <w:r>
+        <w:rPr>
+          <w:lang w:val="en-GB"/>
+        </w:rPr>
+        <w:t xml:space="preserve"> (</w:t>
+      </w:r>
+      <w:proofErr w:type="spellStart"/>
+      <w:r>
+        <w:rPr>
+          <w:lang w:val="en-GB"/>
+        </w:rPr>
+        <w:t>ili</w:t>
+      </w:r>
+      <w:proofErr w:type="spellEnd"/>
+      <w:r>
+        <w:rPr>
+          <w:lang w:val="en-GB"/>
+        </w:rPr>
+        <w:t xml:space="preserve"> </w:t>
+      </w:r>
+      <w:proofErr w:type="spellStart"/>
+      <w:r>
+        <w:rPr>
+          <w:lang w:val="en-GB"/>
+        </w:rPr>
+        <w:t>aplikacija</w:t>
+      </w:r>
+      <w:proofErr w:type="spellEnd"/>
+      <w:r>
+        <w:rPr>
+          <w:lang w:val="en-GB"/>
+        </w:rPr>
+        <w:t xml:space="preserve">) </w:t>
+      </w:r>
+      <w:proofErr w:type="spellStart"/>
+      <w:r>
+        <w:rPr>
+          <w:lang w:val="en-GB"/>
+        </w:rPr>
+        <w:t>istovremeno</w:t>
+      </w:r>
+      <w:proofErr w:type="spellEnd"/>
+      <w:r>
+        <w:rPr>
+          <w:lang w:val="en-GB"/>
+        </w:rPr>
+        <w:t xml:space="preserve"> </w:t>
+      </w:r>
+      <w:proofErr w:type="spellStart"/>
+      <w:r>
+        <w:rPr>
+          <w:lang w:val="en-GB"/>
+        </w:rPr>
+        <w:t>pokušava</w:t>
+      </w:r>
+      <w:proofErr w:type="spellEnd"/>
+      <w:r>
+        <w:rPr>
+          <w:lang w:val="en-GB"/>
+        </w:rPr>
+        <w:t xml:space="preserve"> da </w:t>
+      </w:r>
+      <w:proofErr w:type="spellStart"/>
+      <w:r>
+        <w:rPr>
+          <w:lang w:val="en-GB"/>
+        </w:rPr>
+        <w:t>izmeni</w:t>
+      </w:r>
+      <w:proofErr w:type="spellEnd"/>
+      <w:r>
+        <w:rPr>
+          <w:lang w:val="en-GB"/>
+        </w:rPr>
+        <w:t xml:space="preserve"> </w:t>
+      </w:r>
+      <w:proofErr w:type="spellStart"/>
+      <w:r>
+        <w:rPr>
+          <w:lang w:val="en-GB"/>
+        </w:rPr>
+        <w:t>iste</w:t>
+      </w:r>
+      <w:proofErr w:type="spellEnd"/>
+      <w:r>
+        <w:rPr>
+          <w:lang w:val="en-GB"/>
+        </w:rPr>
+        <w:t xml:space="preserve"> </w:t>
+      </w:r>
+      <w:proofErr w:type="spellStart"/>
+      <w:r>
+        <w:rPr>
+          <w:lang w:val="en-GB"/>
+        </w:rPr>
+        <w:t>podatke</w:t>
+      </w:r>
+      <w:proofErr w:type="spellEnd"/>
+      <w:r>
+        <w:rPr>
+          <w:lang w:val="en-GB"/>
+        </w:rPr>
+        <w:t xml:space="preserve">, </w:t>
+      </w:r>
+      <w:proofErr w:type="spellStart"/>
+      <w:r>
+        <w:rPr>
+          <w:lang w:val="en-GB"/>
+        </w:rPr>
+        <w:t>naročito</w:t>
+      </w:r>
+      <w:proofErr w:type="spellEnd"/>
+      <w:r>
+        <w:rPr>
+          <w:lang w:val="en-GB"/>
+        </w:rPr>
+        <w:t xml:space="preserve"> u </w:t>
+      </w:r>
+      <w:proofErr w:type="spellStart"/>
+      <w:r>
+        <w:rPr>
+          <w:lang w:val="en-GB"/>
+        </w:rPr>
+        <w:t>situacijama</w:t>
+      </w:r>
+      <w:proofErr w:type="spellEnd"/>
+      <w:r>
+        <w:rPr>
+          <w:lang w:val="en-GB"/>
+        </w:rPr>
+        <w:t xml:space="preserve"> </w:t>
+      </w:r>
+      <w:proofErr w:type="spellStart"/>
+      <w:r>
+        <w:rPr>
+          <w:lang w:val="en-GB"/>
+        </w:rPr>
+        <w:t>kada</w:t>
+      </w:r>
+      <w:proofErr w:type="spellEnd"/>
+      <w:r>
+        <w:rPr>
+          <w:lang w:val="en-GB"/>
+        </w:rPr>
+        <w:t xml:space="preserve"> se deo </w:t>
+      </w:r>
+      <w:proofErr w:type="spellStart"/>
+      <w:r>
+        <w:rPr>
+          <w:lang w:val="en-GB"/>
+        </w:rPr>
+        <w:t>poslovne</w:t>
+      </w:r>
+      <w:proofErr w:type="spellEnd"/>
+      <w:r>
+        <w:rPr>
+          <w:lang w:val="en-GB"/>
+        </w:rPr>
+        <w:t xml:space="preserve"> </w:t>
+      </w:r>
+      <w:proofErr w:type="spellStart"/>
+      <w:r>
+        <w:rPr>
+          <w:lang w:val="en-GB"/>
+        </w:rPr>
+        <w:t>logike</w:t>
+      </w:r>
+      <w:proofErr w:type="spellEnd"/>
+      <w:r>
+        <w:rPr>
+          <w:lang w:val="en-GB"/>
+        </w:rPr>
+        <w:t xml:space="preserve"> </w:t>
+      </w:r>
+      <w:proofErr w:type="spellStart"/>
+      <w:r>
+        <w:rPr>
+          <w:lang w:val="en-GB"/>
+        </w:rPr>
+        <w:t>izvršava</w:t>
+      </w:r>
+      <w:proofErr w:type="spellEnd"/>
+      <w:r>
+        <w:rPr>
+          <w:lang w:val="en-GB"/>
+        </w:rPr>
+        <w:t xml:space="preserve"> van </w:t>
+      </w:r>
+      <w:proofErr w:type="spellStart"/>
+      <w:r>
+        <w:rPr>
+          <w:lang w:val="en-GB"/>
+        </w:rPr>
+        <w:t>baze</w:t>
+      </w:r>
+      <w:proofErr w:type="spellEnd"/>
+      <w:r>
+        <w:rPr>
+          <w:lang w:val="en-GB"/>
+        </w:rPr>
+        <w:t xml:space="preserve"> </w:t>
+      </w:r>
+      <w:proofErr w:type="spellStart"/>
+      <w:r>
+        <w:rPr>
+          <w:lang w:val="en-GB"/>
+        </w:rPr>
+        <w:t>podataka</w:t>
+      </w:r>
+      <w:proofErr w:type="spellEnd"/>
+      <w:r>
+        <w:rPr>
+          <w:lang w:val="en-GB"/>
+        </w:rPr>
+        <w:t>.</w:t>
+      </w:r>
+    </w:p>
+    <w:p>
+      <w:pPr>
+        <w:ind w:firstLine="0"/>
+        <w:rPr>
+          <w:lang w:val="en-GB"/>
+        </w:rPr>
+      </w:pPr>
+    </w:p>
+    <w:p>
+      <w:pPr>
+        <w:ind w:firstLine="0"/>
+        <w:rPr>
+          <w:lang w:val="en-GB"/>
+        </w:rPr>
+      </w:pPr>
+      <w:r>
+        <w:rPr>
+          <w:lang w:val="en-GB"/>
+        </w:rPr>
+        <w:t xml:space="preserve">Kao </w:t>
+      </w:r>
+      <w:proofErr w:type="spellStart"/>
+      <w:r>
+        <w:rPr>
+          <w:lang w:val="en-GB"/>
+        </w:rPr>
+        <w:t>što</w:t>
+      </w:r>
+      <w:proofErr w:type="spellEnd"/>
+      <w:r>
+        <w:rPr>
+          <w:lang w:val="en-GB"/>
+        </w:rPr>
+        <w:t xml:space="preserve"> je </w:t>
+      </w:r>
+      <w:proofErr w:type="spellStart"/>
+      <w:r>
+        <w:rPr>
+          <w:lang w:val="en-GB"/>
+        </w:rPr>
+        <w:t>već</w:t>
+      </w:r>
+      <w:proofErr w:type="spellEnd"/>
+      <w:r>
+        <w:rPr>
+          <w:lang w:val="en-GB"/>
+        </w:rPr>
+        <w:t xml:space="preserve"> </w:t>
+      </w:r>
+      <w:proofErr w:type="spellStart"/>
+      <w:r>
+        <w:rPr>
+          <w:lang w:val="en-GB"/>
+        </w:rPr>
+        <w:t>ranije</w:t>
+      </w:r>
+      <w:proofErr w:type="spellEnd"/>
+      <w:r>
+        <w:rPr>
+          <w:lang w:val="en-GB"/>
+        </w:rPr>
+        <w:t xml:space="preserve"> </w:t>
+      </w:r>
+      <w:proofErr w:type="spellStart"/>
+      <w:r>
+        <w:rPr>
+          <w:lang w:val="en-GB"/>
+        </w:rPr>
+        <w:t>opisano</w:t>
+      </w:r>
+      <w:proofErr w:type="spellEnd"/>
+      <w:r>
+        <w:rPr>
+          <w:lang w:val="en-GB"/>
+        </w:rPr>
+        <w:t xml:space="preserve">, </w:t>
+      </w:r>
+      <w:proofErr w:type="spellStart"/>
+      <w:r>
+        <w:rPr>
+          <w:lang w:val="en-GB"/>
+        </w:rPr>
+        <w:t>dve</w:t>
+      </w:r>
+      <w:proofErr w:type="spellEnd"/>
+      <w:r>
+        <w:rPr>
+          <w:lang w:val="en-GB"/>
+        </w:rPr>
+        <w:t xml:space="preserve"> </w:t>
+      </w:r>
+      <w:proofErr w:type="spellStart"/>
+      <w:r>
+        <w:rPr>
+          <w:lang w:val="en-GB"/>
+        </w:rPr>
+        <w:t>aplikacije</w:t>
+      </w:r>
+      <w:proofErr w:type="spellEnd"/>
+      <w:r>
+        <w:rPr>
+          <w:lang w:val="en-GB"/>
+        </w:rPr>
+        <w:t xml:space="preserve"> </w:t>
+      </w:r>
+      <w:proofErr w:type="spellStart"/>
+      <w:r>
+        <w:rPr>
+          <w:lang w:val="en-GB"/>
+        </w:rPr>
+        <w:t>mogu</w:t>
+      </w:r>
+      <w:proofErr w:type="spellEnd"/>
+      <w:r>
+        <w:rPr>
+          <w:lang w:val="en-GB"/>
+        </w:rPr>
+        <w:t xml:space="preserve"> </w:t>
+      </w:r>
+      <w:proofErr w:type="spellStart"/>
+      <w:r>
+        <w:rPr>
+          <w:lang w:val="en-GB"/>
+        </w:rPr>
+        <w:t>paralelno</w:t>
+      </w:r>
+      <w:proofErr w:type="spellEnd"/>
+      <w:r>
+        <w:rPr>
+          <w:lang w:val="en-GB"/>
+        </w:rPr>
+        <w:t xml:space="preserve"> </w:t>
+      </w:r>
+      <w:proofErr w:type="spellStart"/>
+      <w:r>
+        <w:rPr>
+          <w:lang w:val="en-GB"/>
+        </w:rPr>
+        <w:t>pročitati</w:t>
+      </w:r>
+      <w:proofErr w:type="spellEnd"/>
+      <w:r>
+        <w:rPr>
+          <w:lang w:val="en-GB"/>
+        </w:rPr>
+        <w:t xml:space="preserve"> </w:t>
+      </w:r>
+      <w:proofErr w:type="spellStart"/>
+      <w:r>
+        <w:rPr>
+          <w:lang w:val="en-GB"/>
+        </w:rPr>
+        <w:t>istu</w:t>
+      </w:r>
+      <w:proofErr w:type="spellEnd"/>
+      <w:r>
+        <w:rPr>
+          <w:lang w:val="en-GB"/>
+        </w:rPr>
+        <w:t xml:space="preserve"> </w:t>
+      </w:r>
+      <w:proofErr w:type="spellStart"/>
+      <w:r>
+        <w:rPr>
+          <w:lang w:val="en-GB"/>
+        </w:rPr>
+        <w:t>vrednost</w:t>
+      </w:r>
+      <w:proofErr w:type="spellEnd"/>
+      <w:r>
+        <w:rPr>
+          <w:lang w:val="en-GB"/>
+        </w:rPr>
+        <w:t xml:space="preserve"> </w:t>
+      </w:r>
+      <w:proofErr w:type="spellStart"/>
+      <w:r>
+        <w:rPr>
+          <w:lang w:val="en-GB"/>
+        </w:rPr>
+        <w:t>iz</w:t>
+      </w:r>
+      <w:proofErr w:type="spellEnd"/>
+      <w:r>
+        <w:rPr>
+          <w:lang w:val="en-GB"/>
+        </w:rPr>
+        <w:t xml:space="preserve"> </w:t>
+      </w:r>
+      <w:proofErr w:type="spellStart"/>
+      <w:r>
+        <w:rPr>
+          <w:lang w:val="en-GB"/>
+        </w:rPr>
+        <w:t>baze</w:t>
+      </w:r>
+      <w:proofErr w:type="spellEnd"/>
+      <w:r>
+        <w:rPr>
+          <w:lang w:val="en-GB"/>
+        </w:rPr>
+        <w:t xml:space="preserve">, </w:t>
+      </w:r>
+      <w:proofErr w:type="spellStart"/>
+      <w:r>
+        <w:rPr>
+          <w:lang w:val="en-GB"/>
+        </w:rPr>
+        <w:t>izvršiti</w:t>
+      </w:r>
+      <w:proofErr w:type="spellEnd"/>
+      <w:r>
+        <w:rPr>
+          <w:lang w:val="en-GB"/>
+        </w:rPr>
+        <w:t xml:space="preserve"> </w:t>
+      </w:r>
+      <w:proofErr w:type="spellStart"/>
+      <w:r>
+        <w:rPr>
+          <w:lang w:val="en-GB"/>
+        </w:rPr>
+        <w:t>određenu</w:t>
+      </w:r>
+      <w:proofErr w:type="spellEnd"/>
+      <w:r>
+        <w:rPr>
+          <w:lang w:val="en-GB"/>
+        </w:rPr>
+        <w:t xml:space="preserve"> </w:t>
+      </w:r>
+      <w:proofErr w:type="spellStart"/>
+      <w:r>
+        <w:rPr>
+          <w:lang w:val="en-GB"/>
+        </w:rPr>
+        <w:t>obradu</w:t>
+      </w:r>
+      <w:proofErr w:type="spellEnd"/>
+      <w:r>
+        <w:rPr>
+          <w:lang w:val="en-GB"/>
+        </w:rPr>
+        <w:t xml:space="preserve"> </w:t>
+      </w:r>
+      <w:proofErr w:type="spellStart"/>
+      <w:r>
+        <w:rPr>
+          <w:lang w:val="en-GB"/>
+        </w:rPr>
+        <w:t>nad</w:t>
+      </w:r>
+      <w:proofErr w:type="spellEnd"/>
+      <w:r>
+        <w:rPr>
+          <w:lang w:val="en-GB"/>
+        </w:rPr>
+        <w:t xml:space="preserve"> </w:t>
+      </w:r>
+      <w:proofErr w:type="spellStart"/>
+      <w:r>
+        <w:rPr>
+          <w:lang w:val="en-GB"/>
+        </w:rPr>
+        <w:t>tim</w:t>
+      </w:r>
+      <w:proofErr w:type="spellEnd"/>
+      <w:r>
+        <w:rPr>
+          <w:lang w:val="en-GB"/>
+        </w:rPr>
+        <w:t xml:space="preserve"> </w:t>
+      </w:r>
+      <w:proofErr w:type="spellStart"/>
+      <w:r>
+        <w:rPr>
+          <w:lang w:val="en-GB"/>
+        </w:rPr>
+        <w:t>podacima</w:t>
+      </w:r>
+      <w:proofErr w:type="spellEnd"/>
+      <w:r>
+        <w:rPr>
+          <w:lang w:val="en-GB"/>
+        </w:rPr>
+        <w:t xml:space="preserve"> </w:t>
+      </w:r>
+      <w:proofErr w:type="spellStart"/>
+      <w:r>
+        <w:rPr>
+          <w:lang w:val="en-GB"/>
+        </w:rPr>
+        <w:t>na</w:t>
+      </w:r>
+      <w:proofErr w:type="spellEnd"/>
+      <w:r>
+        <w:rPr>
+          <w:lang w:val="en-GB"/>
+        </w:rPr>
+        <w:t xml:space="preserve"> </w:t>
+      </w:r>
+      <w:proofErr w:type="spellStart"/>
+      <w:r>
+        <w:rPr>
+          <w:lang w:val="en-GB"/>
+        </w:rPr>
+        <w:t>aplikacionom</w:t>
+      </w:r>
+      <w:proofErr w:type="spellEnd"/>
+      <w:r>
+        <w:rPr>
+          <w:lang w:val="en-GB"/>
+        </w:rPr>
+        <w:t xml:space="preserve"> </w:t>
+      </w:r>
+      <w:proofErr w:type="spellStart"/>
+      <w:r>
+        <w:rPr>
+          <w:lang w:val="en-GB"/>
+        </w:rPr>
+        <w:t>nivou</w:t>
+      </w:r>
+      <w:proofErr w:type="spellEnd"/>
+      <w:r>
+        <w:rPr>
+          <w:lang w:val="en-GB"/>
+        </w:rPr>
+        <w:t xml:space="preserve">, </w:t>
+      </w:r>
+      <w:proofErr w:type="spellStart"/>
+      <w:r>
+        <w:rPr>
+          <w:lang w:val="en-GB"/>
+        </w:rPr>
+        <w:t>i</w:t>
+      </w:r>
+      <w:proofErr w:type="spellEnd"/>
+      <w:r>
+        <w:rPr>
+          <w:lang w:val="en-GB"/>
+        </w:rPr>
+        <w:t xml:space="preserve"> </w:t>
+      </w:r>
+      <w:proofErr w:type="spellStart"/>
+      <w:r>
+        <w:rPr>
+          <w:lang w:val="en-GB"/>
+        </w:rPr>
+        <w:t>zatim</w:t>
+      </w:r>
+      <w:proofErr w:type="spellEnd"/>
+      <w:r>
+        <w:rPr>
+          <w:lang w:val="en-GB"/>
+        </w:rPr>
+        <w:t xml:space="preserve"> </w:t>
+      </w:r>
+      <w:proofErr w:type="spellStart"/>
+      <w:r>
+        <w:rPr>
+          <w:lang w:val="en-GB"/>
+        </w:rPr>
+        <w:t>upisati</w:t>
+      </w:r>
+      <w:proofErr w:type="spellEnd"/>
+      <w:r>
+        <w:rPr>
+          <w:lang w:val="en-GB"/>
+        </w:rPr>
+        <w:t xml:space="preserve"> </w:t>
+      </w:r>
+      <w:proofErr w:type="spellStart"/>
+      <w:r>
+        <w:rPr>
+          <w:lang w:val="en-GB"/>
+        </w:rPr>
+        <w:t>rezultat</w:t>
+      </w:r>
+      <w:proofErr w:type="spellEnd"/>
+      <w:r>
+        <w:rPr>
+          <w:lang w:val="en-GB"/>
+        </w:rPr>
+        <w:t xml:space="preserve"> </w:t>
+      </w:r>
+      <w:proofErr w:type="spellStart"/>
+      <w:r>
+        <w:rPr>
+          <w:lang w:val="en-GB"/>
+        </w:rPr>
+        <w:t>nazad</w:t>
+      </w:r>
+      <w:proofErr w:type="spellEnd"/>
+      <w:r>
+        <w:rPr>
+          <w:lang w:val="en-GB"/>
+        </w:rPr>
+        <w:t xml:space="preserve"> u </w:t>
+      </w:r>
+      <w:proofErr w:type="spellStart"/>
+      <w:r>
+        <w:rPr>
+          <w:lang w:val="en-GB"/>
+        </w:rPr>
+        <w:t>bazu</w:t>
+      </w:r>
+      <w:proofErr w:type="spellEnd"/>
+      <w:r>
+        <w:rPr>
+          <w:lang w:val="en-GB"/>
+        </w:rPr>
+        <w:t xml:space="preserve">. </w:t>
+      </w:r>
+      <w:proofErr w:type="spellStart"/>
+      <w:r>
+        <w:rPr>
+          <w:lang w:val="en-GB"/>
+        </w:rPr>
+        <w:t>Ukoliko</w:t>
+      </w:r>
+      <w:proofErr w:type="spellEnd"/>
+      <w:r>
+        <w:rPr>
+          <w:lang w:val="en-GB"/>
+        </w:rPr>
+        <w:t xml:space="preserve"> </w:t>
+      </w:r>
+      <w:proofErr w:type="spellStart"/>
+      <w:r>
+        <w:rPr>
+          <w:lang w:val="en-GB"/>
+        </w:rPr>
+        <w:t>obe</w:t>
+      </w:r>
+      <w:proofErr w:type="spellEnd"/>
+      <w:r>
+        <w:rPr>
+          <w:lang w:val="en-GB"/>
+        </w:rPr>
+        <w:t xml:space="preserve"> </w:t>
+      </w:r>
+      <w:proofErr w:type="spellStart"/>
+      <w:r>
+        <w:rPr>
+          <w:lang w:val="en-GB"/>
+        </w:rPr>
+        <w:t>aplikacije</w:t>
+      </w:r>
+      <w:proofErr w:type="spellEnd"/>
+      <w:r>
+        <w:rPr>
+          <w:lang w:val="en-GB"/>
+        </w:rPr>
+        <w:t xml:space="preserve"> </w:t>
+      </w:r>
+      <w:proofErr w:type="spellStart"/>
+      <w:r>
+        <w:rPr>
+          <w:lang w:val="en-GB"/>
+        </w:rPr>
+        <w:t>polaze</w:t>
+      </w:r>
+      <w:proofErr w:type="spellEnd"/>
+      <w:r>
+        <w:rPr>
+          <w:lang w:val="en-GB"/>
+        </w:rPr>
+        <w:t xml:space="preserve"> </w:t>
+      </w:r>
+      <w:proofErr w:type="spellStart"/>
+      <w:r>
+        <w:rPr>
+          <w:lang w:val="en-GB"/>
+        </w:rPr>
+        <w:t>od</w:t>
+      </w:r>
+      <w:proofErr w:type="spellEnd"/>
+      <w:r>
+        <w:rPr>
+          <w:lang w:val="en-GB"/>
+        </w:rPr>
+        <w:t xml:space="preserve"> </w:t>
+      </w:r>
+      <w:proofErr w:type="spellStart"/>
+      <w:r>
+        <w:rPr>
+          <w:lang w:val="en-GB"/>
+        </w:rPr>
+        <w:t>iste</w:t>
+      </w:r>
+      <w:proofErr w:type="spellEnd"/>
+      <w:r>
+        <w:rPr>
+          <w:lang w:val="en-GB"/>
+        </w:rPr>
+        <w:t xml:space="preserve"> </w:t>
+      </w:r>
+      <w:proofErr w:type="spellStart"/>
+      <w:r>
+        <w:rPr>
+          <w:lang w:val="en-GB"/>
+        </w:rPr>
+        <w:t>početne</w:t>
+      </w:r>
+      <w:proofErr w:type="spellEnd"/>
+      <w:r>
+        <w:rPr>
+          <w:lang w:val="en-GB"/>
+        </w:rPr>
+        <w:t xml:space="preserve"> </w:t>
+      </w:r>
+      <w:proofErr w:type="spellStart"/>
+      <w:r>
+        <w:rPr>
+          <w:lang w:val="en-GB"/>
+        </w:rPr>
+        <w:t>vrednosti</w:t>
+      </w:r>
+      <w:proofErr w:type="spellEnd"/>
+      <w:r>
+        <w:rPr>
+          <w:lang w:val="en-GB"/>
+        </w:rPr>
+        <w:t xml:space="preserve">, </w:t>
+      </w:r>
+      <w:proofErr w:type="spellStart"/>
+      <w:r>
+        <w:rPr>
+          <w:lang w:val="en-GB"/>
+        </w:rPr>
+        <w:t>druga</w:t>
+      </w:r>
+      <w:proofErr w:type="spellEnd"/>
+      <w:r>
+        <w:rPr>
+          <w:lang w:val="en-GB"/>
+        </w:rPr>
+        <w:t xml:space="preserve"> </w:t>
+      </w:r>
+      <w:proofErr w:type="spellStart"/>
+      <w:r>
+        <w:rPr>
+          <w:lang w:val="en-GB"/>
+        </w:rPr>
+        <w:t>izmena</w:t>
+      </w:r>
+      <w:proofErr w:type="spellEnd"/>
+      <w:r>
+        <w:rPr>
+          <w:lang w:val="en-GB"/>
+        </w:rPr>
+        <w:t xml:space="preserve"> </w:t>
+      </w:r>
+      <w:proofErr w:type="spellStart"/>
+      <w:r>
+        <w:rPr>
+          <w:lang w:val="en-GB"/>
+        </w:rPr>
+        <w:t>može</w:t>
+      </w:r>
+      <w:proofErr w:type="spellEnd"/>
+      <w:r>
+        <w:rPr>
+          <w:lang w:val="en-GB"/>
+        </w:rPr>
+        <w:t xml:space="preserve"> </w:t>
+      </w:r>
+      <w:proofErr w:type="spellStart"/>
+      <w:r>
+        <w:rPr>
+          <w:lang w:val="en-GB"/>
+        </w:rPr>
+        <w:t>prepisati</w:t>
+      </w:r>
+      <w:proofErr w:type="spellEnd"/>
+      <w:r>
+        <w:rPr>
+          <w:lang w:val="en-GB"/>
+        </w:rPr>
+        <w:t xml:space="preserve"> </w:t>
+      </w:r>
+      <w:proofErr w:type="spellStart"/>
+      <w:r>
+        <w:rPr>
+          <w:lang w:val="en-GB"/>
+        </w:rPr>
+        <w:t>prvu</w:t>
+      </w:r>
+      <w:proofErr w:type="spellEnd"/>
+      <w:r>
+        <w:rPr>
+          <w:lang w:val="en-GB"/>
+        </w:rPr>
+        <w:t xml:space="preserve">, </w:t>
+      </w:r>
+      <w:proofErr w:type="spellStart"/>
+      <w:r>
+        <w:rPr>
+          <w:lang w:val="en-GB"/>
+        </w:rPr>
+        <w:t>čime</w:t>
+      </w:r>
+      <w:proofErr w:type="spellEnd"/>
+      <w:r>
+        <w:rPr>
+          <w:lang w:val="en-GB"/>
+        </w:rPr>
+        <w:t xml:space="preserve"> </w:t>
+      </w:r>
+      <w:proofErr w:type="spellStart"/>
+      <w:r>
+        <w:rPr>
+          <w:lang w:val="en-GB"/>
+        </w:rPr>
+        <w:t>dolazi</w:t>
+      </w:r>
+      <w:proofErr w:type="spellEnd"/>
+      <w:r>
+        <w:rPr>
+          <w:lang w:val="en-GB"/>
+        </w:rPr>
+        <w:t xml:space="preserve"> do </w:t>
+      </w:r>
+      <w:proofErr w:type="spellStart"/>
+      <w:r>
+        <w:rPr>
+          <w:lang w:val="en-GB"/>
+        </w:rPr>
+        <w:t>gubitka</w:t>
+      </w:r>
+      <w:proofErr w:type="spellEnd"/>
+      <w:r>
+        <w:rPr>
+          <w:lang w:val="en-GB"/>
+        </w:rPr>
+        <w:t xml:space="preserve"> </w:t>
+      </w:r>
+      <w:proofErr w:type="spellStart"/>
+      <w:r>
+        <w:rPr>
+          <w:lang w:val="en-GB"/>
+        </w:rPr>
+        <w:t>ažuriranja</w:t>
+      </w:r>
+      <w:proofErr w:type="spellEnd"/>
+      <w:r>
+        <w:rPr>
+          <w:lang w:val="en-GB"/>
+        </w:rPr>
+        <w:t xml:space="preserve"> </w:t>
+      </w:r>
+      <w:proofErr w:type="spellStart"/>
+      <w:r>
+        <w:rPr>
+          <w:lang w:val="en-GB"/>
+        </w:rPr>
+        <w:t>i</w:t>
+      </w:r>
+      <w:proofErr w:type="spellEnd"/>
+      <w:r>
+        <w:rPr>
+          <w:lang w:val="en-GB"/>
+        </w:rPr>
+        <w:t xml:space="preserve"> </w:t>
+      </w:r>
+      <w:proofErr w:type="spellStart"/>
+      <w:r>
+        <w:rPr>
+          <w:lang w:val="en-GB"/>
+        </w:rPr>
+        <w:t>narušavanja</w:t>
+      </w:r>
+      <w:proofErr w:type="spellEnd"/>
+      <w:r>
+        <w:rPr>
+          <w:lang w:val="en-GB"/>
+        </w:rPr>
+        <w:t xml:space="preserve"> </w:t>
+      </w:r>
+      <w:proofErr w:type="spellStart"/>
+      <w:r>
+        <w:rPr>
+          <w:lang w:val="en-GB"/>
+        </w:rPr>
+        <w:t>konzistentnosti</w:t>
+      </w:r>
+      <w:proofErr w:type="spellEnd"/>
+      <w:r>
+        <w:rPr>
+          <w:lang w:val="en-GB"/>
+        </w:rPr>
+        <w:t xml:space="preserve"> </w:t>
+      </w:r>
+      <w:proofErr w:type="spellStart"/>
+      <w:r>
+        <w:rPr>
+          <w:lang w:val="en-GB"/>
+        </w:rPr>
+        <w:t>podataka</w:t>
+      </w:r>
+      <w:proofErr w:type="spellEnd"/>
+      <w:r>
+        <w:rPr>
+          <w:lang w:val="en-GB"/>
+        </w:rPr>
+        <w:t>.</w:t>
+      </w:r>
+    </w:p>
+    <w:p>
+      <w:pPr>
+        <w:ind w:firstLine="0"/>
+      </w:pPr>
+    </w:p>
+    <w:p>
+      <w:pPr>
+        <w:ind w:firstLine="0"/>
+      </w:pPr>
+    </w:p>
+    <w:p>
+      <w:pPr>
+        <w:pStyle w:val="Heading3"/>
+        <w:ind w:firstLine="0"/>
+        <w:rPr>
+          <w:lang w:val="en-US"/>
+        </w:rPr>
+      </w:pPr>
+      <w:r>
+        <w:rPr>
+          <w:lang w:val="en-US"/>
+        </w:rPr>
+        <w:t>2.3.</w:t>
+      </w:r>
+      <w:r>
+        <w:rPr>
+          <w:lang w:val="en-US"/>
+        </w:rPr>
+        <w:t>2</w:t>
+      </w:r>
+      <w:r>
+        <w:rPr>
+          <w:lang w:val="en-US"/>
+        </w:rPr>
+        <w:t xml:space="preserve">. </w:t>
+      </w:r>
+      <w:r>
+        <w:rPr>
+          <w:lang w:val="en-US"/>
+        </w:rPr>
+        <w:t>Repeatable Read</w:t>
+      </w:r>
+    </w:p>
+    <w:p>
+      <w:pPr>
+        <w:ind w:firstLine="0"/>
+        <w:rPr>
+          <w:lang w:val="en-US"/>
+        </w:rPr>
+      </w:pPr>
+    </w:p>
+    <w:p>
+      <w:pPr>
+        <w:pStyle w:val="Heading4"/>
+        <w:ind w:firstLine="0"/>
+        <w:rPr>
+          <w:lang w:val="en-US"/>
+        </w:rPr>
+      </w:pPr>
+      <w:r>
+        <w:rPr>
+          <w:lang w:val="en-US"/>
+        </w:rPr>
+        <w:t>2.3.2.1. Phantom reads</w:t>
+      </w:r>
+    </w:p>
+    <w:p>
+      <w:pPr>
+        <w:ind w:firstLine="0"/>
+        <w:rPr>
+          <w:lang w:val="en-US"/>
+        </w:rPr>
+      </w:pPr>
+    </w:p>
+    <w:p>
+      <w:pPr>
+        <w:ind w:firstLine="0"/>
+      </w:pPr>
+      <w:proofErr w:type="spellStart"/>
+      <w:r>
+        <w:rPr>
+          <w:lang w:val="en-US"/>
+        </w:rPr>
+        <w:t>Dakle</w:t>
+      </w:r>
+      <w:proofErr w:type="spellEnd"/>
+      <w:r>
+        <w:rPr>
+          <w:lang w:val="en-US"/>
+        </w:rPr>
+        <w:t xml:space="preserve"> </w:t>
+      </w:r>
+      <w:proofErr w:type="spellStart"/>
+      <w:r>
+        <w:rPr>
+          <w:lang w:val="en-US"/>
+        </w:rPr>
+        <w:t>ovaj</w:t>
+      </w:r>
+      <w:proofErr w:type="spellEnd"/>
+      <w:r>
+        <w:rPr>
+          <w:lang w:val="en-US"/>
+        </w:rPr>
+        <w:t xml:space="preserve"> </w:t>
+      </w:r>
+      <w:proofErr w:type="spellStart"/>
+      <w:r>
+        <w:rPr>
+          <w:lang w:val="en-US"/>
+        </w:rPr>
+        <w:t>nivo</w:t>
+      </w:r>
+      <w:proofErr w:type="spellEnd"/>
+      <w:r>
+        <w:rPr>
+          <w:lang w:val="en-US"/>
+        </w:rPr>
+        <w:t xml:space="preserve"> </w:t>
+      </w:r>
+      <w:proofErr w:type="spellStart"/>
+      <w:r>
+        <w:rPr>
+          <w:lang w:val="en-US"/>
+        </w:rPr>
+        <w:t>izolacije</w:t>
+      </w:r>
+      <w:proofErr w:type="spellEnd"/>
+      <w:r>
+        <w:rPr>
+          <w:lang w:val="en-US"/>
+        </w:rPr>
+        <w:t xml:space="preserve"> </w:t>
+      </w:r>
+      <w:proofErr w:type="spellStart"/>
+      <w:r>
+        <w:rPr>
+          <w:lang w:val="en-US"/>
+        </w:rPr>
+        <w:t>kod</w:t>
+      </w:r>
+      <w:proofErr w:type="spellEnd"/>
+      <w:r>
+        <w:rPr>
+          <w:lang w:val="en-US"/>
+        </w:rPr>
+        <w:t xml:space="preserve"> </w:t>
+      </w:r>
+      <w:proofErr w:type="spellStart"/>
+      <w:r>
+        <w:rPr>
+          <w:lang w:val="en-US"/>
+        </w:rPr>
+        <w:t>transakcija</w:t>
+      </w:r>
+      <w:proofErr w:type="spellEnd"/>
+      <w:r>
+        <w:rPr>
+          <w:lang w:val="en-US"/>
+        </w:rPr>
+        <w:t xml:space="preserve"> </w:t>
+      </w:r>
+      <w:proofErr w:type="spellStart"/>
+      <w:r>
+        <w:rPr>
+          <w:lang w:val="en-US"/>
+        </w:rPr>
+        <w:t>osigurava</w:t>
+      </w:r>
+      <w:proofErr w:type="spellEnd"/>
+      <w:r>
+        <w:rPr>
+          <w:lang w:val="en-US"/>
+        </w:rPr>
+        <w:t xml:space="preserve"> da </w:t>
+      </w:r>
+      <w:proofErr w:type="spellStart"/>
+      <w:r>
+        <w:rPr>
+          <w:lang w:val="en-US"/>
+        </w:rPr>
+        <w:t>ukoliko</w:t>
+      </w:r>
+      <w:proofErr w:type="spellEnd"/>
+      <w:r>
+        <w:rPr>
+          <w:lang w:val="en-US"/>
+        </w:rPr>
+        <w:t xml:space="preserve"> </w:t>
+      </w:r>
+      <w:proofErr w:type="spellStart"/>
+      <w:r>
+        <w:rPr>
+          <w:lang w:val="en-US"/>
+        </w:rPr>
+        <w:t>transakcija</w:t>
+      </w:r>
+      <w:proofErr w:type="spellEnd"/>
+      <w:r>
+        <w:rPr>
+          <w:lang w:val="en-US"/>
+        </w:rPr>
+        <w:t xml:space="preserve"> </w:t>
+      </w:r>
+      <w:proofErr w:type="spellStart"/>
+      <w:r>
+        <w:rPr>
+          <w:lang w:val="en-US"/>
+        </w:rPr>
+        <w:t>izvrši</w:t>
+      </w:r>
+      <w:proofErr w:type="spellEnd"/>
+      <w:r>
+        <w:rPr>
+          <w:lang w:val="en-US"/>
+        </w:rPr>
+        <w:t xml:space="preserve"> </w:t>
+      </w:r>
+      <w:proofErr w:type="spellStart"/>
+      <w:r>
+        <w:rPr>
+          <w:lang w:val="en-US"/>
+        </w:rPr>
+        <w:t>dva</w:t>
+      </w:r>
+      <w:proofErr w:type="spellEnd"/>
+      <w:r>
+        <w:rPr>
+          <w:lang w:val="en-US"/>
+        </w:rPr>
+        <w:t xml:space="preserve"> </w:t>
+      </w:r>
+      <w:proofErr w:type="spellStart"/>
+      <w:r>
+        <w:rPr>
+          <w:lang w:val="en-US"/>
+        </w:rPr>
+        <w:t>identična</w:t>
+      </w:r>
+      <w:proofErr w:type="spellEnd"/>
+      <w:r>
+        <w:rPr>
+          <w:lang w:val="en-US"/>
+        </w:rPr>
+        <w:t xml:space="preserve"> </w:t>
+      </w:r>
+      <w:proofErr w:type="spellStart"/>
+      <w:r>
+        <w:rPr>
+          <w:lang w:val="en-US"/>
+        </w:rPr>
+        <w:t>upita</w:t>
+      </w:r>
+      <w:proofErr w:type="spellEnd"/>
+      <w:r>
+        <w:rPr>
+          <w:lang w:val="en-US"/>
+        </w:rPr>
+        <w:t xml:space="preserve">, oba </w:t>
+      </w:r>
+      <w:proofErr w:type="spellStart"/>
+      <w:r>
+        <w:rPr>
+          <w:lang w:val="en-US"/>
+        </w:rPr>
+        <w:t>upita</w:t>
+      </w:r>
+      <w:proofErr w:type="spellEnd"/>
+      <w:r>
+        <w:rPr>
+          <w:lang w:val="en-US"/>
+        </w:rPr>
+        <w:t xml:space="preserve"> </w:t>
+      </w:r>
+      <w:proofErr w:type="spellStart"/>
+      <w:r>
+        <w:rPr>
+          <w:lang w:val="en-US"/>
+        </w:rPr>
+        <w:t>će</w:t>
+      </w:r>
+      <w:proofErr w:type="spellEnd"/>
+      <w:r>
+        <w:rPr>
+          <w:lang w:val="en-US"/>
+        </w:rPr>
+        <w:t xml:space="preserve"> </w:t>
+      </w:r>
+      <w:proofErr w:type="spellStart"/>
+      <w:r>
+        <w:rPr>
+          <w:lang w:val="en-US"/>
+        </w:rPr>
+        <w:t>vratiti</w:t>
+      </w:r>
+      <w:proofErr w:type="spellEnd"/>
+      <w:r>
+        <w:rPr>
+          <w:lang w:val="en-US"/>
+        </w:rPr>
+        <w:t xml:space="preserve"> </w:t>
+      </w:r>
+      <w:proofErr w:type="spellStart"/>
+      <w:r>
+        <w:rPr>
+          <w:lang w:val="en-US"/>
+        </w:rPr>
+        <w:t>iste</w:t>
+      </w:r>
+      <w:proofErr w:type="spellEnd"/>
+      <w:r>
+        <w:rPr>
+          <w:lang w:val="en-US"/>
+        </w:rPr>
+        <w:t xml:space="preserve"> </w:t>
+      </w:r>
+      <w:proofErr w:type="spellStart"/>
+      <w:r>
+        <w:rPr>
+          <w:lang w:val="en-US"/>
+        </w:rPr>
+        <w:t>rezultate</w:t>
+      </w:r>
+      <w:proofErr w:type="spellEnd"/>
+      <w:r>
+        <w:rPr>
+          <w:lang w:val="en-US"/>
+        </w:rPr>
+        <w:t xml:space="preserve">. </w:t>
+      </w:r>
+      <w:r>
+        <w:rPr>
+          <w:lang w:val="en-US"/>
+        </w:rPr>
+        <w:t xml:space="preserve"> Na </w:t>
+      </w:r>
+      <w:proofErr w:type="spellStart"/>
+      <w:r>
+        <w:rPr>
+          <w:lang w:val="en-US"/>
+        </w:rPr>
+        <w:t>slici</w:t>
+      </w:r>
+      <w:proofErr w:type="spellEnd"/>
+      <w:r>
+        <w:rPr>
+          <w:lang w:val="en-US"/>
+        </w:rPr>
+        <w:t xml:space="preserve"> 9 je </w:t>
+      </w:r>
+      <w:proofErr w:type="spellStart"/>
+      <w:r>
+        <w:rPr>
+          <w:lang w:val="en-US"/>
+        </w:rPr>
+        <w:t>prikazano</w:t>
+      </w:r>
+      <w:proofErr w:type="spellEnd"/>
+      <w:r>
+        <w:rPr>
+          <w:lang w:val="en-US"/>
+        </w:rPr>
+        <w:t xml:space="preserve"> </w:t>
+      </w:r>
+      <w:proofErr w:type="spellStart"/>
+      <w:r>
+        <w:rPr>
+          <w:lang w:val="en-US"/>
+        </w:rPr>
+        <w:t>na</w:t>
+      </w:r>
+      <w:proofErr w:type="spellEnd"/>
+      <w:r>
+        <w:rPr>
+          <w:lang w:val="en-US"/>
+        </w:rPr>
+        <w:t xml:space="preserve"> </w:t>
+      </w:r>
+      <w:r>
+        <w:t>praktičnom primeru u PostgreSQL-u kako je nemoguće postići ovu anomaliju kod repeatable read nivoa izolacije. Prva transakcija ažurira vrednosti nad dve kolone u tabeli products, i dodaje novu vrednost. Druga transakcija koja je pokrenuta kao repeatable read čita dva puta vrednosti kolona iz tabele products</w:t>
+      </w:r>
+      <w:r>
+        <w:t xml:space="preserve">, jednom pre izvršenja prve transakcije drugi put nakon nje. Oba puta SELECT naredba vraća isti rezultat. </w:t>
+      </w:r>
+    </w:p>
+    <w:p>
+      <w:pPr>
+        <w:ind w:firstLine="0"/>
+      </w:pPr>
+    </w:p>
+    <w:p>
+      <w:pPr>
+        <w:keepNext/>
+        <w:ind w:firstLine="0"/>
+        <w:jc w:val="center"/>
+      </w:pPr>
+      <w:r>
+        <w:lastRenderedPageBreak/>
+        <w:drawing>
+          <wp:inline distT="0" distB="0" distL="0" distR="0" wp14:anchorId="0EB8C8BB" wp14:editId="227B6ABE">
+            <wp:extent cx="6019800" cy="5562102"/>
+            <wp:effectExtent l="0" t="0" r="0" b="635"/>
+            <wp:docPr id="4" name="Picture 4"/>
+            <wp:cNvGraphicFramePr>
+              <a:graphicFrameLocks xmlns:a="http://schemas.openxmlformats.org/drawingml/2006/main" noChangeAspect="1"/>
+            </wp:cNvGraphicFramePr>
+            <a:graphic xmlns:a="http://schemas.openxmlformats.org/drawingml/2006/main">
+              <a:graphicData uri="http://schemas.openxmlformats.org/drawingml/2006/picture">
+                <pic:pic xmlns:pic="http://schemas.openxmlformats.org/drawingml/2006/picture">
+                  <pic:nvPicPr>
+                    <pic:cNvPr id="1" name=""/>
+                    <pic:cNvPicPr/>
+                  </pic:nvPicPr>
+                  <pic:blipFill>
+                    <a:blip r:embed="rId17"/>
+                    <a:stretch>
+                      <a:fillRect/>
+                    </a:stretch>
+                  </pic:blipFill>
+                  <pic:spPr>
+                    <a:xfrm>
+                      <a:off x="0" y="0"/>
+                      <a:ext cx="6027828" cy="5569519"/>
+                    </a:xfrm>
+                    <a:prstGeom prst="rect">
+                      <a:avLst/>
+                    </a:prstGeom>
+                  </pic:spPr>
+                </pic:pic>
+              </a:graphicData>
+            </a:graphic>
+          </wp:inline>
+        </w:drawing>
+      </w:r>
+    </w:p>
+    <w:p>
+      <w:pPr>
+        <w:pStyle w:val="Caption"/>
+        <w:jc w:val="center"/>
+      </w:pPr>
+      <w:r>
+        <w:t>Slika 9 – Repeatable read nivo izolacije</w:t>
+      </w:r>
+    </w:p>
+    <w:p>
+      <w:pPr>
+        <w:ind w:firstLine="0"/>
+      </w:pPr>
+    </w:p>
+    <w:p>
+      <w:pPr>
+        <w:pStyle w:val="Heading4"/>
+        <w:ind w:firstLine="0"/>
+      </w:pPr>
+      <w:r>
+        <w:t>2.3.2.2. Lost updates i Read skew</w:t>
+      </w:r>
+    </w:p>
+    <w:p>
+      <w:pPr>
+        <w:ind w:firstLine="0"/>
+      </w:pPr>
+    </w:p>
+    <w:p>
+      <w:pPr>
+        <w:ind w:firstLine="0"/>
+      </w:pPr>
+      <w:r>
+        <w:rPr>
+          <w:lang w:val="en-GB"/>
+        </w:rPr>
+        <w:t xml:space="preserve">Na </w:t>
+      </w:r>
+      <w:proofErr w:type="spellStart"/>
+      <w:r>
+        <w:rPr>
+          <w:lang w:val="en-GB"/>
+        </w:rPr>
+        <w:t>nivou</w:t>
+      </w:r>
+      <w:proofErr w:type="spellEnd"/>
+      <w:r>
+        <w:rPr>
+          <w:lang w:val="en-GB"/>
+        </w:rPr>
+        <w:t xml:space="preserve"> Read Committed, </w:t>
+      </w:r>
+      <w:proofErr w:type="spellStart"/>
+      <w:r>
+        <w:rPr>
+          <w:lang w:val="en-GB"/>
+        </w:rPr>
+        <w:t>dve</w:t>
+      </w:r>
+      <w:proofErr w:type="spellEnd"/>
+      <w:r>
+        <w:rPr>
+          <w:lang w:val="en-GB"/>
+        </w:rPr>
+        <w:t xml:space="preserve"> </w:t>
+      </w:r>
+      <w:proofErr w:type="spellStart"/>
+      <w:r>
+        <w:rPr>
+          <w:lang w:val="en-GB"/>
+        </w:rPr>
+        <w:t>transakcije</w:t>
+      </w:r>
+      <w:proofErr w:type="spellEnd"/>
+      <w:r>
+        <w:rPr>
+          <w:lang w:val="en-GB"/>
+        </w:rPr>
+        <w:t xml:space="preserve"> </w:t>
+      </w:r>
+      <w:proofErr w:type="spellStart"/>
+      <w:r>
+        <w:rPr>
+          <w:lang w:val="en-GB"/>
+        </w:rPr>
+        <w:t>koje</w:t>
+      </w:r>
+      <w:proofErr w:type="spellEnd"/>
+      <w:r>
+        <w:rPr>
+          <w:lang w:val="en-GB"/>
+        </w:rPr>
+        <w:t xml:space="preserve"> </w:t>
+      </w:r>
+      <w:proofErr w:type="spellStart"/>
+      <w:r>
+        <w:rPr>
+          <w:lang w:val="en-GB"/>
+        </w:rPr>
+        <w:t>istovremeno</w:t>
+      </w:r>
+      <w:proofErr w:type="spellEnd"/>
+      <w:r>
+        <w:rPr>
+          <w:lang w:val="en-GB"/>
+        </w:rPr>
+        <w:t xml:space="preserve"> </w:t>
+      </w:r>
+      <w:proofErr w:type="spellStart"/>
+      <w:r>
+        <w:rPr>
+          <w:lang w:val="en-GB"/>
+        </w:rPr>
+        <w:t>menjaju</w:t>
+      </w:r>
+      <w:proofErr w:type="spellEnd"/>
+      <w:r>
+        <w:rPr>
+          <w:lang w:val="en-GB"/>
+        </w:rPr>
+        <w:t xml:space="preserve"> </w:t>
+      </w:r>
+      <w:proofErr w:type="spellStart"/>
+      <w:r>
+        <w:rPr>
+          <w:lang w:val="en-GB"/>
+        </w:rPr>
+        <w:t>iste</w:t>
+      </w:r>
+      <w:proofErr w:type="spellEnd"/>
+      <w:r>
+        <w:rPr>
+          <w:lang w:val="en-GB"/>
+        </w:rPr>
+        <w:t xml:space="preserve"> </w:t>
+      </w:r>
+      <w:proofErr w:type="spellStart"/>
+      <w:r>
+        <w:rPr>
+          <w:lang w:val="en-GB"/>
+        </w:rPr>
+        <w:t>redove</w:t>
+      </w:r>
+      <w:proofErr w:type="spellEnd"/>
+      <w:r>
+        <w:rPr>
+          <w:lang w:val="en-GB"/>
+        </w:rPr>
+        <w:t xml:space="preserve"> </w:t>
+      </w:r>
+      <w:proofErr w:type="spellStart"/>
+      <w:r>
+        <w:rPr>
+          <w:lang w:val="en-GB"/>
+        </w:rPr>
+        <w:t>mogu</w:t>
+      </w:r>
+      <w:proofErr w:type="spellEnd"/>
+      <w:r>
+        <w:rPr>
+          <w:lang w:val="en-GB"/>
+        </w:rPr>
+        <w:t xml:space="preserve"> </w:t>
+      </w:r>
+      <w:proofErr w:type="spellStart"/>
+      <w:r>
+        <w:rPr>
+          <w:lang w:val="en-GB"/>
+        </w:rPr>
+        <w:t>izazvati</w:t>
+      </w:r>
+      <w:proofErr w:type="spellEnd"/>
+      <w:r>
+        <w:rPr>
+          <w:lang w:val="en-GB"/>
+        </w:rPr>
+        <w:t xml:space="preserve"> read skew </w:t>
+      </w:r>
+      <w:proofErr w:type="spellStart"/>
+      <w:r>
+        <w:rPr>
+          <w:lang w:val="en-GB"/>
+        </w:rPr>
+        <w:t>ili</w:t>
+      </w:r>
+      <w:proofErr w:type="spellEnd"/>
+      <w:r>
+        <w:rPr>
+          <w:lang w:val="en-GB"/>
+        </w:rPr>
+        <w:t xml:space="preserve"> lost updates</w:t>
+      </w:r>
+      <w:r>
+        <w:rPr>
+          <w:lang w:val="en-GB"/>
+        </w:rPr>
+        <w:t xml:space="preserve">. </w:t>
+      </w:r>
+      <w:r>
+        <w:rPr>
+          <w:lang w:val="en-GB"/>
+        </w:rPr>
+        <w:t xml:space="preserve">Na </w:t>
+      </w:r>
+      <w:proofErr w:type="spellStart"/>
+      <w:r>
+        <w:rPr>
+          <w:lang w:val="en-GB"/>
+        </w:rPr>
+        <w:t>nivou</w:t>
+      </w:r>
+      <w:proofErr w:type="spellEnd"/>
+      <w:r>
+        <w:rPr>
+          <w:lang w:val="en-GB"/>
+        </w:rPr>
+        <w:t xml:space="preserve"> Repeatable Read, </w:t>
+      </w:r>
+      <w:proofErr w:type="spellStart"/>
+      <w:r>
+        <w:rPr>
+          <w:lang w:val="en-GB"/>
+        </w:rPr>
+        <w:t>takve</w:t>
+      </w:r>
+      <w:proofErr w:type="spellEnd"/>
+      <w:r>
+        <w:rPr>
+          <w:lang w:val="en-GB"/>
+        </w:rPr>
+        <w:t xml:space="preserve"> </w:t>
+      </w:r>
+      <w:proofErr w:type="spellStart"/>
+      <w:r>
+        <w:rPr>
+          <w:lang w:val="en-GB"/>
+        </w:rPr>
+        <w:t>anomalije</w:t>
+      </w:r>
+      <w:proofErr w:type="spellEnd"/>
+      <w:r>
+        <w:rPr>
+          <w:lang w:val="en-GB"/>
+        </w:rPr>
+        <w:t xml:space="preserve"> </w:t>
+      </w:r>
+      <w:proofErr w:type="spellStart"/>
+      <w:r>
+        <w:rPr>
+          <w:lang w:val="en-GB"/>
+        </w:rPr>
+        <w:t>nisu</w:t>
+      </w:r>
+      <w:proofErr w:type="spellEnd"/>
+      <w:r>
+        <w:rPr>
+          <w:lang w:val="en-GB"/>
+        </w:rPr>
+        <w:t xml:space="preserve"> </w:t>
+      </w:r>
+      <w:proofErr w:type="spellStart"/>
+      <w:r>
+        <w:rPr>
+          <w:lang w:val="en-GB"/>
+        </w:rPr>
+        <w:t>dozvoljene</w:t>
+      </w:r>
+      <w:proofErr w:type="spellEnd"/>
+      <w:r>
+        <w:rPr>
+          <w:lang w:val="en-GB"/>
+        </w:rPr>
+        <w:t xml:space="preserve">. </w:t>
+      </w:r>
+      <w:proofErr w:type="spellStart"/>
+      <w:r>
+        <w:rPr>
+          <w:lang w:val="en-GB"/>
+        </w:rPr>
+        <w:t>Ako</w:t>
+      </w:r>
+      <w:proofErr w:type="spellEnd"/>
+      <w:r>
+        <w:rPr>
+          <w:lang w:val="en-GB"/>
+        </w:rPr>
+        <w:t xml:space="preserve"> </w:t>
+      </w:r>
+      <w:proofErr w:type="spellStart"/>
+      <w:r>
+        <w:rPr>
+          <w:lang w:val="en-GB"/>
+        </w:rPr>
+        <w:t>dođe</w:t>
+      </w:r>
+      <w:proofErr w:type="spellEnd"/>
+      <w:r>
+        <w:rPr>
+          <w:lang w:val="en-GB"/>
+        </w:rPr>
+        <w:t xml:space="preserve"> do </w:t>
+      </w:r>
+      <w:proofErr w:type="spellStart"/>
+      <w:r>
+        <w:rPr>
+          <w:lang w:val="en-GB"/>
+        </w:rPr>
+        <w:t>situacije</w:t>
+      </w:r>
+      <w:proofErr w:type="spellEnd"/>
+      <w:r>
+        <w:rPr>
+          <w:lang w:val="en-GB"/>
+        </w:rPr>
+        <w:t xml:space="preserve"> </w:t>
+      </w:r>
+      <w:proofErr w:type="spellStart"/>
+      <w:r>
+        <w:rPr>
+          <w:lang w:val="en-GB"/>
+        </w:rPr>
+        <w:t>gde</w:t>
+      </w:r>
+      <w:proofErr w:type="spellEnd"/>
+      <w:r>
+        <w:rPr>
+          <w:lang w:val="en-GB"/>
+        </w:rPr>
+        <w:t xml:space="preserve"> bi read skew </w:t>
+      </w:r>
+      <w:proofErr w:type="spellStart"/>
+      <w:r>
+        <w:rPr>
+          <w:lang w:val="en-GB"/>
+        </w:rPr>
+        <w:t>ili</w:t>
+      </w:r>
+      <w:proofErr w:type="spellEnd"/>
+      <w:r>
+        <w:rPr>
+          <w:lang w:val="en-GB"/>
+        </w:rPr>
+        <w:t xml:space="preserve"> lost update </w:t>
+      </w:r>
+      <w:proofErr w:type="spellStart"/>
+      <w:r>
+        <w:rPr>
+          <w:lang w:val="en-GB"/>
+        </w:rPr>
+        <w:t>mogao</w:t>
+      </w:r>
+      <w:proofErr w:type="spellEnd"/>
+      <w:r>
+        <w:rPr>
+          <w:lang w:val="en-GB"/>
+        </w:rPr>
+        <w:t xml:space="preserve"> da se desi, PostgreSQL </w:t>
+      </w:r>
+      <w:proofErr w:type="spellStart"/>
+      <w:r>
+        <w:rPr>
+          <w:lang w:val="en-GB"/>
+        </w:rPr>
+        <w:t>prekida</w:t>
+      </w:r>
+      <w:proofErr w:type="spellEnd"/>
+      <w:r>
+        <w:rPr>
+          <w:lang w:val="en-GB"/>
+        </w:rPr>
+        <w:t xml:space="preserve"> </w:t>
+      </w:r>
+      <w:proofErr w:type="spellStart"/>
+      <w:r>
+        <w:rPr>
+          <w:lang w:val="en-GB"/>
+        </w:rPr>
+        <w:t>transakciju</w:t>
+      </w:r>
+      <w:proofErr w:type="spellEnd"/>
+      <w:r>
+        <w:rPr>
+          <w:lang w:val="en-GB"/>
+        </w:rPr>
+        <w:t xml:space="preserve"> </w:t>
+      </w:r>
+      <w:proofErr w:type="spellStart"/>
+      <w:r>
+        <w:rPr>
+          <w:lang w:val="en-GB"/>
+        </w:rPr>
+        <w:t>sa</w:t>
+      </w:r>
+      <w:proofErr w:type="spellEnd"/>
+      <w:r>
+        <w:rPr>
+          <w:lang w:val="en-GB"/>
+        </w:rPr>
+        <w:t xml:space="preserve"> </w:t>
+      </w:r>
+      <w:proofErr w:type="spellStart"/>
+      <w:r>
+        <w:rPr>
+          <w:lang w:val="en-GB"/>
+        </w:rPr>
+        <w:t>greškom</w:t>
+      </w:r>
+      <w:proofErr w:type="spellEnd"/>
+      <w:r>
+        <w:rPr>
+          <w:lang w:val="en-GB"/>
+        </w:rPr>
+        <w:t xml:space="preserve"> “serialization failure”.</w:t>
+      </w:r>
+      <w:r>
+        <w:rPr>
+          <w:lang w:val="en-GB"/>
+        </w:rPr>
+        <w:t xml:space="preserve"> Na </w:t>
+      </w:r>
+      <w:proofErr w:type="spellStart"/>
+      <w:r>
+        <w:rPr>
+          <w:lang w:val="en-GB"/>
+        </w:rPr>
+        <w:t>slici</w:t>
+      </w:r>
+      <w:proofErr w:type="spellEnd"/>
+      <w:r>
+        <w:rPr>
+          <w:lang w:val="en-GB"/>
+        </w:rPr>
+        <w:t xml:space="preserve"> 10 </w:t>
+      </w:r>
+      <w:proofErr w:type="spellStart"/>
+      <w:r>
+        <w:rPr>
+          <w:lang w:val="en-GB"/>
+        </w:rPr>
+        <w:t>dat</w:t>
+      </w:r>
+      <w:proofErr w:type="spellEnd"/>
+      <w:r>
+        <w:rPr>
+          <w:lang w:val="en-GB"/>
+        </w:rPr>
+        <w:t xml:space="preserve"> je </w:t>
+      </w:r>
+      <w:proofErr w:type="spellStart"/>
+      <w:r>
+        <w:rPr>
+          <w:lang w:val="en-GB"/>
+        </w:rPr>
+        <w:t>prakti</w:t>
+      </w:r>
+      <w:proofErr w:type="spellEnd"/>
+      <w:r>
+        <w:t>čan primer sprečavanja ovog tipa anomalije u PostgreSQL-u.</w:t>
+      </w:r>
+    </w:p>
+    <w:p>
+      <w:pPr>
+        <w:ind w:firstLine="0"/>
+      </w:pPr>
+    </w:p>
+    <w:p>
+      <w:pPr>
+        <w:keepNext/>
+        <w:ind w:firstLine="0"/>
+        <w:jc w:val="center"/>
+      </w:pPr>
+      <w:r>
+        <w:lastRenderedPageBreak/>
+        <w:drawing>
+          <wp:inline distT="0" distB="0" distL="0" distR="0" wp14:anchorId="07F14001" wp14:editId="4D310CCD">
+            <wp:extent cx="4839375" cy="4286848"/>
+            <wp:effectExtent l="0" t="0" r="0" b="0"/>
+            <wp:docPr id="10" name="Picture 10"/>
+            <wp:cNvGraphicFramePr>
+              <a:graphicFrameLocks xmlns:a="http://schemas.openxmlformats.org/drawingml/2006/main" noChangeAspect="1"/>
+            </wp:cNvGraphicFramePr>
+            <a:graphic xmlns:a="http://schemas.openxmlformats.org/drawingml/2006/main">
+              <a:graphicData uri="http://schemas.openxmlformats.org/drawingml/2006/picture">
+                <pic:pic xmlns:pic="http://schemas.openxmlformats.org/drawingml/2006/picture">
+                  <pic:nvPicPr>
+                    <pic:cNvPr id="1" name=""/>
+                    <pic:cNvPicPr/>
+                  </pic:nvPicPr>
+                  <pic:blipFill>
+                    <a:blip r:embed="rId18"/>
+                    <a:stretch>
+                      <a:fillRect/>
+                    </a:stretch>
+                  </pic:blipFill>
+                  <pic:spPr>
+                    <a:xfrm>
+                      <a:off x="0" y="0"/>
+                      <a:ext cx="4839375" cy="4286848"/>
+                    </a:xfrm>
+                    <a:prstGeom prst="rect">
+                      <a:avLst/>
+                    </a:prstGeom>
+                  </pic:spPr>
+                </pic:pic>
+              </a:graphicData>
+            </a:graphic>
+          </wp:inline>
+        </w:drawing>
+      </w:r>
+    </w:p>
+    <w:p>
+      <w:pPr>
+        <w:pStyle w:val="Caption"/>
+        <w:jc w:val="center"/>
+      </w:pPr>
+      <w:r>
+        <w:t xml:space="preserve">Slika 10 </w:t>
+      </w:r>
+      <w:r>
+        <w:t>–</w:t>
+      </w:r>
+      <w:r>
+        <w:t xml:space="preserve"> </w:t>
+      </w:r>
+      <w:r>
+        <w:t>Sprečavanje lost updates anomalija na nivou Repeatable Read nivoa izolacije</w:t>
       </w:r>
     </w:p>
     <w:p/>
     <w:p>
       <w:pPr>
-        <w:ind w:firstLine="0"/>
+        <w:pStyle w:val="Heading4"/>
+        <w:ind w:firstLine="0"/>
+      </w:pPr>
+      <w:r>
+        <w:t xml:space="preserve">2.3.2.2. </w:t>
+      </w:r>
+      <w:r>
+        <w:t>Write skew</w:t>
+      </w:r>
+    </w:p>
+    <w:p>
+      <w:pPr>
+        <w:ind w:firstLine="0"/>
+      </w:pPr>
+    </w:p>
+    <w:p>
+      <w:pPr>
+        <w:ind w:firstLine="0"/>
+      </w:pPr>
+      <w:r>
+        <w:t xml:space="preserve">Dakle write skew anomalija se može javiti ako je biznis logika malo složenija. Recimo da dve transakcije čitaju iste podatke i donose odluku da promene različite redove, ali zajedno krše neku biznis logiku. Recimo da trenutno stanje u magacinu za telefone ili tablete može biti negativno, ali da ukupan zbir ta dva proizvoda mora ostati pozitivan. Ako je početno stanje u magacinu za oba proizvoda po 1000, i istovremeno se izvrše dve transakcije, gde jedna smanjuje broj tableta u magacinu za 2500, a druga broj telefona u magacinu za 400, ovo biznis pravilo će biti prekršeno. </w:t>
+      </w:r>
+    </w:p>
+    <w:p>
+      <w:pPr>
+        <w:ind w:firstLine="0"/>
+      </w:pPr>
+      <w:r>
+        <w:t>Primer je dat na slici 11.</w:t>
+      </w:r>
+    </w:p>
+    <w:p>
+      <w:pPr>
+        <w:ind w:firstLine="0"/>
+      </w:pPr>
+    </w:p>
+    <w:p>
+      <w:pPr>
+        <w:keepNext/>
+        <w:ind w:firstLine="0"/>
+        <w:jc w:val="center"/>
+      </w:pPr>
+      <w:r>
+        <w:lastRenderedPageBreak/>
+        <w:drawing>
+          <wp:inline distT="0" distB="0" distL="0" distR="0" wp14:anchorId="3E94D653" wp14:editId="401D659F">
+            <wp:extent cx="4982170" cy="4600575"/>
+            <wp:effectExtent l="0" t="0" r="9525" b="0"/>
+            <wp:docPr id="11" name="Picture 11"/>
+            <wp:cNvGraphicFramePr>
+              <a:graphicFrameLocks xmlns:a="http://schemas.openxmlformats.org/drawingml/2006/main" noChangeAspect="1"/>
+            </wp:cNvGraphicFramePr>
+            <a:graphic xmlns:a="http://schemas.openxmlformats.org/drawingml/2006/main">
+              <a:graphicData uri="http://schemas.openxmlformats.org/drawingml/2006/picture">
+                <pic:pic xmlns:pic="http://schemas.openxmlformats.org/drawingml/2006/picture">
+                  <pic:nvPicPr>
+                    <pic:cNvPr id="1" name=""/>
+                    <pic:cNvPicPr/>
+                  </pic:nvPicPr>
+                  <pic:blipFill>
+                    <a:blip r:embed="rId19"/>
+                    <a:stretch>
+                      <a:fillRect/>
+                    </a:stretch>
+                  </pic:blipFill>
+                  <pic:spPr>
+                    <a:xfrm>
+                      <a:off x="0" y="0"/>
+                      <a:ext cx="4984055" cy="4602316"/>
+                    </a:xfrm>
+                    <a:prstGeom prst="rect">
+                      <a:avLst/>
+                    </a:prstGeom>
+                  </pic:spPr>
+                </pic:pic>
+              </a:graphicData>
+            </a:graphic>
+          </wp:inline>
+        </w:drawing>
+      </w:r>
+    </w:p>
+    <w:p>
+      <w:pPr>
+        <w:pStyle w:val="Caption"/>
+        <w:jc w:val="center"/>
+      </w:pPr>
+      <w:r>
+        <w:t>Slika 11 – Write skew anomalija</w:t>
+      </w:r>
+    </w:p>
+    <w:p>
+      <w:pPr>
+        <w:ind w:firstLine="0"/>
+      </w:pPr>
+    </w:p>
+    <w:p>
+      <w:pPr>
+        <w:pStyle w:val="Heading4"/>
+        <w:ind w:firstLine="0"/>
+      </w:pPr>
+      <w:r>
+        <w:t>2.3.2.3.Anomalija r</w:t>
+      </w:r>
+      <w:r>
+        <w:t>ead-only transakcija</w:t>
+      </w:r>
+    </w:p>
+    <w:p>
+      <w:pPr>
+        <w:ind w:firstLine="0"/>
+      </w:pPr>
+    </w:p>
+    <w:p>
+      <w:pPr>
+        <w:ind w:firstLine="0"/>
+      </w:pPr>
+      <w:r>
+        <w:t xml:space="preserve">Ova anomalija se može javiti samo ako postoje 3 istovremene transakcije, </w:t>
+      </w:r>
+      <w:r>
+        <w:t>read-only transakcija može videti nekonzistentno stanje baze ako se izvršava istovremeno sa drugim write transakcijama.</w:t>
+      </w:r>
+    </w:p>
+    <w:p>
+      <w:pPr>
+        <w:ind w:firstLine="0"/>
+      </w:pPr>
+    </w:p>
+    <w:p>
+      <w:pPr>
+        <w:pStyle w:val="ListParagraph"/>
+        <w:numPr>
+          <w:ilvl w:val="0"/>
+          <w:numId w:val="54"/>
+        </w:numPr>
+      </w:pPr>
+      <w:r>
+        <w:t>Transakcija 1 dodaje 200 telefona u magacin</w:t>
+      </w:r>
+    </w:p>
+    <w:p>
+      <w:pPr>
+        <w:pStyle w:val="ListParagraph"/>
+        <w:numPr>
+          <w:ilvl w:val="0"/>
+          <w:numId w:val="54"/>
+        </w:numPr>
+      </w:pPr>
+      <w:r>
+        <w:t>Transakcija 2 dodaje dodaje 500 tableta u magacin i komituje</w:t>
+      </w:r>
+    </w:p>
+    <w:p>
+      <w:pPr>
+        <w:pStyle w:val="ListParagraph"/>
+        <w:numPr>
+          <w:ilvl w:val="0"/>
+          <w:numId w:val="54"/>
+        </w:numPr>
+      </w:pPr>
+      <w:r>
+        <w:t>Transakcija 3 startuje nakon što je transakcija 2 komitovana, ali pre nego što je transakcija 1 komitovana</w:t>
+      </w:r>
+    </w:p>
+    <w:p>
+      <w:pPr>
+        <w:pStyle w:val="ListParagraph"/>
+        <w:numPr>
+          <w:ilvl w:val="0"/>
+          <w:numId w:val="54"/>
+        </w:numPr>
+      </w:pPr>
+      <w:r>
+        <w:t xml:space="preserve">Transakcija 3 sada vidi neke promene komitovane, a neke ne. </w:t>
+      </w:r>
+    </w:p>
+    <w:p>
+      <w:pPr>
+        <w:ind w:firstLine="0"/>
+      </w:pPr>
+    </w:p>
+    <w:p>
+      <w:pPr>
+        <w:ind w:firstLine="0"/>
+      </w:pPr>
+      <w:r>
+        <w:t>Na slici 12 dat je primer. Pretpostavimo da je početno stanje u magacinu za telefone i tablete po 1000 proizvoda na početku.</w:t>
+      </w:r>
+    </w:p>
+    <w:p>
+      <w:pPr>
+        <w:ind w:firstLine="0"/>
+      </w:pPr>
+    </w:p>
+    <w:p>
+      <w:pPr>
+        <w:keepNext/>
+        <w:ind w:firstLine="0"/>
+        <w:jc w:val="center"/>
+      </w:pPr>
+      <w:r>
+        <w:rPr>
+          <w:lang w:val="en-GB"/>
+        </w:rPr>
+        <w:lastRenderedPageBreak/>
+        <w:drawing>
+          <wp:inline distT="0" distB="0" distL="0" distR="0" wp14:anchorId="638E0C92" wp14:editId="647FDB52">
+            <wp:extent cx="5934075" cy="2811780"/>
+            <wp:effectExtent l="0" t="0" r="9525" b="7620"/>
+            <wp:docPr id="12" name="Picture 12"/>
+            <wp:cNvGraphicFramePr>
+              <a:graphicFrameLocks xmlns:a="http://schemas.openxmlformats.org/drawingml/2006/main" noChangeAspect="1"/>
+            </wp:cNvGraphicFramePr>
+            <a:graphic xmlns:a="http://schemas.openxmlformats.org/drawingml/2006/main">
+              <a:graphicData uri="http://schemas.openxmlformats.org/drawingml/2006/picture">
+                <pic:pic xmlns:pic="http://schemas.openxmlformats.org/drawingml/2006/picture">
+                  <pic:nvPicPr>
+                    <pic:cNvPr id="1" name=""/>
+                    <pic:cNvPicPr/>
+                  </pic:nvPicPr>
+                  <pic:blipFill>
+                    <a:blip r:embed="rId20"/>
+                    <a:stretch>
+                      <a:fillRect/>
+                    </a:stretch>
+                  </pic:blipFill>
+                  <pic:spPr>
+                    <a:xfrm>
+                      <a:off x="0" y="0"/>
+                      <a:ext cx="5934075" cy="2811780"/>
+                    </a:xfrm>
+                    <a:prstGeom prst="rect">
+                      <a:avLst/>
+                    </a:prstGeom>
+                  </pic:spPr>
+                </pic:pic>
+              </a:graphicData>
+            </a:graphic>
+          </wp:inline>
+        </w:drawing>
+      </w:r>
+    </w:p>
+    <w:p>
+      <w:pPr>
+        <w:pStyle w:val="Caption"/>
+        <w:jc w:val="center"/>
+      </w:pPr>
+      <w:r>
+        <w:t>Slika 11 – Anomalija read only transakcija</w:t>
+      </w:r>
+    </w:p>
+    <w:p>
+      <w:pPr>
+        <w:ind w:firstLine="0"/>
+        <w:rPr>
+          <w:lang w:val="en-GB"/>
+        </w:rPr>
+      </w:pPr>
+    </w:p>
+    <w:p>
+      <w:pPr>
+        <w:ind w:firstLine="0"/>
+        <w:rPr>
+          <w:lang w:val="en-GB"/>
+        </w:rPr>
+      </w:pPr>
+    </w:p>
+    <w:p>
+      <w:pPr>
+        <w:pStyle w:val="Heading3"/>
+        <w:ind w:firstLine="0"/>
+        <w:rPr>
+          <w:lang w:val="en-US"/>
+        </w:rPr>
+      </w:pPr>
+      <w:r>
+        <w:rPr>
+          <w:lang w:val="en-US"/>
+        </w:rPr>
+        <w:t>2.3.</w:t>
+      </w:r>
+      <w:r>
+        <w:rPr>
+          <w:lang w:val="en-US"/>
+        </w:rPr>
+        <w:t>3</w:t>
+      </w:r>
+      <w:r>
+        <w:rPr>
+          <w:lang w:val="en-US"/>
+        </w:rPr>
+        <w:t xml:space="preserve">. </w:t>
+      </w:r>
+      <w:r>
+        <w:rPr>
+          <w:lang w:val="en-US"/>
+        </w:rPr>
+        <w:t>Serializable</w:t>
+      </w:r>
+    </w:p>
+    <w:p>
+      <w:pPr>
+        <w:ind w:firstLine="0"/>
+        <w:rPr>
+          <w:lang w:val="en-US"/>
+        </w:rPr>
+      </w:pPr>
+    </w:p>
+    <w:p>
+      <w:pPr>
+        <w:ind w:firstLine="0"/>
+        <w:rPr>
+          <w:lang w:val="en-US"/>
+        </w:rPr>
+      </w:pPr>
+    </w:p>
+    <w:p>
+      <w:pPr>
+        <w:rPr>
+          <w:lang w:val="en-US"/>
+        </w:rPr>
+      </w:pPr>
+    </w:p>
+    <w:p>
+      <w:pPr>
+        <w:ind w:firstLine="0"/>
+        <w:rPr>
+          <w:lang w:val="en-GB"/>
+        </w:rPr>
       </w:pPr>
     </w:p>
     <w:sectPr>
-      <w:footerReference w:type="default" r:id="rId17"/>
+      <w:footerReference w:type="default" r:id="rId21"/>
       <w:pgSz w:w="11909" w:h="16834" w:code="9"/>
       <w:pgMar w:top="1325" w:right="1282" w:bottom="2477" w:left="1282" w:header="720" w:footer="720" w:gutter="0"/>
       <w:pgNumType w:start="1"/>
@@ -16342,6 +19969,119 @@
     </w:lvl>
   </w:abstractNum>
   <w:abstractNum w:abstractNumId="19" w15:restartNumberingAfterBreak="0">
+    <w:nsid w:val="29D80521"/>
+    <w:multiLevelType w:val="hybridMultilevel"/>
+    <w:tmpl w:val="D51AF462"/>
+    <w:lvl w:ilvl="0" w:tplc="08090001">
+      <w:start w:val="1"/>
+      <w:numFmt w:val="bullet"/>
+      <w:lvlText w:val=""/>
+      <w:lvlJc w:val="left"/>
+      <w:pPr>
+        <w:ind w:left="720" w:hanging="360"/>
+      </w:pPr>
+      <w:rPr>
+        <w:rFonts w:ascii="Symbol" w:hAnsi="Symbol" w:hint="default"/>
+      </w:rPr>
+    </w:lvl>
+    <w:lvl w:ilvl="1" w:tplc="08090003" w:tentative="1">
+      <w:start w:val="1"/>
+      <w:numFmt w:val="bullet"/>
+      <w:lvlText w:val="o"/>
+      <w:lvlJc w:val="left"/>
+      <w:pPr>
+        <w:ind w:left="1440" w:hanging="360"/>
+      </w:pPr>
+      <w:rPr>
+        <w:rFonts w:ascii="Courier New" w:hAnsi="Courier New" w:cs="Courier New" w:hint="default"/>
+      </w:rPr>
+    </w:lvl>
+    <w:lvl w:ilvl="2" w:tplc="08090005" w:tentative="1">
+      <w:start w:val="1"/>
+      <w:numFmt w:val="bullet"/>
+      <w:lvlText w:val=""/>
+      <w:lvlJc w:val="left"/>
+      <w:pPr>
+        <w:ind w:left="2160" w:hanging="360"/>
+      </w:pPr>
+      <w:rPr>
+        <w:rFonts w:ascii="Wingdings" w:hAnsi="Wingdings" w:hint="default"/>
+      </w:rPr>
+    </w:lvl>
+    <w:lvl w:ilvl="3" w:tplc="08090001" w:tentative="1">
+      <w:start w:val="1"/>
+      <w:numFmt w:val="bullet"/>
+      <w:lvlText w:val=""/>
+      <w:lvlJc w:val="left"/>
+      <w:pPr>
+        <w:ind w:left="2880" w:hanging="360"/>
+      </w:pPr>
+      <w:rPr>
+        <w:rFonts w:ascii="Symbol" w:hAnsi="Symbol" w:hint="default"/>
+      </w:rPr>
+    </w:lvl>
+    <w:lvl w:ilvl="4" w:tplc="08090003" w:tentative="1">
+      <w:start w:val="1"/>
+      <w:numFmt w:val="bullet"/>
+      <w:lvlText w:val="o"/>
+      <w:lvlJc w:val="left"/>
+      <w:pPr>
+        <w:ind w:left="3600" w:hanging="360"/>
+      </w:pPr>
+      <w:rPr>
+        <w:rFonts w:ascii="Courier New" w:hAnsi="Courier New" w:cs="Courier New" w:hint="default"/>
+      </w:rPr>
+    </w:lvl>
+    <w:lvl w:ilvl="5" w:tplc="08090005" w:tentative="1">
+      <w:start w:val="1"/>
+      <w:numFmt w:val="bullet"/>
+      <w:lvlText w:val=""/>
+      <w:lvlJc w:val="left"/>
+      <w:pPr>
+        <w:ind w:left="4320" w:hanging="360"/>
+      </w:pPr>
+      <w:rPr>
+        <w:rFonts w:ascii="Wingdings" w:hAnsi="Wingdings" w:hint="default"/>
+      </w:rPr>
+    </w:lvl>
+    <w:lvl w:ilvl="6" w:tplc="08090001" w:tentative="1">
+      <w:start w:val="1"/>
+      <w:numFmt w:val="bullet"/>
+      <w:lvlText w:val=""/>
+      <w:lvlJc w:val="left"/>
+      <w:pPr>
+        <w:ind w:left="5040" w:hanging="360"/>
+      </w:pPr>
+      <w:rPr>
+        <w:rFonts w:ascii="Symbol" w:hAnsi="Symbol" w:hint="default"/>
+      </w:rPr>
+    </w:lvl>
+    <w:lvl w:ilvl="7" w:tplc="08090003" w:tentative="1">
+      <w:start w:val="1"/>
+      <w:numFmt w:val="bullet"/>
+      <w:lvlText w:val="o"/>
+      <w:lvlJc w:val="left"/>
+      <w:pPr>
+        <w:ind w:left="5760" w:hanging="360"/>
+      </w:pPr>
+      <w:rPr>
+        <w:rFonts w:ascii="Courier New" w:hAnsi="Courier New" w:cs="Courier New" w:hint="default"/>
+      </w:rPr>
+    </w:lvl>
+    <w:lvl w:ilvl="8" w:tplc="08090005" w:tentative="1">
+      <w:start w:val="1"/>
+      <w:numFmt w:val="bullet"/>
+      <w:lvlText w:val=""/>
+      <w:lvlJc w:val="left"/>
+      <w:pPr>
+        <w:ind w:left="6480" w:hanging="360"/>
+      </w:pPr>
+      <w:rPr>
+        <w:rFonts w:ascii="Wingdings" w:hAnsi="Wingdings" w:hint="default"/>
+      </w:rPr>
+    </w:lvl>
+  </w:abstractNum>
+  <w:abstractNum w:abstractNumId="20" w15:restartNumberingAfterBreak="0">
     <w:nsid w:val="2A621B8D"/>
     <w:multiLevelType w:val="hybridMultilevel"/>
     <w:tmpl w:val="4AEE0E62"/>
@@ -16427,7 +20167,7 @@
       </w:pPr>
     </w:lvl>
   </w:abstractNum>
-  <w:abstractNum w:abstractNumId="20" w15:restartNumberingAfterBreak="0">
+  <w:abstractNum w:abstractNumId="21" w15:restartNumberingAfterBreak="0">
     <w:nsid w:val="32202B9B"/>
     <w:multiLevelType w:val="hybridMultilevel"/>
     <w:tmpl w:val="2786A0FE"/>
@@ -16513,7 +20253,7 @@
       </w:pPr>
     </w:lvl>
   </w:abstractNum>
-  <w:abstractNum w:abstractNumId="21" w15:restartNumberingAfterBreak="0">
+  <w:abstractNum w:abstractNumId="22" w15:restartNumberingAfterBreak="0">
     <w:nsid w:val="34C94E99"/>
     <w:multiLevelType w:val="hybridMultilevel"/>
     <w:tmpl w:val="1F240DD8"/>
@@ -16599,7 +20339,7 @@
       </w:pPr>
     </w:lvl>
   </w:abstractNum>
-  <w:abstractNum w:abstractNumId="22" w15:restartNumberingAfterBreak="0">
+  <w:abstractNum w:abstractNumId="23" w15:restartNumberingAfterBreak="0">
     <w:nsid w:val="35414343"/>
     <w:multiLevelType w:val="multilevel"/>
     <w:tmpl w:val="0409001F"/>
@@ -16685,7 +20425,7 @@
       </w:pPr>
     </w:lvl>
   </w:abstractNum>
-  <w:abstractNum w:abstractNumId="23" w15:restartNumberingAfterBreak="0">
+  <w:abstractNum w:abstractNumId="24" w15:restartNumberingAfterBreak="0">
     <w:nsid w:val="36E70356"/>
     <w:multiLevelType w:val="multilevel"/>
     <w:tmpl w:val="D3F883EE"/>
@@ -16807,7 +20547,7 @@
       </w:rPr>
     </w:lvl>
   </w:abstractNum>
-  <w:abstractNum w:abstractNumId="24" w15:restartNumberingAfterBreak="0">
+  <w:abstractNum w:abstractNumId="25" w15:restartNumberingAfterBreak="0">
     <w:nsid w:val="39942618"/>
     <w:multiLevelType w:val="hybridMultilevel"/>
     <w:tmpl w:val="50CC0918"/>
@@ -16893,7 +20633,7 @@
       </w:pPr>
     </w:lvl>
   </w:abstractNum>
-  <w:abstractNum w:abstractNumId="25" w15:restartNumberingAfterBreak="0">
+  <w:abstractNum w:abstractNumId="26" w15:restartNumberingAfterBreak="0">
     <w:nsid w:val="39A353CE"/>
     <w:multiLevelType w:val="hybridMultilevel"/>
     <w:tmpl w:val="877C3A00"/>
@@ -17006,7 +20746,7 @@
       </w:rPr>
     </w:lvl>
   </w:abstractNum>
-  <w:abstractNum w:abstractNumId="26" w15:restartNumberingAfterBreak="0">
+  <w:abstractNum w:abstractNumId="27" w15:restartNumberingAfterBreak="0">
     <w:nsid w:val="3B126805"/>
     <w:multiLevelType w:val="hybridMultilevel"/>
     <w:tmpl w:val="CFE667F6"/>
@@ -17119,7 +20859,7 @@
       </w:rPr>
     </w:lvl>
   </w:abstractNum>
-  <w:abstractNum w:abstractNumId="27" w15:restartNumberingAfterBreak="0">
+  <w:abstractNum w:abstractNumId="28" w15:restartNumberingAfterBreak="0">
     <w:nsid w:val="452550BC"/>
     <w:multiLevelType w:val="hybridMultilevel"/>
     <w:tmpl w:val="F0383478"/>
@@ -17232,7 +20972,7 @@
       </w:rPr>
     </w:lvl>
   </w:abstractNum>
-  <w:abstractNum w:abstractNumId="28" w15:restartNumberingAfterBreak="0">
+  <w:abstractNum w:abstractNumId="29" w15:restartNumberingAfterBreak="0">
     <w:nsid w:val="457B4070"/>
     <w:multiLevelType w:val="hybridMultilevel"/>
     <w:tmpl w:val="8D78BF94"/>
@@ -17345,7 +21085,7 @@
       </w:rPr>
     </w:lvl>
   </w:abstractNum>
-  <w:abstractNum w:abstractNumId="29" w15:restartNumberingAfterBreak="0">
+  <w:abstractNum w:abstractNumId="30" w15:restartNumberingAfterBreak="0">
     <w:nsid w:val="469E627B"/>
     <w:multiLevelType w:val="hybridMultilevel"/>
     <w:tmpl w:val="2848D5DC"/>
@@ -17458,7 +21198,7 @@
       </w:rPr>
     </w:lvl>
   </w:abstractNum>
-  <w:abstractNum w:abstractNumId="30" w15:restartNumberingAfterBreak="0">
+  <w:abstractNum w:abstractNumId="31" w15:restartNumberingAfterBreak="0">
     <w:nsid w:val="49283744"/>
     <w:multiLevelType w:val="hybridMultilevel"/>
     <w:tmpl w:val="CBF4DD7A"/>
@@ -17544,7 +21284,7 @@
       </w:pPr>
     </w:lvl>
   </w:abstractNum>
-  <w:abstractNum w:abstractNumId="31" w15:restartNumberingAfterBreak="0">
+  <w:abstractNum w:abstractNumId="32" w15:restartNumberingAfterBreak="0">
     <w:nsid w:val="4F147338"/>
     <w:multiLevelType w:val="hybridMultilevel"/>
     <w:tmpl w:val="DEECAFF4"/>
@@ -17633,7 +21373,7 @@
       </w:pPr>
     </w:lvl>
   </w:abstractNum>
-  <w:abstractNum w:abstractNumId="32" w15:restartNumberingAfterBreak="0">
+  <w:abstractNum w:abstractNumId="33" w15:restartNumberingAfterBreak="0">
     <w:nsid w:val="4FED0060"/>
     <w:multiLevelType w:val="hybridMultilevel"/>
     <w:tmpl w:val="FDEE50C4"/>
@@ -17746,7 +21486,7 @@
       </w:rPr>
     </w:lvl>
   </w:abstractNum>
-  <w:abstractNum w:abstractNumId="33" w15:restartNumberingAfterBreak="0">
+  <w:abstractNum w:abstractNumId="34" w15:restartNumberingAfterBreak="0">
     <w:nsid w:val="50482610"/>
     <w:multiLevelType w:val="hybridMultilevel"/>
     <w:tmpl w:val="BC1023E8"/>
@@ -17859,7 +21599,7 @@
       </w:rPr>
     </w:lvl>
   </w:abstractNum>
-  <w:abstractNum w:abstractNumId="34" w15:restartNumberingAfterBreak="0">
+  <w:abstractNum w:abstractNumId="35" w15:restartNumberingAfterBreak="0">
     <w:nsid w:val="54DB1CBA"/>
     <w:multiLevelType w:val="hybridMultilevel"/>
     <w:tmpl w:val="842C0DBC"/>
@@ -17945,7 +21685,7 @@
       </w:pPr>
     </w:lvl>
   </w:abstractNum>
-  <w:abstractNum w:abstractNumId="35" w15:restartNumberingAfterBreak="0">
+  <w:abstractNum w:abstractNumId="36" w15:restartNumberingAfterBreak="0">
     <w:nsid w:val="54F622EA"/>
     <w:multiLevelType w:val="hybridMultilevel"/>
     <w:tmpl w:val="6254A8F2"/>
@@ -18058,7 +21798,7 @@
       </w:rPr>
     </w:lvl>
   </w:abstractNum>
-  <w:abstractNum w:abstractNumId="36" w15:restartNumberingAfterBreak="0">
+  <w:abstractNum w:abstractNumId="37" w15:restartNumberingAfterBreak="0">
     <w:nsid w:val="567F7E8E"/>
     <w:multiLevelType w:val="hybridMultilevel"/>
     <w:tmpl w:val="0F323E6E"/>
@@ -18150,7 +21890,7 @@
       </w:pPr>
     </w:lvl>
   </w:abstractNum>
-  <w:abstractNum w:abstractNumId="37" w15:restartNumberingAfterBreak="0">
+  <w:abstractNum w:abstractNumId="38" w15:restartNumberingAfterBreak="0">
     <w:nsid w:val="590F57F4"/>
     <w:multiLevelType w:val="hybridMultilevel"/>
     <w:tmpl w:val="0A0CD664"/>
@@ -18263,7 +22003,7 @@
       </w:rPr>
     </w:lvl>
   </w:abstractNum>
-  <w:abstractNum w:abstractNumId="38" w15:restartNumberingAfterBreak="0">
+  <w:abstractNum w:abstractNumId="39" w15:restartNumberingAfterBreak="0">
     <w:nsid w:val="59F97150"/>
     <w:multiLevelType w:val="hybridMultilevel"/>
     <w:tmpl w:val="C48493F8"/>
@@ -18372,7 +22112,7 @@
       </w:rPr>
     </w:lvl>
   </w:abstractNum>
-  <w:abstractNum w:abstractNumId="39" w15:restartNumberingAfterBreak="0">
+  <w:abstractNum w:abstractNumId="40" w15:restartNumberingAfterBreak="0">
     <w:nsid w:val="5B1635A2"/>
     <w:multiLevelType w:val="hybridMultilevel"/>
     <w:tmpl w:val="68F01954"/>
@@ -18485,7 +22225,7 @@
       </w:rPr>
     </w:lvl>
   </w:abstractNum>
-  <w:abstractNum w:abstractNumId="40" w15:restartNumberingAfterBreak="0">
+  <w:abstractNum w:abstractNumId="41" w15:restartNumberingAfterBreak="0">
     <w:nsid w:val="5F657B75"/>
     <w:multiLevelType w:val="hybridMultilevel"/>
     <w:tmpl w:val="018E1BB6"/>
@@ -18571,7 +22311,7 @@
       </w:pPr>
     </w:lvl>
   </w:abstractNum>
-  <w:abstractNum w:abstractNumId="41" w15:restartNumberingAfterBreak="0">
+  <w:abstractNum w:abstractNumId="42" w15:restartNumberingAfterBreak="0">
     <w:nsid w:val="5FB157EF"/>
     <w:multiLevelType w:val="hybridMultilevel"/>
     <w:tmpl w:val="72CCA12E"/>
@@ -18684,7 +22424,7 @@
       </w:rPr>
     </w:lvl>
   </w:abstractNum>
-  <w:abstractNum w:abstractNumId="42" w15:restartNumberingAfterBreak="0">
+  <w:abstractNum w:abstractNumId="43" w15:restartNumberingAfterBreak="0">
     <w:nsid w:val="5FCA21D6"/>
     <w:multiLevelType w:val="hybridMultilevel"/>
     <w:tmpl w:val="6DA24F9E"/>
@@ -18797,7 +22537,7 @@
       </w:rPr>
     </w:lvl>
   </w:abstractNum>
-  <w:abstractNum w:abstractNumId="43" w15:restartNumberingAfterBreak="0">
+  <w:abstractNum w:abstractNumId="44" w15:restartNumberingAfterBreak="0">
     <w:nsid w:val="68750C73"/>
     <w:multiLevelType w:val="hybridMultilevel"/>
     <w:tmpl w:val="A8262A40"/>
@@ -18910,7 +22650,7 @@
       </w:rPr>
     </w:lvl>
   </w:abstractNum>
-  <w:abstractNum w:abstractNumId="44" w15:restartNumberingAfterBreak="0">
+  <w:abstractNum w:abstractNumId="45" w15:restartNumberingAfterBreak="0">
     <w:nsid w:val="68D73FE8"/>
     <w:multiLevelType w:val="hybridMultilevel"/>
     <w:tmpl w:val="CA141E90"/>
@@ -19023,7 +22763,7 @@
       </w:rPr>
     </w:lvl>
   </w:abstractNum>
-  <w:abstractNum w:abstractNumId="45" w15:restartNumberingAfterBreak="0">
+  <w:abstractNum w:abstractNumId="46" w15:restartNumberingAfterBreak="0">
     <w:nsid w:val="6A7F48ED"/>
     <w:multiLevelType w:val="hybridMultilevel"/>
     <w:tmpl w:val="D2C8E74E"/>
@@ -19109,7 +22849,7 @@
       </w:pPr>
     </w:lvl>
   </w:abstractNum>
-  <w:abstractNum w:abstractNumId="46" w15:restartNumberingAfterBreak="0">
+  <w:abstractNum w:abstractNumId="47" w15:restartNumberingAfterBreak="0">
     <w:nsid w:val="6EAE52D7"/>
     <w:multiLevelType w:val="hybridMultilevel"/>
     <w:tmpl w:val="9F1207FA"/>
@@ -19195,7 +22935,7 @@
       </w:pPr>
     </w:lvl>
   </w:abstractNum>
-  <w:abstractNum w:abstractNumId="47" w15:restartNumberingAfterBreak="0">
+  <w:abstractNum w:abstractNumId="48" w15:restartNumberingAfterBreak="0">
     <w:nsid w:val="6F6B2EB2"/>
     <w:multiLevelType w:val="hybridMultilevel"/>
     <w:tmpl w:val="5A70E79E"/>
@@ -19308,7 +23048,7 @@
       </w:rPr>
     </w:lvl>
   </w:abstractNum>
-  <w:abstractNum w:abstractNumId="48" w15:restartNumberingAfterBreak="0">
+  <w:abstractNum w:abstractNumId="49" w15:restartNumberingAfterBreak="0">
     <w:nsid w:val="70356B89"/>
     <w:multiLevelType w:val="hybridMultilevel"/>
     <w:tmpl w:val="534A9588"/>
@@ -19421,7 +23161,7 @@
       </w:rPr>
     </w:lvl>
   </w:abstractNum>
-  <w:abstractNum w:abstractNumId="49" w15:restartNumberingAfterBreak="0">
+  <w:abstractNum w:abstractNumId="50" w15:restartNumberingAfterBreak="0">
     <w:nsid w:val="74EB1CD2"/>
     <w:multiLevelType w:val="hybridMultilevel"/>
     <w:tmpl w:val="C388B3EE"/>
@@ -19534,7 +23274,7 @@
       </w:rPr>
     </w:lvl>
   </w:abstractNum>
-  <w:abstractNum w:abstractNumId="50" w15:restartNumberingAfterBreak="0">
+  <w:abstractNum w:abstractNumId="51" w15:restartNumberingAfterBreak="0">
     <w:nsid w:val="7CD25F45"/>
     <w:multiLevelType w:val="hybridMultilevel"/>
     <w:tmpl w:val="40D0B6D8"/>
@@ -19647,7 +23387,7 @@
       </w:rPr>
     </w:lvl>
   </w:abstractNum>
-  <w:abstractNum w:abstractNumId="51" w15:restartNumberingAfterBreak="0">
+  <w:abstractNum w:abstractNumId="52" w15:restartNumberingAfterBreak="0">
     <w:nsid w:val="7DA7513A"/>
     <w:multiLevelType w:val="multilevel"/>
     <w:tmpl w:val="4B44C0B4"/>
@@ -19769,7 +23509,7 @@
     </w:lvl>
   </w:abstractNum>
   <w:num w:numId="1" w16cid:durableId="471680257">
-    <w:abstractNumId w:val="38"/>
+    <w:abstractNumId w:val="39"/>
     <w:lvlOverride w:ilvl="0">
       <w:startOverride w:val="1"/>
     </w:lvlOverride>
@@ -19786,49 +23526,49 @@
     <w:abstractNumId w:val="7"/>
   </w:num>
   <w:num w:numId="3" w16cid:durableId="1363558395">
-    <w:abstractNumId w:val="20"/>
+    <w:abstractNumId w:val="21"/>
   </w:num>
   <w:num w:numId="4" w16cid:durableId="359167447">
     <w:abstractNumId w:val="10"/>
   </w:num>
   <w:num w:numId="5" w16cid:durableId="1269896918">
-    <w:abstractNumId w:val="22"/>
+    <w:abstractNumId w:val="23"/>
   </w:num>
   <w:num w:numId="6" w16cid:durableId="1368070758">
-    <w:abstractNumId w:val="38"/>
+    <w:abstractNumId w:val="39"/>
   </w:num>
   <w:num w:numId="7" w16cid:durableId="1097293289">
     <w:abstractNumId w:val="4"/>
   </w:num>
   <w:num w:numId="8" w16cid:durableId="259528769">
-    <w:abstractNumId w:val="21"/>
+    <w:abstractNumId w:val="22"/>
   </w:num>
   <w:num w:numId="9" w16cid:durableId="1537112905">
-    <w:abstractNumId w:val="47"/>
+    <w:abstractNumId w:val="48"/>
   </w:num>
   <w:num w:numId="10" w16cid:durableId="1171414357">
-    <w:abstractNumId w:val="40"/>
+    <w:abstractNumId w:val="41"/>
   </w:num>
   <w:num w:numId="11" w16cid:durableId="1220674502">
-    <w:abstractNumId w:val="50"/>
+    <w:abstractNumId w:val="51"/>
   </w:num>
   <w:num w:numId="12" w16cid:durableId="1109080781">
     <w:abstractNumId w:val="11"/>
   </w:num>
   <w:num w:numId="13" w16cid:durableId="1581866262">
-    <w:abstractNumId w:val="42"/>
+    <w:abstractNumId w:val="43"/>
   </w:num>
   <w:num w:numId="14" w16cid:durableId="1375277389">
-    <w:abstractNumId w:val="43"/>
+    <w:abstractNumId w:val="44"/>
   </w:num>
   <w:num w:numId="15" w16cid:durableId="1063026351">
-    <w:abstractNumId w:val="34"/>
+    <w:abstractNumId w:val="35"/>
   </w:num>
   <w:num w:numId="16" w16cid:durableId="405688703">
-    <w:abstractNumId w:val="28"/>
+    <w:abstractNumId w:val="29"/>
   </w:num>
   <w:num w:numId="17" w16cid:durableId="2036346945">
-    <w:abstractNumId w:val="39"/>
+    <w:abstractNumId w:val="40"/>
   </w:num>
   <w:num w:numId="18" w16cid:durableId="1986004141">
     <w:abstractNumId w:val="15"/>
@@ -19837,7 +23577,7 @@
     <w:abstractNumId w:val="0"/>
   </w:num>
   <w:num w:numId="20" w16cid:durableId="1583220737">
-    <w:abstractNumId w:val="24"/>
+    <w:abstractNumId w:val="25"/>
   </w:num>
   <w:num w:numId="21" w16cid:durableId="740912018">
     <w:abstractNumId w:val="2"/>
@@ -19849,37 +23589,37 @@
     <w:abstractNumId w:val="1"/>
   </w:num>
   <w:num w:numId="24" w16cid:durableId="1758667990">
-    <w:abstractNumId w:val="32"/>
+    <w:abstractNumId w:val="33"/>
   </w:num>
   <w:num w:numId="25" w16cid:durableId="2066634531">
     <w:abstractNumId w:val="9"/>
   </w:num>
   <w:num w:numId="26" w16cid:durableId="43065255">
-    <w:abstractNumId w:val="49"/>
+    <w:abstractNumId w:val="50"/>
   </w:num>
   <w:num w:numId="27" w16cid:durableId="1318462241">
-    <w:abstractNumId w:val="33"/>
+    <w:abstractNumId w:val="34"/>
   </w:num>
   <w:num w:numId="28" w16cid:durableId="1158152263">
-    <w:abstractNumId w:val="29"/>
+    <w:abstractNumId w:val="30"/>
   </w:num>
   <w:num w:numId="29" w16cid:durableId="419522876">
-    <w:abstractNumId w:val="44"/>
+    <w:abstractNumId w:val="45"/>
   </w:num>
   <w:num w:numId="30" w16cid:durableId="1140074964">
-    <w:abstractNumId w:val="45"/>
+    <w:abstractNumId w:val="46"/>
   </w:num>
   <w:num w:numId="31" w16cid:durableId="1432890755">
     <w:abstractNumId w:val="16"/>
   </w:num>
   <w:num w:numId="32" w16cid:durableId="1839152012">
-    <w:abstractNumId w:val="23"/>
+    <w:abstractNumId w:val="24"/>
   </w:num>
   <w:num w:numId="33" w16cid:durableId="257981681">
     <w:abstractNumId w:val="8"/>
   </w:num>
   <w:num w:numId="34" w16cid:durableId="354700375">
-    <w:abstractNumId w:val="37"/>
+    <w:abstractNumId w:val="38"/>
   </w:num>
   <w:num w:numId="35" w16cid:durableId="675687897">
     <w:abstractNumId w:val="14"/>
@@ -19888,25 +23628,25 @@
     <w:abstractNumId w:val="6"/>
   </w:num>
   <w:num w:numId="37" w16cid:durableId="618220970">
-    <w:abstractNumId w:val="26"/>
+    <w:abstractNumId w:val="27"/>
   </w:num>
   <w:num w:numId="38" w16cid:durableId="607468023">
-    <w:abstractNumId w:val="46"/>
+    <w:abstractNumId w:val="47"/>
   </w:num>
   <w:num w:numId="39" w16cid:durableId="921181310">
-    <w:abstractNumId w:val="30"/>
+    <w:abstractNumId w:val="31"/>
   </w:num>
   <w:num w:numId="40" w16cid:durableId="1177422465">
-    <w:abstractNumId w:val="19"/>
+    <w:abstractNumId w:val="20"/>
   </w:num>
   <w:num w:numId="41" w16cid:durableId="1229610339">
-    <w:abstractNumId w:val="41"/>
+    <w:abstractNumId w:val="42"/>
   </w:num>
   <w:num w:numId="42" w16cid:durableId="1508130930">
     <w:abstractNumId w:val="18"/>
   </w:num>
   <w:num w:numId="43" w16cid:durableId="1471439073">
-    <w:abstractNumId w:val="35"/>
+    <w:abstractNumId w:val="36"/>
   </w:num>
   <w:num w:numId="44" w16cid:durableId="1637880125">
     <w:abstractNumId w:val="13"/>
@@ -19915,28 +23655,31 @@
     <w:abstractNumId w:val="3"/>
   </w:num>
   <w:num w:numId="46" w16cid:durableId="1503202814">
-    <w:abstractNumId w:val="31"/>
+    <w:abstractNumId w:val="32"/>
   </w:num>
   <w:num w:numId="47" w16cid:durableId="2101480936">
-    <w:abstractNumId w:val="51"/>
+    <w:abstractNumId w:val="52"/>
   </w:num>
   <w:num w:numId="48" w16cid:durableId="656881312">
-    <w:abstractNumId w:val="36"/>
+    <w:abstractNumId w:val="37"/>
   </w:num>
   <w:num w:numId="49" w16cid:durableId="502671221">
-    <w:abstractNumId w:val="48"/>
+    <w:abstractNumId w:val="49"/>
   </w:num>
   <w:num w:numId="50" w16cid:durableId="1928226410">
-    <w:abstractNumId w:val="27"/>
+    <w:abstractNumId w:val="28"/>
   </w:num>
   <w:num w:numId="51" w16cid:durableId="611861806">
-    <w:abstractNumId w:val="25"/>
+    <w:abstractNumId w:val="26"/>
   </w:num>
   <w:num w:numId="52" w16cid:durableId="908468156">
     <w:abstractNumId w:val="12"/>
   </w:num>
   <w:num w:numId="53" w16cid:durableId="1945456668">
     <w:abstractNumId w:val="5"/>
+  </w:num>
+  <w:num w:numId="54" w16cid:durableId="630403222">
+    <w:abstractNumId w:val="19"/>
   </w:num>
 </w:numbering>
 </file>
@@ -20444,7 +24187,6 @@
   <w:style w:type="character" w:default="1" w:styleId="DefaultParagraphFont">
     <w:name w:val="Default Paragraph Font"/>
     <w:uiPriority w:val="1"/>
-    <w:semiHidden/>
     <w:unhideWhenUsed/>
   </w:style>
   <w:style w:type="table" w:default="1" w:styleId="TableNormal">

--- a/Izolacija.docx
+++ b/Izolacija.docx
@@ -19,7 +19,7 @@
           <w:noProof/>
         </w:rPr>
         <w:drawing>
-          <wp:anchor distT="114300" distB="114300" distL="114300" distR="114300" simplePos="0" relativeHeight="251659264" behindDoc="1" locked="0" layoutInCell="1" allowOverlap="1" wp14:anchorId="669618E1" wp14:editId="36471F1C">
+          <wp:anchor distT="114300" distB="114300" distL="114300" distR="114300" simplePos="0" relativeHeight="251659264" behindDoc="1" locked="0" layoutInCell="1" allowOverlap="1" wp14:anchorId="669618E1" wp14:editId="0CE445A5">
             <wp:simplePos x="0" y="0"/>
             <wp:positionH relativeFrom="margin">
               <wp:align>right</wp:align>
@@ -16733,14 +16733,290 @@
         <w:rPr>
           <w:lang w:val="en-US"/>
         </w:rPr>
-        <w:t>2.3.</w:t>
-      </w:r>
-      <w:r>
-        <w:rPr>
-          <w:lang w:val="en-US"/>
-        </w:rPr>
-        <w:t>2</w:t>
-      </w:r>
+        <w:t>2.3.2. Repeatable Read</w:t>
+      </w:r>
+    </w:p>
+    <w:p>
+      <w:pPr>
+        <w:ind w:firstLine="0"/>
+        <w:rPr>
+          <w:lang w:val="en-US"/>
+        </w:rPr>
+      </w:pPr>
+    </w:p>
+    <w:p>
+      <w:pPr>
+        <w:pStyle w:val="Heading4"/>
+        <w:ind w:firstLine="0"/>
+        <w:rPr>
+          <w:lang w:val="en-US"/>
+        </w:rPr>
+      </w:pPr>
+      <w:r>
+        <w:rPr>
+          <w:lang w:val="en-US"/>
+        </w:rPr>
+        <w:t>2.3.2.1. Phantom reads</w:t>
+      </w:r>
+    </w:p>
+    <w:p>
+      <w:pPr>
+        <w:ind w:firstLine="0"/>
+        <w:rPr>
+          <w:lang w:val="en-US"/>
+        </w:rPr>
+      </w:pPr>
+    </w:p>
+    <w:p>
+      <w:pPr>
+        <w:ind w:firstLine="0"/>
+      </w:pPr>
+      <w:proofErr w:type="spellStart"/>
+      <w:r>
+        <w:rPr>
+          <w:lang w:val="en-US"/>
+        </w:rPr>
+        <w:t>Dakle</w:t>
+      </w:r>
+      <w:proofErr w:type="spellEnd"/>
+      <w:r>
+        <w:rPr>
+          <w:lang w:val="en-US"/>
+        </w:rPr>
+        <w:t xml:space="preserve"> </w:t>
+      </w:r>
+      <w:proofErr w:type="spellStart"/>
+      <w:r>
+        <w:rPr>
+          <w:lang w:val="en-US"/>
+        </w:rPr>
+        <w:t>ovaj</w:t>
+      </w:r>
+      <w:proofErr w:type="spellEnd"/>
+      <w:r>
+        <w:rPr>
+          <w:lang w:val="en-US"/>
+        </w:rPr>
+        <w:t xml:space="preserve"> </w:t>
+      </w:r>
+      <w:proofErr w:type="spellStart"/>
+      <w:r>
+        <w:rPr>
+          <w:lang w:val="en-US"/>
+        </w:rPr>
+        <w:t>nivo</w:t>
+      </w:r>
+      <w:proofErr w:type="spellEnd"/>
+      <w:r>
+        <w:rPr>
+          <w:lang w:val="en-US"/>
+        </w:rPr>
+        <w:t xml:space="preserve"> </w:t>
+      </w:r>
+      <w:proofErr w:type="spellStart"/>
+      <w:r>
+        <w:rPr>
+          <w:lang w:val="en-US"/>
+        </w:rPr>
+        <w:t>izolacije</w:t>
+      </w:r>
+      <w:proofErr w:type="spellEnd"/>
+      <w:r>
+        <w:rPr>
+          <w:lang w:val="en-US"/>
+        </w:rPr>
+        <w:t xml:space="preserve"> </w:t>
+      </w:r>
+      <w:proofErr w:type="spellStart"/>
+      <w:r>
+        <w:rPr>
+          <w:lang w:val="en-US"/>
+        </w:rPr>
+        <w:t>kod</w:t>
+      </w:r>
+      <w:proofErr w:type="spellEnd"/>
+      <w:r>
+        <w:rPr>
+          <w:lang w:val="en-US"/>
+        </w:rPr>
+        <w:t xml:space="preserve"> </w:t>
+      </w:r>
+      <w:proofErr w:type="spellStart"/>
+      <w:r>
+        <w:rPr>
+          <w:lang w:val="en-US"/>
+        </w:rPr>
+        <w:t>transakcija</w:t>
+      </w:r>
+      <w:proofErr w:type="spellEnd"/>
+      <w:r>
+        <w:rPr>
+          <w:lang w:val="en-US"/>
+        </w:rPr>
+        <w:t xml:space="preserve"> </w:t>
+      </w:r>
+      <w:proofErr w:type="spellStart"/>
+      <w:r>
+        <w:rPr>
+          <w:lang w:val="en-US"/>
+        </w:rPr>
+        <w:t>osigurava</w:t>
+      </w:r>
+      <w:proofErr w:type="spellEnd"/>
+      <w:r>
+        <w:rPr>
+          <w:lang w:val="en-US"/>
+        </w:rPr>
+        <w:t xml:space="preserve"> da </w:t>
+      </w:r>
+      <w:proofErr w:type="spellStart"/>
+      <w:r>
+        <w:rPr>
+          <w:lang w:val="en-US"/>
+        </w:rPr>
+        <w:t>ukoliko</w:t>
+      </w:r>
+      <w:proofErr w:type="spellEnd"/>
+      <w:r>
+        <w:rPr>
+          <w:lang w:val="en-US"/>
+        </w:rPr>
+        <w:t xml:space="preserve"> </w:t>
+      </w:r>
+      <w:proofErr w:type="spellStart"/>
+      <w:r>
+        <w:rPr>
+          <w:lang w:val="en-US"/>
+        </w:rPr>
+        <w:t>transakcija</w:t>
+      </w:r>
+      <w:proofErr w:type="spellEnd"/>
+      <w:r>
+        <w:rPr>
+          <w:lang w:val="en-US"/>
+        </w:rPr>
+        <w:t xml:space="preserve"> </w:t>
+      </w:r>
+      <w:proofErr w:type="spellStart"/>
+      <w:r>
+        <w:rPr>
+          <w:lang w:val="en-US"/>
+        </w:rPr>
+        <w:t>izvrši</w:t>
+      </w:r>
+      <w:proofErr w:type="spellEnd"/>
+      <w:r>
+        <w:rPr>
+          <w:lang w:val="en-US"/>
+        </w:rPr>
+        <w:t xml:space="preserve"> </w:t>
+      </w:r>
+      <w:proofErr w:type="spellStart"/>
+      <w:r>
+        <w:rPr>
+          <w:lang w:val="en-US"/>
+        </w:rPr>
+        <w:t>dva</w:t>
+      </w:r>
+      <w:proofErr w:type="spellEnd"/>
+      <w:r>
+        <w:rPr>
+          <w:lang w:val="en-US"/>
+        </w:rPr>
+        <w:t xml:space="preserve"> </w:t>
+      </w:r>
+      <w:proofErr w:type="spellStart"/>
+      <w:r>
+        <w:rPr>
+          <w:lang w:val="en-US"/>
+        </w:rPr>
+        <w:t>identična</w:t>
+      </w:r>
+      <w:proofErr w:type="spellEnd"/>
+      <w:r>
+        <w:rPr>
+          <w:lang w:val="en-US"/>
+        </w:rPr>
+        <w:t xml:space="preserve"> </w:t>
+      </w:r>
+      <w:proofErr w:type="spellStart"/>
+      <w:r>
+        <w:rPr>
+          <w:lang w:val="en-US"/>
+        </w:rPr>
+        <w:t>upita</w:t>
+      </w:r>
+      <w:proofErr w:type="spellEnd"/>
+      <w:r>
+        <w:rPr>
+          <w:lang w:val="en-US"/>
+        </w:rPr>
+        <w:t xml:space="preserve">, oba </w:t>
+      </w:r>
+      <w:proofErr w:type="spellStart"/>
+      <w:r>
+        <w:rPr>
+          <w:lang w:val="en-US"/>
+        </w:rPr>
+        <w:t>upita</w:t>
+      </w:r>
+      <w:proofErr w:type="spellEnd"/>
+      <w:r>
+        <w:rPr>
+          <w:lang w:val="en-US"/>
+        </w:rPr>
+        <w:t xml:space="preserve"> </w:t>
+      </w:r>
+      <w:proofErr w:type="spellStart"/>
+      <w:r>
+        <w:rPr>
+          <w:lang w:val="en-US"/>
+        </w:rPr>
+        <w:t>će</w:t>
+      </w:r>
+      <w:proofErr w:type="spellEnd"/>
+      <w:r>
+        <w:rPr>
+          <w:lang w:val="en-US"/>
+        </w:rPr>
+        <w:t xml:space="preserve"> </w:t>
+      </w:r>
+      <w:proofErr w:type="spellStart"/>
+      <w:r>
+        <w:rPr>
+          <w:lang w:val="en-US"/>
+        </w:rPr>
+        <w:t>vratiti</w:t>
+      </w:r>
+      <w:proofErr w:type="spellEnd"/>
+      <w:r>
+        <w:rPr>
+          <w:lang w:val="en-US"/>
+        </w:rPr>
+        <w:t xml:space="preserve"> </w:t>
+      </w:r>
+      <w:proofErr w:type="spellStart"/>
+      <w:r>
+        <w:rPr>
+          <w:lang w:val="en-US"/>
+        </w:rPr>
+        <w:t>iste</w:t>
+      </w:r>
+      <w:proofErr w:type="spellEnd"/>
+      <w:r>
+        <w:rPr>
+          <w:lang w:val="en-US"/>
+        </w:rPr>
+        <w:t xml:space="preserve"> </w:t>
+      </w:r>
+      <w:proofErr w:type="spellStart"/>
+      <w:r>
+        <w:rPr>
+          <w:lang w:val="en-US"/>
+        </w:rPr>
+        <w:t>rezultate</w:t>
+      </w:r>
+      <w:proofErr w:type="spellEnd"/>
       <w:r>
         <w:rPr>
           <w:lang w:val="en-US"/>
@@ -16751,300 +17027,6 @@
         <w:rPr>
           <w:lang w:val="en-US"/>
         </w:rPr>
-        <w:t>Repeatable Read</w:t>
-      </w:r>
-    </w:p>
-    <w:p>
-      <w:pPr>
-        <w:ind w:firstLine="0"/>
-        <w:rPr>
-          <w:lang w:val="en-US"/>
-        </w:rPr>
-      </w:pPr>
-    </w:p>
-    <w:p>
-      <w:pPr>
-        <w:pStyle w:val="Heading4"/>
-        <w:ind w:firstLine="0"/>
-        <w:rPr>
-          <w:lang w:val="en-US"/>
-        </w:rPr>
-      </w:pPr>
-      <w:r>
-        <w:rPr>
-          <w:lang w:val="en-US"/>
-        </w:rPr>
-        <w:t>2.3.2.1. Phantom reads</w:t>
-      </w:r>
-    </w:p>
-    <w:p>
-      <w:pPr>
-        <w:ind w:firstLine="0"/>
-        <w:rPr>
-          <w:lang w:val="en-US"/>
-        </w:rPr>
-      </w:pPr>
-    </w:p>
-    <w:p>
-      <w:pPr>
-        <w:ind w:firstLine="0"/>
-      </w:pPr>
-      <w:proofErr w:type="spellStart"/>
-      <w:r>
-        <w:rPr>
-          <w:lang w:val="en-US"/>
-        </w:rPr>
-        <w:t>Dakle</w:t>
-      </w:r>
-      <w:proofErr w:type="spellEnd"/>
-      <w:r>
-        <w:rPr>
-          <w:lang w:val="en-US"/>
-        </w:rPr>
-        <w:t xml:space="preserve"> </w:t>
-      </w:r>
-      <w:proofErr w:type="spellStart"/>
-      <w:r>
-        <w:rPr>
-          <w:lang w:val="en-US"/>
-        </w:rPr>
-        <w:t>ovaj</w:t>
-      </w:r>
-      <w:proofErr w:type="spellEnd"/>
-      <w:r>
-        <w:rPr>
-          <w:lang w:val="en-US"/>
-        </w:rPr>
-        <w:t xml:space="preserve"> </w:t>
-      </w:r>
-      <w:proofErr w:type="spellStart"/>
-      <w:r>
-        <w:rPr>
-          <w:lang w:val="en-US"/>
-        </w:rPr>
-        <w:t>nivo</w:t>
-      </w:r>
-      <w:proofErr w:type="spellEnd"/>
-      <w:r>
-        <w:rPr>
-          <w:lang w:val="en-US"/>
-        </w:rPr>
-        <w:t xml:space="preserve"> </w:t>
-      </w:r>
-      <w:proofErr w:type="spellStart"/>
-      <w:r>
-        <w:rPr>
-          <w:lang w:val="en-US"/>
-        </w:rPr>
-        <w:t>izolacije</w:t>
-      </w:r>
-      <w:proofErr w:type="spellEnd"/>
-      <w:r>
-        <w:rPr>
-          <w:lang w:val="en-US"/>
-        </w:rPr>
-        <w:t xml:space="preserve"> </w:t>
-      </w:r>
-      <w:proofErr w:type="spellStart"/>
-      <w:r>
-        <w:rPr>
-          <w:lang w:val="en-US"/>
-        </w:rPr>
-        <w:t>kod</w:t>
-      </w:r>
-      <w:proofErr w:type="spellEnd"/>
-      <w:r>
-        <w:rPr>
-          <w:lang w:val="en-US"/>
-        </w:rPr>
-        <w:t xml:space="preserve"> </w:t>
-      </w:r>
-      <w:proofErr w:type="spellStart"/>
-      <w:r>
-        <w:rPr>
-          <w:lang w:val="en-US"/>
-        </w:rPr>
-        <w:t>transakcija</w:t>
-      </w:r>
-      <w:proofErr w:type="spellEnd"/>
-      <w:r>
-        <w:rPr>
-          <w:lang w:val="en-US"/>
-        </w:rPr>
-        <w:t xml:space="preserve"> </w:t>
-      </w:r>
-      <w:proofErr w:type="spellStart"/>
-      <w:r>
-        <w:rPr>
-          <w:lang w:val="en-US"/>
-        </w:rPr>
-        <w:t>osigurava</w:t>
-      </w:r>
-      <w:proofErr w:type="spellEnd"/>
-      <w:r>
-        <w:rPr>
-          <w:lang w:val="en-US"/>
-        </w:rPr>
-        <w:t xml:space="preserve"> da </w:t>
-      </w:r>
-      <w:proofErr w:type="spellStart"/>
-      <w:r>
-        <w:rPr>
-          <w:lang w:val="en-US"/>
-        </w:rPr>
-        <w:t>ukoliko</w:t>
-      </w:r>
-      <w:proofErr w:type="spellEnd"/>
-      <w:r>
-        <w:rPr>
-          <w:lang w:val="en-US"/>
-        </w:rPr>
-        <w:t xml:space="preserve"> </w:t>
-      </w:r>
-      <w:proofErr w:type="spellStart"/>
-      <w:r>
-        <w:rPr>
-          <w:lang w:val="en-US"/>
-        </w:rPr>
-        <w:t>transakcija</w:t>
-      </w:r>
-      <w:proofErr w:type="spellEnd"/>
-      <w:r>
-        <w:rPr>
-          <w:lang w:val="en-US"/>
-        </w:rPr>
-        <w:t xml:space="preserve"> </w:t>
-      </w:r>
-      <w:proofErr w:type="spellStart"/>
-      <w:r>
-        <w:rPr>
-          <w:lang w:val="en-US"/>
-        </w:rPr>
-        <w:t>izvrši</w:t>
-      </w:r>
-      <w:proofErr w:type="spellEnd"/>
-      <w:r>
-        <w:rPr>
-          <w:lang w:val="en-US"/>
-        </w:rPr>
-        <w:t xml:space="preserve"> </w:t>
-      </w:r>
-      <w:proofErr w:type="spellStart"/>
-      <w:r>
-        <w:rPr>
-          <w:lang w:val="en-US"/>
-        </w:rPr>
-        <w:t>dva</w:t>
-      </w:r>
-      <w:proofErr w:type="spellEnd"/>
-      <w:r>
-        <w:rPr>
-          <w:lang w:val="en-US"/>
-        </w:rPr>
-        <w:t xml:space="preserve"> </w:t>
-      </w:r>
-      <w:proofErr w:type="spellStart"/>
-      <w:r>
-        <w:rPr>
-          <w:lang w:val="en-US"/>
-        </w:rPr>
-        <w:t>identična</w:t>
-      </w:r>
-      <w:proofErr w:type="spellEnd"/>
-      <w:r>
-        <w:rPr>
-          <w:lang w:val="en-US"/>
-        </w:rPr>
-        <w:t xml:space="preserve"> </w:t>
-      </w:r>
-      <w:proofErr w:type="spellStart"/>
-      <w:r>
-        <w:rPr>
-          <w:lang w:val="en-US"/>
-        </w:rPr>
-        <w:t>upita</w:t>
-      </w:r>
-      <w:proofErr w:type="spellEnd"/>
-      <w:r>
-        <w:rPr>
-          <w:lang w:val="en-US"/>
-        </w:rPr>
-        <w:t xml:space="preserve">, oba </w:t>
-      </w:r>
-      <w:proofErr w:type="spellStart"/>
-      <w:r>
-        <w:rPr>
-          <w:lang w:val="en-US"/>
-        </w:rPr>
-        <w:t>upita</w:t>
-      </w:r>
-      <w:proofErr w:type="spellEnd"/>
-      <w:r>
-        <w:rPr>
-          <w:lang w:val="en-US"/>
-        </w:rPr>
-        <w:t xml:space="preserve"> </w:t>
-      </w:r>
-      <w:proofErr w:type="spellStart"/>
-      <w:r>
-        <w:rPr>
-          <w:lang w:val="en-US"/>
-        </w:rPr>
-        <w:t>će</w:t>
-      </w:r>
-      <w:proofErr w:type="spellEnd"/>
-      <w:r>
-        <w:rPr>
-          <w:lang w:val="en-US"/>
-        </w:rPr>
-        <w:t xml:space="preserve"> </w:t>
-      </w:r>
-      <w:proofErr w:type="spellStart"/>
-      <w:r>
-        <w:rPr>
-          <w:lang w:val="en-US"/>
-        </w:rPr>
-        <w:t>vratiti</w:t>
-      </w:r>
-      <w:proofErr w:type="spellEnd"/>
-      <w:r>
-        <w:rPr>
-          <w:lang w:val="en-US"/>
-        </w:rPr>
-        <w:t xml:space="preserve"> </w:t>
-      </w:r>
-      <w:proofErr w:type="spellStart"/>
-      <w:r>
-        <w:rPr>
-          <w:lang w:val="en-US"/>
-        </w:rPr>
-        <w:t>iste</w:t>
-      </w:r>
-      <w:proofErr w:type="spellEnd"/>
-      <w:r>
-        <w:rPr>
-          <w:lang w:val="en-US"/>
-        </w:rPr>
-        <w:t xml:space="preserve"> </w:t>
-      </w:r>
-      <w:proofErr w:type="spellStart"/>
-      <w:r>
-        <w:rPr>
-          <w:lang w:val="en-US"/>
-        </w:rPr>
-        <w:t>rezultate</w:t>
-      </w:r>
-      <w:proofErr w:type="spellEnd"/>
-      <w:r>
-        <w:rPr>
-          <w:lang w:val="en-US"/>
-        </w:rPr>
-        <w:t xml:space="preserve">. </w:t>
-      </w:r>
-      <w:r>
-        <w:rPr>
-          <w:lang w:val="en-US"/>
-        </w:rPr>
         <w:t xml:space="preserve"> Na </w:t>
       </w:r>
       <w:proofErr w:type="spellStart"/>
@@ -17108,6 +17090,9 @@
         <w:jc w:val="center"/>
       </w:pPr>
       <w:r>
+        <w:rPr>
+          <w:noProof/>
+        </w:rPr>
         <w:lastRenderedPageBreak/>
         <w:drawing>
           <wp:inline distT="0" distB="0" distL="0" distR="0" wp14:anchorId="0EB8C8BB" wp14:editId="227B6ABE">
@@ -17618,6 +17603,9 @@
         <w:jc w:val="center"/>
       </w:pPr>
       <w:r>
+        <w:rPr>
+          <w:noProof/>
+        </w:rPr>
         <w:lastRenderedPageBreak/>
         <w:drawing>
           <wp:inline distT="0" distB="0" distL="0" distR="0" wp14:anchorId="07F14001" wp14:editId="4D310CCD">
@@ -17681,10 +17669,7 @@
         <w:ind w:firstLine="0"/>
       </w:pPr>
       <w:r>
-        <w:t xml:space="preserve">2.3.2.2. </w:t>
-      </w:r>
-      <w:r>
-        <w:t>Write skew</w:t>
+        <w:t>2.3.2.2. Write skew</w:t>
       </w:r>
     </w:p>
     <w:p>
@@ -17720,6 +17705,9 @@
         <w:jc w:val="center"/>
       </w:pPr>
       <w:r>
+        <w:rPr>
+          <w:noProof/>
+        </w:rPr>
         <w:lastRenderedPageBreak/>
         <w:drawing>
           <wp:inline distT="0" distB="0" distL="0" distR="0" wp14:anchorId="3E94D653" wp14:editId="401D659F">
@@ -17778,10 +17766,7 @@
         <w:ind w:firstLine="0"/>
       </w:pPr>
       <w:r>
-        <w:t>2.3.2.3.Anomalija r</w:t>
-      </w:r>
-      <w:r>
-        <w:t>ead-only transakcija</w:t>
+        <w:t>2.3.2.3.Anomalija read-only transakcija</w:t>
       </w:r>
     </w:p>
     <w:p>
@@ -17879,6 +17864,7 @@
       </w:pPr>
       <w:r>
         <w:rPr>
+          <w:noProof/>
           <w:lang w:val="en-GB"/>
         </w:rPr>
         <w:lastRenderedPageBreak/>
@@ -17956,14 +17942,122 @@
         <w:rPr>
           <w:lang w:val="en-US"/>
         </w:rPr>
-        <w:t>2.3.</w:t>
-      </w:r>
-      <w:r>
-        <w:rPr>
-          <w:lang w:val="en-US"/>
-        </w:rPr>
-        <w:t>3</w:t>
-      </w:r>
+        <w:t>2.3.3. Serializable</w:t>
+      </w:r>
+    </w:p>
+    <w:p>
+      <w:pPr>
+        <w:ind w:firstLine="0"/>
+        <w:rPr>
+          <w:lang w:val="en-US"/>
+        </w:rPr>
+      </w:pPr>
+    </w:p>
+    <w:p>
+      <w:pPr>
+        <w:ind w:firstLine="0"/>
+        <w:rPr>
+          <w:lang w:val="en-US"/>
+        </w:rPr>
+      </w:pPr>
+      <w:r>
+        <w:rPr>
+          <w:lang w:val="en-US"/>
+        </w:rPr>
+        <w:t xml:space="preserve">Na serializable </w:t>
+      </w:r>
+      <w:proofErr w:type="spellStart"/>
+      <w:r>
+        <w:rPr>
+          <w:lang w:val="en-US"/>
+        </w:rPr>
+        <w:t>nivou</w:t>
+      </w:r>
+      <w:proofErr w:type="spellEnd"/>
+      <w:r>
+        <w:rPr>
+          <w:lang w:val="en-US"/>
+        </w:rPr>
+        <w:t xml:space="preserve"> </w:t>
+      </w:r>
+      <w:proofErr w:type="spellStart"/>
+      <w:r>
+        <w:rPr>
+          <w:lang w:val="en-US"/>
+        </w:rPr>
+        <w:t>izolacije</w:t>
+      </w:r>
+      <w:proofErr w:type="spellEnd"/>
+      <w:r>
+        <w:rPr>
+          <w:lang w:val="en-US"/>
+        </w:rPr>
+        <w:t xml:space="preserve"> </w:t>
+      </w:r>
+      <w:proofErr w:type="spellStart"/>
+      <w:r>
+        <w:rPr>
+          <w:lang w:val="en-US"/>
+        </w:rPr>
+        <w:t>ni</w:t>
+      </w:r>
+      <w:proofErr w:type="spellEnd"/>
+      <w:r>
+        <w:rPr>
+          <w:lang w:val="en-US"/>
+        </w:rPr>
+        <w:t xml:space="preserve"> </w:t>
+      </w:r>
+      <w:proofErr w:type="spellStart"/>
+      <w:r>
+        <w:rPr>
+          <w:lang w:val="en-US"/>
+        </w:rPr>
+        <w:t>jedna</w:t>
+      </w:r>
+      <w:proofErr w:type="spellEnd"/>
+      <w:r>
+        <w:rPr>
+          <w:lang w:val="en-US"/>
+        </w:rPr>
+        <w:t xml:space="preserve"> </w:t>
+      </w:r>
+      <w:proofErr w:type="spellStart"/>
+      <w:r>
+        <w:rPr>
+          <w:lang w:val="en-US"/>
+        </w:rPr>
+        <w:t>anomalija</w:t>
+      </w:r>
+      <w:proofErr w:type="spellEnd"/>
+      <w:r>
+        <w:rPr>
+          <w:lang w:val="en-US"/>
+        </w:rPr>
+        <w:t xml:space="preserve"> </w:t>
+      </w:r>
+      <w:proofErr w:type="spellStart"/>
+      <w:r>
+        <w:rPr>
+          <w:lang w:val="en-US"/>
+        </w:rPr>
+        <w:t>nije</w:t>
+      </w:r>
+      <w:proofErr w:type="spellEnd"/>
+      <w:r>
+        <w:rPr>
+          <w:lang w:val="en-US"/>
+        </w:rPr>
+        <w:t xml:space="preserve"> </w:t>
+      </w:r>
+      <w:proofErr w:type="spellStart"/>
+      <w:r>
+        <w:rPr>
+          <w:lang w:val="en-US"/>
+        </w:rPr>
+        <w:t>dozvoljena</w:t>
+      </w:r>
+      <w:proofErr w:type="spellEnd"/>
       <w:r>
         <w:rPr>
           <w:lang w:val="en-US"/>
@@ -17974,42 +18068,264 @@
         <w:rPr>
           <w:lang w:val="en-US"/>
         </w:rPr>
-        <w:t>Serializable</w:t>
-      </w:r>
-    </w:p>
-    <w:p>
-      <w:pPr>
-        <w:ind w:firstLine="0"/>
-        <w:rPr>
-          <w:lang w:val="en-US"/>
-        </w:rPr>
-      </w:pPr>
-    </w:p>
-    <w:p>
-      <w:pPr>
-        <w:ind w:firstLine="0"/>
-        <w:rPr>
-          <w:lang w:val="en-US"/>
-        </w:rPr>
-      </w:pPr>
-    </w:p>
-    <w:p>
-      <w:pPr>
-        <w:rPr>
-          <w:lang w:val="en-US"/>
-        </w:rPr>
-      </w:pPr>
-    </w:p>
-    <w:p>
-      <w:pPr>
-        <w:ind w:firstLine="0"/>
-        <w:rPr>
-          <w:lang w:val="en-GB"/>
-        </w:rPr>
+        <w:t xml:space="preserve">Na </w:t>
+      </w:r>
+      <w:proofErr w:type="spellStart"/>
+      <w:r>
+        <w:rPr>
+          <w:lang w:val="en-US"/>
+        </w:rPr>
+        <w:t>slici</w:t>
+      </w:r>
+      <w:proofErr w:type="spellEnd"/>
+      <w:r>
+        <w:rPr>
+          <w:lang w:val="en-US"/>
+        </w:rPr>
+        <w:t xml:space="preserve"> 12 je </w:t>
+      </w:r>
+      <w:proofErr w:type="spellStart"/>
+      <w:r>
+        <w:rPr>
+          <w:lang w:val="en-US"/>
+        </w:rPr>
+        <w:t>dat</w:t>
+      </w:r>
+      <w:proofErr w:type="spellEnd"/>
+      <w:r>
+        <w:rPr>
+          <w:lang w:val="en-US"/>
+        </w:rPr>
+        <w:t xml:space="preserve"> </w:t>
+      </w:r>
+      <w:proofErr w:type="spellStart"/>
+      <w:r>
+        <w:rPr>
+          <w:lang w:val="en-US"/>
+        </w:rPr>
+        <w:t>prikaz</w:t>
+      </w:r>
+      <w:proofErr w:type="spellEnd"/>
+      <w:r>
+        <w:rPr>
+          <w:lang w:val="en-US"/>
+        </w:rPr>
+        <w:t xml:space="preserve"> </w:t>
+      </w:r>
+      <w:proofErr w:type="spellStart"/>
+      <w:r>
+        <w:rPr>
+          <w:lang w:val="en-US"/>
+        </w:rPr>
+        <w:t>kako</w:t>
+      </w:r>
+      <w:proofErr w:type="spellEnd"/>
+      <w:r>
+        <w:rPr>
+          <w:lang w:val="en-US"/>
+        </w:rPr>
+        <w:t xml:space="preserve"> je write skew </w:t>
+      </w:r>
+      <w:proofErr w:type="spellStart"/>
+      <w:r>
+        <w:rPr>
+          <w:lang w:val="en-US"/>
+        </w:rPr>
+        <w:t>anomalija</w:t>
+      </w:r>
+      <w:proofErr w:type="spellEnd"/>
+      <w:r>
+        <w:rPr>
+          <w:lang w:val="en-US"/>
+        </w:rPr>
+        <w:t xml:space="preserve"> </w:t>
+      </w:r>
+      <w:proofErr w:type="spellStart"/>
+      <w:r>
+        <w:rPr>
+          <w:lang w:val="en-US"/>
+        </w:rPr>
+        <w:t>sprečena</w:t>
+      </w:r>
+      <w:proofErr w:type="spellEnd"/>
+      <w:r>
+        <w:rPr>
+          <w:lang w:val="en-US"/>
+        </w:rPr>
+        <w:t>.</w:t>
+      </w:r>
+    </w:p>
+    <w:p>
+      <w:pPr>
+        <w:ind w:firstLine="0"/>
+        <w:rPr>
+          <w:lang w:val="en-US"/>
+        </w:rPr>
+      </w:pPr>
+    </w:p>
+    <w:p>
+      <w:pPr>
+        <w:keepNext/>
+        <w:ind w:firstLine="0"/>
+        <w:jc w:val="center"/>
+      </w:pPr>
+      <w:r>
+        <w:rPr>
+          <w:lang w:val="en-GB"/>
+        </w:rPr>
+        <w:drawing>
+          <wp:inline distT="0" distB="0" distL="0" distR="0" wp14:anchorId="1B47B006" wp14:editId="1A449BAC">
+            <wp:extent cx="6623029" cy="2562038"/>
+            <wp:effectExtent l="0" t="0" r="6985" b="0"/>
+            <wp:docPr id="9" name="Picture 9"/>
+            <wp:cNvGraphicFramePr>
+              <a:graphicFrameLocks xmlns:a="http://schemas.openxmlformats.org/drawingml/2006/main" noChangeAspect="1"/>
+            </wp:cNvGraphicFramePr>
+            <a:graphic xmlns:a="http://schemas.openxmlformats.org/drawingml/2006/main">
+              <a:graphicData uri="http://schemas.openxmlformats.org/drawingml/2006/picture">
+                <pic:pic xmlns:pic="http://schemas.openxmlformats.org/drawingml/2006/picture">
+                  <pic:nvPicPr>
+                    <pic:cNvPr id="1" name=""/>
+                    <pic:cNvPicPr/>
+                  </pic:nvPicPr>
+                  <pic:blipFill>
+                    <a:blip r:embed="rId21"/>
+                    <a:stretch>
+                      <a:fillRect/>
+                    </a:stretch>
+                  </pic:blipFill>
+                  <pic:spPr>
+                    <a:xfrm>
+                      <a:off x="0" y="0"/>
+                      <a:ext cx="6639002" cy="2568217"/>
+                    </a:xfrm>
+                    <a:prstGeom prst="rect">
+                      <a:avLst/>
+                    </a:prstGeom>
+                  </pic:spPr>
+                </pic:pic>
+              </a:graphicData>
+            </a:graphic>
+          </wp:inline>
+        </w:drawing>
+      </w:r>
+    </w:p>
+    <w:p>
+      <w:pPr>
+        <w:pStyle w:val="Caption"/>
+        <w:jc w:val="center"/>
+      </w:pPr>
+      <w:r>
+        <w:t>Slika 12 – Sprečavanje write skew anomalije na serializable nivou</w:t>
+      </w:r>
+    </w:p>
+    <w:p>
+      <w:pPr>
+        <w:ind w:firstLine="0"/>
+      </w:pPr>
+    </w:p>
+    <w:p>
+      <w:pPr>
+        <w:ind w:firstLine="0"/>
+      </w:pPr>
+      <w:r>
+        <w:t xml:space="preserve">Identična situacija je i sa read-only transakcionim anomalija, istu grešku </w:t>
+      </w:r>
+      <w:r>
+        <w:t xml:space="preserve">generišu. Da bi se sprečila ova situacija read-only transakciju je neophodno označiti kao ISOLATION LEVEL SERIALIZABLE READ ONLY DEFERRABLE. Na taj način će izvršenje SELECT naredbe biti odloženo sve dok, sve trenutne transakcije ne komituju svoje promene. Primer je dat na slici 13. </w:t>
+      </w:r>
+    </w:p>
+    <w:p>
+      <w:pPr>
+        <w:ind w:firstLine="0"/>
+      </w:pPr>
+    </w:p>
+    <w:p>
+      <w:pPr>
+        <w:keepNext/>
+        <w:ind w:firstLine="0"/>
+        <w:jc w:val="center"/>
+      </w:pPr>
+      <w:r>
+        <w:rPr>
+          <w:lang w:val="en-GB"/>
+        </w:rPr>
+        <w:lastRenderedPageBreak/>
+        <w:drawing>
+          <wp:inline distT="0" distB="0" distL="0" distR="0" wp14:anchorId="60F46165" wp14:editId="13EABDE4">
+            <wp:extent cx="6343650" cy="3181350"/>
+            <wp:effectExtent l="0" t="0" r="0" b="0"/>
+            <wp:docPr id="13" name="Picture 13"/>
+            <wp:cNvGraphicFramePr>
+              <a:graphicFrameLocks xmlns:a="http://schemas.openxmlformats.org/drawingml/2006/main" noChangeAspect="1"/>
+            </wp:cNvGraphicFramePr>
+            <a:graphic xmlns:a="http://schemas.openxmlformats.org/drawingml/2006/main">
+              <a:graphicData uri="http://schemas.openxmlformats.org/drawingml/2006/picture">
+                <pic:pic xmlns:pic="http://schemas.openxmlformats.org/drawingml/2006/picture">
+                  <pic:nvPicPr>
+                    <pic:cNvPr id="1" name=""/>
+                    <pic:cNvPicPr/>
+                  </pic:nvPicPr>
+                  <pic:blipFill>
+                    <a:blip r:embed="rId22"/>
+                    <a:stretch>
+                      <a:fillRect/>
+                    </a:stretch>
+                  </pic:blipFill>
+                  <pic:spPr>
+                    <a:xfrm>
+                      <a:off x="0" y="0"/>
+                      <a:ext cx="6343650" cy="3181350"/>
+                    </a:xfrm>
+                    <a:prstGeom prst="rect">
+                      <a:avLst/>
+                    </a:prstGeom>
+                  </pic:spPr>
+                </pic:pic>
+              </a:graphicData>
+            </a:graphic>
+          </wp:inline>
+        </w:drawing>
+      </w:r>
+    </w:p>
+    <w:p>
+      <w:pPr>
+        <w:pStyle w:val="Caption"/>
+        <w:jc w:val="center"/>
+      </w:pPr>
+      <w:r>
+        <w:t>Slika 13 – Odloženo izvršenje read only transakcije.</w:t>
+      </w:r>
+    </w:p>
+    <w:p>
+      <w:pPr>
+        <w:ind w:firstLine="0"/>
+      </w:pPr>
+    </w:p>
+    <w:p>
+      <w:pPr>
+        <w:ind w:firstLine="0"/>
+      </w:pPr>
+    </w:p>
+    <w:p>
+      <w:pPr>
+        <w:keepNext/>
+        <w:ind w:firstLine="0"/>
+        <w:jc w:val="center"/>
+      </w:pPr>
+    </w:p>
+    <w:p>
+      <w:pPr>
+        <w:ind w:firstLine="0"/>
+      </w:pPr>
+    </w:p>
+    <w:p>
+      <w:pPr>
+        <w:ind w:firstLine="0"/>
       </w:pPr>
     </w:p>
     <w:sectPr>
-      <w:footerReference w:type="default" r:id="rId21"/>
+      <w:footerReference w:type="default" r:id="rId23"/>
       <w:pgSz w:w="11909" w:h="16834" w:code="9"/>
       <w:pgMar w:top="1325" w:right="1282" w:bottom="2477" w:left="1282" w:header="720" w:footer="720" w:gutter="0"/>
       <w:pgNumType w:start="1"/>
@@ -24187,6 +24503,7 @@
   <w:style w:type="character" w:default="1" w:styleId="DefaultParagraphFont">
     <w:name w:val="Default Paragraph Font"/>
     <w:uiPriority w:val="1"/>
+    <w:semiHidden/>
     <w:unhideWhenUsed/>
   </w:style>
   <w:style w:type="table" w:default="1" w:styleId="TableNormal">

--- a/Izolacija.docx
+++ b/Izolacija.docx
@@ -19,7 +19,7 @@
           <w:noProof/>
         </w:rPr>
         <w:drawing>
-          <wp:anchor distT="114300" distB="114300" distL="114300" distR="114300" simplePos="0" relativeHeight="251659264" behindDoc="1" locked="0" layoutInCell="1" allowOverlap="1" wp14:anchorId="669618E1" wp14:editId="43B741C7">
+          <wp:anchor distT="114300" distB="114300" distL="114300" distR="114300" simplePos="0" relativeHeight="251659264" behindDoc="1" locked="0" layoutInCell="1" allowOverlap="1" wp14:anchorId="669618E1" wp14:editId="77B27932">
             <wp:simplePos x="0" y="0"/>
             <wp:positionH relativeFrom="margin">
               <wp:align>right</wp:align>
@@ -341,7 +341,47 @@
           <w:sz w:val="40"/>
           <w:szCs w:val="40"/>
         </w:rPr>
-        <w:t xml:space="preserve">, izolacija i zaključavanje kod </w:t>
+        <w:t>, izolacija</w:t>
+      </w:r>
+      <w:r>
+        <w:rPr>
+          <w:rFonts w:cs="Times New Roman"/>
+          <w:b/>
+          <w:bCs/>
+          <w:sz w:val="40"/>
+          <w:szCs w:val="40"/>
+        </w:rPr>
+        <w:t xml:space="preserve">, </w:t>
+      </w:r>
+      <w:r>
+        <w:rPr>
+          <w:rFonts w:cs="Times New Roman"/>
+          <w:b/>
+          <w:bCs/>
+          <w:sz w:val="40"/>
+          <w:szCs w:val="40"/>
+        </w:rPr>
+        <w:t xml:space="preserve">zaključavanje </w:t>
+      </w:r>
+      <w:r>
+        <w:rPr>
+          <w:rFonts w:cs="Times New Roman"/>
+          <w:b/>
+          <w:bCs/>
+          <w:sz w:val="40"/>
+          <w:szCs w:val="40"/>
+        </w:rPr>
+        <w:t xml:space="preserve">i MVCC </w:t>
+      </w:r>
+      <w:r>
+        <w:rPr>
+          <w:rFonts w:cs="Times New Roman"/>
+          <w:b/>
+          <w:bCs/>
+          <w:sz w:val="40"/>
+          <w:szCs w:val="40"/>
+        </w:rPr>
+        <w:t xml:space="preserve">kod </w:t>
       </w:r>
       <w:r>
         <w:rPr>
@@ -19855,16 +19895,10 @@
         <w:ind w:firstLine="0"/>
       </w:pPr>
       <w:r>
-        <w:t>3.</w:t>
-      </w:r>
-      <w:r>
-        <w:t>2</w:t>
-      </w:r>
-      <w:r>
-        <w:t xml:space="preserve">. Zaključavanje na nivou </w:t>
-      </w:r>
-      <w:r>
-        <w:t>vrste</w:t>
+        <w:t xml:space="preserve">3.2. Zaključavanje na nivou </w:t>
+      </w:r>
+      <w:r>
+        <w:t>reda</w:t>
       </w:r>
     </w:p>
     <w:p>
@@ -19891,21 +19925,11 @@
         <w:rPr>
           <w:lang w:val="en-GB"/>
         </w:rPr>
-        <w:t xml:space="preserve"> </w:t>
-      </w:r>
-      <w:r>
-        <w:rPr>
-          <w:b/>
-          <w:bCs/>
-          <w:lang w:val="en-GB"/>
-        </w:rPr>
-        <w:t xml:space="preserve">snapshot </w:t>
-      </w:r>
-      <w:proofErr w:type="spellStart"/>
-      <w:r>
-        <w:rPr>
-          <w:b/>
-          <w:bCs/>
+        <w:t xml:space="preserve"> snapshot </w:t>
+      </w:r>
+      <w:proofErr w:type="spellStart"/>
+      <w:r>
+        <w:rPr>
           <w:lang w:val="en-GB"/>
         </w:rPr>
         <w:t>izolaciji</w:t>
@@ -20074,8 +20098,6 @@
       <w:proofErr w:type="spellStart"/>
       <w:r>
         <w:rPr>
-          <w:b/>
-          <w:bCs/>
           <w:lang w:val="en-GB"/>
         </w:rPr>
         <w:t>dve</w:t>
@@ -20083,17 +20105,13 @@
       <w:proofErr w:type="spellEnd"/>
       <w:r>
         <w:rPr>
-          <w:b/>
-          <w:bCs/>
-          <w:lang w:val="en-GB"/>
-        </w:rPr>
-        <w:t xml:space="preserve"> </w:t>
-      </w:r>
-      <w:proofErr w:type="spellStart"/>
-      <w:r>
-        <w:rPr>
-          <w:b/>
-          <w:bCs/>
+          <w:lang w:val="en-GB"/>
+        </w:rPr>
+        <w:t xml:space="preserve"> </w:t>
+      </w:r>
+      <w:proofErr w:type="spellStart"/>
+      <w:r>
+        <w:rPr>
           <w:lang w:val="en-GB"/>
         </w:rPr>
         <w:t>ili</w:t>
@@ -20101,17 +20119,13 @@
       <w:proofErr w:type="spellEnd"/>
       <w:r>
         <w:rPr>
-          <w:b/>
-          <w:bCs/>
-          <w:lang w:val="en-GB"/>
-        </w:rPr>
-        <w:t xml:space="preserve"> </w:t>
-      </w:r>
-      <w:proofErr w:type="spellStart"/>
-      <w:r>
-        <w:rPr>
-          <w:b/>
-          <w:bCs/>
+          <w:lang w:val="en-GB"/>
+        </w:rPr>
+        <w:t xml:space="preserve"> </w:t>
+      </w:r>
+      <w:proofErr w:type="spellStart"/>
+      <w:r>
+        <w:rPr>
           <w:lang w:val="en-GB"/>
         </w:rPr>
         <w:t>više</w:t>
@@ -20119,17 +20133,13 @@
       <w:proofErr w:type="spellEnd"/>
       <w:r>
         <w:rPr>
-          <w:b/>
-          <w:bCs/>
-          <w:lang w:val="en-GB"/>
-        </w:rPr>
-        <w:t xml:space="preserve"> </w:t>
-      </w:r>
-      <w:proofErr w:type="spellStart"/>
-      <w:r>
-        <w:rPr>
-          <w:b/>
-          <w:bCs/>
+          <w:lang w:val="en-GB"/>
+        </w:rPr>
+        <w:t xml:space="preserve"> </w:t>
+      </w:r>
+      <w:proofErr w:type="spellStart"/>
+      <w:r>
+        <w:rPr>
           <w:lang w:val="en-GB"/>
         </w:rPr>
         <w:t>paralelnih</w:t>
@@ -20137,17 +20147,13 @@
       <w:proofErr w:type="spellEnd"/>
       <w:r>
         <w:rPr>
-          <w:b/>
-          <w:bCs/>
-          <w:lang w:val="en-GB"/>
-        </w:rPr>
-        <w:t xml:space="preserve"> </w:t>
-      </w:r>
-      <w:proofErr w:type="spellStart"/>
-      <w:r>
-        <w:rPr>
-          <w:b/>
-          <w:bCs/>
+          <w:lang w:val="en-GB"/>
+        </w:rPr>
+        <w:t xml:space="preserve"> </w:t>
+      </w:r>
+      <w:proofErr w:type="spellStart"/>
+      <w:r>
+        <w:rPr>
           <w:lang w:val="en-GB"/>
         </w:rPr>
         <w:t>transakcija</w:t>
@@ -20155,17 +20161,13 @@
       <w:proofErr w:type="spellEnd"/>
       <w:r>
         <w:rPr>
-          <w:b/>
-          <w:bCs/>
-          <w:lang w:val="en-GB"/>
-        </w:rPr>
-        <w:t xml:space="preserve"> </w:t>
-      </w:r>
-      <w:proofErr w:type="spellStart"/>
-      <w:r>
-        <w:rPr>
-          <w:b/>
-          <w:bCs/>
+          <w:lang w:val="en-GB"/>
+        </w:rPr>
+        <w:t xml:space="preserve"> </w:t>
+      </w:r>
+      <w:proofErr w:type="spellStart"/>
+      <w:r>
+        <w:rPr>
           <w:lang w:val="en-GB"/>
         </w:rPr>
         <w:t>pokušaju</w:t>
@@ -20173,8 +20175,6 @@
       <w:proofErr w:type="spellEnd"/>
       <w:r>
         <w:rPr>
-          <w:b/>
-          <w:bCs/>
           <w:lang w:val="en-GB"/>
         </w:rPr>
         <w:t xml:space="preserve"> da </w:t>
@@ -20182,8 +20182,6 @@
       <w:proofErr w:type="spellStart"/>
       <w:r>
         <w:rPr>
-          <w:b/>
-          <w:bCs/>
           <w:lang w:val="en-GB"/>
         </w:rPr>
         <w:t>modifikuju</w:t>
@@ -20191,17 +20189,13 @@
       <w:proofErr w:type="spellEnd"/>
       <w:r>
         <w:rPr>
-          <w:b/>
-          <w:bCs/>
-          <w:lang w:val="en-GB"/>
-        </w:rPr>
-        <w:t xml:space="preserve"> </w:t>
-      </w:r>
-      <w:proofErr w:type="spellStart"/>
-      <w:r>
-        <w:rPr>
-          <w:b/>
-          <w:bCs/>
+          <w:lang w:val="en-GB"/>
+        </w:rPr>
+        <w:t xml:space="preserve"> </w:t>
+      </w:r>
+      <w:proofErr w:type="spellStart"/>
+      <w:r>
+        <w:rPr>
           <w:lang w:val="en-GB"/>
         </w:rPr>
         <w:t>isti</w:t>
@@ -20209,8 +20203,6 @@
       <w:proofErr w:type="spellEnd"/>
       <w:r>
         <w:rPr>
-          <w:b/>
-          <w:bCs/>
           <w:lang w:val="en-GB"/>
         </w:rPr>
         <w:t xml:space="preserve"> red u </w:t>
@@ -20218,8 +20210,6 @@
       <w:proofErr w:type="spellStart"/>
       <w:r>
         <w:rPr>
-          <w:b/>
-          <w:bCs/>
           <w:lang w:val="en-GB"/>
         </w:rPr>
         <w:t>isto</w:t>
@@ -20227,17 +20217,13 @@
       <w:proofErr w:type="spellEnd"/>
       <w:r>
         <w:rPr>
-          <w:b/>
-          <w:bCs/>
-          <w:lang w:val="en-GB"/>
-        </w:rPr>
-        <w:t xml:space="preserve"> </w:t>
-      </w:r>
-      <w:proofErr w:type="spellStart"/>
-      <w:r>
-        <w:rPr>
-          <w:b/>
-          <w:bCs/>
+          <w:lang w:val="en-GB"/>
+        </w:rPr>
+        <w:t xml:space="preserve"> </w:t>
+      </w:r>
+      <w:proofErr w:type="spellStart"/>
+      <w:r>
+        <w:rPr>
           <w:lang w:val="en-GB"/>
         </w:rPr>
         <w:t>vreme</w:t>
@@ -20317,21 +20303,11 @@
         <w:rPr>
           <w:lang w:val="en-GB"/>
         </w:rPr>
-        <w:t xml:space="preserve"> </w:t>
-      </w:r>
-      <w:r>
-        <w:rPr>
-          <w:b/>
-          <w:bCs/>
-          <w:lang w:val="en-GB"/>
-        </w:rPr>
-        <w:t xml:space="preserve">heavyweight </w:t>
-      </w:r>
-      <w:proofErr w:type="spellStart"/>
-      <w:r>
-        <w:rPr>
-          <w:b/>
-          <w:bCs/>
+        <w:t xml:space="preserve"> heavyweight </w:t>
+      </w:r>
+      <w:proofErr w:type="spellStart"/>
+      <w:r>
+        <w:rPr>
           <w:lang w:val="en-GB"/>
         </w:rPr>
         <w:t>lockova</w:t>
@@ -20749,21 +20725,7 @@
         <w:rPr>
           <w:lang w:val="en-GB"/>
         </w:rPr>
-        <w:t xml:space="preserve"> </w:t>
-      </w:r>
-      <w:r>
-        <w:rPr>
-          <w:b/>
-          <w:bCs/>
-          <w:lang w:val="en-GB"/>
-        </w:rPr>
-        <w:t>lock escalation</w:t>
-      </w:r>
-      <w:r>
-        <w:rPr>
-          <w:lang w:val="en-GB"/>
-        </w:rPr>
-        <w:t xml:space="preserve">: </w:t>
+        <w:t xml:space="preserve"> lock escalation: </w:t>
       </w:r>
       <w:proofErr w:type="spellStart"/>
       <w:r>
@@ -20908,8 +20870,6 @@
       <w:proofErr w:type="spellStart"/>
       <w:r>
         <w:rPr>
-          <w:b/>
-          <w:bCs/>
           <w:lang w:val="en-GB"/>
         </w:rPr>
         <w:t>lockom</w:t>
@@ -20917,17 +20877,13 @@
       <w:proofErr w:type="spellEnd"/>
       <w:r>
         <w:rPr>
-          <w:b/>
-          <w:bCs/>
-          <w:lang w:val="en-GB"/>
-        </w:rPr>
-        <w:t xml:space="preserve"> </w:t>
-      </w:r>
-      <w:proofErr w:type="spellStart"/>
-      <w:r>
-        <w:rPr>
-          <w:b/>
-          <w:bCs/>
+          <w:lang w:val="en-GB"/>
+        </w:rPr>
+        <w:t xml:space="preserve"> </w:t>
+      </w:r>
+      <w:proofErr w:type="spellStart"/>
+      <w:r>
+        <w:rPr>
           <w:lang w:val="en-GB"/>
         </w:rPr>
         <w:t>veće</w:t>
@@ -20935,17 +20891,13 @@
       <w:proofErr w:type="spellEnd"/>
       <w:r>
         <w:rPr>
-          <w:b/>
-          <w:bCs/>
-          <w:lang w:val="en-GB"/>
-        </w:rPr>
-        <w:t xml:space="preserve"> </w:t>
-      </w:r>
-      <w:proofErr w:type="spellStart"/>
-      <w:r>
-        <w:rPr>
-          <w:b/>
-          <w:bCs/>
+          <w:lang w:val="en-GB"/>
+        </w:rPr>
+        <w:t xml:space="preserve"> </w:t>
+      </w:r>
+      <w:proofErr w:type="spellStart"/>
+      <w:r>
+        <w:rPr>
           <w:lang w:val="en-GB"/>
         </w:rPr>
         <w:t>granularnosti</w:t>
@@ -21206,8 +21158,6 @@
       <w:proofErr w:type="spellStart"/>
       <w:r>
         <w:rPr>
-          <w:b/>
-          <w:bCs/>
           <w:lang w:val="en-GB"/>
         </w:rPr>
         <w:t>direktno</w:t>
@@ -21215,8 +21165,6 @@
       <w:proofErr w:type="spellEnd"/>
       <w:r>
         <w:rPr>
-          <w:b/>
-          <w:bCs/>
           <w:lang w:val="en-GB"/>
         </w:rPr>
         <w:t xml:space="preserve"> u </w:t>
@@ -21224,8 +21172,6 @@
       <w:proofErr w:type="spellStart"/>
       <w:r>
         <w:rPr>
-          <w:b/>
-          <w:bCs/>
           <w:lang w:val="en-GB"/>
         </w:rPr>
         <w:t>samom</w:t>
@@ -21233,17 +21179,13 @@
       <w:proofErr w:type="spellEnd"/>
       <w:r>
         <w:rPr>
-          <w:b/>
-          <w:bCs/>
-          <w:lang w:val="en-GB"/>
-        </w:rPr>
-        <w:t xml:space="preserve"> </w:t>
-      </w:r>
-      <w:proofErr w:type="spellStart"/>
-      <w:r>
-        <w:rPr>
-          <w:b/>
-          <w:bCs/>
+          <w:lang w:val="en-GB"/>
+        </w:rPr>
+        <w:t xml:space="preserve"> </w:t>
+      </w:r>
+      <w:proofErr w:type="spellStart"/>
+      <w:r>
+        <w:rPr>
           <w:lang w:val="en-GB"/>
         </w:rPr>
         <w:t>redu</w:t>
@@ -21281,21 +21223,11 @@
         <w:rPr>
           <w:lang w:val="en-GB"/>
         </w:rPr>
-        <w:t xml:space="preserve"> </w:t>
-      </w:r>
-      <w:r>
-        <w:rPr>
-          <w:b/>
-          <w:bCs/>
-          <w:lang w:val="en-GB"/>
-        </w:rPr>
-        <w:t xml:space="preserve">ID </w:t>
-      </w:r>
-      <w:proofErr w:type="spellStart"/>
-      <w:r>
-        <w:rPr>
-          <w:b/>
-          <w:bCs/>
+        <w:t xml:space="preserve"> ID </w:t>
+      </w:r>
+      <w:proofErr w:type="spellStart"/>
+      <w:r>
+        <w:rPr>
           <w:lang w:val="en-GB"/>
         </w:rPr>
         <w:t>transakcije</w:t>
@@ -21303,17 +21235,13 @@
       <w:proofErr w:type="spellEnd"/>
       <w:r>
         <w:rPr>
-          <w:b/>
-          <w:bCs/>
-          <w:lang w:val="en-GB"/>
-        </w:rPr>
-        <w:t xml:space="preserve"> </w:t>
-      </w:r>
-      <w:proofErr w:type="spellStart"/>
-      <w:r>
-        <w:rPr>
-          <w:b/>
-          <w:bCs/>
+          <w:lang w:val="en-GB"/>
+        </w:rPr>
+        <w:t xml:space="preserve"> </w:t>
+      </w:r>
+      <w:proofErr w:type="spellStart"/>
+      <w:r>
+        <w:rPr>
           <w:lang w:val="en-GB"/>
         </w:rPr>
         <w:t>koja</w:t>
@@ -21321,8 +21249,6 @@
       <w:proofErr w:type="spellEnd"/>
       <w:r>
         <w:rPr>
-          <w:b/>
-          <w:bCs/>
           <w:lang w:val="en-GB"/>
         </w:rPr>
         <w:t xml:space="preserve"> je </w:t>
@@ -21330,8 +21256,6 @@
       <w:proofErr w:type="spellStart"/>
       <w:r>
         <w:rPr>
-          <w:b/>
-          <w:bCs/>
           <w:lang w:val="en-GB"/>
         </w:rPr>
         <w:t>zaključala</w:t>
@@ -21339,17 +21263,9 @@
       <w:proofErr w:type="spellEnd"/>
       <w:r>
         <w:rPr>
-          <w:b/>
-          <w:bCs/>
-          <w:lang w:val="en-GB"/>
-        </w:rPr>
-        <w:t xml:space="preserve"> red</w:t>
-      </w:r>
-      <w:r>
-        <w:rPr>
-          <w:lang w:val="en-GB"/>
-        </w:rPr>
-        <w:t xml:space="preserve">. </w:t>
+          <w:lang w:val="en-GB"/>
+        </w:rPr>
+        <w:t xml:space="preserve"> red. </w:t>
       </w:r>
       <w:proofErr w:type="spellStart"/>
       <w:r>
@@ -21659,21 +21575,11 @@
         <w:rPr>
           <w:lang w:val="en-GB"/>
         </w:rPr>
-        <w:t xml:space="preserve"> </w:t>
-      </w:r>
-      <w:r>
-        <w:rPr>
-          <w:b/>
-          <w:bCs/>
-          <w:lang w:val="en-GB"/>
-        </w:rPr>
-        <w:t xml:space="preserve">ne </w:t>
-      </w:r>
-      <w:proofErr w:type="spellStart"/>
-      <w:r>
-        <w:rPr>
-          <w:b/>
-          <w:bCs/>
+        <w:t xml:space="preserve"> ne </w:t>
+      </w:r>
+      <w:proofErr w:type="spellStart"/>
+      <w:r>
+        <w:rPr>
           <w:lang w:val="en-GB"/>
         </w:rPr>
         <w:t>održava</w:t>
@@ -21681,8 +21587,6 @@
       <w:proofErr w:type="spellEnd"/>
       <w:r>
         <w:rPr>
-          <w:b/>
-          <w:bCs/>
           <w:lang w:val="en-GB"/>
         </w:rPr>
         <w:t xml:space="preserve"> red </w:t>
@@ -21690,8 +21594,6 @@
       <w:proofErr w:type="spellStart"/>
       <w:r>
         <w:rPr>
-          <w:b/>
-          <w:bCs/>
           <w:lang w:val="en-GB"/>
         </w:rPr>
         <w:t>čekanja</w:t>
@@ -21699,8 +21601,6 @@
       <w:proofErr w:type="spellEnd"/>
       <w:r>
         <w:rPr>
-          <w:b/>
-          <w:bCs/>
           <w:lang w:val="en-GB"/>
         </w:rPr>
         <w:t xml:space="preserve"> za </w:t>
@@ -21708,8 +21608,6 @@
       <w:proofErr w:type="spellStart"/>
       <w:r>
         <w:rPr>
-          <w:b/>
-          <w:bCs/>
           <w:lang w:val="en-GB"/>
         </w:rPr>
         <w:t>sve</w:t>
@@ -21717,17 +21615,13 @@
       <w:proofErr w:type="spellEnd"/>
       <w:r>
         <w:rPr>
-          <w:b/>
-          <w:bCs/>
-          <w:lang w:val="en-GB"/>
-        </w:rPr>
-        <w:t xml:space="preserve"> </w:t>
-      </w:r>
-      <w:proofErr w:type="spellStart"/>
-      <w:r>
-        <w:rPr>
-          <w:b/>
-          <w:bCs/>
+          <w:lang w:val="en-GB"/>
+        </w:rPr>
+        <w:t xml:space="preserve"> </w:t>
+      </w:r>
+      <w:proofErr w:type="spellStart"/>
+      <w:r>
+        <w:rPr>
           <w:lang w:val="en-GB"/>
         </w:rPr>
         <w:t>transakcije</w:t>
@@ -21735,17 +21629,13 @@
       <w:proofErr w:type="spellEnd"/>
       <w:r>
         <w:rPr>
-          <w:b/>
-          <w:bCs/>
-          <w:lang w:val="en-GB"/>
-        </w:rPr>
-        <w:t xml:space="preserve"> </w:t>
-      </w:r>
-      <w:proofErr w:type="spellStart"/>
-      <w:r>
-        <w:rPr>
-          <w:b/>
-          <w:bCs/>
+          <w:lang w:val="en-GB"/>
+        </w:rPr>
+        <w:t xml:space="preserve"> </w:t>
+      </w:r>
+      <w:proofErr w:type="spellStart"/>
+      <w:r>
+        <w:rPr>
           <w:lang w:val="en-GB"/>
         </w:rPr>
         <w:t>koje</w:t>
@@ -21753,17 +21643,13 @@
       <w:proofErr w:type="spellEnd"/>
       <w:r>
         <w:rPr>
-          <w:b/>
-          <w:bCs/>
-          <w:lang w:val="en-GB"/>
-        </w:rPr>
-        <w:t xml:space="preserve"> </w:t>
-      </w:r>
-      <w:proofErr w:type="spellStart"/>
-      <w:r>
-        <w:rPr>
-          <w:b/>
-          <w:bCs/>
+          <w:lang w:val="en-GB"/>
+        </w:rPr>
+        <w:t xml:space="preserve"> </w:t>
+      </w:r>
+      <w:proofErr w:type="spellStart"/>
+      <w:r>
+        <w:rPr>
           <w:lang w:val="en-GB"/>
         </w:rPr>
         <w:t>žele</w:t>
@@ -21771,17 +21657,13 @@
       <w:proofErr w:type="spellEnd"/>
       <w:r>
         <w:rPr>
-          <w:b/>
-          <w:bCs/>
-          <w:lang w:val="en-GB"/>
-        </w:rPr>
-        <w:t xml:space="preserve"> </w:t>
-      </w:r>
-      <w:proofErr w:type="spellStart"/>
-      <w:r>
-        <w:rPr>
-          <w:b/>
-          <w:bCs/>
+          <w:lang w:val="en-GB"/>
+        </w:rPr>
+        <w:t xml:space="preserve"> </w:t>
+      </w:r>
+      <w:proofErr w:type="spellStart"/>
+      <w:r>
+        <w:rPr>
           <w:lang w:val="en-GB"/>
         </w:rPr>
         <w:t>isti</w:t>
@@ -21789,17 +21671,9 @@
       <w:proofErr w:type="spellEnd"/>
       <w:r>
         <w:rPr>
-          <w:b/>
-          <w:bCs/>
-          <w:lang w:val="en-GB"/>
-        </w:rPr>
-        <w:t xml:space="preserve"> red</w:t>
-      </w:r>
-      <w:r>
-        <w:rPr>
-          <w:lang w:val="en-GB"/>
-        </w:rPr>
-        <w:t xml:space="preserve">, pa se </w:t>
+          <w:lang w:val="en-GB"/>
+        </w:rPr>
+        <w:t xml:space="preserve"> red, pa se </w:t>
       </w:r>
       <w:proofErr w:type="spellStart"/>
       <w:r>
@@ -21841,21 +21715,11 @@
         <w:rPr>
           <w:lang w:val="en-GB"/>
         </w:rPr>
-        <w:t xml:space="preserve">: </w:t>
-      </w:r>
-      <w:r>
-        <w:rPr>
-          <w:b/>
-          <w:bCs/>
-          <w:lang w:val="en-GB"/>
-        </w:rPr>
-        <w:t xml:space="preserve">heavyweight </w:t>
-      </w:r>
-      <w:proofErr w:type="spellStart"/>
-      <w:r>
-        <w:rPr>
-          <w:b/>
-          <w:bCs/>
+        <w:t xml:space="preserve">: heavyweight </w:t>
+      </w:r>
+      <w:proofErr w:type="spellStart"/>
+      <w:r>
+        <w:rPr>
           <w:lang w:val="en-GB"/>
         </w:rPr>
         <w:t>lockovi</w:t>
@@ -21863,8 +21727,6 @@
       <w:proofErr w:type="spellEnd"/>
       <w:r>
         <w:rPr>
-          <w:b/>
-          <w:bCs/>
           <w:lang w:val="en-GB"/>
         </w:rPr>
         <w:t xml:space="preserve"> se </w:t>
@@ -21872,8 +21734,6 @@
       <w:proofErr w:type="spellStart"/>
       <w:r>
         <w:rPr>
-          <w:b/>
-          <w:bCs/>
           <w:lang w:val="en-GB"/>
         </w:rPr>
         <w:t>postavljaju</w:t>
@@ -21881,17 +21741,13 @@
       <w:proofErr w:type="spellEnd"/>
       <w:r>
         <w:rPr>
-          <w:b/>
-          <w:bCs/>
-          <w:lang w:val="en-GB"/>
-        </w:rPr>
-        <w:t xml:space="preserve"> </w:t>
-      </w:r>
-      <w:proofErr w:type="spellStart"/>
-      <w:r>
-        <w:rPr>
-          <w:b/>
-          <w:bCs/>
+          <w:lang w:val="en-GB"/>
+        </w:rPr>
+        <w:t xml:space="preserve"> </w:t>
+      </w:r>
+      <w:proofErr w:type="spellStart"/>
+      <w:r>
+        <w:rPr>
           <w:lang w:val="en-GB"/>
         </w:rPr>
         <w:t>nad</w:t>
@@ -21899,17 +21755,13 @@
       <w:proofErr w:type="spellEnd"/>
       <w:r>
         <w:rPr>
-          <w:b/>
-          <w:bCs/>
-          <w:lang w:val="en-GB"/>
-        </w:rPr>
-        <w:t xml:space="preserve"> </w:t>
-      </w:r>
-      <w:proofErr w:type="spellStart"/>
-      <w:r>
-        <w:rPr>
-          <w:b/>
-          <w:bCs/>
+          <w:lang w:val="en-GB"/>
+        </w:rPr>
+        <w:t xml:space="preserve"> </w:t>
+      </w:r>
+      <w:proofErr w:type="spellStart"/>
+      <w:r>
+        <w:rPr>
           <w:lang w:val="en-GB"/>
         </w:rPr>
         <w:t>samom</w:t>
@@ -21917,17 +21769,13 @@
       <w:proofErr w:type="spellEnd"/>
       <w:r>
         <w:rPr>
-          <w:b/>
-          <w:bCs/>
-          <w:lang w:val="en-GB"/>
-        </w:rPr>
-        <w:t xml:space="preserve"> </w:t>
-      </w:r>
-      <w:proofErr w:type="spellStart"/>
-      <w:r>
-        <w:rPr>
-          <w:b/>
-          <w:bCs/>
+          <w:lang w:val="en-GB"/>
+        </w:rPr>
+        <w:t xml:space="preserve"> </w:t>
+      </w:r>
+      <w:proofErr w:type="spellStart"/>
+      <w:r>
+        <w:rPr>
           <w:lang w:val="en-GB"/>
         </w:rPr>
         <w:t>transakcijom</w:t>
@@ -21958,15 +21806,21 @@
         <w:rPr>
           <w:lang w:val="en-GB"/>
         </w:rPr>
+        <w:t>drži</w:t>
+      </w:r>
+      <w:proofErr w:type="spellEnd"/>
+      <w:r>
+        <w:rPr>
+          <w:lang w:val="en-GB"/>
+        </w:rPr>
+        <w:t xml:space="preserve"> red. </w:t>
+      </w:r>
+      <w:r>
+        <w:rPr>
+          <w:lang w:val="en-GB"/>
+        </w:rPr>
         <w:lastRenderedPageBreak/>
-        <w:t>drži</w:t>
-      </w:r>
-      <w:proofErr w:type="spellEnd"/>
-      <w:r>
-        <w:rPr>
-          <w:lang w:val="en-GB"/>
-        </w:rPr>
-        <w:t xml:space="preserve"> red. Na taj </w:t>
+        <w:t xml:space="preserve">Na taj </w:t>
       </w:r>
       <w:proofErr w:type="spellStart"/>
       <w:r>
@@ -22862,6 +22716,9 @@
         <w:jc w:val="center"/>
       </w:pPr>
       <w:r>
+        <w:rPr>
+          <w:noProof/>
+        </w:rPr>
         <w:drawing>
           <wp:inline distT="0" distB="0" distL="0" distR="0" wp14:anchorId="5E272DBA" wp14:editId="201221B2">
             <wp:extent cx="4525006" cy="2495898"/>
@@ -25200,6 +25057,7 @@
       </w:pPr>
       <w:r>
         <w:rPr>
+          <w:noProof/>
           <w:lang w:val="en-GB"/>
         </w:rPr>
         <w:drawing>
@@ -25269,6 +25127,7 @@
       </w:pPr>
       <w:r>
         <w:rPr>
+          <w:noProof/>
           <w:lang w:val="en-GB"/>
         </w:rPr>
         <w:drawing>
@@ -25666,20 +25525,465 @@
     </w:p>
     <w:p>
       <w:pPr>
+        <w:pStyle w:val="Heading3"/>
+        <w:ind w:firstLine="0"/>
+      </w:pPr>
+      <w:r>
+        <w:t xml:space="preserve">3.2.1. </w:t>
+      </w:r>
+      <w:r>
+        <w:t>Pesimistično zaključavanje (Pessimistic Locking)</w:t>
+      </w:r>
+    </w:p>
+    <w:p>
+      <w:pPr>
+        <w:ind w:firstLine="0"/>
+      </w:pPr>
+    </w:p>
+    <w:p>
+      <w:pPr>
+        <w:ind w:firstLine="0"/>
+      </w:pPr>
+      <w:r>
+        <w:t>Pesimističko zaključavanje u PostgreSQL-u podrazumeva da transakcija pretpostavlja mogući konflikt i zaključava resurse unapred, kako bi se sprečile kolizije pri konkurentnim izmenama podataka. PostgreSQL implementira pesimističko zaključavanje uglavnom na nivou redova</w:t>
+      </w:r>
+      <w:r>
+        <w:t>, pri čemu svaka transakcija koristi jedan od četiri row level lock moda sa slike 16</w:t>
+      </w:r>
+      <w:r>
+        <w:t>.</w:t>
+      </w:r>
+      <w:r>
+        <w:t xml:space="preserve"> Ovakav tip zaključavanja se koristi u sistemima gde je konzistentnost od velikog značaja. </w:t>
+      </w:r>
+      <w:r>
+        <w:t>Na slikama 19 i 20 dat je primer pesimističkog zaključavanja.</w:t>
+      </w:r>
+    </w:p>
+    <w:p>
+      <w:pPr>
+        <w:ind w:firstLine="0"/>
+      </w:pPr>
+    </w:p>
+    <w:p>
+      <w:pPr>
+        <w:keepNext/>
+        <w:ind w:firstLine="0"/>
+        <w:jc w:val="center"/>
+      </w:pPr>
+      <w:r>
+        <w:lastRenderedPageBreak/>
+        <w:drawing>
+          <wp:inline distT="0" distB="0" distL="0" distR="0" wp14:anchorId="524EEA35" wp14:editId="49F67F5B">
+            <wp:extent cx="4885055" cy="2438607"/>
+            <wp:effectExtent l="0" t="0" r="0" b="0"/>
+            <wp:docPr id="19" name="Picture 19"/>
+            <wp:cNvGraphicFramePr>
+              <a:graphicFrameLocks xmlns:a="http://schemas.openxmlformats.org/drawingml/2006/main" noChangeAspect="1"/>
+            </wp:cNvGraphicFramePr>
+            <a:graphic xmlns:a="http://schemas.openxmlformats.org/drawingml/2006/main">
+              <a:graphicData uri="http://schemas.openxmlformats.org/drawingml/2006/picture">
+                <pic:pic xmlns:pic="http://schemas.openxmlformats.org/drawingml/2006/picture">
+                  <pic:nvPicPr>
+                    <pic:cNvPr id="1" name=""/>
+                    <pic:cNvPicPr/>
+                  </pic:nvPicPr>
+                  <pic:blipFill>
+                    <a:blip r:embed="rId28"/>
+                    <a:stretch>
+                      <a:fillRect/>
+                    </a:stretch>
+                  </pic:blipFill>
+                  <pic:spPr>
+                    <a:xfrm>
+                      <a:off x="0" y="0"/>
+                      <a:ext cx="4916927" cy="2454517"/>
+                    </a:xfrm>
+                    <a:prstGeom prst="rect">
+                      <a:avLst/>
+                    </a:prstGeom>
+                  </pic:spPr>
+                </pic:pic>
+              </a:graphicData>
+            </a:graphic>
+          </wp:inline>
+        </w:drawing>
+      </w:r>
+    </w:p>
+    <w:p>
+      <w:pPr>
+        <w:pStyle w:val="Caption"/>
+        <w:jc w:val="center"/>
+      </w:pPr>
+      <w:r>
+        <w:t>Slika 19 – Pesimističko zaključavanje 1</w:t>
+      </w:r>
+    </w:p>
+    <w:p>
+      <w:pPr>
+        <w:ind w:firstLine="0"/>
+      </w:pPr>
+      <w:r>
+        <w:t xml:space="preserve"> </w:t>
+      </w:r>
+    </w:p>
+    <w:p>
+      <w:pPr>
+        <w:ind w:firstLine="0"/>
+      </w:pPr>
+    </w:p>
+    <w:p>
+      <w:pPr>
+        <w:keepNext/>
+        <w:ind w:firstLine="0"/>
+        <w:jc w:val="center"/>
+      </w:pPr>
+      <w:r>
+        <w:drawing>
+          <wp:inline distT="0" distB="0" distL="0" distR="0" wp14:anchorId="418854B4" wp14:editId="26264240">
+            <wp:extent cx="3781953" cy="1019317"/>
+            <wp:effectExtent l="0" t="0" r="9525" b="9525"/>
+            <wp:docPr id="20" name="Picture 20"/>
+            <wp:cNvGraphicFramePr>
+              <a:graphicFrameLocks xmlns:a="http://schemas.openxmlformats.org/drawingml/2006/main" noChangeAspect="1"/>
+            </wp:cNvGraphicFramePr>
+            <a:graphic xmlns:a="http://schemas.openxmlformats.org/drawingml/2006/main">
+              <a:graphicData uri="http://schemas.openxmlformats.org/drawingml/2006/picture">
+                <pic:pic xmlns:pic="http://schemas.openxmlformats.org/drawingml/2006/picture">
+                  <pic:nvPicPr>
+                    <pic:cNvPr id="1" name=""/>
+                    <pic:cNvPicPr/>
+                  </pic:nvPicPr>
+                  <pic:blipFill>
+                    <a:blip r:embed="rId29"/>
+                    <a:stretch>
+                      <a:fillRect/>
+                    </a:stretch>
+                  </pic:blipFill>
+                  <pic:spPr>
+                    <a:xfrm>
+                      <a:off x="0" y="0"/>
+                      <a:ext cx="3781953" cy="1019317"/>
+                    </a:xfrm>
+                    <a:prstGeom prst="rect">
+                      <a:avLst/>
+                    </a:prstGeom>
+                  </pic:spPr>
+                </pic:pic>
+              </a:graphicData>
+            </a:graphic>
+          </wp:inline>
+        </w:drawing>
+      </w:r>
+    </w:p>
+    <w:p>
+      <w:pPr>
+        <w:pStyle w:val="Caption"/>
+        <w:jc w:val="center"/>
+      </w:pPr>
+      <w:r>
+        <w:t xml:space="preserve">Slika 20 - </w:t>
+      </w:r>
+      <w:r>
+        <w:t>Pesimističko zaključavanje 2</w:t>
+      </w:r>
+    </w:p>
+    <w:p>
+      <w:pPr>
+        <w:ind w:firstLine="0"/>
+      </w:pPr>
+    </w:p>
+    <w:p>
+      <w:pPr>
+        <w:ind w:firstLine="0"/>
+      </w:pPr>
+      <w:r>
+        <w:t>Dakle na slici 19 pokrenuta je transakcija koja zahteva</w:t>
+      </w:r>
+      <w:r>
+        <w:t xml:space="preserve"> da red bude zaključan, tj. da druge transakcije ne mogu da ga modifikuju. Pokrenuo sam u drugoj sesiji transakciju koja takođe pokušava da pribavi taj red kako bi ga modifikovala i kao što se vidi izvršenje traje preko 90 sekundi jer se čeka da transakcija koja je zaključala red da ga oslobodi. </w:t>
+      </w:r>
+    </w:p>
+    <w:p>
+      <w:pPr>
+        <w:ind w:firstLine="0"/>
+      </w:pPr>
+    </w:p>
+    <w:p>
+      <w:pPr>
+        <w:pStyle w:val="Heading3"/>
+        <w:ind w:firstLine="0"/>
+      </w:pPr>
+      <w:r>
+        <w:t>3.2.</w:t>
+      </w:r>
+      <w:r>
+        <w:t>2</w:t>
+      </w:r>
+      <w:r>
+        <w:t xml:space="preserve">. </w:t>
+      </w:r>
+      <w:r>
+        <w:t>Optimističko zaključavanje (Optimistic locking)</w:t>
+      </w:r>
+    </w:p>
+    <w:p>
+      <w:pPr>
+        <w:ind w:firstLine="0"/>
+      </w:pPr>
+    </w:p>
+    <w:p>
+      <w:pPr>
+        <w:ind w:firstLine="0"/>
+      </w:pPr>
+      <w:r>
+        <w:t xml:space="preserve">Optimističko zaključavanje se zasniva na suprotnoj pretpostavci nego pesimističko: pretpostavlja se da konflikti neće biti česti, pa se redovi </w:t>
+      </w:r>
+      <w:r>
+        <w:rPr>
+          <w:b/>
+          <w:bCs/>
+        </w:rPr>
+        <w:t>ne zaključavaju unapred</w:t>
+      </w:r>
+      <w:r>
+        <w:t xml:space="preserve">. Umesto klasičnog zaključavanja, optimističko zaključavanje koristi </w:t>
+      </w:r>
+      <w:r>
+        <w:rPr>
+          <w:b/>
+          <w:bCs/>
+        </w:rPr>
+        <w:t>verzije redova</w:t>
+      </w:r>
+      <w:r>
+        <w:t xml:space="preserve"> kako bi se detektovali eventualni konflikti pri upisu podataka. Kada aplikacija učita red, ona učitava i vrednost verzije tog reda. Prilikom ažuriranja postoje dva moguća scenarija: ako je vrednost verzije ista kao pri čitanju, ažuriranje se može obaviti; ako je vrednost verzije drugačija, to znači da je u međuvremenu došlo do promene, i transakcija mora biti poništena ili ponovljena.</w:t>
+      </w:r>
+    </w:p>
+    <w:p>
+      <w:pPr>
+        <w:ind w:firstLine="0"/>
+      </w:pPr>
+    </w:p>
+    <w:p>
+      <w:pPr>
+        <w:ind w:firstLine="0"/>
+      </w:pPr>
+      <w:r>
+        <w:t xml:space="preserve">Na slici 21 je prvo dodata kolona version u tabelu products. </w:t>
+      </w:r>
+    </w:p>
+    <w:p>
+      <w:pPr>
+        <w:ind w:firstLine="0"/>
+      </w:pPr>
+    </w:p>
+    <w:p>
+      <w:pPr>
+        <w:keepNext/>
+        <w:ind w:firstLine="0"/>
+        <w:jc w:val="center"/>
+      </w:pPr>
+      <w:r>
+        <w:drawing>
+          <wp:inline distT="0" distB="0" distL="0" distR="0" wp14:anchorId="4038A5B5" wp14:editId="292038C2">
+            <wp:extent cx="5010152" cy="581025"/>
+            <wp:effectExtent l="0" t="0" r="0" b="0"/>
+            <wp:docPr id="21" name="Picture 21"/>
+            <wp:cNvGraphicFramePr>
+              <a:graphicFrameLocks xmlns:a="http://schemas.openxmlformats.org/drawingml/2006/main" noChangeAspect="1"/>
+            </wp:cNvGraphicFramePr>
+            <a:graphic xmlns:a="http://schemas.openxmlformats.org/drawingml/2006/main">
+              <a:graphicData uri="http://schemas.openxmlformats.org/drawingml/2006/picture">
+                <pic:pic xmlns:pic="http://schemas.openxmlformats.org/drawingml/2006/picture">
+                  <pic:nvPicPr>
+                    <pic:cNvPr id="1" name=""/>
+                    <pic:cNvPicPr/>
+                  </pic:nvPicPr>
+                  <pic:blipFill>
+                    <a:blip r:embed="rId30"/>
+                    <a:stretch>
+                      <a:fillRect/>
+                    </a:stretch>
+                  </pic:blipFill>
+                  <pic:spPr>
+                    <a:xfrm>
+                      <a:off x="0" y="0"/>
+                      <a:ext cx="5010853" cy="581106"/>
+                    </a:xfrm>
+                    <a:prstGeom prst="rect">
+                      <a:avLst/>
+                    </a:prstGeom>
+                  </pic:spPr>
+                </pic:pic>
+              </a:graphicData>
+            </a:graphic>
+          </wp:inline>
+        </w:drawing>
+      </w:r>
+    </w:p>
+    <w:p>
+      <w:pPr>
+        <w:pStyle w:val="Caption"/>
+        <w:jc w:val="center"/>
+      </w:pPr>
+      <w:r>
+        <w:t>Slika 21 – Dodavanje version kolone</w:t>
+      </w:r>
+    </w:p>
+    <w:p>
+      <w:pPr>
+        <w:ind w:firstLine="0"/>
+      </w:pPr>
+      <w:r>
+        <w:lastRenderedPageBreak/>
+        <w:t>Na slici 22 dat je prikaz jedne od dve paralelne transakcije. Prva transakcija postavlja vrednost za stock za taj red i menja verziju tog reda.</w:t>
+      </w:r>
+    </w:p>
+    <w:p>
+      <w:pPr>
+        <w:ind w:firstLine="0"/>
+      </w:pPr>
+    </w:p>
+    <w:p>
+      <w:pPr>
+        <w:keepNext/>
+        <w:ind w:firstLine="0"/>
+        <w:jc w:val="center"/>
+      </w:pPr>
+      <w:r>
+        <w:drawing>
+          <wp:inline distT="0" distB="0" distL="0" distR="0" wp14:anchorId="33D420BD" wp14:editId="4A6E21BB">
+            <wp:extent cx="5934075" cy="1016000"/>
+            <wp:effectExtent l="0" t="0" r="9525" b="0"/>
+            <wp:docPr id="23" name="Picture 23"/>
+            <wp:cNvGraphicFramePr>
+              <a:graphicFrameLocks xmlns:a="http://schemas.openxmlformats.org/drawingml/2006/main" noChangeAspect="1"/>
+            </wp:cNvGraphicFramePr>
+            <a:graphic xmlns:a="http://schemas.openxmlformats.org/drawingml/2006/main">
+              <a:graphicData uri="http://schemas.openxmlformats.org/drawingml/2006/picture">
+                <pic:pic xmlns:pic="http://schemas.openxmlformats.org/drawingml/2006/picture">
+                  <pic:nvPicPr>
+                    <pic:cNvPr id="1" name=""/>
+                    <pic:cNvPicPr/>
+                  </pic:nvPicPr>
+                  <pic:blipFill>
+                    <a:blip r:embed="rId31"/>
+                    <a:stretch>
+                      <a:fillRect/>
+                    </a:stretch>
+                  </pic:blipFill>
+                  <pic:spPr>
+                    <a:xfrm>
+                      <a:off x="0" y="0"/>
+                      <a:ext cx="5934075" cy="1016000"/>
+                    </a:xfrm>
+                    <a:prstGeom prst="rect">
+                      <a:avLst/>
+                    </a:prstGeom>
+                  </pic:spPr>
+                </pic:pic>
+              </a:graphicData>
+            </a:graphic>
+          </wp:inline>
+        </w:drawing>
+      </w:r>
+    </w:p>
+    <w:p>
+      <w:pPr>
+        <w:pStyle w:val="Caption"/>
+        <w:jc w:val="center"/>
+      </w:pPr>
+      <w:r>
+        <w:t xml:space="preserve">Slika </w:t>
+      </w:r>
+      <w:r>
+        <w:t>22 – Ažuriranje reda od T1 transakcije</w:t>
+      </w:r>
+    </w:p>
+    <w:p>
+      <w:pPr>
+        <w:ind w:firstLine="0"/>
+      </w:pPr>
+      <w:r>
+        <w:t xml:space="preserve">Međutim istovremeno je pokrenuta i druga transakcija koja pokušava da promeni vrednost stocka i koristi staru verziju pa ažuriranje nije odrađeno. </w:t>
+      </w:r>
+    </w:p>
+    <w:p>
+      <w:pPr>
+        <w:ind w:firstLine="0"/>
+      </w:pPr>
+    </w:p>
+    <w:p>
+      <w:pPr>
+        <w:keepNext/>
+        <w:ind w:firstLine="0"/>
+        <w:jc w:val="center"/>
+      </w:pPr>
+      <w:r>
+        <w:drawing>
+          <wp:inline distT="0" distB="0" distL="0" distR="0" wp14:anchorId="21753988" wp14:editId="411C1632">
+            <wp:extent cx="5934075" cy="952500"/>
+            <wp:effectExtent l="0" t="0" r="9525" b="0"/>
+            <wp:docPr id="24" name="Picture 24"/>
+            <wp:cNvGraphicFramePr>
+              <a:graphicFrameLocks xmlns:a="http://schemas.openxmlformats.org/drawingml/2006/main" noChangeAspect="1"/>
+            </wp:cNvGraphicFramePr>
+            <a:graphic xmlns:a="http://schemas.openxmlformats.org/drawingml/2006/main">
+              <a:graphicData uri="http://schemas.openxmlformats.org/drawingml/2006/picture">
+                <pic:pic xmlns:pic="http://schemas.openxmlformats.org/drawingml/2006/picture">
+                  <pic:nvPicPr>
+                    <pic:cNvPr id="1" name=""/>
+                    <pic:cNvPicPr/>
+                  </pic:nvPicPr>
+                  <pic:blipFill>
+                    <a:blip r:embed="rId32"/>
+                    <a:stretch>
+                      <a:fillRect/>
+                    </a:stretch>
+                  </pic:blipFill>
+                  <pic:spPr>
+                    <a:xfrm>
+                      <a:off x="0" y="0"/>
+                      <a:ext cx="5934075" cy="952500"/>
+                    </a:xfrm>
+                    <a:prstGeom prst="rect">
+                      <a:avLst/>
+                    </a:prstGeom>
+                  </pic:spPr>
+                </pic:pic>
+              </a:graphicData>
+            </a:graphic>
+          </wp:inline>
+        </w:drawing>
+      </w:r>
+    </w:p>
+    <w:p>
+      <w:pPr>
+        <w:pStyle w:val="Caption"/>
+        <w:jc w:val="center"/>
+      </w:pPr>
+      <w:r>
+        <w:t>Slika 22 – Ažuriranje reda od strane T2 transakcije</w:t>
+      </w:r>
+    </w:p>
+    <w:p>
+      <w:pPr>
+        <w:ind w:firstLine="0"/>
+      </w:pPr>
+    </w:p>
+    <w:p>
+      <w:pPr>
+        <w:ind w:firstLine="0"/>
+      </w:pPr>
+    </w:p>
+    <w:p>
+      <w:pPr>
         <w:pStyle w:val="Heading2"/>
         <w:ind w:firstLine="0"/>
       </w:pPr>
       <w:r>
-        <w:t>3.</w:t>
-      </w:r>
-      <w:r>
-        <w:t>3</w:t>
-      </w:r>
-      <w:r>
-        <w:t xml:space="preserve">. Zaključavanje </w:t>
-      </w:r>
-      <w:r>
-        <w:t>sistemskih objekata i resursa</w:t>
+        <w:t>3.3. Zaključavanje sistemskih objekata i resursa</w:t>
       </w:r>
     </w:p>
     <w:p>
@@ -25756,49 +26060,2193 @@
         <w:ind w:firstLine="0"/>
       </w:pPr>
       <w:r>
-        <w:t>3.3.</w:t>
-      </w:r>
-      <w:r>
-        <w:t>2</w:t>
-      </w:r>
-      <w:r>
+        <w:t xml:space="preserve">3.3.2. Page locks </w:t>
+      </w:r>
+    </w:p>
+    <w:p>
+      <w:pPr>
+        <w:ind w:firstLine="0"/>
+      </w:pPr>
+    </w:p>
+    <w:p>
+      <w:pPr>
+        <w:ind w:firstLine="0"/>
+        <w:rPr>
+          <w:lang w:val="en-GB"/>
+        </w:rPr>
+      </w:pPr>
+      <w:r>
+        <w:rPr>
+          <w:lang w:val="en-GB"/>
+        </w:rPr>
+        <w:t xml:space="preserve">U PostgreSQL-u </w:t>
+      </w:r>
+      <w:proofErr w:type="spellStart"/>
+      <w:r>
+        <w:rPr>
+          <w:lang w:val="en-GB"/>
+        </w:rPr>
+        <w:t>postoje</w:t>
+      </w:r>
+      <w:proofErr w:type="spellEnd"/>
+      <w:r>
+        <w:rPr>
+          <w:lang w:val="en-GB"/>
+        </w:rPr>
+        <w:t xml:space="preserve"> page </w:t>
+      </w:r>
+      <w:proofErr w:type="spellStart"/>
+      <w:r>
+        <w:rPr>
+          <w:lang w:val="en-GB"/>
+        </w:rPr>
+        <w:t>lockovi</w:t>
+      </w:r>
+      <w:proofErr w:type="spellEnd"/>
+      <w:r>
+        <w:rPr>
+          <w:lang w:val="en-GB"/>
+        </w:rPr>
+        <w:t xml:space="preserve">, koji </w:t>
+      </w:r>
+      <w:proofErr w:type="spellStart"/>
+      <w:r>
+        <w:rPr>
+          <w:lang w:val="en-GB"/>
+        </w:rPr>
+        <w:t>spadaju</w:t>
+      </w:r>
+      <w:proofErr w:type="spellEnd"/>
+      <w:r>
+        <w:rPr>
+          <w:lang w:val="en-GB"/>
+        </w:rPr>
+        <w:t xml:space="preserve"> u heavyweight </w:t>
+      </w:r>
+      <w:proofErr w:type="spellStart"/>
+      <w:r>
+        <w:rPr>
+          <w:lang w:val="en-GB"/>
+        </w:rPr>
+        <w:t>lockove</w:t>
+      </w:r>
+      <w:proofErr w:type="spellEnd"/>
+      <w:r>
+        <w:rPr>
+          <w:lang w:val="en-GB"/>
+        </w:rPr>
+        <w:t xml:space="preserve">. Ovi </w:t>
+      </w:r>
+      <w:proofErr w:type="spellStart"/>
+      <w:r>
+        <w:rPr>
+          <w:lang w:val="en-GB"/>
+        </w:rPr>
+        <w:t>lockovi</w:t>
+      </w:r>
+      <w:proofErr w:type="spellEnd"/>
+      <w:r>
+        <w:rPr>
+          <w:lang w:val="en-GB"/>
+        </w:rPr>
+        <w:t xml:space="preserve"> se </w:t>
+      </w:r>
+      <w:proofErr w:type="spellStart"/>
+      <w:r>
+        <w:rPr>
+          <w:lang w:val="en-GB"/>
+        </w:rPr>
+        <w:t>primenjuju</w:t>
+      </w:r>
+      <w:proofErr w:type="spellEnd"/>
+      <w:r>
+        <w:rPr>
+          <w:lang w:val="en-GB"/>
+        </w:rPr>
+        <w:t xml:space="preserve"> </w:t>
+      </w:r>
+      <w:proofErr w:type="spellStart"/>
+      <w:r>
+        <w:rPr>
+          <w:lang w:val="en-GB"/>
+        </w:rPr>
+        <w:t>uglavnom</w:t>
+      </w:r>
+      <w:proofErr w:type="spellEnd"/>
+      <w:r>
+        <w:rPr>
+          <w:lang w:val="en-GB"/>
+        </w:rPr>
+        <w:t xml:space="preserve"> </w:t>
+      </w:r>
+      <w:proofErr w:type="spellStart"/>
+      <w:r>
+        <w:rPr>
+          <w:lang w:val="en-GB"/>
+        </w:rPr>
+        <w:t>kod</w:t>
+      </w:r>
+      <w:proofErr w:type="spellEnd"/>
+      <w:r>
+        <w:rPr>
+          <w:lang w:val="en-GB"/>
+        </w:rPr>
+        <w:t xml:space="preserve"> GIN (Generalized Inverted Index) </w:t>
+      </w:r>
+      <w:proofErr w:type="spellStart"/>
+      <w:r>
+        <w:rPr>
+          <w:lang w:val="en-GB"/>
+        </w:rPr>
+        <w:t>indeksa</w:t>
+      </w:r>
+      <w:proofErr w:type="spellEnd"/>
+      <w:r>
+        <w:rPr>
+          <w:lang w:val="en-GB"/>
+        </w:rPr>
+        <w:t xml:space="preserve">, koji </w:t>
+      </w:r>
+      <w:proofErr w:type="spellStart"/>
+      <w:r>
+        <w:rPr>
+          <w:lang w:val="en-GB"/>
+        </w:rPr>
+        <w:t>služe</w:t>
+      </w:r>
+      <w:proofErr w:type="spellEnd"/>
+      <w:r>
+        <w:rPr>
+          <w:lang w:val="en-GB"/>
+        </w:rPr>
+        <w:t xml:space="preserve"> za </w:t>
+      </w:r>
+      <w:proofErr w:type="spellStart"/>
+      <w:r>
+        <w:rPr>
+          <w:lang w:val="en-GB"/>
+        </w:rPr>
+        <w:t>ubrzanje</w:t>
+      </w:r>
+      <w:proofErr w:type="spellEnd"/>
+      <w:r>
+        <w:rPr>
+          <w:lang w:val="en-GB"/>
+        </w:rPr>
+        <w:t xml:space="preserve"> </w:t>
+      </w:r>
+      <w:proofErr w:type="spellStart"/>
+      <w:r>
+        <w:rPr>
+          <w:lang w:val="en-GB"/>
+        </w:rPr>
+        <w:t>pretrage</w:t>
+      </w:r>
+      <w:proofErr w:type="spellEnd"/>
+      <w:r>
+        <w:rPr>
+          <w:lang w:val="en-GB"/>
+        </w:rPr>
+        <w:t xml:space="preserve"> </w:t>
+      </w:r>
+      <w:proofErr w:type="spellStart"/>
+      <w:r>
+        <w:rPr>
+          <w:lang w:val="en-GB"/>
+        </w:rPr>
+        <w:t>elemenata</w:t>
+      </w:r>
+      <w:proofErr w:type="spellEnd"/>
+      <w:r>
+        <w:rPr>
+          <w:lang w:val="en-GB"/>
+        </w:rPr>
+        <w:t xml:space="preserve"> u </w:t>
+      </w:r>
+      <w:proofErr w:type="spellStart"/>
+      <w:r>
+        <w:rPr>
+          <w:lang w:val="en-GB"/>
+        </w:rPr>
+        <w:t>složenim</w:t>
+      </w:r>
+      <w:proofErr w:type="spellEnd"/>
+      <w:r>
+        <w:rPr>
+          <w:lang w:val="en-GB"/>
+        </w:rPr>
+        <w:t xml:space="preserve"> </w:t>
+      </w:r>
+      <w:proofErr w:type="spellStart"/>
+      <w:r>
+        <w:rPr>
+          <w:lang w:val="en-GB"/>
+        </w:rPr>
+        <w:t>vrednostima</w:t>
+      </w:r>
+      <w:proofErr w:type="spellEnd"/>
+      <w:r>
+        <w:rPr>
+          <w:lang w:val="en-GB"/>
+        </w:rPr>
+        <w:t xml:space="preserve">, </w:t>
+      </w:r>
+      <w:proofErr w:type="spellStart"/>
+      <w:r>
+        <w:rPr>
+          <w:lang w:val="en-GB"/>
+        </w:rPr>
+        <w:t>kao</w:t>
+      </w:r>
+      <w:proofErr w:type="spellEnd"/>
+      <w:r>
+        <w:rPr>
+          <w:lang w:val="en-GB"/>
+        </w:rPr>
+        <w:t xml:space="preserve"> </w:t>
+      </w:r>
+      <w:proofErr w:type="spellStart"/>
+      <w:r>
+        <w:rPr>
+          <w:lang w:val="en-GB"/>
+        </w:rPr>
+        <w:t>što</w:t>
+      </w:r>
+      <w:proofErr w:type="spellEnd"/>
+      <w:r>
+        <w:rPr>
+          <w:lang w:val="en-GB"/>
+        </w:rPr>
+        <w:t xml:space="preserve"> </w:t>
+      </w:r>
+      <w:proofErr w:type="spellStart"/>
+      <w:r>
+        <w:rPr>
+          <w:lang w:val="en-GB"/>
+        </w:rPr>
+        <w:t>su</w:t>
+      </w:r>
+      <w:proofErr w:type="spellEnd"/>
+      <w:r>
+        <w:rPr>
+          <w:lang w:val="en-GB"/>
+        </w:rPr>
+        <w:t xml:space="preserve"> </w:t>
+      </w:r>
+      <w:proofErr w:type="spellStart"/>
+      <w:r>
+        <w:rPr>
+          <w:lang w:val="en-GB"/>
+        </w:rPr>
+        <w:t>pojedinačne</w:t>
+      </w:r>
+      <w:proofErr w:type="spellEnd"/>
+      <w:r>
+        <w:rPr>
+          <w:lang w:val="en-GB"/>
+        </w:rPr>
+        <w:t xml:space="preserve"> </w:t>
+      </w:r>
+      <w:proofErr w:type="spellStart"/>
+      <w:r>
+        <w:rPr>
+          <w:lang w:val="en-GB"/>
+        </w:rPr>
+        <w:t>reči</w:t>
+      </w:r>
+      <w:proofErr w:type="spellEnd"/>
+      <w:r>
+        <w:rPr>
+          <w:lang w:val="en-GB"/>
+        </w:rPr>
+        <w:t xml:space="preserve"> u </w:t>
+      </w:r>
+      <w:proofErr w:type="spellStart"/>
+      <w:r>
+        <w:rPr>
+          <w:lang w:val="en-GB"/>
+        </w:rPr>
+        <w:t>tekstualnim</w:t>
+      </w:r>
+      <w:proofErr w:type="spellEnd"/>
+      <w:r>
+        <w:rPr>
+          <w:lang w:val="en-GB"/>
+        </w:rPr>
+        <w:t xml:space="preserve"> </w:t>
+      </w:r>
+      <w:proofErr w:type="spellStart"/>
+      <w:r>
+        <w:rPr>
+          <w:lang w:val="en-GB"/>
+        </w:rPr>
+        <w:t>dokumentima</w:t>
+      </w:r>
+      <w:proofErr w:type="spellEnd"/>
+      <w:r>
+        <w:rPr>
+          <w:lang w:val="en-GB"/>
+        </w:rPr>
+        <w:t>.</w:t>
+      </w:r>
+    </w:p>
+    <w:p>
+      <w:pPr>
+        <w:ind w:firstLine="0"/>
+        <w:rPr>
+          <w:lang w:val="en-GB"/>
+        </w:rPr>
+      </w:pPr>
+      <w:proofErr w:type="spellStart"/>
+      <w:r>
+        <w:rPr>
+          <w:lang w:val="en-GB"/>
+        </w:rPr>
+        <w:t>Kada</w:t>
+      </w:r>
+      <w:proofErr w:type="spellEnd"/>
+      <w:r>
+        <w:rPr>
+          <w:lang w:val="en-GB"/>
+        </w:rPr>
+        <w:t xml:space="preserve"> se </w:t>
+      </w:r>
+      <w:proofErr w:type="spellStart"/>
+      <w:r>
+        <w:rPr>
+          <w:lang w:val="en-GB"/>
+        </w:rPr>
+        <w:t>unese</w:t>
+      </w:r>
+      <w:proofErr w:type="spellEnd"/>
+      <w:r>
+        <w:rPr>
+          <w:lang w:val="en-GB"/>
+        </w:rPr>
+        <w:t xml:space="preserve"> </w:t>
+      </w:r>
+      <w:proofErr w:type="spellStart"/>
+      <w:r>
+        <w:rPr>
+          <w:lang w:val="en-GB"/>
+        </w:rPr>
+        <w:t>novi</w:t>
+      </w:r>
+      <w:proofErr w:type="spellEnd"/>
+      <w:r>
+        <w:rPr>
+          <w:lang w:val="en-GB"/>
+        </w:rPr>
+        <w:t xml:space="preserve"> </w:t>
+      </w:r>
+      <w:proofErr w:type="spellStart"/>
+      <w:r>
+        <w:rPr>
+          <w:lang w:val="en-GB"/>
+        </w:rPr>
+        <w:t>dokument</w:t>
+      </w:r>
+      <w:proofErr w:type="spellEnd"/>
+      <w:r>
+        <w:rPr>
+          <w:lang w:val="en-GB"/>
+        </w:rPr>
+        <w:t xml:space="preserve">, GIN </w:t>
+      </w:r>
+      <w:proofErr w:type="spellStart"/>
+      <w:r>
+        <w:rPr>
+          <w:lang w:val="en-GB"/>
+        </w:rPr>
+        <w:t>indeks</w:t>
+      </w:r>
+      <w:proofErr w:type="spellEnd"/>
+      <w:r>
+        <w:rPr>
+          <w:lang w:val="en-GB"/>
+        </w:rPr>
+        <w:t xml:space="preserve"> mora da </w:t>
+      </w:r>
+      <w:proofErr w:type="spellStart"/>
+      <w:r>
+        <w:rPr>
+          <w:lang w:val="en-GB"/>
+        </w:rPr>
+        <w:t>upiše</w:t>
+      </w:r>
+      <w:proofErr w:type="spellEnd"/>
+      <w:r>
+        <w:rPr>
+          <w:lang w:val="en-GB"/>
+        </w:rPr>
+        <w:t xml:space="preserve"> </w:t>
+      </w:r>
+      <w:proofErr w:type="spellStart"/>
+      <w:r>
+        <w:rPr>
+          <w:lang w:val="en-GB"/>
+        </w:rPr>
+        <w:t>sve</w:t>
+      </w:r>
+      <w:proofErr w:type="spellEnd"/>
+      <w:r>
+        <w:rPr>
+          <w:lang w:val="en-GB"/>
+        </w:rPr>
+        <w:t xml:space="preserve"> </w:t>
+      </w:r>
+      <w:proofErr w:type="spellStart"/>
+      <w:r>
+        <w:rPr>
+          <w:lang w:val="en-GB"/>
+        </w:rPr>
+        <w:t>reči</w:t>
+      </w:r>
+      <w:proofErr w:type="spellEnd"/>
+      <w:r>
+        <w:rPr>
+          <w:lang w:val="en-GB"/>
+        </w:rPr>
+        <w:t xml:space="preserve"> </w:t>
+      </w:r>
+      <w:proofErr w:type="spellStart"/>
+      <w:r>
+        <w:rPr>
+          <w:lang w:val="en-GB"/>
+        </w:rPr>
+        <w:t>iz</w:t>
+      </w:r>
+      <w:proofErr w:type="spellEnd"/>
+      <w:r>
+        <w:rPr>
+          <w:lang w:val="en-GB"/>
+        </w:rPr>
+        <w:t xml:space="preserve"> </w:t>
+      </w:r>
+      <w:proofErr w:type="spellStart"/>
+      <w:r>
+        <w:rPr>
+          <w:lang w:val="en-GB"/>
+        </w:rPr>
+        <w:t>tog</w:t>
+      </w:r>
+      <w:proofErr w:type="spellEnd"/>
+      <w:r>
+        <w:rPr>
+          <w:lang w:val="en-GB"/>
+        </w:rPr>
+        <w:t xml:space="preserve"> </w:t>
+      </w:r>
+      <w:proofErr w:type="spellStart"/>
+      <w:r>
+        <w:rPr>
+          <w:lang w:val="en-GB"/>
+        </w:rPr>
+        <w:t>dokumenta</w:t>
+      </w:r>
+      <w:proofErr w:type="spellEnd"/>
+      <w:r>
+        <w:rPr>
+          <w:lang w:val="en-GB"/>
+        </w:rPr>
         <w:t xml:space="preserve">. </w:t>
       </w:r>
-      <w:r>
-        <w:t xml:space="preserve">Page locks </w:t>
-      </w:r>
-    </w:p>
-    <w:p>
-      <w:pPr>
-        <w:ind w:firstLine="0"/>
-      </w:pPr>
-    </w:p>
-    <w:p>
-      <w:pPr>
-        <w:ind w:firstLine="0"/>
-        <w:rPr>
-          <w:lang w:val="en-GB"/>
-        </w:rPr>
-      </w:pPr>
-      <w:r>
-        <w:rPr>
-          <w:lang w:val="en-GB"/>
-        </w:rPr>
-        <w:t xml:space="preserve">U PostgreSQL-u </w:t>
-      </w:r>
-      <w:proofErr w:type="spellStart"/>
-      <w:r>
-        <w:rPr>
-          <w:lang w:val="en-GB"/>
-        </w:rPr>
-        <w:t>postoje</w:t>
-      </w:r>
-      <w:proofErr w:type="spellEnd"/>
-      <w:r>
-        <w:rPr>
-          <w:lang w:val="en-GB"/>
-        </w:rPr>
-        <w:t xml:space="preserve"> page </w:t>
+      <w:proofErr w:type="spellStart"/>
+      <w:r>
+        <w:rPr>
+          <w:lang w:val="en-GB"/>
+        </w:rPr>
+        <w:t>Nove</w:t>
+      </w:r>
+      <w:proofErr w:type="spellEnd"/>
+      <w:r>
+        <w:rPr>
+          <w:lang w:val="en-GB"/>
+        </w:rPr>
+        <w:t xml:space="preserve"> </w:t>
+      </w:r>
+      <w:proofErr w:type="spellStart"/>
+      <w:r>
+        <w:rPr>
+          <w:lang w:val="en-GB"/>
+        </w:rPr>
+        <w:t>reči</w:t>
+      </w:r>
+      <w:proofErr w:type="spellEnd"/>
+      <w:r>
+        <w:rPr>
+          <w:lang w:val="en-GB"/>
+        </w:rPr>
+        <w:t xml:space="preserve"> se </w:t>
+      </w:r>
+      <w:proofErr w:type="spellStart"/>
+      <w:r>
+        <w:rPr>
+          <w:lang w:val="en-GB"/>
+        </w:rPr>
+        <w:t>prvo</w:t>
+      </w:r>
+      <w:proofErr w:type="spellEnd"/>
+      <w:r>
+        <w:rPr>
+          <w:lang w:val="en-GB"/>
+        </w:rPr>
+        <w:t xml:space="preserve"> </w:t>
+      </w:r>
+      <w:proofErr w:type="spellStart"/>
+      <w:r>
+        <w:rPr>
+          <w:lang w:val="en-GB"/>
+        </w:rPr>
+        <w:t>dodaju</w:t>
+      </w:r>
+      <w:proofErr w:type="spellEnd"/>
+      <w:r>
+        <w:rPr>
+          <w:lang w:val="en-GB"/>
+        </w:rPr>
+        <w:t xml:space="preserve"> u pending </w:t>
+      </w:r>
+      <w:proofErr w:type="spellStart"/>
+      <w:r>
+        <w:rPr>
+          <w:lang w:val="en-GB"/>
+        </w:rPr>
+        <w:t>listu</w:t>
+      </w:r>
+      <w:proofErr w:type="spellEnd"/>
+      <w:r>
+        <w:rPr>
+          <w:lang w:val="en-GB"/>
+        </w:rPr>
+        <w:t xml:space="preserve">, </w:t>
+      </w:r>
+      <w:proofErr w:type="spellStart"/>
+      <w:r>
+        <w:rPr>
+          <w:lang w:val="en-GB"/>
+        </w:rPr>
+        <w:t>privremenu</w:t>
+      </w:r>
+      <w:proofErr w:type="spellEnd"/>
+      <w:r>
+        <w:rPr>
+          <w:lang w:val="en-GB"/>
+        </w:rPr>
+        <w:t xml:space="preserve"> </w:t>
+      </w:r>
+      <w:proofErr w:type="spellStart"/>
+      <w:r>
+        <w:rPr>
+          <w:lang w:val="en-GB"/>
+        </w:rPr>
+        <w:t>strukturu</w:t>
+      </w:r>
+      <w:proofErr w:type="spellEnd"/>
+      <w:r>
+        <w:rPr>
+          <w:lang w:val="en-GB"/>
+        </w:rPr>
+        <w:t xml:space="preserve"> </w:t>
+      </w:r>
+      <w:proofErr w:type="spellStart"/>
+      <w:r>
+        <w:rPr>
+          <w:lang w:val="en-GB"/>
+        </w:rPr>
+        <w:t>koja</w:t>
+      </w:r>
+      <w:proofErr w:type="spellEnd"/>
+      <w:r>
+        <w:rPr>
+          <w:lang w:val="en-GB"/>
+        </w:rPr>
+        <w:t xml:space="preserve"> </w:t>
+      </w:r>
+      <w:proofErr w:type="spellStart"/>
+      <w:r>
+        <w:rPr>
+          <w:lang w:val="en-GB"/>
+        </w:rPr>
+        <w:t>prikuplja</w:t>
+      </w:r>
+      <w:proofErr w:type="spellEnd"/>
+      <w:r>
+        <w:rPr>
+          <w:lang w:val="en-GB"/>
+        </w:rPr>
+        <w:t xml:space="preserve"> </w:t>
+      </w:r>
+      <w:proofErr w:type="spellStart"/>
+      <w:r>
+        <w:rPr>
+          <w:lang w:val="en-GB"/>
+        </w:rPr>
+        <w:t>podatke</w:t>
+      </w:r>
+      <w:proofErr w:type="spellEnd"/>
+      <w:r>
+        <w:rPr>
+          <w:lang w:val="en-GB"/>
+        </w:rPr>
+        <w:t xml:space="preserve"> pre </w:t>
+      </w:r>
+      <w:proofErr w:type="spellStart"/>
+      <w:r>
+        <w:rPr>
+          <w:lang w:val="en-GB"/>
+        </w:rPr>
+        <w:t>nego</w:t>
+      </w:r>
+      <w:proofErr w:type="spellEnd"/>
+      <w:r>
+        <w:rPr>
+          <w:lang w:val="en-GB"/>
+        </w:rPr>
+        <w:t xml:space="preserve"> </w:t>
+      </w:r>
+      <w:proofErr w:type="spellStart"/>
+      <w:r>
+        <w:rPr>
+          <w:lang w:val="en-GB"/>
+        </w:rPr>
+        <w:t>što</w:t>
+      </w:r>
+      <w:proofErr w:type="spellEnd"/>
+      <w:r>
+        <w:rPr>
+          <w:lang w:val="en-GB"/>
+        </w:rPr>
+        <w:t xml:space="preserve"> se </w:t>
+      </w:r>
+      <w:proofErr w:type="spellStart"/>
+      <w:r>
+        <w:rPr>
+          <w:lang w:val="en-GB"/>
+        </w:rPr>
+        <w:t>integriraju</w:t>
+      </w:r>
+      <w:proofErr w:type="spellEnd"/>
+      <w:r>
+        <w:rPr>
+          <w:lang w:val="en-GB"/>
+        </w:rPr>
+        <w:t xml:space="preserve"> u </w:t>
+      </w:r>
+      <w:proofErr w:type="spellStart"/>
+      <w:r>
+        <w:rPr>
+          <w:lang w:val="en-GB"/>
+        </w:rPr>
+        <w:t>glavnu</w:t>
+      </w:r>
+      <w:proofErr w:type="spellEnd"/>
+      <w:r>
+        <w:rPr>
+          <w:lang w:val="en-GB"/>
+        </w:rPr>
+        <w:t xml:space="preserve"> </w:t>
+      </w:r>
+      <w:proofErr w:type="spellStart"/>
+      <w:r>
+        <w:rPr>
+          <w:lang w:val="en-GB"/>
+        </w:rPr>
+        <w:t>strukturu</w:t>
+      </w:r>
+      <w:proofErr w:type="spellEnd"/>
+      <w:r>
+        <w:rPr>
+          <w:lang w:val="en-GB"/>
+        </w:rPr>
+        <w:t xml:space="preserve"> </w:t>
+      </w:r>
+      <w:proofErr w:type="spellStart"/>
+      <w:r>
+        <w:rPr>
+          <w:lang w:val="en-GB"/>
+        </w:rPr>
+        <w:t>indeksa</w:t>
+      </w:r>
+      <w:proofErr w:type="spellEnd"/>
+      <w:r>
+        <w:rPr>
+          <w:lang w:val="en-GB"/>
+        </w:rPr>
+        <w:t xml:space="preserve">. </w:t>
+      </w:r>
+      <w:proofErr w:type="spellStart"/>
+      <w:r>
+        <w:rPr>
+          <w:lang w:val="en-GB"/>
+        </w:rPr>
+        <w:t>Ako</w:t>
+      </w:r>
+      <w:proofErr w:type="spellEnd"/>
+      <w:r>
+        <w:rPr>
+          <w:lang w:val="en-GB"/>
+        </w:rPr>
+        <w:t xml:space="preserve"> </w:t>
+      </w:r>
+      <w:proofErr w:type="spellStart"/>
+      <w:r>
+        <w:rPr>
+          <w:lang w:val="en-GB"/>
+        </w:rPr>
+        <w:t>više</w:t>
+      </w:r>
+      <w:proofErr w:type="spellEnd"/>
+      <w:r>
+        <w:rPr>
+          <w:lang w:val="en-GB"/>
+        </w:rPr>
+        <w:t xml:space="preserve"> </w:t>
+      </w:r>
+      <w:proofErr w:type="spellStart"/>
+      <w:r>
+        <w:rPr>
+          <w:lang w:val="en-GB"/>
+        </w:rPr>
+        <w:t>korisnika</w:t>
+      </w:r>
+      <w:proofErr w:type="spellEnd"/>
+      <w:r>
+        <w:rPr>
+          <w:lang w:val="en-GB"/>
+        </w:rPr>
+        <w:t xml:space="preserve"> </w:t>
+      </w:r>
+      <w:proofErr w:type="spellStart"/>
+      <w:r>
+        <w:rPr>
+          <w:lang w:val="en-GB"/>
+        </w:rPr>
+        <w:t>istovremeno</w:t>
+      </w:r>
+      <w:proofErr w:type="spellEnd"/>
+      <w:r>
+        <w:rPr>
+          <w:lang w:val="en-GB"/>
+        </w:rPr>
+        <w:t xml:space="preserve"> </w:t>
+      </w:r>
+      <w:proofErr w:type="spellStart"/>
+      <w:r>
+        <w:rPr>
+          <w:lang w:val="en-GB"/>
+        </w:rPr>
+        <w:t>pokušava</w:t>
+      </w:r>
+      <w:proofErr w:type="spellEnd"/>
+      <w:r>
+        <w:rPr>
+          <w:lang w:val="en-GB"/>
+        </w:rPr>
+        <w:t xml:space="preserve"> da </w:t>
+      </w:r>
+      <w:proofErr w:type="spellStart"/>
+      <w:r>
+        <w:rPr>
+          <w:lang w:val="en-GB"/>
+        </w:rPr>
+        <w:t>doda</w:t>
+      </w:r>
+      <w:proofErr w:type="spellEnd"/>
+      <w:r>
+        <w:rPr>
+          <w:lang w:val="en-GB"/>
+        </w:rPr>
+        <w:t xml:space="preserve"> </w:t>
+      </w:r>
+      <w:proofErr w:type="spellStart"/>
+      <w:r>
+        <w:rPr>
+          <w:lang w:val="en-GB"/>
+        </w:rPr>
+        <w:t>dokumente</w:t>
+      </w:r>
+      <w:proofErr w:type="spellEnd"/>
+      <w:r>
+        <w:rPr>
+          <w:lang w:val="en-GB"/>
+        </w:rPr>
+        <w:t xml:space="preserve"> u </w:t>
+      </w:r>
+      <w:proofErr w:type="spellStart"/>
+      <w:r>
+        <w:rPr>
+          <w:lang w:val="en-GB"/>
+        </w:rPr>
+        <w:t>tabelu</w:t>
+      </w:r>
+      <w:proofErr w:type="spellEnd"/>
+      <w:r>
+        <w:rPr>
+          <w:lang w:val="en-GB"/>
+        </w:rPr>
+        <w:t xml:space="preserve">, </w:t>
+      </w:r>
+      <w:proofErr w:type="spellStart"/>
+      <w:r>
+        <w:rPr>
+          <w:lang w:val="en-GB"/>
+        </w:rPr>
+        <w:t>svaka</w:t>
+      </w:r>
+      <w:proofErr w:type="spellEnd"/>
+      <w:r>
+        <w:rPr>
+          <w:lang w:val="en-GB"/>
+        </w:rPr>
+        <w:t xml:space="preserve"> </w:t>
+      </w:r>
+      <w:proofErr w:type="spellStart"/>
+      <w:r>
+        <w:rPr>
+          <w:lang w:val="en-GB"/>
+        </w:rPr>
+        <w:t>transakcija</w:t>
+      </w:r>
+      <w:proofErr w:type="spellEnd"/>
+      <w:r>
+        <w:rPr>
+          <w:lang w:val="en-GB"/>
+        </w:rPr>
+        <w:t xml:space="preserve"> </w:t>
+      </w:r>
+      <w:proofErr w:type="spellStart"/>
+      <w:r>
+        <w:rPr>
+          <w:lang w:val="en-GB"/>
+        </w:rPr>
+        <w:t>pokušava</w:t>
+      </w:r>
+      <w:proofErr w:type="spellEnd"/>
+      <w:r>
+        <w:rPr>
+          <w:lang w:val="en-GB"/>
+        </w:rPr>
+        <w:t xml:space="preserve"> da </w:t>
+      </w:r>
+      <w:proofErr w:type="spellStart"/>
+      <w:r>
+        <w:rPr>
+          <w:lang w:val="en-GB"/>
+        </w:rPr>
+        <w:t>ažurira</w:t>
+      </w:r>
+      <w:proofErr w:type="spellEnd"/>
+      <w:r>
+        <w:rPr>
+          <w:lang w:val="en-GB"/>
+        </w:rPr>
+        <w:t xml:space="preserve"> GIN </w:t>
+      </w:r>
+      <w:proofErr w:type="spellStart"/>
+      <w:r>
+        <w:rPr>
+          <w:lang w:val="en-GB"/>
+        </w:rPr>
+        <w:t>indeks</w:t>
+      </w:r>
+      <w:proofErr w:type="spellEnd"/>
+      <w:r>
+        <w:rPr>
+          <w:lang w:val="en-GB"/>
+        </w:rPr>
+        <w:t xml:space="preserve">, </w:t>
+      </w:r>
+      <w:proofErr w:type="spellStart"/>
+      <w:r>
+        <w:rPr>
+          <w:lang w:val="en-GB"/>
+        </w:rPr>
+        <w:t>što</w:t>
+      </w:r>
+      <w:proofErr w:type="spellEnd"/>
+      <w:r>
+        <w:rPr>
+          <w:lang w:val="en-GB"/>
+        </w:rPr>
+        <w:t xml:space="preserve"> </w:t>
+      </w:r>
+      <w:proofErr w:type="spellStart"/>
+      <w:r>
+        <w:rPr>
+          <w:lang w:val="en-GB"/>
+        </w:rPr>
+        <w:t>može</w:t>
+      </w:r>
+      <w:proofErr w:type="spellEnd"/>
+      <w:r>
+        <w:rPr>
+          <w:lang w:val="en-GB"/>
+        </w:rPr>
+        <w:t xml:space="preserve"> </w:t>
+      </w:r>
+      <w:proofErr w:type="spellStart"/>
+      <w:r>
+        <w:rPr>
+          <w:lang w:val="en-GB"/>
+        </w:rPr>
+        <w:t>dovesti</w:t>
+      </w:r>
+      <w:proofErr w:type="spellEnd"/>
+      <w:r>
+        <w:rPr>
+          <w:lang w:val="en-GB"/>
+        </w:rPr>
+        <w:t xml:space="preserve"> do </w:t>
+      </w:r>
+      <w:proofErr w:type="spellStart"/>
+      <w:r>
+        <w:rPr>
+          <w:lang w:val="en-GB"/>
+        </w:rPr>
+        <w:t>konflikta</w:t>
+      </w:r>
+      <w:proofErr w:type="spellEnd"/>
+      <w:r>
+        <w:rPr>
+          <w:lang w:val="en-GB"/>
+        </w:rPr>
+        <w:t xml:space="preserve"> </w:t>
+      </w:r>
+      <w:proofErr w:type="spellStart"/>
+      <w:r>
+        <w:rPr>
+          <w:lang w:val="en-GB"/>
+        </w:rPr>
+        <w:t>ako</w:t>
+      </w:r>
+      <w:proofErr w:type="spellEnd"/>
+      <w:r>
+        <w:rPr>
+          <w:lang w:val="en-GB"/>
+        </w:rPr>
+        <w:t xml:space="preserve"> </w:t>
+      </w:r>
+      <w:proofErr w:type="spellStart"/>
+      <w:r>
+        <w:rPr>
+          <w:lang w:val="en-GB"/>
+        </w:rPr>
+        <w:t>dva</w:t>
+      </w:r>
+      <w:proofErr w:type="spellEnd"/>
+      <w:r>
+        <w:rPr>
+          <w:lang w:val="en-GB"/>
+        </w:rPr>
+        <w:t xml:space="preserve"> </w:t>
+      </w:r>
+      <w:proofErr w:type="spellStart"/>
+      <w:r>
+        <w:rPr>
+          <w:lang w:val="en-GB"/>
+        </w:rPr>
+        <w:t>procesa</w:t>
+      </w:r>
+      <w:proofErr w:type="spellEnd"/>
+      <w:r>
+        <w:rPr>
+          <w:lang w:val="en-GB"/>
+        </w:rPr>
+        <w:t xml:space="preserve"> </w:t>
+      </w:r>
+      <w:proofErr w:type="spellStart"/>
+      <w:r>
+        <w:rPr>
+          <w:lang w:val="en-GB"/>
+        </w:rPr>
+        <w:t>istovremeno</w:t>
+      </w:r>
+      <w:proofErr w:type="spellEnd"/>
+      <w:r>
+        <w:rPr>
+          <w:lang w:val="en-GB"/>
+        </w:rPr>
+        <w:t xml:space="preserve"> </w:t>
+      </w:r>
+      <w:proofErr w:type="spellStart"/>
+      <w:r>
+        <w:rPr>
+          <w:lang w:val="en-GB"/>
+        </w:rPr>
+        <w:t>pristupe</w:t>
+      </w:r>
+      <w:proofErr w:type="spellEnd"/>
+      <w:r>
+        <w:rPr>
+          <w:lang w:val="en-GB"/>
+        </w:rPr>
+        <w:t xml:space="preserve"> </w:t>
+      </w:r>
+      <w:proofErr w:type="spellStart"/>
+      <w:r>
+        <w:rPr>
+          <w:lang w:val="en-GB"/>
+        </w:rPr>
+        <w:t>metapage</w:t>
+      </w:r>
+      <w:proofErr w:type="spellEnd"/>
+      <w:r>
+        <w:rPr>
+          <w:lang w:val="en-GB"/>
+        </w:rPr>
+        <w:t xml:space="preserve"> </w:t>
+      </w:r>
+      <w:proofErr w:type="spellStart"/>
+      <w:r>
+        <w:rPr>
+          <w:lang w:val="en-GB"/>
+        </w:rPr>
+        <w:t>stranici</w:t>
+      </w:r>
+      <w:proofErr w:type="spellEnd"/>
+      <w:r>
+        <w:rPr>
+          <w:lang w:val="en-GB"/>
+        </w:rPr>
+        <w:t xml:space="preserve"> </w:t>
+      </w:r>
+      <w:proofErr w:type="spellStart"/>
+      <w:r>
+        <w:rPr>
+          <w:lang w:val="en-GB"/>
+        </w:rPr>
+        <w:t>indeksa</w:t>
+      </w:r>
+      <w:proofErr w:type="spellEnd"/>
+      <w:r>
+        <w:rPr>
+          <w:lang w:val="en-GB"/>
+        </w:rPr>
+        <w:t>.</w:t>
+      </w:r>
+    </w:p>
+    <w:p>
+      <w:pPr>
+        <w:ind w:firstLine="0"/>
+        <w:rPr>
+          <w:lang w:val="en-GB"/>
+        </w:rPr>
+      </w:pPr>
+    </w:p>
+    <w:p>
+      <w:pPr>
+        <w:ind w:firstLine="0"/>
+        <w:rPr>
+          <w:lang w:val="en-GB"/>
+        </w:rPr>
+      </w:pPr>
+      <w:r>
+        <w:rPr>
+          <w:lang w:val="en-GB"/>
+        </w:rPr>
+        <w:t xml:space="preserve">Da bi se </w:t>
+      </w:r>
+      <w:proofErr w:type="spellStart"/>
+      <w:r>
+        <w:rPr>
+          <w:lang w:val="en-GB"/>
+        </w:rPr>
+        <w:t>sprečili</w:t>
+      </w:r>
+      <w:proofErr w:type="spellEnd"/>
+      <w:r>
+        <w:rPr>
+          <w:lang w:val="en-GB"/>
+        </w:rPr>
+        <w:t xml:space="preserve"> </w:t>
+      </w:r>
+      <w:proofErr w:type="spellStart"/>
+      <w:r>
+        <w:rPr>
+          <w:lang w:val="en-GB"/>
+        </w:rPr>
+        <w:t>takvi</w:t>
+      </w:r>
+      <w:proofErr w:type="spellEnd"/>
+      <w:r>
+        <w:rPr>
+          <w:lang w:val="en-GB"/>
+        </w:rPr>
+        <w:t xml:space="preserve"> </w:t>
+      </w:r>
+      <w:proofErr w:type="spellStart"/>
+      <w:r>
+        <w:rPr>
+          <w:lang w:val="en-GB"/>
+        </w:rPr>
+        <w:t>konflikti</w:t>
+      </w:r>
+      <w:proofErr w:type="spellEnd"/>
+      <w:r>
+        <w:rPr>
+          <w:lang w:val="en-GB"/>
+        </w:rPr>
+        <w:t xml:space="preserve">, PostgreSQL </w:t>
+      </w:r>
+      <w:proofErr w:type="spellStart"/>
+      <w:r>
+        <w:rPr>
+          <w:lang w:val="en-GB"/>
+        </w:rPr>
+        <w:t>postavlja</w:t>
+      </w:r>
+      <w:proofErr w:type="spellEnd"/>
+      <w:r>
+        <w:rPr>
+          <w:lang w:val="en-GB"/>
+        </w:rPr>
+        <w:t xml:space="preserve"> exclusive page lock </w:t>
+      </w:r>
+      <w:proofErr w:type="spellStart"/>
+      <w:r>
+        <w:rPr>
+          <w:lang w:val="en-GB"/>
+        </w:rPr>
+        <w:t>na</w:t>
+      </w:r>
+      <w:proofErr w:type="spellEnd"/>
+      <w:r>
+        <w:rPr>
+          <w:lang w:val="en-GB"/>
+        </w:rPr>
+        <w:t xml:space="preserve"> </w:t>
+      </w:r>
+      <w:proofErr w:type="spellStart"/>
+      <w:r>
+        <w:rPr>
+          <w:lang w:val="en-GB"/>
+        </w:rPr>
+        <w:t>metapage</w:t>
+      </w:r>
+      <w:proofErr w:type="spellEnd"/>
+      <w:r>
+        <w:rPr>
+          <w:lang w:val="en-GB"/>
+        </w:rPr>
+        <w:t xml:space="preserve"> </w:t>
+      </w:r>
+      <w:proofErr w:type="spellStart"/>
+      <w:r>
+        <w:rPr>
+          <w:lang w:val="en-GB"/>
+        </w:rPr>
+        <w:t>dok</w:t>
+      </w:r>
+      <w:proofErr w:type="spellEnd"/>
+      <w:r>
+        <w:rPr>
+          <w:lang w:val="en-GB"/>
+        </w:rPr>
+        <w:t xml:space="preserve"> se </w:t>
+      </w:r>
+      <w:proofErr w:type="spellStart"/>
+      <w:r>
+        <w:rPr>
+          <w:lang w:val="en-GB"/>
+        </w:rPr>
+        <w:t>reči</w:t>
+      </w:r>
+      <w:proofErr w:type="spellEnd"/>
+      <w:r>
+        <w:rPr>
+          <w:lang w:val="en-GB"/>
+        </w:rPr>
+        <w:t xml:space="preserve"> </w:t>
+      </w:r>
+      <w:proofErr w:type="spellStart"/>
+      <w:r>
+        <w:rPr>
+          <w:lang w:val="en-GB"/>
+        </w:rPr>
+        <w:t>iz</w:t>
+      </w:r>
+      <w:proofErr w:type="spellEnd"/>
+      <w:r>
+        <w:rPr>
+          <w:lang w:val="en-GB"/>
+        </w:rPr>
+        <w:t xml:space="preserve"> pending </w:t>
+      </w:r>
+      <w:proofErr w:type="spellStart"/>
+      <w:r>
+        <w:rPr>
+          <w:lang w:val="en-GB"/>
+        </w:rPr>
+        <w:t>liste</w:t>
+      </w:r>
+      <w:proofErr w:type="spellEnd"/>
+      <w:r>
+        <w:rPr>
+          <w:lang w:val="en-GB"/>
+        </w:rPr>
+        <w:t xml:space="preserve"> </w:t>
+      </w:r>
+      <w:proofErr w:type="spellStart"/>
+      <w:r>
+        <w:rPr>
+          <w:lang w:val="en-GB"/>
+        </w:rPr>
+        <w:t>prebacuju</w:t>
+      </w:r>
+      <w:proofErr w:type="spellEnd"/>
+      <w:r>
+        <w:rPr>
+          <w:lang w:val="en-GB"/>
+        </w:rPr>
+        <w:t xml:space="preserve"> u </w:t>
+      </w:r>
+      <w:proofErr w:type="spellStart"/>
+      <w:r>
+        <w:rPr>
+          <w:lang w:val="en-GB"/>
+        </w:rPr>
+        <w:t>glavnu</w:t>
+      </w:r>
+      <w:proofErr w:type="spellEnd"/>
+      <w:r>
+        <w:rPr>
+          <w:lang w:val="en-GB"/>
+        </w:rPr>
+        <w:t xml:space="preserve"> </w:t>
+      </w:r>
+      <w:proofErr w:type="spellStart"/>
+      <w:r>
+        <w:rPr>
+          <w:lang w:val="en-GB"/>
+        </w:rPr>
+        <w:t>strukturu</w:t>
+      </w:r>
+      <w:proofErr w:type="spellEnd"/>
+      <w:r>
+        <w:rPr>
+          <w:lang w:val="en-GB"/>
+        </w:rPr>
+        <w:t xml:space="preserve">. </w:t>
+      </w:r>
+      <w:proofErr w:type="spellStart"/>
+      <w:r>
+        <w:rPr>
+          <w:lang w:val="en-GB"/>
+        </w:rPr>
+        <w:t>Ovaj</w:t>
+      </w:r>
+      <w:proofErr w:type="spellEnd"/>
+      <w:r>
+        <w:rPr>
+          <w:lang w:val="en-GB"/>
+        </w:rPr>
+        <w:t xml:space="preserve"> lock </w:t>
+      </w:r>
+      <w:proofErr w:type="spellStart"/>
+      <w:r>
+        <w:rPr>
+          <w:lang w:val="en-GB"/>
+        </w:rPr>
+        <w:t>osigurava</w:t>
+      </w:r>
+      <w:proofErr w:type="spellEnd"/>
+      <w:r>
+        <w:rPr>
+          <w:lang w:val="en-GB"/>
+        </w:rPr>
+        <w:t xml:space="preserve"> da u </w:t>
+      </w:r>
+      <w:proofErr w:type="spellStart"/>
+      <w:r>
+        <w:rPr>
+          <w:lang w:val="en-GB"/>
+        </w:rPr>
+        <w:t>datom</w:t>
+      </w:r>
+      <w:proofErr w:type="spellEnd"/>
+      <w:r>
+        <w:rPr>
+          <w:lang w:val="en-GB"/>
+        </w:rPr>
+        <w:t xml:space="preserve"> </w:t>
+      </w:r>
+      <w:proofErr w:type="spellStart"/>
+      <w:r>
+        <w:rPr>
+          <w:lang w:val="en-GB"/>
+        </w:rPr>
+        <w:t>trenutku</w:t>
+      </w:r>
+      <w:proofErr w:type="spellEnd"/>
+      <w:r>
+        <w:rPr>
+          <w:lang w:val="en-GB"/>
+        </w:rPr>
+        <w:t xml:space="preserve"> </w:t>
+      </w:r>
+      <w:proofErr w:type="spellStart"/>
+      <w:r>
+        <w:rPr>
+          <w:lang w:val="en-GB"/>
+        </w:rPr>
+        <w:t>samo</w:t>
+      </w:r>
+      <w:proofErr w:type="spellEnd"/>
+      <w:r>
+        <w:rPr>
+          <w:lang w:val="en-GB"/>
+        </w:rPr>
+        <w:t xml:space="preserve"> </w:t>
+      </w:r>
+      <w:proofErr w:type="spellStart"/>
+      <w:r>
+        <w:rPr>
+          <w:lang w:val="en-GB"/>
+        </w:rPr>
+        <w:t>jedna</w:t>
+      </w:r>
+      <w:proofErr w:type="spellEnd"/>
+      <w:r>
+        <w:rPr>
+          <w:lang w:val="en-GB"/>
+        </w:rPr>
+        <w:t xml:space="preserve"> </w:t>
+      </w:r>
+      <w:proofErr w:type="spellStart"/>
+      <w:r>
+        <w:rPr>
+          <w:lang w:val="en-GB"/>
+        </w:rPr>
+        <w:t>transakcija</w:t>
+      </w:r>
+      <w:proofErr w:type="spellEnd"/>
+      <w:r>
+        <w:rPr>
+          <w:lang w:val="en-GB"/>
+        </w:rPr>
+        <w:t xml:space="preserve"> </w:t>
+      </w:r>
+      <w:proofErr w:type="spellStart"/>
+      <w:r>
+        <w:rPr>
+          <w:lang w:val="en-GB"/>
+        </w:rPr>
+        <w:t>može</w:t>
+      </w:r>
+      <w:proofErr w:type="spellEnd"/>
+      <w:r>
+        <w:rPr>
+          <w:lang w:val="en-GB"/>
+        </w:rPr>
+        <w:t xml:space="preserve"> </w:t>
+      </w:r>
+      <w:proofErr w:type="spellStart"/>
+      <w:r>
+        <w:rPr>
+          <w:lang w:val="en-GB"/>
+        </w:rPr>
+        <w:t>menjati</w:t>
+      </w:r>
+      <w:proofErr w:type="spellEnd"/>
+      <w:r>
+        <w:rPr>
+          <w:lang w:val="en-GB"/>
+        </w:rPr>
+        <w:t xml:space="preserve"> </w:t>
+      </w:r>
+      <w:proofErr w:type="spellStart"/>
+      <w:r>
+        <w:rPr>
+          <w:lang w:val="en-GB"/>
+        </w:rPr>
+        <w:t>tu</w:t>
+      </w:r>
+      <w:proofErr w:type="spellEnd"/>
+      <w:r>
+        <w:rPr>
+          <w:lang w:val="en-GB"/>
+        </w:rPr>
+        <w:t xml:space="preserve"> </w:t>
+      </w:r>
+      <w:proofErr w:type="spellStart"/>
+      <w:r>
+        <w:rPr>
+          <w:lang w:val="en-GB"/>
+        </w:rPr>
+        <w:t>stranicu</w:t>
+      </w:r>
+      <w:proofErr w:type="spellEnd"/>
+      <w:r>
+        <w:rPr>
+          <w:lang w:val="en-GB"/>
+        </w:rPr>
+        <w:t xml:space="preserve"> </w:t>
+      </w:r>
+      <w:proofErr w:type="spellStart"/>
+      <w:r>
+        <w:rPr>
+          <w:lang w:val="en-GB"/>
+        </w:rPr>
+        <w:t>indeksa</w:t>
+      </w:r>
+      <w:proofErr w:type="spellEnd"/>
+      <w:r>
+        <w:rPr>
+          <w:lang w:val="en-GB"/>
+        </w:rPr>
+        <w:t xml:space="preserve">, </w:t>
+      </w:r>
+      <w:proofErr w:type="spellStart"/>
+      <w:r>
+        <w:rPr>
+          <w:lang w:val="en-GB"/>
+        </w:rPr>
+        <w:t>ali</w:t>
+      </w:r>
+      <w:proofErr w:type="spellEnd"/>
+      <w:r>
+        <w:rPr>
+          <w:lang w:val="en-GB"/>
+        </w:rPr>
+        <w:t xml:space="preserve"> ne </w:t>
+      </w:r>
+      <w:proofErr w:type="spellStart"/>
+      <w:r>
+        <w:rPr>
+          <w:lang w:val="en-GB"/>
+        </w:rPr>
+        <w:t>blokira</w:t>
+      </w:r>
+      <w:proofErr w:type="spellEnd"/>
+      <w:r>
+        <w:rPr>
+          <w:lang w:val="en-GB"/>
+        </w:rPr>
+        <w:t xml:space="preserve"> </w:t>
+      </w:r>
+      <w:proofErr w:type="spellStart"/>
+      <w:r>
+        <w:rPr>
+          <w:lang w:val="en-GB"/>
+        </w:rPr>
+        <w:t>čitanje</w:t>
+      </w:r>
+      <w:proofErr w:type="spellEnd"/>
+      <w:r>
+        <w:rPr>
+          <w:lang w:val="en-GB"/>
+        </w:rPr>
+        <w:t xml:space="preserve"> </w:t>
+      </w:r>
+      <w:proofErr w:type="spellStart"/>
+      <w:r>
+        <w:rPr>
+          <w:lang w:val="en-GB"/>
+        </w:rPr>
+        <w:t>ili</w:t>
+      </w:r>
+      <w:proofErr w:type="spellEnd"/>
+      <w:r>
+        <w:rPr>
+          <w:lang w:val="en-GB"/>
+        </w:rPr>
+        <w:t xml:space="preserve"> </w:t>
+      </w:r>
+      <w:proofErr w:type="spellStart"/>
+      <w:r>
+        <w:rPr>
+          <w:lang w:val="en-GB"/>
+        </w:rPr>
+        <w:t>upis</w:t>
+      </w:r>
+      <w:proofErr w:type="spellEnd"/>
+      <w:r>
+        <w:rPr>
+          <w:lang w:val="en-GB"/>
+        </w:rPr>
+        <w:t xml:space="preserve"> </w:t>
+      </w:r>
+      <w:proofErr w:type="spellStart"/>
+      <w:r>
+        <w:rPr>
+          <w:lang w:val="en-GB"/>
+        </w:rPr>
+        <w:t>drugih</w:t>
+      </w:r>
+      <w:proofErr w:type="spellEnd"/>
+      <w:r>
+        <w:rPr>
+          <w:lang w:val="en-GB"/>
+        </w:rPr>
+        <w:t xml:space="preserve"> </w:t>
+      </w:r>
+      <w:proofErr w:type="spellStart"/>
+      <w:r>
+        <w:rPr>
+          <w:lang w:val="en-GB"/>
+        </w:rPr>
+        <w:t>delova</w:t>
+      </w:r>
+      <w:proofErr w:type="spellEnd"/>
+      <w:r>
+        <w:rPr>
+          <w:lang w:val="en-GB"/>
+        </w:rPr>
+        <w:t xml:space="preserve"> </w:t>
+      </w:r>
+      <w:proofErr w:type="spellStart"/>
+      <w:r>
+        <w:rPr>
+          <w:lang w:val="en-GB"/>
+        </w:rPr>
+        <w:t>tabele</w:t>
+      </w:r>
+      <w:proofErr w:type="spellEnd"/>
+      <w:r>
+        <w:rPr>
+          <w:lang w:val="en-GB"/>
+        </w:rPr>
+        <w:t xml:space="preserve">, </w:t>
+      </w:r>
+      <w:proofErr w:type="spellStart"/>
+      <w:r>
+        <w:rPr>
+          <w:lang w:val="en-GB"/>
+        </w:rPr>
+        <w:t>čime</w:t>
+      </w:r>
+      <w:proofErr w:type="spellEnd"/>
+      <w:r>
+        <w:rPr>
+          <w:lang w:val="en-GB"/>
+        </w:rPr>
+        <w:t xml:space="preserve"> se </w:t>
+      </w:r>
+      <w:proofErr w:type="spellStart"/>
+      <w:r>
+        <w:rPr>
+          <w:lang w:val="en-GB"/>
+        </w:rPr>
+        <w:t>očuvava</w:t>
+      </w:r>
+      <w:proofErr w:type="spellEnd"/>
+      <w:r>
+        <w:rPr>
+          <w:lang w:val="en-GB"/>
+        </w:rPr>
+        <w:t xml:space="preserve"> </w:t>
+      </w:r>
+      <w:proofErr w:type="spellStart"/>
+      <w:r>
+        <w:rPr>
+          <w:lang w:val="en-GB"/>
+        </w:rPr>
+        <w:t>visok</w:t>
+      </w:r>
+      <w:proofErr w:type="spellEnd"/>
+      <w:r>
+        <w:rPr>
+          <w:lang w:val="en-GB"/>
+        </w:rPr>
+        <w:t xml:space="preserve"> </w:t>
+      </w:r>
+      <w:proofErr w:type="spellStart"/>
+      <w:r>
+        <w:rPr>
+          <w:lang w:val="en-GB"/>
+        </w:rPr>
+        <w:t>nivo</w:t>
+      </w:r>
+      <w:proofErr w:type="spellEnd"/>
+      <w:r>
+        <w:rPr>
+          <w:lang w:val="en-GB"/>
+        </w:rPr>
+        <w:t xml:space="preserve"> </w:t>
+      </w:r>
+      <w:proofErr w:type="spellStart"/>
+      <w:r>
+        <w:rPr>
+          <w:lang w:val="en-GB"/>
+        </w:rPr>
+        <w:t>konkurentnosti</w:t>
+      </w:r>
+      <w:proofErr w:type="spellEnd"/>
+      <w:r>
+        <w:rPr>
+          <w:lang w:val="en-GB"/>
+        </w:rPr>
+        <w:t>.</w:t>
+      </w:r>
+    </w:p>
+    <w:p>
+      <w:pPr>
+        <w:ind w:firstLine="0"/>
+      </w:pPr>
+    </w:p>
+    <w:p>
+      <w:pPr>
+        <w:pStyle w:val="Heading3"/>
+        <w:ind w:firstLine="0"/>
+      </w:pPr>
+      <w:r>
+        <w:t>3.3.2. Predicate locks</w:t>
+      </w:r>
+    </w:p>
+    <w:p>
+      <w:pPr>
+        <w:ind w:firstLine="0"/>
+      </w:pPr>
+    </w:p>
+    <w:p>
+      <w:pPr>
+        <w:ind w:firstLine="0"/>
+        <w:rPr>
+          <w:lang w:val="en-GB"/>
+        </w:rPr>
+      </w:pPr>
+      <w:r>
+        <w:t xml:space="preserve">Predicate locks se javlja još u ranim pokušajima implementacije potpune izolacije transakcija zasnovane na zaključavanju. Osnovni problem sa kojim su se tadašnji sistemi suočlavali bio je taj da zaključavanje svih redova koji se čitaju ili ažuriraju nije bio dovoljan da se obezbedi potpuna izolacija. Čak i kada su svi postojeći redovi zaključani, i dalje postoji mogućnost da druga transakcija ubaci nove redove koji zadovoljavaju neki uslov koji je postavljen u upitu, odnosno phantom reads anomalije. Zbog toga, umesto zaključavanje pojedinih redova, zaključavaju se sami uslovi korišćeni u upitima. Na primer, za upit sa uslovom a </w:t>
+      </w:r>
+      <w:r>
+        <w:rPr>
+          <w:lang w:val="en-GB"/>
+        </w:rPr>
+        <w:t xml:space="preserve">&gt; 10, </w:t>
+      </w:r>
+      <w:proofErr w:type="spellStart"/>
+      <w:r>
+        <w:rPr>
+          <w:lang w:val="en-GB"/>
+        </w:rPr>
+        <w:t>zaključavanje</w:t>
+      </w:r>
+      <w:proofErr w:type="spellEnd"/>
+      <w:r>
+        <w:rPr>
+          <w:lang w:val="en-GB"/>
+        </w:rPr>
+        <w:t xml:space="preserve"> </w:t>
+      </w:r>
+      <w:proofErr w:type="spellStart"/>
+      <w:r>
+        <w:rPr>
+          <w:lang w:val="en-GB"/>
+        </w:rPr>
+        <w:t>ovog</w:t>
+      </w:r>
+      <w:proofErr w:type="spellEnd"/>
+      <w:r>
+        <w:rPr>
+          <w:lang w:val="en-GB"/>
+        </w:rPr>
+        <w:t xml:space="preserve"> </w:t>
+      </w:r>
+      <w:proofErr w:type="spellStart"/>
+      <w:r>
+        <w:rPr>
+          <w:lang w:val="en-GB"/>
+        </w:rPr>
+        <w:t>predikata</w:t>
+      </w:r>
+      <w:proofErr w:type="spellEnd"/>
+      <w:r>
+        <w:rPr>
+          <w:lang w:val="en-GB"/>
+        </w:rPr>
+        <w:t xml:space="preserve"> </w:t>
+      </w:r>
+      <w:proofErr w:type="spellStart"/>
+      <w:r>
+        <w:rPr>
+          <w:lang w:val="en-GB"/>
+        </w:rPr>
+        <w:t>sprečilo</w:t>
+      </w:r>
+      <w:proofErr w:type="spellEnd"/>
+      <w:r>
+        <w:rPr>
+          <w:lang w:val="en-GB"/>
+        </w:rPr>
+        <w:t xml:space="preserve"> bi </w:t>
+      </w:r>
+      <w:proofErr w:type="spellStart"/>
+      <w:r>
+        <w:rPr>
+          <w:lang w:val="en-GB"/>
+        </w:rPr>
+        <w:t>ubacivanje</w:t>
+      </w:r>
+      <w:proofErr w:type="spellEnd"/>
+      <w:r>
+        <w:rPr>
+          <w:lang w:val="en-GB"/>
+        </w:rPr>
+        <w:t xml:space="preserve"> </w:t>
+      </w:r>
+      <w:proofErr w:type="spellStart"/>
+      <w:r>
+        <w:rPr>
+          <w:lang w:val="en-GB"/>
+        </w:rPr>
+        <w:t>novih</w:t>
+      </w:r>
+      <w:proofErr w:type="spellEnd"/>
+      <w:r>
+        <w:rPr>
+          <w:lang w:val="en-GB"/>
+        </w:rPr>
+        <w:t xml:space="preserve"> </w:t>
+      </w:r>
+      <w:proofErr w:type="spellStart"/>
+      <w:r>
+        <w:rPr>
+          <w:lang w:val="en-GB"/>
+        </w:rPr>
+        <w:t>redova</w:t>
+      </w:r>
+      <w:proofErr w:type="spellEnd"/>
+      <w:r>
+        <w:rPr>
+          <w:lang w:val="en-GB"/>
+        </w:rPr>
+        <w:t xml:space="preserve"> koji </w:t>
+      </w:r>
+      <w:proofErr w:type="spellStart"/>
+      <w:r>
+        <w:rPr>
+          <w:lang w:val="en-GB"/>
+        </w:rPr>
+        <w:t>zadovoljavaju</w:t>
+      </w:r>
+      <w:proofErr w:type="spellEnd"/>
+      <w:r>
+        <w:rPr>
+          <w:lang w:val="en-GB"/>
+        </w:rPr>
+        <w:t xml:space="preserve"> </w:t>
+      </w:r>
+      <w:proofErr w:type="spellStart"/>
+      <w:r>
+        <w:rPr>
+          <w:lang w:val="en-GB"/>
+        </w:rPr>
+        <w:t>dati</w:t>
+      </w:r>
+      <w:proofErr w:type="spellEnd"/>
+      <w:r>
+        <w:rPr>
+          <w:lang w:val="en-GB"/>
+        </w:rPr>
+        <w:t xml:space="preserve"> </w:t>
+      </w:r>
+      <w:proofErr w:type="spellStart"/>
+      <w:r>
+        <w:rPr>
+          <w:lang w:val="en-GB"/>
+        </w:rPr>
+        <w:t>uslov</w:t>
+      </w:r>
+      <w:proofErr w:type="spellEnd"/>
+      <w:r>
+        <w:rPr>
+          <w:lang w:val="en-GB"/>
+        </w:rPr>
+        <w:t xml:space="preserve">, </w:t>
+      </w:r>
+      <w:proofErr w:type="spellStart"/>
+      <w:r>
+        <w:rPr>
+          <w:lang w:val="en-GB"/>
+        </w:rPr>
+        <w:t>čime</w:t>
+      </w:r>
+      <w:proofErr w:type="spellEnd"/>
+      <w:r>
+        <w:rPr>
+          <w:lang w:val="en-GB"/>
+        </w:rPr>
+        <w:t xml:space="preserve"> bi se </w:t>
+      </w:r>
+      <w:proofErr w:type="spellStart"/>
+      <w:r>
+        <w:rPr>
+          <w:lang w:val="en-GB"/>
+        </w:rPr>
+        <w:t>eliminisala</w:t>
+      </w:r>
+      <w:proofErr w:type="spellEnd"/>
+      <w:r>
+        <w:rPr>
+          <w:lang w:val="en-GB"/>
+        </w:rPr>
+        <w:t xml:space="preserve"> </w:t>
+      </w:r>
+      <w:proofErr w:type="spellStart"/>
+      <w:r>
+        <w:rPr>
+          <w:lang w:val="en-GB"/>
+        </w:rPr>
+        <w:t>pojava</w:t>
+      </w:r>
+      <w:proofErr w:type="spellEnd"/>
+      <w:r>
+        <w:rPr>
+          <w:lang w:val="en-GB"/>
+        </w:rPr>
+        <w:t xml:space="preserve"> </w:t>
+      </w:r>
+      <w:proofErr w:type="spellStart"/>
+      <w:r>
+        <w:rPr>
+          <w:lang w:val="en-GB"/>
+        </w:rPr>
+        <w:t>fantomskih</w:t>
+      </w:r>
+      <w:proofErr w:type="spellEnd"/>
+      <w:r>
+        <w:rPr>
+          <w:lang w:val="en-GB"/>
+        </w:rPr>
+        <w:t xml:space="preserve"> </w:t>
+      </w:r>
+      <w:proofErr w:type="spellStart"/>
+      <w:r>
+        <w:rPr>
+          <w:lang w:val="en-GB"/>
+        </w:rPr>
+        <w:t>redova</w:t>
+      </w:r>
+      <w:proofErr w:type="spellEnd"/>
+      <w:r>
+        <w:rPr>
+          <w:lang w:val="en-GB"/>
+        </w:rPr>
+        <w:t>.</w:t>
+      </w:r>
+    </w:p>
+    <w:p>
+      <w:pPr>
+        <w:ind w:firstLine="0"/>
+        <w:rPr>
+          <w:lang w:val="en-GB"/>
+        </w:rPr>
+      </w:pPr>
+    </w:p>
+    <w:p>
+      <w:pPr>
+        <w:ind w:firstLine="0"/>
+      </w:pPr>
+      <w:r>
+        <w:t>Međutim, ovaj pristup uvodi značajan problem. U slučaju kada se pojave različiti predikati, kao što su a &gt; 10 i a &lt; 20, potrebno je utvrditi da li se oni preklapaju. U opštem slučaju, određivanje preklapanja proizvoljnih predikata predstavlja algoritamski nerešiv problem.</w:t>
+      </w:r>
+    </w:p>
+    <w:p>
+      <w:pPr>
+        <w:ind w:firstLine="0"/>
+      </w:pPr>
+      <w:r>
+        <w:t xml:space="preserve"> </w:t>
+      </w:r>
+    </w:p>
+    <w:p>
+      <w:pPr>
+        <w:ind w:firstLine="0"/>
+      </w:pPr>
+      <w:r>
+        <w:t xml:space="preserve">Uloga predicate lockova se tokom vremena promenila, pa sada ovi lockovi zapravo ne zaključavaju podatke niti sprečavaju druge transakcije da vrše izmene. </w:t>
+      </w:r>
+      <w:r>
+        <w:t>Predicate locks služe da detektuju konflikte nastale nad podacima koje je transakcija pročitala (uključujući i opsege), kako bi se sprečile anomalije u SERIALIZABLE režimu.</w:t>
+      </w:r>
+      <w:r>
+        <w:t xml:space="preserve"> </w:t>
+      </w:r>
+      <w:r>
+        <w:t>Dakle, ako se pogleda primer sa slike 12, gde je prikazano sprečavanje write skew anomalije na SERIALIZABLE nivou izolacije, može se videti da na niskom nivou PostgreSQL koristi predicate lockove kako bi detektovao konflikte i sprečio ovu anomaliju</w:t>
+      </w:r>
+      <w:r>
+        <w:t>.</w:t>
+      </w:r>
+    </w:p>
+    <w:p>
+      <w:pPr>
+        <w:ind w:firstLine="0"/>
+      </w:pPr>
+    </w:p>
+    <w:p>
+      <w:pPr>
+        <w:ind w:firstLine="0"/>
+        <w:rPr>
+          <w:lang w:val="en-GB"/>
+        </w:rPr>
+      </w:pPr>
+      <w:proofErr w:type="spellStart"/>
+      <w:r>
+        <w:rPr>
+          <w:lang w:val="en-GB"/>
+        </w:rPr>
+        <w:t>Dakle</w:t>
+      </w:r>
+      <w:proofErr w:type="spellEnd"/>
+      <w:r>
+        <w:rPr>
+          <w:lang w:val="en-GB"/>
+        </w:rPr>
+        <w:t xml:space="preserve">, problem </w:t>
+      </w:r>
+      <w:proofErr w:type="spellStart"/>
+      <w:r>
+        <w:rPr>
+          <w:lang w:val="en-GB"/>
+        </w:rPr>
+        <w:t>nastaje</w:t>
+      </w:r>
+      <w:proofErr w:type="spellEnd"/>
+      <w:r>
+        <w:rPr>
+          <w:lang w:val="en-GB"/>
+        </w:rPr>
+        <w:t xml:space="preserve"> u </w:t>
+      </w:r>
+      <w:proofErr w:type="spellStart"/>
+      <w:r>
+        <w:rPr>
+          <w:lang w:val="en-GB"/>
+        </w:rPr>
+        <w:t>situacijama</w:t>
+      </w:r>
+      <w:proofErr w:type="spellEnd"/>
+      <w:r>
+        <w:rPr>
+          <w:lang w:val="en-GB"/>
+        </w:rPr>
+        <w:t xml:space="preserve"> </w:t>
+      </w:r>
+      <w:proofErr w:type="spellStart"/>
+      <w:r>
+        <w:rPr>
+          <w:lang w:val="en-GB"/>
+        </w:rPr>
+        <w:t>kada</w:t>
+      </w:r>
+      <w:proofErr w:type="spellEnd"/>
+      <w:r>
+        <w:rPr>
+          <w:lang w:val="en-GB"/>
+        </w:rPr>
+        <w:t xml:space="preserve"> </w:t>
+      </w:r>
+      <w:proofErr w:type="spellStart"/>
+      <w:r>
+        <w:rPr>
+          <w:lang w:val="en-GB"/>
+        </w:rPr>
+        <w:t>postoji</w:t>
+      </w:r>
+      <w:proofErr w:type="spellEnd"/>
+      <w:r>
+        <w:rPr>
+          <w:lang w:val="en-GB"/>
+        </w:rPr>
+        <w:t xml:space="preserve"> </w:t>
+      </w:r>
+      <w:proofErr w:type="spellStart"/>
+      <w:r>
+        <w:rPr>
+          <w:lang w:val="en-GB"/>
+        </w:rPr>
+        <w:t>zavisnost</w:t>
+      </w:r>
+      <w:proofErr w:type="spellEnd"/>
+      <w:r>
+        <w:rPr>
+          <w:lang w:val="en-GB"/>
+        </w:rPr>
+        <w:t xml:space="preserve"> </w:t>
+      </w:r>
+      <w:proofErr w:type="spellStart"/>
+      <w:r>
+        <w:rPr>
+          <w:lang w:val="en-GB"/>
+        </w:rPr>
+        <w:t>između</w:t>
+      </w:r>
+      <w:proofErr w:type="spellEnd"/>
+      <w:r>
+        <w:rPr>
+          <w:lang w:val="en-GB"/>
+        </w:rPr>
+        <w:t xml:space="preserve"> </w:t>
+      </w:r>
+      <w:proofErr w:type="spellStart"/>
+      <w:r>
+        <w:rPr>
+          <w:lang w:val="en-GB"/>
+        </w:rPr>
+        <w:t>transakcija</w:t>
+      </w:r>
+      <w:proofErr w:type="spellEnd"/>
+      <w:r>
+        <w:rPr>
+          <w:lang w:val="en-GB"/>
+        </w:rPr>
+        <w:t xml:space="preserve"> u </w:t>
+      </w:r>
+      <w:proofErr w:type="spellStart"/>
+      <w:r>
+        <w:rPr>
+          <w:lang w:val="en-GB"/>
+        </w:rPr>
+        <w:t>kojoj</w:t>
+      </w:r>
+      <w:proofErr w:type="spellEnd"/>
+      <w:r>
+        <w:rPr>
+          <w:lang w:val="en-GB"/>
+        </w:rPr>
+        <w:t xml:space="preserve"> </w:t>
+      </w:r>
+      <w:proofErr w:type="spellStart"/>
+      <w:r>
+        <w:rPr>
+          <w:lang w:val="en-GB"/>
+        </w:rPr>
+        <w:t>jedna</w:t>
+      </w:r>
+      <w:proofErr w:type="spellEnd"/>
+      <w:r>
+        <w:rPr>
+          <w:lang w:val="en-GB"/>
+        </w:rPr>
+        <w:t xml:space="preserve"> </w:t>
+      </w:r>
+      <w:proofErr w:type="spellStart"/>
+      <w:r>
+        <w:rPr>
+          <w:lang w:val="en-GB"/>
+        </w:rPr>
+        <w:t>transakcija</w:t>
+      </w:r>
+      <w:proofErr w:type="spellEnd"/>
+      <w:r>
+        <w:rPr>
+          <w:lang w:val="en-GB"/>
+        </w:rPr>
+        <w:t xml:space="preserve"> </w:t>
+      </w:r>
+      <w:proofErr w:type="spellStart"/>
+      <w:r>
+        <w:rPr>
+          <w:lang w:val="en-GB"/>
+        </w:rPr>
+        <w:t>čita</w:t>
+      </w:r>
+      <w:proofErr w:type="spellEnd"/>
+      <w:r>
+        <w:rPr>
+          <w:lang w:val="en-GB"/>
+        </w:rPr>
+        <w:t xml:space="preserve"> </w:t>
+      </w:r>
+      <w:proofErr w:type="spellStart"/>
+      <w:r>
+        <w:rPr>
+          <w:lang w:val="en-GB"/>
+        </w:rPr>
+        <w:t>podatke</w:t>
+      </w:r>
+      <w:proofErr w:type="spellEnd"/>
+      <w:r>
+        <w:rPr>
+          <w:lang w:val="en-GB"/>
+        </w:rPr>
+        <w:t xml:space="preserve">, </w:t>
+      </w:r>
+      <w:proofErr w:type="spellStart"/>
+      <w:r>
+        <w:rPr>
+          <w:lang w:val="en-GB"/>
+        </w:rPr>
+        <w:t>dok</w:t>
+      </w:r>
+      <w:proofErr w:type="spellEnd"/>
+      <w:r>
+        <w:rPr>
+          <w:lang w:val="en-GB"/>
+        </w:rPr>
+        <w:t xml:space="preserve"> </w:t>
+      </w:r>
+      <w:proofErr w:type="spellStart"/>
+      <w:r>
+        <w:rPr>
+          <w:lang w:val="en-GB"/>
+        </w:rPr>
+        <w:t>ih</w:t>
+      </w:r>
+      <w:proofErr w:type="spellEnd"/>
+      <w:r>
+        <w:rPr>
+          <w:lang w:val="en-GB"/>
+        </w:rPr>
+        <w:t xml:space="preserve"> </w:t>
+      </w:r>
+      <w:proofErr w:type="spellStart"/>
+      <w:r>
+        <w:rPr>
+          <w:lang w:val="en-GB"/>
+        </w:rPr>
+        <w:t>druga</w:t>
+      </w:r>
+      <w:proofErr w:type="spellEnd"/>
+      <w:r>
+        <w:rPr>
+          <w:lang w:val="en-GB"/>
+        </w:rPr>
+        <w:t xml:space="preserve"> </w:t>
+      </w:r>
+      <w:proofErr w:type="spellStart"/>
+      <w:r>
+        <w:rPr>
+          <w:lang w:val="en-GB"/>
+        </w:rPr>
+        <w:t>transakcija</w:t>
+      </w:r>
+      <w:proofErr w:type="spellEnd"/>
+      <w:r>
+        <w:rPr>
+          <w:lang w:val="en-GB"/>
+        </w:rPr>
+        <w:t xml:space="preserve"> </w:t>
+      </w:r>
+      <w:proofErr w:type="spellStart"/>
+      <w:r>
+        <w:rPr>
+          <w:lang w:val="en-GB"/>
+        </w:rPr>
+        <w:t>naknadno</w:t>
+      </w:r>
+      <w:proofErr w:type="spellEnd"/>
+      <w:r>
+        <w:rPr>
+          <w:lang w:val="en-GB"/>
+        </w:rPr>
+        <w:t xml:space="preserve"> </w:t>
+      </w:r>
+      <w:proofErr w:type="spellStart"/>
+      <w:r>
+        <w:rPr>
+          <w:lang w:val="en-GB"/>
+        </w:rPr>
+        <w:t>menja</w:t>
+      </w:r>
+      <w:proofErr w:type="spellEnd"/>
+      <w:r>
+        <w:rPr>
+          <w:lang w:val="en-GB"/>
+        </w:rPr>
+        <w:t xml:space="preserve">. Predicate </w:t>
       </w:r>
       <w:proofErr w:type="spellStart"/>
       <w:r>
@@ -25812,42 +28260,562 @@
         <w:rPr>
           <w:lang w:val="en-GB"/>
         </w:rPr>
-        <w:t xml:space="preserve">, koji </w:t>
-      </w:r>
-      <w:proofErr w:type="spellStart"/>
-      <w:r>
-        <w:rPr>
-          <w:lang w:val="en-GB"/>
-        </w:rPr>
-        <w:t>spadaju</w:t>
-      </w:r>
-      <w:proofErr w:type="spellEnd"/>
-      <w:r>
-        <w:rPr>
-          <w:lang w:val="en-GB"/>
-        </w:rPr>
-        <w:t xml:space="preserve"> u heavyweight </w:t>
-      </w:r>
-      <w:proofErr w:type="spellStart"/>
-      <w:r>
-        <w:rPr>
-          <w:lang w:val="en-GB"/>
-        </w:rPr>
-        <w:t>lockove</w:t>
-      </w:r>
-      <w:proofErr w:type="spellEnd"/>
-      <w:r>
-        <w:rPr>
-          <w:lang w:val="en-GB"/>
-        </w:rPr>
-        <w:t xml:space="preserve">. Ovi </w:t>
-      </w:r>
-      <w:proofErr w:type="spellStart"/>
-      <w:r>
-        <w:rPr>
-          <w:lang w:val="en-GB"/>
-        </w:rPr>
-        <w:t>lockovi</w:t>
+        <w:t xml:space="preserve"> </w:t>
+      </w:r>
+      <w:proofErr w:type="spellStart"/>
+      <w:r>
+        <w:rPr>
+          <w:lang w:val="en-GB"/>
+        </w:rPr>
+        <w:t>omogućavaju</w:t>
+      </w:r>
+      <w:proofErr w:type="spellEnd"/>
+      <w:r>
+        <w:rPr>
+          <w:lang w:val="en-GB"/>
+        </w:rPr>
+        <w:t xml:space="preserve"> </w:t>
+      </w:r>
+      <w:proofErr w:type="spellStart"/>
+      <w:r>
+        <w:rPr>
+          <w:lang w:val="en-GB"/>
+        </w:rPr>
+        <w:t>sistemu</w:t>
+      </w:r>
+      <w:proofErr w:type="spellEnd"/>
+      <w:r>
+        <w:rPr>
+          <w:lang w:val="en-GB"/>
+        </w:rPr>
+        <w:t xml:space="preserve"> da </w:t>
+      </w:r>
+      <w:proofErr w:type="spellStart"/>
+      <w:r>
+        <w:rPr>
+          <w:lang w:val="en-GB"/>
+        </w:rPr>
+        <w:t>zapamti</w:t>
+      </w:r>
+      <w:proofErr w:type="spellEnd"/>
+      <w:r>
+        <w:rPr>
+          <w:lang w:val="en-GB"/>
+        </w:rPr>
+        <w:t xml:space="preserve"> </w:t>
+      </w:r>
+      <w:proofErr w:type="spellStart"/>
+      <w:r>
+        <w:rPr>
+          <w:lang w:val="en-GB"/>
+        </w:rPr>
+        <w:t>koje</w:t>
+      </w:r>
+      <w:proofErr w:type="spellEnd"/>
+      <w:r>
+        <w:rPr>
+          <w:lang w:val="en-GB"/>
+        </w:rPr>
+        <w:t xml:space="preserve"> je </w:t>
+      </w:r>
+      <w:proofErr w:type="spellStart"/>
+      <w:r>
+        <w:rPr>
+          <w:lang w:val="en-GB"/>
+        </w:rPr>
+        <w:t>podatke</w:t>
+      </w:r>
+      <w:proofErr w:type="spellEnd"/>
+      <w:r>
+        <w:rPr>
+          <w:lang w:val="en-GB"/>
+        </w:rPr>
+        <w:t xml:space="preserve"> </w:t>
+      </w:r>
+      <w:proofErr w:type="spellStart"/>
+      <w:r>
+        <w:rPr>
+          <w:lang w:val="en-GB"/>
+        </w:rPr>
+        <w:t>transakcija</w:t>
+      </w:r>
+      <w:proofErr w:type="spellEnd"/>
+      <w:r>
+        <w:rPr>
+          <w:lang w:val="en-GB"/>
+        </w:rPr>
+        <w:t xml:space="preserve"> </w:t>
+      </w:r>
+      <w:proofErr w:type="spellStart"/>
+      <w:r>
+        <w:rPr>
+          <w:lang w:val="en-GB"/>
+        </w:rPr>
+        <w:t>pročitala</w:t>
+      </w:r>
+      <w:proofErr w:type="spellEnd"/>
+      <w:r>
+        <w:rPr>
+          <w:lang w:val="en-GB"/>
+        </w:rPr>
+        <w:t xml:space="preserve">, </w:t>
+      </w:r>
+      <w:proofErr w:type="spellStart"/>
+      <w:r>
+        <w:rPr>
+          <w:lang w:val="en-GB"/>
+        </w:rPr>
+        <w:t>uključujući</w:t>
+      </w:r>
+      <w:proofErr w:type="spellEnd"/>
+      <w:r>
+        <w:rPr>
+          <w:lang w:val="en-GB"/>
+        </w:rPr>
+        <w:t xml:space="preserve"> </w:t>
+      </w:r>
+      <w:proofErr w:type="spellStart"/>
+      <w:r>
+        <w:rPr>
+          <w:lang w:val="en-GB"/>
+        </w:rPr>
+        <w:t>i</w:t>
+      </w:r>
+      <w:proofErr w:type="spellEnd"/>
+      <w:r>
+        <w:rPr>
+          <w:lang w:val="en-GB"/>
+        </w:rPr>
+        <w:t xml:space="preserve"> </w:t>
+      </w:r>
+      <w:proofErr w:type="spellStart"/>
+      <w:r>
+        <w:rPr>
+          <w:lang w:val="en-GB"/>
+        </w:rPr>
+        <w:t>čitave</w:t>
+      </w:r>
+      <w:proofErr w:type="spellEnd"/>
+      <w:r>
+        <w:rPr>
+          <w:lang w:val="en-GB"/>
+        </w:rPr>
+        <w:t xml:space="preserve"> </w:t>
+      </w:r>
+      <w:proofErr w:type="spellStart"/>
+      <w:r>
+        <w:rPr>
+          <w:lang w:val="en-GB"/>
+        </w:rPr>
+        <w:t>opsege</w:t>
+      </w:r>
+      <w:proofErr w:type="spellEnd"/>
+      <w:r>
+        <w:rPr>
+          <w:lang w:val="en-GB"/>
+        </w:rPr>
+        <w:t xml:space="preserve"> </w:t>
+      </w:r>
+      <w:proofErr w:type="spellStart"/>
+      <w:r>
+        <w:rPr>
+          <w:lang w:val="en-GB"/>
+        </w:rPr>
+        <w:t>vrednosti</w:t>
+      </w:r>
+      <w:proofErr w:type="spellEnd"/>
+      <w:r>
+        <w:rPr>
+          <w:lang w:val="en-GB"/>
+        </w:rPr>
+        <w:t xml:space="preserve"> </w:t>
+      </w:r>
+      <w:proofErr w:type="spellStart"/>
+      <w:r>
+        <w:rPr>
+          <w:lang w:val="en-GB"/>
+        </w:rPr>
+        <w:t>definisane</w:t>
+      </w:r>
+      <w:proofErr w:type="spellEnd"/>
+      <w:r>
+        <w:rPr>
+          <w:lang w:val="en-GB"/>
+        </w:rPr>
+        <w:t xml:space="preserve"> </w:t>
+      </w:r>
+      <w:proofErr w:type="spellStart"/>
+      <w:r>
+        <w:rPr>
+          <w:lang w:val="en-GB"/>
+        </w:rPr>
+        <w:t>uslovima</w:t>
+      </w:r>
+      <w:proofErr w:type="spellEnd"/>
+      <w:r>
+        <w:rPr>
+          <w:lang w:val="en-GB"/>
+        </w:rPr>
+        <w:t xml:space="preserve"> u </w:t>
+      </w:r>
+      <w:proofErr w:type="spellStart"/>
+      <w:r>
+        <w:rPr>
+          <w:lang w:val="en-GB"/>
+        </w:rPr>
+        <w:t>upitu</w:t>
+      </w:r>
+      <w:proofErr w:type="spellEnd"/>
+      <w:r>
+        <w:rPr>
+          <w:lang w:val="en-GB"/>
+        </w:rPr>
+        <w:t>.</w:t>
+      </w:r>
+    </w:p>
+    <w:p>
+      <w:pPr>
+        <w:ind w:firstLine="0"/>
+        <w:rPr>
+          <w:lang w:val="en-GB"/>
+        </w:rPr>
+      </w:pPr>
+    </w:p>
+    <w:p>
+      <w:pPr>
+        <w:ind w:firstLine="0"/>
+        <w:rPr>
+          <w:lang w:val="en-GB"/>
+        </w:rPr>
+      </w:pPr>
+      <w:proofErr w:type="spellStart"/>
+      <w:r>
+        <w:rPr>
+          <w:lang w:val="en-GB"/>
+        </w:rPr>
+        <w:t>Ukoliko</w:t>
+      </w:r>
+      <w:proofErr w:type="spellEnd"/>
+      <w:r>
+        <w:rPr>
+          <w:lang w:val="en-GB"/>
+        </w:rPr>
+        <w:t xml:space="preserve"> </w:t>
+      </w:r>
+      <w:proofErr w:type="spellStart"/>
+      <w:r>
+        <w:rPr>
+          <w:lang w:val="en-GB"/>
+        </w:rPr>
+        <w:t>druga</w:t>
+      </w:r>
+      <w:proofErr w:type="spellEnd"/>
+      <w:r>
+        <w:rPr>
+          <w:lang w:val="en-GB"/>
+        </w:rPr>
+        <w:t xml:space="preserve"> </w:t>
+      </w:r>
+      <w:proofErr w:type="spellStart"/>
+      <w:r>
+        <w:rPr>
+          <w:lang w:val="en-GB"/>
+        </w:rPr>
+        <w:t>transakcija</w:t>
+      </w:r>
+      <w:proofErr w:type="spellEnd"/>
+      <w:r>
+        <w:rPr>
+          <w:lang w:val="en-GB"/>
+        </w:rPr>
+        <w:t xml:space="preserve"> </w:t>
+      </w:r>
+      <w:proofErr w:type="spellStart"/>
+      <w:r>
+        <w:rPr>
+          <w:lang w:val="en-GB"/>
+        </w:rPr>
+        <w:t>izvrši</w:t>
+      </w:r>
+      <w:proofErr w:type="spellEnd"/>
+      <w:r>
+        <w:rPr>
+          <w:lang w:val="en-GB"/>
+        </w:rPr>
+        <w:t xml:space="preserve"> </w:t>
+      </w:r>
+      <w:proofErr w:type="spellStart"/>
+      <w:r>
+        <w:rPr>
+          <w:lang w:val="en-GB"/>
+        </w:rPr>
+        <w:t>izmene</w:t>
+      </w:r>
+      <w:proofErr w:type="spellEnd"/>
+      <w:r>
+        <w:rPr>
+          <w:lang w:val="en-GB"/>
+        </w:rPr>
+        <w:t xml:space="preserve"> </w:t>
+      </w:r>
+      <w:proofErr w:type="spellStart"/>
+      <w:r>
+        <w:rPr>
+          <w:lang w:val="en-GB"/>
+        </w:rPr>
+        <w:t>koje</w:t>
+      </w:r>
+      <w:proofErr w:type="spellEnd"/>
+      <w:r>
+        <w:rPr>
+          <w:lang w:val="en-GB"/>
+        </w:rPr>
+        <w:t xml:space="preserve"> </w:t>
+      </w:r>
+      <w:proofErr w:type="spellStart"/>
+      <w:r>
+        <w:rPr>
+          <w:lang w:val="en-GB"/>
+        </w:rPr>
+        <w:t>utiču</w:t>
+      </w:r>
+      <w:proofErr w:type="spellEnd"/>
+      <w:r>
+        <w:rPr>
+          <w:lang w:val="en-GB"/>
+        </w:rPr>
+        <w:t xml:space="preserve"> </w:t>
+      </w:r>
+      <w:proofErr w:type="spellStart"/>
+      <w:r>
+        <w:rPr>
+          <w:lang w:val="en-GB"/>
+        </w:rPr>
+        <w:t>na</w:t>
+      </w:r>
+      <w:proofErr w:type="spellEnd"/>
+      <w:r>
+        <w:rPr>
+          <w:lang w:val="en-GB"/>
+        </w:rPr>
+        <w:t xml:space="preserve"> taj </w:t>
+      </w:r>
+      <w:proofErr w:type="spellStart"/>
+      <w:r>
+        <w:rPr>
+          <w:lang w:val="en-GB"/>
+        </w:rPr>
+        <w:t>opseg</w:t>
+      </w:r>
+      <w:proofErr w:type="spellEnd"/>
+      <w:r>
+        <w:rPr>
+          <w:lang w:val="en-GB"/>
+        </w:rPr>
+        <w:t xml:space="preserve"> </w:t>
+      </w:r>
+      <w:proofErr w:type="spellStart"/>
+      <w:r>
+        <w:rPr>
+          <w:lang w:val="en-GB"/>
+        </w:rPr>
+        <w:t>podataka</w:t>
+      </w:r>
+      <w:proofErr w:type="spellEnd"/>
+      <w:r>
+        <w:rPr>
+          <w:lang w:val="en-GB"/>
+        </w:rPr>
+        <w:t xml:space="preserve">, </w:t>
+      </w:r>
+      <w:proofErr w:type="spellStart"/>
+      <w:r>
+        <w:rPr>
+          <w:lang w:val="en-GB"/>
+        </w:rPr>
+        <w:t>sistem</w:t>
+      </w:r>
+      <w:proofErr w:type="spellEnd"/>
+      <w:r>
+        <w:rPr>
+          <w:lang w:val="en-GB"/>
+        </w:rPr>
+        <w:t xml:space="preserve"> je u </w:t>
+      </w:r>
+      <w:proofErr w:type="spellStart"/>
+      <w:r>
+        <w:rPr>
+          <w:lang w:val="en-GB"/>
+        </w:rPr>
+        <w:t>mogućnosti</w:t>
+      </w:r>
+      <w:proofErr w:type="spellEnd"/>
+      <w:r>
+        <w:rPr>
+          <w:lang w:val="en-GB"/>
+        </w:rPr>
+        <w:t xml:space="preserve"> da </w:t>
+      </w:r>
+      <w:proofErr w:type="spellStart"/>
+      <w:r>
+        <w:rPr>
+          <w:lang w:val="en-GB"/>
+        </w:rPr>
+        <w:t>detektuje</w:t>
+      </w:r>
+      <w:proofErr w:type="spellEnd"/>
+      <w:r>
+        <w:rPr>
+          <w:lang w:val="en-GB"/>
+        </w:rPr>
+        <w:t xml:space="preserve"> </w:t>
+      </w:r>
+      <w:proofErr w:type="spellStart"/>
+      <w:r>
+        <w:rPr>
+          <w:lang w:val="en-GB"/>
+        </w:rPr>
+        <w:t>konflikt</w:t>
+      </w:r>
+      <w:proofErr w:type="spellEnd"/>
+      <w:r>
+        <w:rPr>
+          <w:lang w:val="en-GB"/>
+        </w:rPr>
+        <w:t xml:space="preserve"> </w:t>
+      </w:r>
+      <w:proofErr w:type="spellStart"/>
+      <w:r>
+        <w:rPr>
+          <w:lang w:val="en-GB"/>
+        </w:rPr>
+        <w:t>između</w:t>
+      </w:r>
+      <w:proofErr w:type="spellEnd"/>
+      <w:r>
+        <w:rPr>
+          <w:lang w:val="en-GB"/>
+        </w:rPr>
+        <w:t xml:space="preserve"> </w:t>
+      </w:r>
+      <w:proofErr w:type="spellStart"/>
+      <w:r>
+        <w:rPr>
+          <w:lang w:val="en-GB"/>
+        </w:rPr>
+        <w:t>transakcija</w:t>
+      </w:r>
+      <w:proofErr w:type="spellEnd"/>
+      <w:r>
+        <w:rPr>
+          <w:lang w:val="en-GB"/>
+        </w:rPr>
+        <w:t xml:space="preserve">. </w:t>
+      </w:r>
+      <w:proofErr w:type="spellStart"/>
+      <w:r>
+        <w:rPr>
+          <w:lang w:val="en-GB"/>
+        </w:rPr>
+        <w:t>Važno</w:t>
+      </w:r>
+      <w:proofErr w:type="spellEnd"/>
+      <w:r>
+        <w:rPr>
+          <w:lang w:val="en-GB"/>
+        </w:rPr>
+        <w:t xml:space="preserve"> je </w:t>
+      </w:r>
+      <w:proofErr w:type="spellStart"/>
+      <w:r>
+        <w:rPr>
+          <w:lang w:val="en-GB"/>
+        </w:rPr>
+        <w:t>naglasiti</w:t>
+      </w:r>
+      <w:proofErr w:type="spellEnd"/>
+      <w:r>
+        <w:rPr>
+          <w:lang w:val="en-GB"/>
+        </w:rPr>
+        <w:t xml:space="preserve"> da PostgreSQL ne </w:t>
+      </w:r>
+      <w:proofErr w:type="spellStart"/>
+      <w:r>
+        <w:rPr>
+          <w:lang w:val="en-GB"/>
+        </w:rPr>
+        <w:t>sprečava</w:t>
+      </w:r>
+      <w:proofErr w:type="spellEnd"/>
+      <w:r>
+        <w:rPr>
+          <w:lang w:val="en-GB"/>
+        </w:rPr>
+        <w:t xml:space="preserve"> </w:t>
+      </w:r>
+      <w:proofErr w:type="spellStart"/>
+      <w:r>
+        <w:rPr>
+          <w:lang w:val="en-GB"/>
+        </w:rPr>
+        <w:t>ovakve</w:t>
+      </w:r>
+      <w:proofErr w:type="spellEnd"/>
+      <w:r>
+        <w:rPr>
+          <w:lang w:val="en-GB"/>
+        </w:rPr>
+        <w:t xml:space="preserve"> </w:t>
+      </w:r>
+      <w:proofErr w:type="spellStart"/>
+      <w:r>
+        <w:rPr>
+          <w:lang w:val="en-GB"/>
+        </w:rPr>
+        <w:t>konflikte</w:t>
+      </w:r>
+      <w:proofErr w:type="spellEnd"/>
+      <w:r>
+        <w:rPr>
+          <w:lang w:val="en-GB"/>
+        </w:rPr>
+        <w:t xml:space="preserve"> </w:t>
+      </w:r>
+      <w:proofErr w:type="spellStart"/>
+      <w:r>
+        <w:rPr>
+          <w:lang w:val="en-GB"/>
+        </w:rPr>
+        <w:t>unapred</w:t>
+      </w:r>
+      <w:proofErr w:type="spellEnd"/>
+      <w:r>
+        <w:rPr>
+          <w:lang w:val="en-GB"/>
+        </w:rPr>
+        <w:t xml:space="preserve">. </w:t>
+      </w:r>
+      <w:proofErr w:type="spellStart"/>
+      <w:r>
+        <w:rPr>
+          <w:lang w:val="en-GB"/>
+        </w:rPr>
+        <w:t>Umesto</w:t>
+      </w:r>
+      <w:proofErr w:type="spellEnd"/>
+      <w:r>
+        <w:rPr>
+          <w:lang w:val="en-GB"/>
+        </w:rPr>
+        <w:t xml:space="preserve"> toga, </w:t>
+      </w:r>
+      <w:proofErr w:type="spellStart"/>
+      <w:r>
+        <w:rPr>
+          <w:lang w:val="en-GB"/>
+        </w:rPr>
+        <w:t>provera</w:t>
       </w:r>
       <w:proofErr w:type="spellEnd"/>
       <w:r>
@@ -25861,63 +28829,323 @@
         <w:rPr>
           <w:lang w:val="en-GB"/>
         </w:rPr>
-        <w:t>primenjuju</w:t>
-      </w:r>
-      <w:proofErr w:type="spellEnd"/>
-      <w:r>
-        <w:rPr>
-          <w:lang w:val="en-GB"/>
-        </w:rPr>
-        <w:t xml:space="preserve"> </w:t>
-      </w:r>
-      <w:proofErr w:type="spellStart"/>
-      <w:r>
-        <w:rPr>
-          <w:lang w:val="en-GB"/>
-        </w:rPr>
-        <w:t>uglavnom</w:t>
-      </w:r>
-      <w:proofErr w:type="spellEnd"/>
-      <w:r>
-        <w:rPr>
-          <w:lang w:val="en-GB"/>
-        </w:rPr>
-        <w:t xml:space="preserve"> </w:t>
-      </w:r>
-      <w:proofErr w:type="spellStart"/>
-      <w:r>
-        <w:rPr>
-          <w:lang w:val="en-GB"/>
-        </w:rPr>
-        <w:t>kod</w:t>
-      </w:r>
-      <w:proofErr w:type="spellEnd"/>
-      <w:r>
-        <w:rPr>
-          <w:lang w:val="en-GB"/>
-        </w:rPr>
-        <w:t xml:space="preserve"> GIN (Generalized Inverted Index) </w:t>
-      </w:r>
-      <w:proofErr w:type="spellStart"/>
-      <w:r>
-        <w:rPr>
-          <w:lang w:val="en-GB"/>
-        </w:rPr>
-        <w:t>indeksa</w:t>
-      </w:r>
-      <w:proofErr w:type="spellEnd"/>
-      <w:r>
-        <w:rPr>
-          <w:lang w:val="en-GB"/>
-        </w:rPr>
-        <w:t xml:space="preserve">, koji </w:t>
-      </w:r>
-      <w:proofErr w:type="spellStart"/>
-      <w:r>
-        <w:rPr>
-          <w:lang w:val="en-GB"/>
-        </w:rPr>
-        <w:t>služe</w:t>
+        <w:t>vrši</w:t>
+      </w:r>
+      <w:proofErr w:type="spellEnd"/>
+      <w:r>
+        <w:rPr>
+          <w:lang w:val="en-GB"/>
+        </w:rPr>
+        <w:t xml:space="preserve"> u </w:t>
+      </w:r>
+      <w:proofErr w:type="spellStart"/>
+      <w:r>
+        <w:rPr>
+          <w:lang w:val="en-GB"/>
+        </w:rPr>
+        <w:t>trenutku</w:t>
+      </w:r>
+      <w:proofErr w:type="spellEnd"/>
+      <w:r>
+        <w:rPr>
+          <w:lang w:val="en-GB"/>
+        </w:rPr>
+        <w:t xml:space="preserve"> </w:t>
+      </w:r>
+      <w:proofErr w:type="spellStart"/>
+      <w:r>
+        <w:rPr>
+          <w:lang w:val="en-GB"/>
+        </w:rPr>
+        <w:t>potvrde</w:t>
+      </w:r>
+      <w:proofErr w:type="spellEnd"/>
+      <w:r>
+        <w:rPr>
+          <w:lang w:val="en-GB"/>
+        </w:rPr>
+        <w:t xml:space="preserve"> </w:t>
+      </w:r>
+      <w:proofErr w:type="spellStart"/>
+      <w:r>
+        <w:rPr>
+          <w:lang w:val="en-GB"/>
+        </w:rPr>
+        <w:t>transakcije</w:t>
+      </w:r>
+      <w:proofErr w:type="spellEnd"/>
+      <w:r>
+        <w:rPr>
+          <w:lang w:val="en-GB"/>
+        </w:rPr>
+        <w:t xml:space="preserve"> (COMMIT).</w:t>
+      </w:r>
+    </w:p>
+    <w:p>
+      <w:pPr>
+        <w:ind w:firstLine="0"/>
+        <w:rPr>
+          <w:lang w:val="en-GB"/>
+        </w:rPr>
+      </w:pPr>
+    </w:p>
+    <w:p>
+      <w:pPr>
+        <w:ind w:firstLine="0"/>
+        <w:rPr>
+          <w:lang w:val="en-GB"/>
+        </w:rPr>
+      </w:pPr>
+      <w:r>
+        <w:rPr>
+          <w:lang w:val="en-GB"/>
+        </w:rPr>
+        <w:t xml:space="preserve">U </w:t>
+      </w:r>
+      <w:proofErr w:type="spellStart"/>
+      <w:r>
+        <w:rPr>
+          <w:lang w:val="en-GB"/>
+        </w:rPr>
+        <w:t>slučaju</w:t>
+      </w:r>
+      <w:proofErr w:type="spellEnd"/>
+      <w:r>
+        <w:rPr>
+          <w:lang w:val="en-GB"/>
+        </w:rPr>
+        <w:t xml:space="preserve"> da </w:t>
+      </w:r>
+      <w:proofErr w:type="spellStart"/>
+      <w:r>
+        <w:rPr>
+          <w:lang w:val="en-GB"/>
+        </w:rPr>
+        <w:t>analiza</w:t>
+      </w:r>
+      <w:proofErr w:type="spellEnd"/>
+      <w:r>
+        <w:rPr>
+          <w:lang w:val="en-GB"/>
+        </w:rPr>
+        <w:t xml:space="preserve"> </w:t>
+      </w:r>
+      <w:proofErr w:type="spellStart"/>
+      <w:r>
+        <w:rPr>
+          <w:lang w:val="en-GB"/>
+        </w:rPr>
+        <w:t>zavisnosti</w:t>
+      </w:r>
+      <w:proofErr w:type="spellEnd"/>
+      <w:r>
+        <w:rPr>
+          <w:lang w:val="en-GB"/>
+        </w:rPr>
+        <w:t xml:space="preserve"> </w:t>
+      </w:r>
+      <w:proofErr w:type="spellStart"/>
+      <w:r>
+        <w:rPr>
+          <w:lang w:val="en-GB"/>
+        </w:rPr>
+        <w:t>između</w:t>
+      </w:r>
+      <w:proofErr w:type="spellEnd"/>
+      <w:r>
+        <w:rPr>
+          <w:lang w:val="en-GB"/>
+        </w:rPr>
+        <w:t xml:space="preserve"> </w:t>
+      </w:r>
+      <w:proofErr w:type="spellStart"/>
+      <w:r>
+        <w:rPr>
+          <w:lang w:val="en-GB"/>
+        </w:rPr>
+        <w:t>transakcija</w:t>
+      </w:r>
+      <w:proofErr w:type="spellEnd"/>
+      <w:r>
+        <w:rPr>
+          <w:lang w:val="en-GB"/>
+        </w:rPr>
+        <w:t xml:space="preserve"> </w:t>
+      </w:r>
+      <w:proofErr w:type="spellStart"/>
+      <w:r>
+        <w:rPr>
+          <w:lang w:val="en-GB"/>
+        </w:rPr>
+        <w:t>pokaže</w:t>
+      </w:r>
+      <w:proofErr w:type="spellEnd"/>
+      <w:r>
+        <w:rPr>
+          <w:lang w:val="en-GB"/>
+        </w:rPr>
+        <w:t xml:space="preserve"> da </w:t>
+      </w:r>
+      <w:proofErr w:type="spellStart"/>
+      <w:r>
+        <w:rPr>
+          <w:lang w:val="en-GB"/>
+        </w:rPr>
+        <w:t>izvršavanje</w:t>
+      </w:r>
+      <w:proofErr w:type="spellEnd"/>
+      <w:r>
+        <w:rPr>
+          <w:lang w:val="en-GB"/>
+        </w:rPr>
+        <w:t xml:space="preserve"> </w:t>
+      </w:r>
+      <w:proofErr w:type="spellStart"/>
+      <w:r>
+        <w:rPr>
+          <w:lang w:val="en-GB"/>
+        </w:rPr>
+        <w:t>nije</w:t>
+      </w:r>
+      <w:proofErr w:type="spellEnd"/>
+      <w:r>
+        <w:rPr>
+          <w:lang w:val="en-GB"/>
+        </w:rPr>
+        <w:t xml:space="preserve"> </w:t>
+      </w:r>
+      <w:proofErr w:type="spellStart"/>
+      <w:r>
+        <w:rPr>
+          <w:lang w:val="en-GB"/>
+        </w:rPr>
+        <w:t>moguće</w:t>
+      </w:r>
+      <w:proofErr w:type="spellEnd"/>
+      <w:r>
+        <w:rPr>
+          <w:lang w:val="en-GB"/>
+        </w:rPr>
+        <w:t xml:space="preserve"> </w:t>
+      </w:r>
+      <w:proofErr w:type="spellStart"/>
+      <w:r>
+        <w:rPr>
+          <w:lang w:val="en-GB"/>
+        </w:rPr>
+        <w:t>predstaviti</w:t>
+      </w:r>
+      <w:proofErr w:type="spellEnd"/>
+      <w:r>
+        <w:rPr>
+          <w:lang w:val="en-GB"/>
+        </w:rPr>
+        <w:t xml:space="preserve"> </w:t>
+      </w:r>
+      <w:proofErr w:type="spellStart"/>
+      <w:r>
+        <w:rPr>
+          <w:lang w:val="en-GB"/>
+        </w:rPr>
+        <w:t>kao</w:t>
+      </w:r>
+      <w:proofErr w:type="spellEnd"/>
+      <w:r>
+        <w:rPr>
+          <w:lang w:val="en-GB"/>
+        </w:rPr>
+        <w:t xml:space="preserve"> </w:t>
+      </w:r>
+      <w:proofErr w:type="spellStart"/>
+      <w:r>
+        <w:rPr>
+          <w:lang w:val="en-GB"/>
+        </w:rPr>
+        <w:t>serijsko</w:t>
+      </w:r>
+      <w:proofErr w:type="spellEnd"/>
+      <w:r>
+        <w:rPr>
+          <w:lang w:val="en-GB"/>
+        </w:rPr>
+        <w:t xml:space="preserve"> (</w:t>
+      </w:r>
+      <w:proofErr w:type="spellStart"/>
+      <w:r>
+        <w:rPr>
+          <w:lang w:val="en-GB"/>
+        </w:rPr>
+        <w:t>tj</w:t>
+      </w:r>
+      <w:proofErr w:type="spellEnd"/>
+      <w:r>
+        <w:rPr>
+          <w:lang w:val="en-GB"/>
+        </w:rPr>
+        <w:t xml:space="preserve">. </w:t>
+      </w:r>
+      <w:proofErr w:type="spellStart"/>
+      <w:r>
+        <w:rPr>
+          <w:lang w:val="en-GB"/>
+        </w:rPr>
+        <w:t>kao</w:t>
+      </w:r>
+      <w:proofErr w:type="spellEnd"/>
+      <w:r>
+        <w:rPr>
+          <w:lang w:val="en-GB"/>
+        </w:rPr>
+        <w:t xml:space="preserve"> da </w:t>
+      </w:r>
+      <w:proofErr w:type="spellStart"/>
+      <w:r>
+        <w:rPr>
+          <w:lang w:val="en-GB"/>
+        </w:rPr>
+        <w:t>su</w:t>
+      </w:r>
+      <w:proofErr w:type="spellEnd"/>
+      <w:r>
+        <w:rPr>
+          <w:lang w:val="en-GB"/>
+        </w:rPr>
+        <w:t xml:space="preserve"> se </w:t>
+      </w:r>
+      <w:proofErr w:type="spellStart"/>
+      <w:r>
+        <w:rPr>
+          <w:lang w:val="en-GB"/>
+        </w:rPr>
+        <w:t>transakcije</w:t>
+      </w:r>
+      <w:proofErr w:type="spellEnd"/>
+      <w:r>
+        <w:rPr>
+          <w:lang w:val="en-GB"/>
+        </w:rPr>
+        <w:t xml:space="preserve"> </w:t>
+      </w:r>
+      <w:proofErr w:type="spellStart"/>
+      <w:r>
+        <w:rPr>
+          <w:lang w:val="en-GB"/>
+        </w:rPr>
+        <w:t>izvršavale</w:t>
+      </w:r>
+      <w:proofErr w:type="spellEnd"/>
+      <w:r>
+        <w:rPr>
+          <w:lang w:val="en-GB"/>
+        </w:rPr>
+        <w:t xml:space="preserve"> </w:t>
+      </w:r>
+      <w:proofErr w:type="spellStart"/>
+      <w:r>
+        <w:rPr>
+          <w:lang w:val="en-GB"/>
+        </w:rPr>
+        <w:t>jedna</w:t>
       </w:r>
       <w:proofErr w:type="spellEnd"/>
       <w:r>
@@ -25931,161 +29159,161 @@
         <w:rPr>
           <w:lang w:val="en-GB"/>
         </w:rPr>
-        <w:t>ubrzanje</w:t>
-      </w:r>
-      <w:proofErr w:type="spellEnd"/>
-      <w:r>
-        <w:rPr>
-          <w:lang w:val="en-GB"/>
-        </w:rPr>
-        <w:t xml:space="preserve"> </w:t>
-      </w:r>
-      <w:proofErr w:type="spellStart"/>
-      <w:r>
-        <w:rPr>
-          <w:lang w:val="en-GB"/>
-        </w:rPr>
-        <w:t>pretrage</w:t>
-      </w:r>
-      <w:proofErr w:type="spellEnd"/>
-      <w:r>
-        <w:rPr>
-          <w:lang w:val="en-GB"/>
-        </w:rPr>
-        <w:t xml:space="preserve"> </w:t>
-      </w:r>
-      <w:proofErr w:type="spellStart"/>
-      <w:r>
-        <w:rPr>
-          <w:lang w:val="en-GB"/>
-        </w:rPr>
-        <w:t>elemenata</w:t>
-      </w:r>
-      <w:proofErr w:type="spellEnd"/>
-      <w:r>
-        <w:rPr>
-          <w:lang w:val="en-GB"/>
-        </w:rPr>
-        <w:t xml:space="preserve"> u </w:t>
-      </w:r>
-      <w:proofErr w:type="spellStart"/>
-      <w:r>
-        <w:rPr>
-          <w:lang w:val="en-GB"/>
-        </w:rPr>
-        <w:t>složenim</w:t>
-      </w:r>
-      <w:proofErr w:type="spellEnd"/>
-      <w:r>
-        <w:rPr>
-          <w:lang w:val="en-GB"/>
-        </w:rPr>
-        <w:t xml:space="preserve"> </w:t>
-      </w:r>
-      <w:proofErr w:type="spellStart"/>
-      <w:r>
-        <w:rPr>
-          <w:lang w:val="en-GB"/>
-        </w:rPr>
-        <w:t>vrednostima</w:t>
-      </w:r>
-      <w:proofErr w:type="spellEnd"/>
-      <w:r>
-        <w:rPr>
-          <w:lang w:val="en-GB"/>
-        </w:rPr>
-        <w:t xml:space="preserve">, </w:t>
-      </w:r>
-      <w:proofErr w:type="spellStart"/>
-      <w:r>
-        <w:rPr>
-          <w:lang w:val="en-GB"/>
-        </w:rPr>
-        <w:t>kao</w:t>
-      </w:r>
-      <w:proofErr w:type="spellEnd"/>
-      <w:r>
-        <w:rPr>
-          <w:lang w:val="en-GB"/>
-        </w:rPr>
-        <w:t xml:space="preserve"> </w:t>
-      </w:r>
-      <w:proofErr w:type="spellStart"/>
-      <w:r>
-        <w:rPr>
-          <w:lang w:val="en-GB"/>
-        </w:rPr>
-        <w:t>što</w:t>
-      </w:r>
-      <w:proofErr w:type="spellEnd"/>
-      <w:r>
-        <w:rPr>
-          <w:lang w:val="en-GB"/>
-        </w:rPr>
-        <w:t xml:space="preserve"> </w:t>
-      </w:r>
-      <w:proofErr w:type="spellStart"/>
-      <w:r>
-        <w:rPr>
-          <w:lang w:val="en-GB"/>
-        </w:rPr>
-        <w:t>su</w:t>
-      </w:r>
-      <w:proofErr w:type="spellEnd"/>
-      <w:r>
-        <w:rPr>
-          <w:lang w:val="en-GB"/>
-        </w:rPr>
-        <w:t xml:space="preserve"> </w:t>
-      </w:r>
-      <w:proofErr w:type="spellStart"/>
-      <w:r>
-        <w:rPr>
-          <w:lang w:val="en-GB"/>
-        </w:rPr>
-        <w:t>pojedinačne</w:t>
-      </w:r>
-      <w:proofErr w:type="spellEnd"/>
-      <w:r>
-        <w:rPr>
-          <w:lang w:val="en-GB"/>
-        </w:rPr>
-        <w:t xml:space="preserve"> </w:t>
-      </w:r>
-      <w:proofErr w:type="spellStart"/>
-      <w:r>
-        <w:rPr>
-          <w:lang w:val="en-GB"/>
-        </w:rPr>
-        <w:t>reči</w:t>
-      </w:r>
-      <w:proofErr w:type="spellEnd"/>
-      <w:r>
-        <w:rPr>
-          <w:lang w:val="en-GB"/>
-        </w:rPr>
-        <w:t xml:space="preserve"> u </w:t>
-      </w:r>
-      <w:proofErr w:type="spellStart"/>
-      <w:r>
-        <w:rPr>
-          <w:lang w:val="en-GB"/>
-        </w:rPr>
-        <w:t>tekstualnim</w:t>
-      </w:r>
-      <w:proofErr w:type="spellEnd"/>
-      <w:r>
-        <w:rPr>
-          <w:lang w:val="en-GB"/>
-        </w:rPr>
-        <w:t xml:space="preserve"> </w:t>
-      </w:r>
-      <w:proofErr w:type="spellStart"/>
-      <w:r>
-        <w:rPr>
-          <w:lang w:val="en-GB"/>
-        </w:rPr>
-        <w:t>dokumentima</w:t>
+        <w:t>drugom</w:t>
+      </w:r>
+      <w:proofErr w:type="spellEnd"/>
+      <w:r>
+        <w:rPr>
+          <w:lang w:val="en-GB"/>
+        </w:rPr>
+        <w:t xml:space="preserve">), </w:t>
+      </w:r>
+      <w:proofErr w:type="spellStart"/>
+      <w:r>
+        <w:rPr>
+          <w:lang w:val="en-GB"/>
+        </w:rPr>
+        <w:t>sistem</w:t>
+      </w:r>
+      <w:proofErr w:type="spellEnd"/>
+      <w:r>
+        <w:rPr>
+          <w:lang w:val="en-GB"/>
+        </w:rPr>
+        <w:t xml:space="preserve"> </w:t>
+      </w:r>
+      <w:proofErr w:type="spellStart"/>
+      <w:r>
+        <w:rPr>
+          <w:lang w:val="en-GB"/>
+        </w:rPr>
+        <w:t>će</w:t>
+      </w:r>
+      <w:proofErr w:type="spellEnd"/>
+      <w:r>
+        <w:rPr>
+          <w:lang w:val="en-GB"/>
+        </w:rPr>
+        <w:t xml:space="preserve"> </w:t>
+      </w:r>
+      <w:proofErr w:type="spellStart"/>
+      <w:r>
+        <w:rPr>
+          <w:lang w:val="en-GB"/>
+        </w:rPr>
+        <w:t>poništiti</w:t>
+      </w:r>
+      <w:proofErr w:type="spellEnd"/>
+      <w:r>
+        <w:rPr>
+          <w:lang w:val="en-GB"/>
+        </w:rPr>
+        <w:t xml:space="preserve"> (rollback) </w:t>
+      </w:r>
+      <w:proofErr w:type="spellStart"/>
+      <w:r>
+        <w:rPr>
+          <w:lang w:val="en-GB"/>
+        </w:rPr>
+        <w:t>jednu</w:t>
+      </w:r>
+      <w:proofErr w:type="spellEnd"/>
+      <w:r>
+        <w:rPr>
+          <w:lang w:val="en-GB"/>
+        </w:rPr>
+        <w:t xml:space="preserve"> </w:t>
+      </w:r>
+      <w:proofErr w:type="spellStart"/>
+      <w:r>
+        <w:rPr>
+          <w:lang w:val="en-GB"/>
+        </w:rPr>
+        <w:t>od</w:t>
+      </w:r>
+      <w:proofErr w:type="spellEnd"/>
+      <w:r>
+        <w:rPr>
+          <w:lang w:val="en-GB"/>
+        </w:rPr>
+        <w:t xml:space="preserve"> </w:t>
+      </w:r>
+      <w:proofErr w:type="spellStart"/>
+      <w:r>
+        <w:rPr>
+          <w:lang w:val="en-GB"/>
+        </w:rPr>
+        <w:t>transakcija</w:t>
+      </w:r>
+      <w:proofErr w:type="spellEnd"/>
+      <w:r>
+        <w:rPr>
+          <w:lang w:val="en-GB"/>
+        </w:rPr>
+        <w:t xml:space="preserve"> </w:t>
+      </w:r>
+      <w:proofErr w:type="spellStart"/>
+      <w:r>
+        <w:rPr>
+          <w:lang w:val="en-GB"/>
+        </w:rPr>
+        <w:t>kako</w:t>
+      </w:r>
+      <w:proofErr w:type="spellEnd"/>
+      <w:r>
+        <w:rPr>
+          <w:lang w:val="en-GB"/>
+        </w:rPr>
+        <w:t xml:space="preserve"> bi se </w:t>
+      </w:r>
+      <w:proofErr w:type="spellStart"/>
+      <w:r>
+        <w:rPr>
+          <w:lang w:val="en-GB"/>
+        </w:rPr>
+        <w:t>očuvala</w:t>
+      </w:r>
+      <w:proofErr w:type="spellEnd"/>
+      <w:r>
+        <w:rPr>
+          <w:lang w:val="en-GB"/>
+        </w:rPr>
+        <w:t xml:space="preserve"> </w:t>
+      </w:r>
+      <w:proofErr w:type="spellStart"/>
+      <w:r>
+        <w:rPr>
+          <w:lang w:val="en-GB"/>
+        </w:rPr>
+        <w:t>konzistentnost</w:t>
+      </w:r>
+      <w:proofErr w:type="spellEnd"/>
+      <w:r>
+        <w:rPr>
+          <w:lang w:val="en-GB"/>
+        </w:rPr>
+        <w:t xml:space="preserve"> </w:t>
+      </w:r>
+      <w:proofErr w:type="spellStart"/>
+      <w:r>
+        <w:rPr>
+          <w:lang w:val="en-GB"/>
+        </w:rPr>
+        <w:t>baze</w:t>
+      </w:r>
+      <w:proofErr w:type="spellEnd"/>
+      <w:r>
+        <w:rPr>
+          <w:lang w:val="en-GB"/>
+        </w:rPr>
+        <w:t xml:space="preserve"> </w:t>
+      </w:r>
+      <w:proofErr w:type="spellStart"/>
+      <w:r>
+        <w:rPr>
+          <w:lang w:val="en-GB"/>
+        </w:rPr>
+        <w:t>podataka</w:t>
       </w:r>
       <w:proofErr w:type="spellEnd"/>
       <w:r>
@@ -26098,1331 +29326,50 @@
     <w:p>
       <w:pPr>
         <w:ind w:firstLine="0"/>
-        <w:rPr>
-          <w:lang w:val="en-GB"/>
-        </w:rPr>
-      </w:pPr>
-      <w:proofErr w:type="spellStart"/>
-      <w:r>
-        <w:rPr>
-          <w:lang w:val="en-GB"/>
-        </w:rPr>
+      </w:pPr>
+    </w:p>
+    <w:p>
+      <w:pPr>
+        <w:ind w:firstLine="0"/>
+      </w:pPr>
+    </w:p>
+    <w:p>
+      <w:pPr>
+        <w:pStyle w:val="Heading2"/>
+        <w:ind w:firstLine="0"/>
+      </w:pPr>
+      <w:r>
+        <w:t>3.</w:t>
+      </w:r>
+      <w:r>
+        <w:t>5</w:t>
+      </w:r>
+      <w:r>
+        <w:t xml:space="preserve">. </w:t>
+      </w:r>
+      <w:r>
+        <w:t>Deadlock</w:t>
+      </w:r>
+    </w:p>
+    <w:p/>
+    <w:p>
+      <w:pPr>
+        <w:pStyle w:val="Heading2"/>
+        <w:ind w:firstLine="0"/>
+      </w:pPr>
+      <w:r>
         <w:lastRenderedPageBreak/>
-        <w:t>Kada</w:t>
-      </w:r>
-      <w:proofErr w:type="spellEnd"/>
-      <w:r>
-        <w:rPr>
-          <w:lang w:val="en-GB"/>
-        </w:rPr>
-        <w:t xml:space="preserve"> se </w:t>
-      </w:r>
-      <w:proofErr w:type="spellStart"/>
-      <w:r>
-        <w:rPr>
-          <w:lang w:val="en-GB"/>
-        </w:rPr>
-        <w:t>unese</w:t>
-      </w:r>
-      <w:proofErr w:type="spellEnd"/>
-      <w:r>
-        <w:rPr>
-          <w:lang w:val="en-GB"/>
-        </w:rPr>
-        <w:t xml:space="preserve"> </w:t>
-      </w:r>
-      <w:proofErr w:type="spellStart"/>
-      <w:r>
-        <w:rPr>
-          <w:lang w:val="en-GB"/>
-        </w:rPr>
-        <w:t>novi</w:t>
-      </w:r>
-      <w:proofErr w:type="spellEnd"/>
-      <w:r>
-        <w:rPr>
-          <w:lang w:val="en-GB"/>
-        </w:rPr>
-        <w:t xml:space="preserve"> </w:t>
-      </w:r>
-      <w:proofErr w:type="spellStart"/>
-      <w:r>
-        <w:rPr>
-          <w:lang w:val="en-GB"/>
-        </w:rPr>
-        <w:t>dokument</w:t>
-      </w:r>
-      <w:proofErr w:type="spellEnd"/>
-      <w:r>
-        <w:rPr>
-          <w:lang w:val="en-GB"/>
-        </w:rPr>
-        <w:t xml:space="preserve">, GIN </w:t>
-      </w:r>
-      <w:proofErr w:type="spellStart"/>
-      <w:r>
-        <w:rPr>
-          <w:lang w:val="en-GB"/>
-        </w:rPr>
-        <w:t>indeks</w:t>
-      </w:r>
-      <w:proofErr w:type="spellEnd"/>
-      <w:r>
-        <w:rPr>
-          <w:lang w:val="en-GB"/>
-        </w:rPr>
-        <w:t xml:space="preserve"> mora da </w:t>
-      </w:r>
-      <w:proofErr w:type="spellStart"/>
-      <w:r>
-        <w:rPr>
-          <w:lang w:val="en-GB"/>
-        </w:rPr>
-        <w:t>upiše</w:t>
-      </w:r>
-      <w:proofErr w:type="spellEnd"/>
-      <w:r>
-        <w:rPr>
-          <w:lang w:val="en-GB"/>
-        </w:rPr>
-        <w:t xml:space="preserve"> </w:t>
-      </w:r>
-      <w:proofErr w:type="spellStart"/>
-      <w:r>
-        <w:rPr>
-          <w:lang w:val="en-GB"/>
-        </w:rPr>
-        <w:t>sve</w:t>
-      </w:r>
-      <w:proofErr w:type="spellEnd"/>
-      <w:r>
-        <w:rPr>
-          <w:lang w:val="en-GB"/>
-        </w:rPr>
-        <w:t xml:space="preserve"> </w:t>
-      </w:r>
-      <w:proofErr w:type="spellStart"/>
-      <w:r>
-        <w:rPr>
-          <w:lang w:val="en-GB"/>
-        </w:rPr>
-        <w:t>reči</w:t>
-      </w:r>
-      <w:proofErr w:type="spellEnd"/>
-      <w:r>
-        <w:rPr>
-          <w:lang w:val="en-GB"/>
-        </w:rPr>
-        <w:t xml:space="preserve"> </w:t>
-      </w:r>
-      <w:proofErr w:type="spellStart"/>
-      <w:r>
-        <w:rPr>
-          <w:lang w:val="en-GB"/>
-        </w:rPr>
-        <w:t>iz</w:t>
-      </w:r>
-      <w:proofErr w:type="spellEnd"/>
-      <w:r>
-        <w:rPr>
-          <w:lang w:val="en-GB"/>
-        </w:rPr>
-        <w:t xml:space="preserve"> </w:t>
-      </w:r>
-      <w:proofErr w:type="spellStart"/>
-      <w:r>
-        <w:rPr>
-          <w:lang w:val="en-GB"/>
-        </w:rPr>
-        <w:t>tog</w:t>
-      </w:r>
-      <w:proofErr w:type="spellEnd"/>
-      <w:r>
-        <w:rPr>
-          <w:lang w:val="en-GB"/>
-        </w:rPr>
-        <w:t xml:space="preserve"> </w:t>
-      </w:r>
-      <w:proofErr w:type="spellStart"/>
-      <w:r>
-        <w:rPr>
-          <w:lang w:val="en-GB"/>
-        </w:rPr>
-        <w:t>dokumenta</w:t>
-      </w:r>
-      <w:proofErr w:type="spellEnd"/>
-      <w:r>
-        <w:rPr>
-          <w:lang w:val="en-GB"/>
-        </w:rPr>
-        <w:t xml:space="preserve">. </w:t>
-      </w:r>
-      <w:proofErr w:type="spellStart"/>
-      <w:r>
-        <w:rPr>
-          <w:lang w:val="en-GB"/>
-        </w:rPr>
-        <w:t>Nove</w:t>
-      </w:r>
-      <w:proofErr w:type="spellEnd"/>
-      <w:r>
-        <w:rPr>
-          <w:lang w:val="en-GB"/>
-        </w:rPr>
-        <w:t xml:space="preserve"> </w:t>
-      </w:r>
-      <w:proofErr w:type="spellStart"/>
-      <w:r>
-        <w:rPr>
-          <w:lang w:val="en-GB"/>
-        </w:rPr>
-        <w:t>reči</w:t>
-      </w:r>
-      <w:proofErr w:type="spellEnd"/>
-      <w:r>
-        <w:rPr>
-          <w:lang w:val="en-GB"/>
-        </w:rPr>
-        <w:t xml:space="preserve"> se </w:t>
-      </w:r>
-      <w:proofErr w:type="spellStart"/>
-      <w:r>
-        <w:rPr>
-          <w:lang w:val="en-GB"/>
-        </w:rPr>
-        <w:t>prvo</w:t>
-      </w:r>
-      <w:proofErr w:type="spellEnd"/>
-      <w:r>
-        <w:rPr>
-          <w:lang w:val="en-GB"/>
-        </w:rPr>
-        <w:t xml:space="preserve"> </w:t>
-      </w:r>
-      <w:proofErr w:type="spellStart"/>
-      <w:r>
-        <w:rPr>
-          <w:lang w:val="en-GB"/>
-        </w:rPr>
-        <w:t>dodaju</w:t>
-      </w:r>
-      <w:proofErr w:type="spellEnd"/>
-      <w:r>
-        <w:rPr>
-          <w:lang w:val="en-GB"/>
-        </w:rPr>
-        <w:t xml:space="preserve"> u pending </w:t>
-      </w:r>
-      <w:proofErr w:type="spellStart"/>
-      <w:r>
-        <w:rPr>
-          <w:lang w:val="en-GB"/>
-        </w:rPr>
-        <w:t>listu</w:t>
-      </w:r>
-      <w:proofErr w:type="spellEnd"/>
-      <w:r>
-        <w:rPr>
-          <w:lang w:val="en-GB"/>
-        </w:rPr>
-        <w:t xml:space="preserve">, </w:t>
-      </w:r>
-      <w:proofErr w:type="spellStart"/>
-      <w:r>
-        <w:rPr>
-          <w:lang w:val="en-GB"/>
-        </w:rPr>
-        <w:t>privremenu</w:t>
-      </w:r>
-      <w:proofErr w:type="spellEnd"/>
-      <w:r>
-        <w:rPr>
-          <w:lang w:val="en-GB"/>
-        </w:rPr>
-        <w:t xml:space="preserve"> </w:t>
-      </w:r>
-      <w:proofErr w:type="spellStart"/>
-      <w:r>
-        <w:rPr>
-          <w:lang w:val="en-GB"/>
-        </w:rPr>
-        <w:t>strukturu</w:t>
-      </w:r>
-      <w:proofErr w:type="spellEnd"/>
-      <w:r>
-        <w:rPr>
-          <w:lang w:val="en-GB"/>
-        </w:rPr>
-        <w:t xml:space="preserve"> </w:t>
-      </w:r>
-      <w:proofErr w:type="spellStart"/>
-      <w:r>
-        <w:rPr>
-          <w:lang w:val="en-GB"/>
-        </w:rPr>
-        <w:t>koja</w:t>
-      </w:r>
-      <w:proofErr w:type="spellEnd"/>
-      <w:r>
-        <w:rPr>
-          <w:lang w:val="en-GB"/>
-        </w:rPr>
-        <w:t xml:space="preserve"> </w:t>
-      </w:r>
-      <w:proofErr w:type="spellStart"/>
-      <w:r>
-        <w:rPr>
-          <w:lang w:val="en-GB"/>
-        </w:rPr>
-        <w:t>prikuplja</w:t>
-      </w:r>
-      <w:proofErr w:type="spellEnd"/>
-      <w:r>
-        <w:rPr>
-          <w:lang w:val="en-GB"/>
-        </w:rPr>
-        <w:t xml:space="preserve"> </w:t>
-      </w:r>
-      <w:proofErr w:type="spellStart"/>
-      <w:r>
-        <w:rPr>
-          <w:lang w:val="en-GB"/>
-        </w:rPr>
-        <w:t>podatke</w:t>
-      </w:r>
-      <w:proofErr w:type="spellEnd"/>
-      <w:r>
-        <w:rPr>
-          <w:lang w:val="en-GB"/>
-        </w:rPr>
-        <w:t xml:space="preserve"> pre </w:t>
-      </w:r>
-      <w:proofErr w:type="spellStart"/>
-      <w:r>
-        <w:rPr>
-          <w:lang w:val="en-GB"/>
-        </w:rPr>
-        <w:t>nego</w:t>
-      </w:r>
-      <w:proofErr w:type="spellEnd"/>
-      <w:r>
-        <w:rPr>
-          <w:lang w:val="en-GB"/>
-        </w:rPr>
-        <w:t xml:space="preserve"> </w:t>
-      </w:r>
-      <w:proofErr w:type="spellStart"/>
-      <w:r>
-        <w:rPr>
-          <w:lang w:val="en-GB"/>
-        </w:rPr>
-        <w:t>što</w:t>
-      </w:r>
-      <w:proofErr w:type="spellEnd"/>
-      <w:r>
-        <w:rPr>
-          <w:lang w:val="en-GB"/>
-        </w:rPr>
-        <w:t xml:space="preserve"> se </w:t>
-      </w:r>
-      <w:proofErr w:type="spellStart"/>
-      <w:r>
-        <w:rPr>
-          <w:lang w:val="en-GB"/>
-        </w:rPr>
-        <w:t>integriraju</w:t>
-      </w:r>
-      <w:proofErr w:type="spellEnd"/>
-      <w:r>
-        <w:rPr>
-          <w:lang w:val="en-GB"/>
-        </w:rPr>
-        <w:t xml:space="preserve"> u </w:t>
-      </w:r>
-      <w:proofErr w:type="spellStart"/>
-      <w:r>
-        <w:rPr>
-          <w:lang w:val="en-GB"/>
-        </w:rPr>
-        <w:t>glavnu</w:t>
-      </w:r>
-      <w:proofErr w:type="spellEnd"/>
-      <w:r>
-        <w:rPr>
-          <w:lang w:val="en-GB"/>
-        </w:rPr>
-        <w:t xml:space="preserve"> </w:t>
-      </w:r>
-      <w:proofErr w:type="spellStart"/>
-      <w:r>
-        <w:rPr>
-          <w:lang w:val="en-GB"/>
-        </w:rPr>
-        <w:t>strukturu</w:t>
-      </w:r>
-      <w:proofErr w:type="spellEnd"/>
-      <w:r>
-        <w:rPr>
-          <w:lang w:val="en-GB"/>
-        </w:rPr>
-        <w:t xml:space="preserve"> </w:t>
-      </w:r>
-      <w:proofErr w:type="spellStart"/>
-      <w:r>
-        <w:rPr>
-          <w:lang w:val="en-GB"/>
-        </w:rPr>
-        <w:t>indeksa</w:t>
-      </w:r>
-      <w:proofErr w:type="spellEnd"/>
-      <w:r>
-        <w:rPr>
-          <w:lang w:val="en-GB"/>
-        </w:rPr>
-        <w:t xml:space="preserve">. </w:t>
-      </w:r>
-      <w:proofErr w:type="spellStart"/>
-      <w:r>
-        <w:rPr>
-          <w:lang w:val="en-GB"/>
-        </w:rPr>
-        <w:t>Ako</w:t>
-      </w:r>
-      <w:proofErr w:type="spellEnd"/>
-      <w:r>
-        <w:rPr>
-          <w:lang w:val="en-GB"/>
-        </w:rPr>
-        <w:t xml:space="preserve"> </w:t>
-      </w:r>
-      <w:proofErr w:type="spellStart"/>
-      <w:r>
-        <w:rPr>
-          <w:lang w:val="en-GB"/>
-        </w:rPr>
-        <w:t>više</w:t>
-      </w:r>
-      <w:proofErr w:type="spellEnd"/>
-      <w:r>
-        <w:rPr>
-          <w:lang w:val="en-GB"/>
-        </w:rPr>
-        <w:t xml:space="preserve"> </w:t>
-      </w:r>
-      <w:proofErr w:type="spellStart"/>
-      <w:r>
-        <w:rPr>
-          <w:lang w:val="en-GB"/>
-        </w:rPr>
-        <w:t>korisnika</w:t>
-      </w:r>
-      <w:proofErr w:type="spellEnd"/>
-      <w:r>
-        <w:rPr>
-          <w:lang w:val="en-GB"/>
-        </w:rPr>
-        <w:t xml:space="preserve"> </w:t>
-      </w:r>
-      <w:proofErr w:type="spellStart"/>
-      <w:r>
-        <w:rPr>
-          <w:lang w:val="en-GB"/>
-        </w:rPr>
-        <w:t>istovremeno</w:t>
-      </w:r>
-      <w:proofErr w:type="spellEnd"/>
-      <w:r>
-        <w:rPr>
-          <w:lang w:val="en-GB"/>
-        </w:rPr>
-        <w:t xml:space="preserve"> </w:t>
-      </w:r>
-      <w:proofErr w:type="spellStart"/>
-      <w:r>
-        <w:rPr>
-          <w:lang w:val="en-GB"/>
-        </w:rPr>
-        <w:t>pokušava</w:t>
-      </w:r>
-      <w:proofErr w:type="spellEnd"/>
-      <w:r>
-        <w:rPr>
-          <w:lang w:val="en-GB"/>
-        </w:rPr>
-        <w:t xml:space="preserve"> da </w:t>
-      </w:r>
-      <w:proofErr w:type="spellStart"/>
-      <w:r>
-        <w:rPr>
-          <w:lang w:val="en-GB"/>
-        </w:rPr>
-        <w:t>doda</w:t>
-      </w:r>
-      <w:proofErr w:type="spellEnd"/>
-      <w:r>
-        <w:rPr>
-          <w:lang w:val="en-GB"/>
-        </w:rPr>
-        <w:t xml:space="preserve"> </w:t>
-      </w:r>
-      <w:proofErr w:type="spellStart"/>
-      <w:r>
-        <w:rPr>
-          <w:lang w:val="en-GB"/>
-        </w:rPr>
-        <w:t>dokumente</w:t>
-      </w:r>
-      <w:proofErr w:type="spellEnd"/>
-      <w:r>
-        <w:rPr>
-          <w:lang w:val="en-GB"/>
-        </w:rPr>
-        <w:t xml:space="preserve"> u </w:t>
-      </w:r>
-      <w:proofErr w:type="spellStart"/>
-      <w:r>
-        <w:rPr>
-          <w:lang w:val="en-GB"/>
-        </w:rPr>
-        <w:t>tabelu</w:t>
-      </w:r>
-      <w:proofErr w:type="spellEnd"/>
-      <w:r>
-        <w:rPr>
-          <w:lang w:val="en-GB"/>
-        </w:rPr>
-        <w:t xml:space="preserve">, </w:t>
-      </w:r>
-      <w:proofErr w:type="spellStart"/>
-      <w:r>
-        <w:rPr>
-          <w:lang w:val="en-GB"/>
-        </w:rPr>
-        <w:t>svaka</w:t>
-      </w:r>
-      <w:proofErr w:type="spellEnd"/>
-      <w:r>
-        <w:rPr>
-          <w:lang w:val="en-GB"/>
-        </w:rPr>
-        <w:t xml:space="preserve"> </w:t>
-      </w:r>
-      <w:proofErr w:type="spellStart"/>
-      <w:r>
-        <w:rPr>
-          <w:lang w:val="en-GB"/>
-        </w:rPr>
-        <w:t>transakcija</w:t>
-      </w:r>
-      <w:proofErr w:type="spellEnd"/>
-      <w:r>
-        <w:rPr>
-          <w:lang w:val="en-GB"/>
-        </w:rPr>
-        <w:t xml:space="preserve"> </w:t>
-      </w:r>
-      <w:proofErr w:type="spellStart"/>
-      <w:r>
-        <w:rPr>
-          <w:lang w:val="en-GB"/>
-        </w:rPr>
-        <w:t>pokušava</w:t>
-      </w:r>
-      <w:proofErr w:type="spellEnd"/>
-      <w:r>
-        <w:rPr>
-          <w:lang w:val="en-GB"/>
-        </w:rPr>
-        <w:t xml:space="preserve"> da </w:t>
-      </w:r>
-      <w:proofErr w:type="spellStart"/>
-      <w:r>
-        <w:rPr>
-          <w:lang w:val="en-GB"/>
-        </w:rPr>
-        <w:t>ažurira</w:t>
-      </w:r>
-      <w:proofErr w:type="spellEnd"/>
-      <w:r>
-        <w:rPr>
-          <w:lang w:val="en-GB"/>
-        </w:rPr>
-        <w:t xml:space="preserve"> GIN </w:t>
-      </w:r>
-      <w:proofErr w:type="spellStart"/>
-      <w:r>
-        <w:rPr>
-          <w:lang w:val="en-GB"/>
-        </w:rPr>
-        <w:t>indeks</w:t>
-      </w:r>
-      <w:proofErr w:type="spellEnd"/>
-      <w:r>
-        <w:rPr>
-          <w:lang w:val="en-GB"/>
-        </w:rPr>
-        <w:t xml:space="preserve">, </w:t>
-      </w:r>
-      <w:proofErr w:type="spellStart"/>
-      <w:r>
-        <w:rPr>
-          <w:lang w:val="en-GB"/>
-        </w:rPr>
-        <w:t>što</w:t>
-      </w:r>
-      <w:proofErr w:type="spellEnd"/>
-      <w:r>
-        <w:rPr>
-          <w:lang w:val="en-GB"/>
-        </w:rPr>
-        <w:t xml:space="preserve"> </w:t>
-      </w:r>
-      <w:proofErr w:type="spellStart"/>
-      <w:r>
-        <w:rPr>
-          <w:lang w:val="en-GB"/>
-        </w:rPr>
-        <w:t>može</w:t>
-      </w:r>
-      <w:proofErr w:type="spellEnd"/>
-      <w:r>
-        <w:rPr>
-          <w:lang w:val="en-GB"/>
-        </w:rPr>
-        <w:t xml:space="preserve"> </w:t>
-      </w:r>
-      <w:proofErr w:type="spellStart"/>
-      <w:r>
-        <w:rPr>
-          <w:lang w:val="en-GB"/>
-        </w:rPr>
-        <w:t>dovesti</w:t>
-      </w:r>
-      <w:proofErr w:type="spellEnd"/>
-      <w:r>
-        <w:rPr>
-          <w:lang w:val="en-GB"/>
-        </w:rPr>
-        <w:t xml:space="preserve"> do </w:t>
-      </w:r>
-      <w:proofErr w:type="spellStart"/>
-      <w:r>
-        <w:rPr>
-          <w:lang w:val="en-GB"/>
-        </w:rPr>
-        <w:t>konflikta</w:t>
-      </w:r>
-      <w:proofErr w:type="spellEnd"/>
-      <w:r>
-        <w:rPr>
-          <w:lang w:val="en-GB"/>
-        </w:rPr>
-        <w:t xml:space="preserve"> </w:t>
-      </w:r>
-      <w:proofErr w:type="spellStart"/>
-      <w:r>
-        <w:rPr>
-          <w:lang w:val="en-GB"/>
-        </w:rPr>
-        <w:t>ako</w:t>
-      </w:r>
-      <w:proofErr w:type="spellEnd"/>
-      <w:r>
-        <w:rPr>
-          <w:lang w:val="en-GB"/>
-        </w:rPr>
-        <w:t xml:space="preserve"> </w:t>
-      </w:r>
-      <w:proofErr w:type="spellStart"/>
-      <w:r>
-        <w:rPr>
-          <w:lang w:val="en-GB"/>
-        </w:rPr>
-        <w:t>dva</w:t>
-      </w:r>
-      <w:proofErr w:type="spellEnd"/>
-      <w:r>
-        <w:rPr>
-          <w:lang w:val="en-GB"/>
-        </w:rPr>
-        <w:t xml:space="preserve"> </w:t>
-      </w:r>
-      <w:proofErr w:type="spellStart"/>
-      <w:r>
-        <w:rPr>
-          <w:lang w:val="en-GB"/>
-        </w:rPr>
-        <w:t>procesa</w:t>
-      </w:r>
-      <w:proofErr w:type="spellEnd"/>
-      <w:r>
-        <w:rPr>
-          <w:lang w:val="en-GB"/>
-        </w:rPr>
-        <w:t xml:space="preserve"> </w:t>
-      </w:r>
-      <w:proofErr w:type="spellStart"/>
-      <w:r>
-        <w:rPr>
-          <w:lang w:val="en-GB"/>
-        </w:rPr>
-        <w:t>istovremeno</w:t>
-      </w:r>
-      <w:proofErr w:type="spellEnd"/>
-      <w:r>
-        <w:rPr>
-          <w:lang w:val="en-GB"/>
-        </w:rPr>
-        <w:t xml:space="preserve"> </w:t>
-      </w:r>
-      <w:proofErr w:type="spellStart"/>
-      <w:r>
-        <w:rPr>
-          <w:lang w:val="en-GB"/>
-        </w:rPr>
-        <w:t>pristupe</w:t>
-      </w:r>
-      <w:proofErr w:type="spellEnd"/>
-      <w:r>
-        <w:rPr>
-          <w:lang w:val="en-GB"/>
-        </w:rPr>
-        <w:t xml:space="preserve"> </w:t>
-      </w:r>
-      <w:proofErr w:type="spellStart"/>
-      <w:r>
-        <w:rPr>
-          <w:lang w:val="en-GB"/>
-        </w:rPr>
-        <w:t>metapage</w:t>
-      </w:r>
-      <w:proofErr w:type="spellEnd"/>
-      <w:r>
-        <w:rPr>
-          <w:lang w:val="en-GB"/>
-        </w:rPr>
-        <w:t xml:space="preserve"> </w:t>
-      </w:r>
-      <w:proofErr w:type="spellStart"/>
-      <w:r>
-        <w:rPr>
-          <w:lang w:val="en-GB"/>
-        </w:rPr>
-        <w:t>stranici</w:t>
-      </w:r>
-      <w:proofErr w:type="spellEnd"/>
-      <w:r>
-        <w:rPr>
-          <w:lang w:val="en-GB"/>
-        </w:rPr>
-        <w:t xml:space="preserve"> </w:t>
-      </w:r>
-      <w:proofErr w:type="spellStart"/>
-      <w:r>
-        <w:rPr>
-          <w:lang w:val="en-GB"/>
-        </w:rPr>
-        <w:t>indeksa</w:t>
-      </w:r>
-      <w:proofErr w:type="spellEnd"/>
-      <w:r>
-        <w:rPr>
-          <w:lang w:val="en-GB"/>
-        </w:rPr>
-        <w:t>.</w:t>
-      </w:r>
-    </w:p>
-    <w:p>
-      <w:pPr>
-        <w:ind w:firstLine="0"/>
-        <w:rPr>
-          <w:lang w:val="en-GB"/>
-        </w:rPr>
-      </w:pPr>
-    </w:p>
-    <w:p>
-      <w:pPr>
-        <w:ind w:firstLine="0"/>
-        <w:rPr>
-          <w:lang w:val="en-GB"/>
-        </w:rPr>
-      </w:pPr>
-      <w:r>
-        <w:rPr>
-          <w:lang w:val="en-GB"/>
-        </w:rPr>
-        <w:t xml:space="preserve">Da bi se </w:t>
-      </w:r>
-      <w:proofErr w:type="spellStart"/>
-      <w:r>
-        <w:rPr>
-          <w:lang w:val="en-GB"/>
-        </w:rPr>
-        <w:t>sprečili</w:t>
-      </w:r>
-      <w:proofErr w:type="spellEnd"/>
-      <w:r>
-        <w:rPr>
-          <w:lang w:val="en-GB"/>
-        </w:rPr>
-        <w:t xml:space="preserve"> </w:t>
-      </w:r>
-      <w:proofErr w:type="spellStart"/>
-      <w:r>
-        <w:rPr>
-          <w:lang w:val="en-GB"/>
-        </w:rPr>
-        <w:t>takvi</w:t>
-      </w:r>
-      <w:proofErr w:type="spellEnd"/>
-      <w:r>
-        <w:rPr>
-          <w:lang w:val="en-GB"/>
-        </w:rPr>
-        <w:t xml:space="preserve"> </w:t>
-      </w:r>
-      <w:proofErr w:type="spellStart"/>
-      <w:r>
-        <w:rPr>
-          <w:lang w:val="en-GB"/>
-        </w:rPr>
-        <w:t>konflikti</w:t>
-      </w:r>
-      <w:proofErr w:type="spellEnd"/>
-      <w:r>
-        <w:rPr>
-          <w:lang w:val="en-GB"/>
-        </w:rPr>
-        <w:t xml:space="preserve">, PostgreSQL </w:t>
-      </w:r>
-      <w:proofErr w:type="spellStart"/>
-      <w:r>
-        <w:rPr>
-          <w:lang w:val="en-GB"/>
-        </w:rPr>
-        <w:t>postavlja</w:t>
-      </w:r>
-      <w:proofErr w:type="spellEnd"/>
-      <w:r>
-        <w:rPr>
-          <w:lang w:val="en-GB"/>
-        </w:rPr>
-        <w:t xml:space="preserve"> exclusive page lock </w:t>
-      </w:r>
-      <w:proofErr w:type="spellStart"/>
-      <w:r>
-        <w:rPr>
-          <w:lang w:val="en-GB"/>
-        </w:rPr>
-        <w:t>na</w:t>
-      </w:r>
-      <w:proofErr w:type="spellEnd"/>
-      <w:r>
-        <w:rPr>
-          <w:lang w:val="en-GB"/>
-        </w:rPr>
-        <w:t xml:space="preserve"> </w:t>
-      </w:r>
-      <w:proofErr w:type="spellStart"/>
-      <w:r>
-        <w:rPr>
-          <w:lang w:val="en-GB"/>
-        </w:rPr>
-        <w:t>metapage</w:t>
-      </w:r>
-      <w:proofErr w:type="spellEnd"/>
-      <w:r>
-        <w:rPr>
-          <w:lang w:val="en-GB"/>
-        </w:rPr>
-        <w:t xml:space="preserve"> </w:t>
-      </w:r>
-      <w:proofErr w:type="spellStart"/>
-      <w:r>
-        <w:rPr>
-          <w:lang w:val="en-GB"/>
-        </w:rPr>
-        <w:t>dok</w:t>
-      </w:r>
-      <w:proofErr w:type="spellEnd"/>
-      <w:r>
-        <w:rPr>
-          <w:lang w:val="en-GB"/>
-        </w:rPr>
-        <w:t xml:space="preserve"> se </w:t>
-      </w:r>
-      <w:proofErr w:type="spellStart"/>
-      <w:r>
-        <w:rPr>
-          <w:lang w:val="en-GB"/>
-        </w:rPr>
-        <w:t>reči</w:t>
-      </w:r>
-      <w:proofErr w:type="spellEnd"/>
-      <w:r>
-        <w:rPr>
-          <w:lang w:val="en-GB"/>
-        </w:rPr>
-        <w:t xml:space="preserve"> </w:t>
-      </w:r>
-      <w:proofErr w:type="spellStart"/>
-      <w:r>
-        <w:rPr>
-          <w:lang w:val="en-GB"/>
-        </w:rPr>
-        <w:t>iz</w:t>
-      </w:r>
-      <w:proofErr w:type="spellEnd"/>
-      <w:r>
-        <w:rPr>
-          <w:lang w:val="en-GB"/>
-        </w:rPr>
-        <w:t xml:space="preserve"> pending </w:t>
-      </w:r>
-      <w:proofErr w:type="spellStart"/>
-      <w:r>
-        <w:rPr>
-          <w:lang w:val="en-GB"/>
-        </w:rPr>
-        <w:t>liste</w:t>
-      </w:r>
-      <w:proofErr w:type="spellEnd"/>
-      <w:r>
-        <w:rPr>
-          <w:lang w:val="en-GB"/>
-        </w:rPr>
-        <w:t xml:space="preserve"> </w:t>
-      </w:r>
-      <w:proofErr w:type="spellStart"/>
-      <w:r>
-        <w:rPr>
-          <w:lang w:val="en-GB"/>
-        </w:rPr>
-        <w:t>prebacuju</w:t>
-      </w:r>
-      <w:proofErr w:type="spellEnd"/>
-      <w:r>
-        <w:rPr>
-          <w:lang w:val="en-GB"/>
-        </w:rPr>
-        <w:t xml:space="preserve"> u </w:t>
-      </w:r>
-      <w:proofErr w:type="spellStart"/>
-      <w:r>
-        <w:rPr>
-          <w:lang w:val="en-GB"/>
-        </w:rPr>
-        <w:t>glavnu</w:t>
-      </w:r>
-      <w:proofErr w:type="spellEnd"/>
-      <w:r>
-        <w:rPr>
-          <w:lang w:val="en-GB"/>
-        </w:rPr>
-        <w:t xml:space="preserve"> </w:t>
-      </w:r>
-      <w:proofErr w:type="spellStart"/>
-      <w:r>
-        <w:rPr>
-          <w:lang w:val="en-GB"/>
-        </w:rPr>
-        <w:t>strukturu</w:t>
-      </w:r>
-      <w:proofErr w:type="spellEnd"/>
-      <w:r>
-        <w:rPr>
-          <w:lang w:val="en-GB"/>
-        </w:rPr>
-        <w:t xml:space="preserve">. </w:t>
-      </w:r>
-      <w:proofErr w:type="spellStart"/>
-      <w:r>
-        <w:rPr>
-          <w:lang w:val="en-GB"/>
-        </w:rPr>
-        <w:t>Ovaj</w:t>
-      </w:r>
-      <w:proofErr w:type="spellEnd"/>
-      <w:r>
-        <w:rPr>
-          <w:lang w:val="en-GB"/>
-        </w:rPr>
-        <w:t xml:space="preserve"> lock </w:t>
-      </w:r>
-      <w:proofErr w:type="spellStart"/>
-      <w:r>
-        <w:rPr>
-          <w:lang w:val="en-GB"/>
-        </w:rPr>
-        <w:t>osigurava</w:t>
-      </w:r>
-      <w:proofErr w:type="spellEnd"/>
-      <w:r>
-        <w:rPr>
-          <w:lang w:val="en-GB"/>
-        </w:rPr>
-        <w:t xml:space="preserve"> da u </w:t>
-      </w:r>
-      <w:proofErr w:type="spellStart"/>
-      <w:r>
-        <w:rPr>
-          <w:lang w:val="en-GB"/>
-        </w:rPr>
-        <w:t>datom</w:t>
-      </w:r>
-      <w:proofErr w:type="spellEnd"/>
-      <w:r>
-        <w:rPr>
-          <w:lang w:val="en-GB"/>
-        </w:rPr>
-        <w:t xml:space="preserve"> </w:t>
-      </w:r>
-      <w:proofErr w:type="spellStart"/>
-      <w:r>
-        <w:rPr>
-          <w:lang w:val="en-GB"/>
-        </w:rPr>
-        <w:t>trenutku</w:t>
-      </w:r>
-      <w:proofErr w:type="spellEnd"/>
-      <w:r>
-        <w:rPr>
-          <w:lang w:val="en-GB"/>
-        </w:rPr>
-        <w:t xml:space="preserve"> </w:t>
-      </w:r>
-      <w:proofErr w:type="spellStart"/>
-      <w:r>
-        <w:rPr>
-          <w:lang w:val="en-GB"/>
-        </w:rPr>
-        <w:t>samo</w:t>
-      </w:r>
-      <w:proofErr w:type="spellEnd"/>
-      <w:r>
-        <w:rPr>
-          <w:lang w:val="en-GB"/>
-        </w:rPr>
-        <w:t xml:space="preserve"> </w:t>
-      </w:r>
-      <w:proofErr w:type="spellStart"/>
-      <w:r>
-        <w:rPr>
-          <w:lang w:val="en-GB"/>
-        </w:rPr>
-        <w:t>jedna</w:t>
-      </w:r>
-      <w:proofErr w:type="spellEnd"/>
-      <w:r>
-        <w:rPr>
-          <w:lang w:val="en-GB"/>
-        </w:rPr>
-        <w:t xml:space="preserve"> </w:t>
-      </w:r>
-      <w:proofErr w:type="spellStart"/>
-      <w:r>
-        <w:rPr>
-          <w:lang w:val="en-GB"/>
-        </w:rPr>
-        <w:t>transakcija</w:t>
-      </w:r>
-      <w:proofErr w:type="spellEnd"/>
-      <w:r>
-        <w:rPr>
-          <w:lang w:val="en-GB"/>
-        </w:rPr>
-        <w:t xml:space="preserve"> </w:t>
-      </w:r>
-      <w:proofErr w:type="spellStart"/>
-      <w:r>
-        <w:rPr>
-          <w:lang w:val="en-GB"/>
-        </w:rPr>
-        <w:t>može</w:t>
-      </w:r>
-      <w:proofErr w:type="spellEnd"/>
-      <w:r>
-        <w:rPr>
-          <w:lang w:val="en-GB"/>
-        </w:rPr>
-        <w:t xml:space="preserve"> </w:t>
-      </w:r>
-      <w:proofErr w:type="spellStart"/>
-      <w:r>
-        <w:rPr>
-          <w:lang w:val="en-GB"/>
-        </w:rPr>
-        <w:t>menjati</w:t>
-      </w:r>
-      <w:proofErr w:type="spellEnd"/>
-      <w:r>
-        <w:rPr>
-          <w:lang w:val="en-GB"/>
-        </w:rPr>
-        <w:t xml:space="preserve"> </w:t>
-      </w:r>
-      <w:proofErr w:type="spellStart"/>
-      <w:r>
-        <w:rPr>
-          <w:lang w:val="en-GB"/>
-        </w:rPr>
-        <w:t>tu</w:t>
-      </w:r>
-      <w:proofErr w:type="spellEnd"/>
-      <w:r>
-        <w:rPr>
-          <w:lang w:val="en-GB"/>
-        </w:rPr>
-        <w:t xml:space="preserve"> </w:t>
-      </w:r>
-      <w:proofErr w:type="spellStart"/>
-      <w:r>
-        <w:rPr>
-          <w:lang w:val="en-GB"/>
-        </w:rPr>
-        <w:t>stranicu</w:t>
-      </w:r>
-      <w:proofErr w:type="spellEnd"/>
-      <w:r>
-        <w:rPr>
-          <w:lang w:val="en-GB"/>
-        </w:rPr>
-        <w:t xml:space="preserve"> </w:t>
-      </w:r>
-      <w:proofErr w:type="spellStart"/>
-      <w:r>
-        <w:rPr>
-          <w:lang w:val="en-GB"/>
-        </w:rPr>
-        <w:t>indeksa</w:t>
-      </w:r>
-      <w:proofErr w:type="spellEnd"/>
-      <w:r>
-        <w:rPr>
-          <w:lang w:val="en-GB"/>
-        </w:rPr>
-        <w:t xml:space="preserve">, </w:t>
-      </w:r>
-      <w:proofErr w:type="spellStart"/>
-      <w:r>
-        <w:rPr>
-          <w:lang w:val="en-GB"/>
-        </w:rPr>
-        <w:t>ali</w:t>
-      </w:r>
-      <w:proofErr w:type="spellEnd"/>
-      <w:r>
-        <w:rPr>
-          <w:lang w:val="en-GB"/>
-        </w:rPr>
-        <w:t xml:space="preserve"> ne </w:t>
-      </w:r>
-      <w:proofErr w:type="spellStart"/>
-      <w:r>
-        <w:rPr>
-          <w:lang w:val="en-GB"/>
-        </w:rPr>
-        <w:t>blokira</w:t>
-      </w:r>
-      <w:proofErr w:type="spellEnd"/>
-      <w:r>
-        <w:rPr>
-          <w:lang w:val="en-GB"/>
-        </w:rPr>
-        <w:t xml:space="preserve"> </w:t>
-      </w:r>
-      <w:proofErr w:type="spellStart"/>
-      <w:r>
-        <w:rPr>
-          <w:lang w:val="en-GB"/>
-        </w:rPr>
-        <w:t>čitanje</w:t>
-      </w:r>
-      <w:proofErr w:type="spellEnd"/>
-      <w:r>
-        <w:rPr>
-          <w:lang w:val="en-GB"/>
-        </w:rPr>
-        <w:t xml:space="preserve"> </w:t>
-      </w:r>
-      <w:proofErr w:type="spellStart"/>
-      <w:r>
-        <w:rPr>
-          <w:lang w:val="en-GB"/>
-        </w:rPr>
-        <w:t>ili</w:t>
-      </w:r>
-      <w:proofErr w:type="spellEnd"/>
-      <w:r>
-        <w:rPr>
-          <w:lang w:val="en-GB"/>
-        </w:rPr>
-        <w:t xml:space="preserve"> </w:t>
-      </w:r>
-      <w:proofErr w:type="spellStart"/>
-      <w:r>
-        <w:rPr>
-          <w:lang w:val="en-GB"/>
-        </w:rPr>
-        <w:t>upis</w:t>
-      </w:r>
-      <w:proofErr w:type="spellEnd"/>
-      <w:r>
-        <w:rPr>
-          <w:lang w:val="en-GB"/>
-        </w:rPr>
-        <w:t xml:space="preserve"> </w:t>
-      </w:r>
-      <w:proofErr w:type="spellStart"/>
-      <w:r>
-        <w:rPr>
-          <w:lang w:val="en-GB"/>
-        </w:rPr>
-        <w:t>drugih</w:t>
-      </w:r>
-      <w:proofErr w:type="spellEnd"/>
-      <w:r>
-        <w:rPr>
-          <w:lang w:val="en-GB"/>
-        </w:rPr>
-        <w:t xml:space="preserve"> </w:t>
-      </w:r>
-      <w:proofErr w:type="spellStart"/>
-      <w:r>
-        <w:rPr>
-          <w:lang w:val="en-GB"/>
-        </w:rPr>
-        <w:t>delova</w:t>
-      </w:r>
-      <w:proofErr w:type="spellEnd"/>
-      <w:r>
-        <w:rPr>
-          <w:lang w:val="en-GB"/>
-        </w:rPr>
-        <w:t xml:space="preserve"> </w:t>
-      </w:r>
-      <w:proofErr w:type="spellStart"/>
-      <w:r>
-        <w:rPr>
-          <w:lang w:val="en-GB"/>
-        </w:rPr>
-        <w:t>tabele</w:t>
-      </w:r>
-      <w:proofErr w:type="spellEnd"/>
-      <w:r>
-        <w:rPr>
-          <w:lang w:val="en-GB"/>
-        </w:rPr>
-        <w:t xml:space="preserve">, </w:t>
-      </w:r>
-      <w:proofErr w:type="spellStart"/>
-      <w:r>
-        <w:rPr>
-          <w:lang w:val="en-GB"/>
-        </w:rPr>
-        <w:t>čime</w:t>
-      </w:r>
-      <w:proofErr w:type="spellEnd"/>
-      <w:r>
-        <w:rPr>
-          <w:lang w:val="en-GB"/>
-        </w:rPr>
-        <w:t xml:space="preserve"> se </w:t>
-      </w:r>
-      <w:proofErr w:type="spellStart"/>
-      <w:r>
-        <w:rPr>
-          <w:lang w:val="en-GB"/>
-        </w:rPr>
-        <w:t>očuvava</w:t>
-      </w:r>
-      <w:proofErr w:type="spellEnd"/>
-      <w:r>
-        <w:rPr>
-          <w:lang w:val="en-GB"/>
-        </w:rPr>
-        <w:t xml:space="preserve"> </w:t>
-      </w:r>
-      <w:proofErr w:type="spellStart"/>
-      <w:r>
-        <w:rPr>
-          <w:lang w:val="en-GB"/>
-        </w:rPr>
-        <w:t>visok</w:t>
-      </w:r>
-      <w:proofErr w:type="spellEnd"/>
-      <w:r>
-        <w:rPr>
-          <w:lang w:val="en-GB"/>
-        </w:rPr>
-        <w:t xml:space="preserve"> </w:t>
-      </w:r>
-      <w:proofErr w:type="spellStart"/>
-      <w:r>
-        <w:rPr>
-          <w:lang w:val="en-GB"/>
-        </w:rPr>
-        <w:t>nivo</w:t>
-      </w:r>
-      <w:proofErr w:type="spellEnd"/>
-      <w:r>
-        <w:rPr>
-          <w:lang w:val="en-GB"/>
-        </w:rPr>
-        <w:t xml:space="preserve"> </w:t>
-      </w:r>
-      <w:proofErr w:type="spellStart"/>
-      <w:r>
-        <w:rPr>
-          <w:lang w:val="en-GB"/>
-        </w:rPr>
-        <w:t>konkurentnosti</w:t>
-      </w:r>
-      <w:proofErr w:type="spellEnd"/>
-      <w:r>
-        <w:rPr>
-          <w:lang w:val="en-GB"/>
-        </w:rPr>
-        <w:t>.</w:t>
-      </w:r>
-    </w:p>
-    <w:p>
-      <w:pPr>
-        <w:ind w:firstLine="0"/>
-      </w:pPr>
-    </w:p>
-    <w:p>
-      <w:pPr>
-        <w:pStyle w:val="Heading3"/>
-        <w:ind w:firstLine="0"/>
-      </w:pPr>
-      <w:r>
-        <w:t xml:space="preserve">3.3.2. </w:t>
-      </w:r>
-      <w:r>
-        <w:t>Predicate locks</w:t>
-      </w:r>
-    </w:p>
-    <w:p>
-      <w:pPr>
-        <w:ind w:firstLine="0"/>
-      </w:pPr>
-    </w:p>
-    <w:p>
-      <w:pPr>
-        <w:ind w:firstLine="0"/>
-      </w:pPr>
-      <w:r>
-        <w:t xml:space="preserve"> </w:t>
-      </w:r>
-    </w:p>
+        <w:t>4. MVCC</w:t>
+      </w:r>
+    </w:p>
+    <w:p/>
     <w:p>
       <w:pPr>
         <w:ind w:firstLine="0"/>
       </w:pPr>
     </w:p>
     <w:sectPr>
-      <w:footerReference w:type="default" r:id="rId28"/>
+      <w:footerReference w:type="default" r:id="rId33"/>
       <w:pgSz w:w="11909" w:h="16834" w:code="9"/>
       <w:pgMar w:top="1325" w:right="1282" w:bottom="2477" w:left="1282" w:header="720" w:footer="720" w:gutter="0"/>
       <w:pgNumType w:start="1"/>

--- a/Izolacija.docx
+++ b/Izolacija.docx
@@ -19,7 +19,7 @@
           <w:noProof/>
         </w:rPr>
         <w:drawing>
-          <wp:anchor distT="114300" distB="114300" distL="114300" distR="114300" simplePos="0" relativeHeight="251659264" behindDoc="1" locked="0" layoutInCell="1" allowOverlap="1" wp14:anchorId="669618E1" wp14:editId="77B27932">
+          <wp:anchor distT="114300" distB="114300" distL="114300" distR="114300" simplePos="0" relativeHeight="251659264" behindDoc="1" locked="0" layoutInCell="1" allowOverlap="1" wp14:anchorId="669618E1" wp14:editId="49B1DDA8">
             <wp:simplePos x="0" y="0"/>
             <wp:positionH relativeFrom="margin">
               <wp:align>right</wp:align>
@@ -1634,8 +1634,8 @@
     </w:p>
     <w:p>
       <w:pPr>
-        <w:pStyle w:val="Heading1"/>
-        <w:ind w:left="720" w:firstLine="0"/>
+        <w:pStyle w:val="Heading2"/>
+        <w:ind w:firstLine="0"/>
         <w:rPr>
           <w:lang w:val="en-US"/>
         </w:rPr>
@@ -1646,82 +1646,6 @@
         </w:rPr>
         <w:lastRenderedPageBreak/>
         <w:t>2.</w:t>
-      </w:r>
-      <w:r>
-        <w:rPr>
-          <w:lang w:val="en-US"/>
-        </w:rPr>
-        <w:t xml:space="preserve"> </w:t>
-      </w:r>
-      <w:proofErr w:type="spellStart"/>
-      <w:r>
-        <w:rPr>
-          <w:lang w:val="en-US"/>
-        </w:rPr>
-        <w:t>Naslov</w:t>
-      </w:r>
-      <w:proofErr w:type="spellEnd"/>
-      <w:r>
-        <w:rPr>
-          <w:lang w:val="en-US"/>
-        </w:rPr>
-        <w:t xml:space="preserve"> </w:t>
-      </w:r>
-      <w:proofErr w:type="spellStart"/>
-      <w:r>
-        <w:rPr>
-          <w:lang w:val="en-US"/>
-        </w:rPr>
-        <w:t>prve</w:t>
-      </w:r>
-      <w:proofErr w:type="spellEnd"/>
-      <w:r>
-        <w:rPr>
-          <w:lang w:val="en-US"/>
-        </w:rPr>
-        <w:t xml:space="preserve"> </w:t>
-      </w:r>
-      <w:proofErr w:type="spellStart"/>
-      <w:r>
-        <w:rPr>
-          <w:lang w:val="en-US"/>
-        </w:rPr>
-        <w:t>glave</w:t>
-      </w:r>
-      <w:proofErr w:type="spellEnd"/>
-    </w:p>
-    <w:p>
-      <w:pPr>
-        <w:rPr>
-          <w:lang w:val="en-US"/>
-        </w:rPr>
-      </w:pPr>
-    </w:p>
-    <w:p>
-      <w:pPr>
-        <w:pStyle w:val="Heading2"/>
-        <w:ind w:firstLine="0"/>
-        <w:rPr>
-          <w:lang w:val="en-US"/>
-        </w:rPr>
-      </w:pPr>
-      <w:r>
-        <w:rPr>
-          <w:lang w:val="en-US"/>
-        </w:rPr>
-        <w:t>2</w:t>
-      </w:r>
-      <w:r>
-        <w:rPr>
-          <w:lang w:val="en-US"/>
-        </w:rPr>
-        <w:t>.1</w:t>
-      </w:r>
-      <w:r>
-        <w:rPr>
-          <w:lang w:val="en-US"/>
-        </w:rPr>
-        <w:t>.</w:t>
       </w:r>
       <w:r>
         <w:rPr>
@@ -3650,7 +3574,6 @@
         <w:rPr>
           <w:lang w:val="en-US"/>
         </w:rPr>
-        <w:lastRenderedPageBreak/>
         <w:t>Ako</w:t>
       </w:r>
       <w:proofErr w:type="spellEnd"/>
@@ -3847,6 +3770,7 @@
         <w:rPr>
           <w:lang w:val="en-US"/>
         </w:rPr>
+        <w:lastRenderedPageBreak/>
         <w:t>Konzistentnost</w:t>
       </w:r>
       <w:proofErr w:type="spellEnd"/>
@@ -7130,6 +7054,22 @@
         </w:rPr>
         <w:t xml:space="preserve">. </w:t>
       </w:r>
+    </w:p>
+    <w:p>
+      <w:pPr>
+        <w:ind w:firstLine="0"/>
+        <w:rPr>
+          <w:lang w:val="en-US"/>
+        </w:rPr>
+      </w:pPr>
+    </w:p>
+    <w:p>
+      <w:pPr>
+        <w:ind w:firstLine="0"/>
+        <w:rPr>
+          <w:lang w:val="en-US"/>
+        </w:rPr>
+      </w:pPr>
     </w:p>
     <w:p>
       <w:pPr>
@@ -14090,11 +14030,6 @@
     </w:p>
     <w:p>
       <w:pPr>
-        <w:ind w:firstLine="0"/>
-      </w:pPr>
-    </w:p>
-    <w:p>
-      <w:pPr>
         <w:pStyle w:val="Heading4"/>
         <w:ind w:firstLine="0"/>
       </w:pPr>
@@ -14703,7 +14638,6 @@
         <w:rPr>
           <w:lang w:val="en-GB"/>
         </w:rPr>
-        <w:lastRenderedPageBreak/>
         <w:t>Međutim</w:t>
       </w:r>
       <w:proofErr w:type="spellEnd"/>
@@ -15005,7 +14939,14 @@
         <w:rPr>
           <w:lang w:val="en-GB"/>
         </w:rPr>
-        <w:t xml:space="preserve">, PostgreSQL ne </w:t>
+        <w:t xml:space="preserve">, PostgreSQL </w:t>
+      </w:r>
+      <w:r>
+        <w:rPr>
+          <w:lang w:val="en-GB"/>
+        </w:rPr>
+        <w:lastRenderedPageBreak/>
+        <w:t xml:space="preserve">ne </w:t>
       </w:r>
       <w:proofErr w:type="spellStart"/>
       <w:r>
@@ -25572,6 +25513,9 @@
         <w:jc w:val="center"/>
       </w:pPr>
       <w:r>
+        <w:rPr>
+          <w:noProof/>
+        </w:rPr>
         <w:lastRenderedPageBreak/>
         <w:drawing>
           <wp:inline distT="0" distB="0" distL="0" distR="0" wp14:anchorId="524EEA35" wp14:editId="49F67F5B">
@@ -25639,6 +25583,9 @@
         <w:jc w:val="center"/>
       </w:pPr>
       <w:r>
+        <w:rPr>
+          <w:noProof/>
+        </w:rPr>
         <w:drawing>
           <wp:inline distT="0" distB="0" distL="0" distR="0" wp14:anchorId="418854B4" wp14:editId="26264240">
             <wp:extent cx="3781953" cy="1019317"/>
@@ -25715,16 +25662,7 @@
         <w:ind w:firstLine="0"/>
       </w:pPr>
       <w:r>
-        <w:t>3.2.</w:t>
-      </w:r>
-      <w:r>
-        <w:t>2</w:t>
-      </w:r>
-      <w:r>
-        <w:t xml:space="preserve">. </w:t>
-      </w:r>
-      <w:r>
-        <w:t>Optimističko zaključavanje (Optimistic locking)</w:t>
+        <w:t>3.2.2. Optimističko zaključavanje (Optimistic locking)</w:t>
       </w:r>
     </w:p>
     <w:p>
@@ -25785,6 +25723,9 @@
         <w:jc w:val="center"/>
       </w:pPr>
       <w:r>
+        <w:rPr>
+          <w:noProof/>
+        </w:rPr>
         <w:drawing>
           <wp:inline distT="0" distB="0" distL="0" distR="0" wp14:anchorId="4038A5B5" wp14:editId="292038C2">
             <wp:extent cx="5010152" cy="581025"/>
@@ -25852,6 +25793,9 @@
         <w:jc w:val="center"/>
       </w:pPr>
       <w:r>
+        <w:rPr>
+          <w:noProof/>
+        </w:rPr>
         <w:drawing>
           <wp:inline distT="0" distB="0" distL="0" distR="0" wp14:anchorId="33D420BD" wp14:editId="4A6E21BB">
             <wp:extent cx="5934075" cy="1016000"/>
@@ -25895,10 +25839,7 @@
         <w:jc w:val="center"/>
       </w:pPr>
       <w:r>
-        <w:t xml:space="preserve">Slika </w:t>
-      </w:r>
-      <w:r>
-        <w:t>22 – Ažuriranje reda od T1 transakcije</w:t>
+        <w:t>Slika 22 – Ažuriranje reda od T1 transakcije</w:t>
       </w:r>
     </w:p>
     <w:p>
@@ -25921,6 +25862,9 @@
         <w:jc w:val="center"/>
       </w:pPr>
       <w:r>
+        <w:rPr>
+          <w:noProof/>
+        </w:rPr>
         <w:drawing>
           <wp:inline distT="0" distB="0" distL="0" distR="0" wp14:anchorId="21753988" wp14:editId="411C1632">
             <wp:extent cx="5934075" cy="952500"/>
@@ -27964,44 +27908,869 @@
         <w:t xml:space="preserve"> </w:t>
       </w:r>
       <w:r>
-        <w:t>Dakle, ako se pogleda primer sa slike 12, gde je prikazano sprečavanje write skew anomalije na SERIALIZABLE nivou izolacije, može se videti da na niskom nivou PostgreSQL koristi predicate lockove kako bi detektovao konflikte i sprečio ovu anomaliju</w:t>
-      </w:r>
-      <w:r>
+        <w:t>Dakle, ako se pogleda primer sa slike 12, gde je prikazano sprečavanje write skew anomalije na SERIALIZABLE nivou izolacije, može se videti da na niskom nivou PostgreSQL koristi predicate lockove kako bi detektovao konflikte i sprečio ovu anomaliju.</w:t>
+      </w:r>
+    </w:p>
+    <w:p>
+      <w:pPr>
+        <w:ind w:firstLine="0"/>
+      </w:pPr>
+    </w:p>
+    <w:p>
+      <w:pPr>
+        <w:ind w:firstLine="0"/>
+        <w:rPr>
+          <w:lang w:val="en-GB"/>
+        </w:rPr>
+      </w:pPr>
+      <w:proofErr w:type="spellStart"/>
+      <w:r>
+        <w:rPr>
+          <w:lang w:val="en-GB"/>
+        </w:rPr>
+        <w:t>Dakle</w:t>
+      </w:r>
+      <w:proofErr w:type="spellEnd"/>
+      <w:r>
+        <w:rPr>
+          <w:lang w:val="en-GB"/>
+        </w:rPr>
+        <w:t xml:space="preserve">, problem </w:t>
+      </w:r>
+      <w:proofErr w:type="spellStart"/>
+      <w:r>
+        <w:rPr>
+          <w:lang w:val="en-GB"/>
+        </w:rPr>
+        <w:t>nastaje</w:t>
+      </w:r>
+      <w:proofErr w:type="spellEnd"/>
+      <w:r>
+        <w:rPr>
+          <w:lang w:val="en-GB"/>
+        </w:rPr>
+        <w:t xml:space="preserve"> u </w:t>
+      </w:r>
+      <w:proofErr w:type="spellStart"/>
+      <w:r>
+        <w:rPr>
+          <w:lang w:val="en-GB"/>
+        </w:rPr>
+        <w:t>situacijama</w:t>
+      </w:r>
+      <w:proofErr w:type="spellEnd"/>
+      <w:r>
+        <w:rPr>
+          <w:lang w:val="en-GB"/>
+        </w:rPr>
+        <w:t xml:space="preserve"> </w:t>
+      </w:r>
+      <w:proofErr w:type="spellStart"/>
+      <w:r>
+        <w:rPr>
+          <w:lang w:val="en-GB"/>
+        </w:rPr>
+        <w:t>kada</w:t>
+      </w:r>
+      <w:proofErr w:type="spellEnd"/>
+      <w:r>
+        <w:rPr>
+          <w:lang w:val="en-GB"/>
+        </w:rPr>
+        <w:t xml:space="preserve"> </w:t>
+      </w:r>
+      <w:proofErr w:type="spellStart"/>
+      <w:r>
+        <w:rPr>
+          <w:lang w:val="en-GB"/>
+        </w:rPr>
+        <w:t>postoji</w:t>
+      </w:r>
+      <w:proofErr w:type="spellEnd"/>
+      <w:r>
+        <w:rPr>
+          <w:lang w:val="en-GB"/>
+        </w:rPr>
+        <w:t xml:space="preserve"> </w:t>
+      </w:r>
+      <w:proofErr w:type="spellStart"/>
+      <w:r>
+        <w:rPr>
+          <w:lang w:val="en-GB"/>
+        </w:rPr>
+        <w:t>zavisnost</w:t>
+      </w:r>
+      <w:proofErr w:type="spellEnd"/>
+      <w:r>
+        <w:rPr>
+          <w:lang w:val="en-GB"/>
+        </w:rPr>
+        <w:t xml:space="preserve"> </w:t>
+      </w:r>
+      <w:proofErr w:type="spellStart"/>
+      <w:r>
+        <w:rPr>
+          <w:lang w:val="en-GB"/>
+        </w:rPr>
+        <w:t>između</w:t>
+      </w:r>
+      <w:proofErr w:type="spellEnd"/>
+      <w:r>
+        <w:rPr>
+          <w:lang w:val="en-GB"/>
+        </w:rPr>
+        <w:t xml:space="preserve"> </w:t>
+      </w:r>
+      <w:proofErr w:type="spellStart"/>
+      <w:r>
+        <w:rPr>
+          <w:lang w:val="en-GB"/>
+        </w:rPr>
+        <w:t>transakcija</w:t>
+      </w:r>
+      <w:proofErr w:type="spellEnd"/>
+      <w:r>
+        <w:rPr>
+          <w:lang w:val="en-GB"/>
+        </w:rPr>
+        <w:t xml:space="preserve"> u </w:t>
+      </w:r>
+      <w:proofErr w:type="spellStart"/>
+      <w:r>
+        <w:rPr>
+          <w:lang w:val="en-GB"/>
+        </w:rPr>
+        <w:t>kojoj</w:t>
+      </w:r>
+      <w:proofErr w:type="spellEnd"/>
+      <w:r>
+        <w:rPr>
+          <w:lang w:val="en-GB"/>
+        </w:rPr>
+        <w:t xml:space="preserve"> </w:t>
+      </w:r>
+      <w:proofErr w:type="spellStart"/>
+      <w:r>
+        <w:rPr>
+          <w:lang w:val="en-GB"/>
+        </w:rPr>
+        <w:t>jedna</w:t>
+      </w:r>
+      <w:proofErr w:type="spellEnd"/>
+      <w:r>
+        <w:rPr>
+          <w:lang w:val="en-GB"/>
+        </w:rPr>
+        <w:t xml:space="preserve"> </w:t>
+      </w:r>
+      <w:proofErr w:type="spellStart"/>
+      <w:r>
+        <w:rPr>
+          <w:lang w:val="en-GB"/>
+        </w:rPr>
+        <w:t>transakcija</w:t>
+      </w:r>
+      <w:proofErr w:type="spellEnd"/>
+      <w:r>
+        <w:rPr>
+          <w:lang w:val="en-GB"/>
+        </w:rPr>
+        <w:t xml:space="preserve"> </w:t>
+      </w:r>
+      <w:proofErr w:type="spellStart"/>
+      <w:r>
+        <w:rPr>
+          <w:lang w:val="en-GB"/>
+        </w:rPr>
+        <w:t>čita</w:t>
+      </w:r>
+      <w:proofErr w:type="spellEnd"/>
+      <w:r>
+        <w:rPr>
+          <w:lang w:val="en-GB"/>
+        </w:rPr>
+        <w:t xml:space="preserve"> </w:t>
+      </w:r>
+      <w:proofErr w:type="spellStart"/>
+      <w:r>
+        <w:rPr>
+          <w:lang w:val="en-GB"/>
+        </w:rPr>
+        <w:t>podatke</w:t>
+      </w:r>
+      <w:proofErr w:type="spellEnd"/>
+      <w:r>
+        <w:rPr>
+          <w:lang w:val="en-GB"/>
+        </w:rPr>
+        <w:t xml:space="preserve">, </w:t>
+      </w:r>
+      <w:proofErr w:type="spellStart"/>
+      <w:r>
+        <w:rPr>
+          <w:lang w:val="en-GB"/>
+        </w:rPr>
+        <w:t>dok</w:t>
+      </w:r>
+      <w:proofErr w:type="spellEnd"/>
+      <w:r>
+        <w:rPr>
+          <w:lang w:val="en-GB"/>
+        </w:rPr>
+        <w:t xml:space="preserve"> </w:t>
+      </w:r>
+      <w:proofErr w:type="spellStart"/>
+      <w:r>
+        <w:rPr>
+          <w:lang w:val="en-GB"/>
+        </w:rPr>
+        <w:t>ih</w:t>
+      </w:r>
+      <w:proofErr w:type="spellEnd"/>
+      <w:r>
+        <w:rPr>
+          <w:lang w:val="en-GB"/>
+        </w:rPr>
+        <w:t xml:space="preserve"> </w:t>
+      </w:r>
+      <w:proofErr w:type="spellStart"/>
+      <w:r>
+        <w:rPr>
+          <w:lang w:val="en-GB"/>
+        </w:rPr>
+        <w:t>druga</w:t>
+      </w:r>
+      <w:proofErr w:type="spellEnd"/>
+      <w:r>
+        <w:rPr>
+          <w:lang w:val="en-GB"/>
+        </w:rPr>
+        <w:t xml:space="preserve"> </w:t>
+      </w:r>
+      <w:proofErr w:type="spellStart"/>
+      <w:r>
+        <w:rPr>
+          <w:lang w:val="en-GB"/>
+        </w:rPr>
+        <w:t>transakcija</w:t>
+      </w:r>
+      <w:proofErr w:type="spellEnd"/>
+      <w:r>
+        <w:rPr>
+          <w:lang w:val="en-GB"/>
+        </w:rPr>
+        <w:t xml:space="preserve"> </w:t>
+      </w:r>
+      <w:proofErr w:type="spellStart"/>
+      <w:r>
+        <w:rPr>
+          <w:lang w:val="en-GB"/>
+        </w:rPr>
+        <w:t>naknadno</w:t>
+      </w:r>
+      <w:proofErr w:type="spellEnd"/>
+      <w:r>
+        <w:rPr>
+          <w:lang w:val="en-GB"/>
+        </w:rPr>
+        <w:t xml:space="preserve"> </w:t>
+      </w:r>
+      <w:proofErr w:type="spellStart"/>
+      <w:r>
+        <w:rPr>
+          <w:lang w:val="en-GB"/>
+        </w:rPr>
+        <w:t>menja</w:t>
+      </w:r>
+      <w:proofErr w:type="spellEnd"/>
+      <w:r>
+        <w:rPr>
+          <w:lang w:val="en-GB"/>
+        </w:rPr>
+        <w:t xml:space="preserve">. Predicate </w:t>
+      </w:r>
+      <w:proofErr w:type="spellStart"/>
+      <w:r>
+        <w:rPr>
+          <w:lang w:val="en-GB"/>
+        </w:rPr>
+        <w:t>lockovi</w:t>
+      </w:r>
+      <w:proofErr w:type="spellEnd"/>
+      <w:r>
+        <w:rPr>
+          <w:lang w:val="en-GB"/>
+        </w:rPr>
+        <w:t xml:space="preserve"> </w:t>
+      </w:r>
+      <w:proofErr w:type="spellStart"/>
+      <w:r>
+        <w:rPr>
+          <w:lang w:val="en-GB"/>
+        </w:rPr>
+        <w:t>omogućavaju</w:t>
+      </w:r>
+      <w:proofErr w:type="spellEnd"/>
+      <w:r>
+        <w:rPr>
+          <w:lang w:val="en-GB"/>
+        </w:rPr>
+        <w:t xml:space="preserve"> </w:t>
+      </w:r>
+      <w:proofErr w:type="spellStart"/>
+      <w:r>
+        <w:rPr>
+          <w:lang w:val="en-GB"/>
+        </w:rPr>
+        <w:t>sistemu</w:t>
+      </w:r>
+      <w:proofErr w:type="spellEnd"/>
+      <w:r>
+        <w:rPr>
+          <w:lang w:val="en-GB"/>
+        </w:rPr>
+        <w:t xml:space="preserve"> da </w:t>
+      </w:r>
+      <w:proofErr w:type="spellStart"/>
+      <w:r>
+        <w:rPr>
+          <w:lang w:val="en-GB"/>
+        </w:rPr>
+        <w:t>zapamti</w:t>
+      </w:r>
+      <w:proofErr w:type="spellEnd"/>
+      <w:r>
+        <w:rPr>
+          <w:lang w:val="en-GB"/>
+        </w:rPr>
+        <w:t xml:space="preserve"> </w:t>
+      </w:r>
+      <w:proofErr w:type="spellStart"/>
+      <w:r>
+        <w:rPr>
+          <w:lang w:val="en-GB"/>
+        </w:rPr>
+        <w:t>koje</w:t>
+      </w:r>
+      <w:proofErr w:type="spellEnd"/>
+      <w:r>
+        <w:rPr>
+          <w:lang w:val="en-GB"/>
+        </w:rPr>
+        <w:t xml:space="preserve"> je </w:t>
+      </w:r>
+      <w:proofErr w:type="spellStart"/>
+      <w:r>
+        <w:rPr>
+          <w:lang w:val="en-GB"/>
+        </w:rPr>
+        <w:t>podatke</w:t>
+      </w:r>
+      <w:proofErr w:type="spellEnd"/>
+      <w:r>
+        <w:rPr>
+          <w:lang w:val="en-GB"/>
+        </w:rPr>
+        <w:t xml:space="preserve"> </w:t>
+      </w:r>
+      <w:proofErr w:type="spellStart"/>
+      <w:r>
+        <w:rPr>
+          <w:lang w:val="en-GB"/>
+        </w:rPr>
+        <w:t>transakcija</w:t>
+      </w:r>
+      <w:proofErr w:type="spellEnd"/>
+      <w:r>
+        <w:rPr>
+          <w:lang w:val="en-GB"/>
+        </w:rPr>
+        <w:t xml:space="preserve"> </w:t>
+      </w:r>
+      <w:proofErr w:type="spellStart"/>
+      <w:r>
+        <w:rPr>
+          <w:lang w:val="en-GB"/>
+        </w:rPr>
+        <w:t>pročitala</w:t>
+      </w:r>
+      <w:proofErr w:type="spellEnd"/>
+      <w:r>
+        <w:rPr>
+          <w:lang w:val="en-GB"/>
+        </w:rPr>
+        <w:t xml:space="preserve">, </w:t>
+      </w:r>
+      <w:proofErr w:type="spellStart"/>
+      <w:r>
+        <w:rPr>
+          <w:lang w:val="en-GB"/>
+        </w:rPr>
+        <w:t>uključujući</w:t>
+      </w:r>
+      <w:proofErr w:type="spellEnd"/>
+      <w:r>
+        <w:rPr>
+          <w:lang w:val="en-GB"/>
+        </w:rPr>
+        <w:t xml:space="preserve"> </w:t>
+      </w:r>
+      <w:proofErr w:type="spellStart"/>
+      <w:r>
+        <w:rPr>
+          <w:lang w:val="en-GB"/>
+        </w:rPr>
+        <w:t>i</w:t>
+      </w:r>
+      <w:proofErr w:type="spellEnd"/>
+      <w:r>
+        <w:rPr>
+          <w:lang w:val="en-GB"/>
+        </w:rPr>
+        <w:t xml:space="preserve"> </w:t>
+      </w:r>
+      <w:proofErr w:type="spellStart"/>
+      <w:r>
+        <w:rPr>
+          <w:lang w:val="en-GB"/>
+        </w:rPr>
+        <w:t>čitave</w:t>
+      </w:r>
+      <w:proofErr w:type="spellEnd"/>
+      <w:r>
+        <w:rPr>
+          <w:lang w:val="en-GB"/>
+        </w:rPr>
+        <w:t xml:space="preserve"> </w:t>
+      </w:r>
+      <w:proofErr w:type="spellStart"/>
+      <w:r>
+        <w:rPr>
+          <w:lang w:val="en-GB"/>
+        </w:rPr>
+        <w:t>opsege</w:t>
+      </w:r>
+      <w:proofErr w:type="spellEnd"/>
+      <w:r>
+        <w:rPr>
+          <w:lang w:val="en-GB"/>
+        </w:rPr>
+        <w:t xml:space="preserve"> </w:t>
+      </w:r>
+      <w:proofErr w:type="spellStart"/>
+      <w:r>
+        <w:rPr>
+          <w:lang w:val="en-GB"/>
+        </w:rPr>
+        <w:t>vrednosti</w:t>
+      </w:r>
+      <w:proofErr w:type="spellEnd"/>
+      <w:r>
+        <w:rPr>
+          <w:lang w:val="en-GB"/>
+        </w:rPr>
+        <w:t xml:space="preserve"> </w:t>
+      </w:r>
+      <w:proofErr w:type="spellStart"/>
+      <w:r>
+        <w:rPr>
+          <w:lang w:val="en-GB"/>
+        </w:rPr>
+        <w:t>definisane</w:t>
+      </w:r>
+      <w:proofErr w:type="spellEnd"/>
+      <w:r>
+        <w:rPr>
+          <w:lang w:val="en-GB"/>
+        </w:rPr>
+        <w:t xml:space="preserve"> </w:t>
+      </w:r>
+      <w:proofErr w:type="spellStart"/>
+      <w:r>
+        <w:rPr>
+          <w:lang w:val="en-GB"/>
+        </w:rPr>
+        <w:t>uslovima</w:t>
+      </w:r>
+      <w:proofErr w:type="spellEnd"/>
+      <w:r>
+        <w:rPr>
+          <w:lang w:val="en-GB"/>
+        </w:rPr>
+        <w:t xml:space="preserve"> u </w:t>
+      </w:r>
+      <w:proofErr w:type="spellStart"/>
+      <w:r>
+        <w:rPr>
+          <w:lang w:val="en-GB"/>
+        </w:rPr>
+        <w:t>upitu</w:t>
+      </w:r>
+      <w:proofErr w:type="spellEnd"/>
+      <w:r>
+        <w:rPr>
+          <w:lang w:val="en-GB"/>
+        </w:rPr>
         <w:t>.</w:t>
       </w:r>
     </w:p>
     <w:p>
       <w:pPr>
         <w:ind w:firstLine="0"/>
-      </w:pPr>
-    </w:p>
-    <w:p>
-      <w:pPr>
-        <w:ind w:firstLine="0"/>
-        <w:rPr>
-          <w:lang w:val="en-GB"/>
-        </w:rPr>
-      </w:pPr>
-      <w:proofErr w:type="spellStart"/>
-      <w:r>
-        <w:rPr>
-          <w:lang w:val="en-GB"/>
-        </w:rPr>
-        <w:t>Dakle</w:t>
-      </w:r>
-      <w:proofErr w:type="spellEnd"/>
-      <w:r>
-        <w:rPr>
-          <w:lang w:val="en-GB"/>
-        </w:rPr>
-        <w:t xml:space="preserve">, problem </w:t>
-      </w:r>
-      <w:proofErr w:type="spellStart"/>
-      <w:r>
-        <w:rPr>
-          <w:lang w:val="en-GB"/>
-        </w:rPr>
-        <w:t>nastaje</w:t>
+        <w:rPr>
+          <w:lang w:val="en-GB"/>
+        </w:rPr>
+      </w:pPr>
+    </w:p>
+    <w:p>
+      <w:pPr>
+        <w:ind w:firstLine="0"/>
+        <w:rPr>
+          <w:lang w:val="en-GB"/>
+        </w:rPr>
+      </w:pPr>
+      <w:proofErr w:type="spellStart"/>
+      <w:r>
+        <w:rPr>
+          <w:lang w:val="en-GB"/>
+        </w:rPr>
+        <w:t>Ukoliko</w:t>
+      </w:r>
+      <w:proofErr w:type="spellEnd"/>
+      <w:r>
+        <w:rPr>
+          <w:lang w:val="en-GB"/>
+        </w:rPr>
+        <w:t xml:space="preserve"> </w:t>
+      </w:r>
+      <w:proofErr w:type="spellStart"/>
+      <w:r>
+        <w:rPr>
+          <w:lang w:val="en-GB"/>
+        </w:rPr>
+        <w:t>druga</w:t>
+      </w:r>
+      <w:proofErr w:type="spellEnd"/>
+      <w:r>
+        <w:rPr>
+          <w:lang w:val="en-GB"/>
+        </w:rPr>
+        <w:t xml:space="preserve"> </w:t>
+      </w:r>
+      <w:proofErr w:type="spellStart"/>
+      <w:r>
+        <w:rPr>
+          <w:lang w:val="en-GB"/>
+        </w:rPr>
+        <w:t>transakcija</w:t>
+      </w:r>
+      <w:proofErr w:type="spellEnd"/>
+      <w:r>
+        <w:rPr>
+          <w:lang w:val="en-GB"/>
+        </w:rPr>
+        <w:t xml:space="preserve"> </w:t>
+      </w:r>
+      <w:proofErr w:type="spellStart"/>
+      <w:r>
+        <w:rPr>
+          <w:lang w:val="en-GB"/>
+        </w:rPr>
+        <w:t>izvrši</w:t>
+      </w:r>
+      <w:proofErr w:type="spellEnd"/>
+      <w:r>
+        <w:rPr>
+          <w:lang w:val="en-GB"/>
+        </w:rPr>
+        <w:t xml:space="preserve"> </w:t>
+      </w:r>
+      <w:proofErr w:type="spellStart"/>
+      <w:r>
+        <w:rPr>
+          <w:lang w:val="en-GB"/>
+        </w:rPr>
+        <w:t>izmene</w:t>
+      </w:r>
+      <w:proofErr w:type="spellEnd"/>
+      <w:r>
+        <w:rPr>
+          <w:lang w:val="en-GB"/>
+        </w:rPr>
+        <w:t xml:space="preserve"> </w:t>
+      </w:r>
+      <w:proofErr w:type="spellStart"/>
+      <w:r>
+        <w:rPr>
+          <w:lang w:val="en-GB"/>
+        </w:rPr>
+        <w:t>koje</w:t>
+      </w:r>
+      <w:proofErr w:type="spellEnd"/>
+      <w:r>
+        <w:rPr>
+          <w:lang w:val="en-GB"/>
+        </w:rPr>
+        <w:t xml:space="preserve"> </w:t>
+      </w:r>
+      <w:proofErr w:type="spellStart"/>
+      <w:r>
+        <w:rPr>
+          <w:lang w:val="en-GB"/>
+        </w:rPr>
+        <w:t>utiču</w:t>
+      </w:r>
+      <w:proofErr w:type="spellEnd"/>
+      <w:r>
+        <w:rPr>
+          <w:lang w:val="en-GB"/>
+        </w:rPr>
+        <w:t xml:space="preserve"> </w:t>
+      </w:r>
+      <w:proofErr w:type="spellStart"/>
+      <w:r>
+        <w:rPr>
+          <w:lang w:val="en-GB"/>
+        </w:rPr>
+        <w:t>na</w:t>
+      </w:r>
+      <w:proofErr w:type="spellEnd"/>
+      <w:r>
+        <w:rPr>
+          <w:lang w:val="en-GB"/>
+        </w:rPr>
+        <w:t xml:space="preserve"> taj </w:t>
+      </w:r>
+      <w:proofErr w:type="spellStart"/>
+      <w:r>
+        <w:rPr>
+          <w:lang w:val="en-GB"/>
+        </w:rPr>
+        <w:t>opseg</w:t>
+      </w:r>
+      <w:proofErr w:type="spellEnd"/>
+      <w:r>
+        <w:rPr>
+          <w:lang w:val="en-GB"/>
+        </w:rPr>
+        <w:t xml:space="preserve"> </w:t>
+      </w:r>
+      <w:proofErr w:type="spellStart"/>
+      <w:r>
+        <w:rPr>
+          <w:lang w:val="en-GB"/>
+        </w:rPr>
+        <w:t>podataka</w:t>
+      </w:r>
+      <w:proofErr w:type="spellEnd"/>
+      <w:r>
+        <w:rPr>
+          <w:lang w:val="en-GB"/>
+        </w:rPr>
+        <w:t xml:space="preserve">, </w:t>
+      </w:r>
+      <w:proofErr w:type="spellStart"/>
+      <w:r>
+        <w:rPr>
+          <w:lang w:val="en-GB"/>
+        </w:rPr>
+        <w:t>sistem</w:t>
+      </w:r>
+      <w:proofErr w:type="spellEnd"/>
+      <w:r>
+        <w:rPr>
+          <w:lang w:val="en-GB"/>
+        </w:rPr>
+        <w:t xml:space="preserve"> je u </w:t>
+      </w:r>
+      <w:proofErr w:type="spellStart"/>
+      <w:r>
+        <w:rPr>
+          <w:lang w:val="en-GB"/>
+        </w:rPr>
+        <w:t>mogućnosti</w:t>
+      </w:r>
+      <w:proofErr w:type="spellEnd"/>
+      <w:r>
+        <w:rPr>
+          <w:lang w:val="en-GB"/>
+        </w:rPr>
+        <w:t xml:space="preserve"> da </w:t>
+      </w:r>
+      <w:proofErr w:type="spellStart"/>
+      <w:r>
+        <w:rPr>
+          <w:lang w:val="en-GB"/>
+        </w:rPr>
+        <w:t>detektuje</w:t>
+      </w:r>
+      <w:proofErr w:type="spellEnd"/>
+      <w:r>
+        <w:rPr>
+          <w:lang w:val="en-GB"/>
+        </w:rPr>
+        <w:t xml:space="preserve"> </w:t>
+      </w:r>
+      <w:proofErr w:type="spellStart"/>
+      <w:r>
+        <w:rPr>
+          <w:lang w:val="en-GB"/>
+        </w:rPr>
+        <w:t>konflikt</w:t>
+      </w:r>
+      <w:proofErr w:type="spellEnd"/>
+      <w:r>
+        <w:rPr>
+          <w:lang w:val="en-GB"/>
+        </w:rPr>
+        <w:t xml:space="preserve"> </w:t>
+      </w:r>
+      <w:proofErr w:type="spellStart"/>
+      <w:r>
+        <w:rPr>
+          <w:lang w:val="en-GB"/>
+        </w:rPr>
+        <w:t>između</w:t>
+      </w:r>
+      <w:proofErr w:type="spellEnd"/>
+      <w:r>
+        <w:rPr>
+          <w:lang w:val="en-GB"/>
+        </w:rPr>
+        <w:t xml:space="preserve"> </w:t>
+      </w:r>
+      <w:proofErr w:type="spellStart"/>
+      <w:r>
+        <w:rPr>
+          <w:lang w:val="en-GB"/>
+        </w:rPr>
+        <w:t>transakcija</w:t>
+      </w:r>
+      <w:proofErr w:type="spellEnd"/>
+      <w:r>
+        <w:rPr>
+          <w:lang w:val="en-GB"/>
+        </w:rPr>
+        <w:t xml:space="preserve">. </w:t>
+      </w:r>
+      <w:proofErr w:type="spellStart"/>
+      <w:r>
+        <w:rPr>
+          <w:lang w:val="en-GB"/>
+        </w:rPr>
+        <w:t>Važno</w:t>
+      </w:r>
+      <w:proofErr w:type="spellEnd"/>
+      <w:r>
+        <w:rPr>
+          <w:lang w:val="en-GB"/>
+        </w:rPr>
+        <w:t xml:space="preserve"> je </w:t>
+      </w:r>
+      <w:proofErr w:type="spellStart"/>
+      <w:r>
+        <w:rPr>
+          <w:lang w:val="en-GB"/>
+        </w:rPr>
+        <w:t>naglasiti</w:t>
+      </w:r>
+      <w:proofErr w:type="spellEnd"/>
+      <w:r>
+        <w:rPr>
+          <w:lang w:val="en-GB"/>
+        </w:rPr>
+        <w:t xml:space="preserve"> da PostgreSQL ne </w:t>
+      </w:r>
+      <w:proofErr w:type="spellStart"/>
+      <w:r>
+        <w:rPr>
+          <w:lang w:val="en-GB"/>
+        </w:rPr>
+        <w:t>sprečava</w:t>
+      </w:r>
+      <w:proofErr w:type="spellEnd"/>
+      <w:r>
+        <w:rPr>
+          <w:lang w:val="en-GB"/>
+        </w:rPr>
+        <w:t xml:space="preserve"> </w:t>
+      </w:r>
+      <w:proofErr w:type="spellStart"/>
+      <w:r>
+        <w:rPr>
+          <w:lang w:val="en-GB"/>
+        </w:rPr>
+        <w:t>ovakve</w:t>
+      </w:r>
+      <w:proofErr w:type="spellEnd"/>
+      <w:r>
+        <w:rPr>
+          <w:lang w:val="en-GB"/>
+        </w:rPr>
+        <w:t xml:space="preserve"> </w:t>
+      </w:r>
+      <w:proofErr w:type="spellStart"/>
+      <w:r>
+        <w:rPr>
+          <w:lang w:val="en-GB"/>
+        </w:rPr>
+        <w:t>konflikte</w:t>
+      </w:r>
+      <w:proofErr w:type="spellEnd"/>
+      <w:r>
+        <w:rPr>
+          <w:lang w:val="en-GB"/>
+        </w:rPr>
+        <w:t xml:space="preserve"> </w:t>
+      </w:r>
+      <w:proofErr w:type="spellStart"/>
+      <w:r>
+        <w:rPr>
+          <w:lang w:val="en-GB"/>
+        </w:rPr>
+        <w:t>unapred</w:t>
+      </w:r>
+      <w:proofErr w:type="spellEnd"/>
+      <w:r>
+        <w:rPr>
+          <w:lang w:val="en-GB"/>
+        </w:rPr>
+        <w:t xml:space="preserve">. </w:t>
+      </w:r>
+      <w:proofErr w:type="spellStart"/>
+      <w:r>
+        <w:rPr>
+          <w:lang w:val="en-GB"/>
+        </w:rPr>
+        <w:t>Umesto</w:t>
+      </w:r>
+      <w:proofErr w:type="spellEnd"/>
+      <w:r>
+        <w:rPr>
+          <w:lang w:val="en-GB"/>
+        </w:rPr>
+        <w:t xml:space="preserve"> toga, </w:t>
+      </w:r>
+      <w:proofErr w:type="spellStart"/>
+      <w:r>
+        <w:rPr>
+          <w:lang w:val="en-GB"/>
+        </w:rPr>
+        <w:t>provera</w:t>
+      </w:r>
+      <w:proofErr w:type="spellEnd"/>
+      <w:r>
+        <w:rPr>
+          <w:lang w:val="en-GB"/>
+        </w:rPr>
+        <w:t xml:space="preserve"> se </w:t>
+      </w:r>
+      <w:proofErr w:type="spellStart"/>
+      <w:r>
+        <w:rPr>
+          <w:lang w:val="en-GB"/>
+        </w:rPr>
+        <w:t>vrši</w:t>
       </w:r>
       <w:proofErr w:type="spellEnd"/>
       <w:r>
@@ -28015,49 +28784,99 @@
         <w:rPr>
           <w:lang w:val="en-GB"/>
         </w:rPr>
-        <w:t>situacijama</w:t>
-      </w:r>
-      <w:proofErr w:type="spellEnd"/>
-      <w:r>
-        <w:rPr>
-          <w:lang w:val="en-GB"/>
-        </w:rPr>
-        <w:t xml:space="preserve"> </w:t>
-      </w:r>
-      <w:proofErr w:type="spellStart"/>
-      <w:r>
-        <w:rPr>
-          <w:lang w:val="en-GB"/>
-        </w:rPr>
-        <w:t>kada</w:t>
-      </w:r>
-      <w:proofErr w:type="spellEnd"/>
-      <w:r>
-        <w:rPr>
-          <w:lang w:val="en-GB"/>
-        </w:rPr>
-        <w:t xml:space="preserve"> </w:t>
-      </w:r>
-      <w:proofErr w:type="spellStart"/>
-      <w:r>
-        <w:rPr>
-          <w:lang w:val="en-GB"/>
-        </w:rPr>
-        <w:t>postoji</w:t>
-      </w:r>
-      <w:proofErr w:type="spellEnd"/>
-      <w:r>
-        <w:rPr>
-          <w:lang w:val="en-GB"/>
-        </w:rPr>
-        <w:t xml:space="preserve"> </w:t>
-      </w:r>
-      <w:proofErr w:type="spellStart"/>
-      <w:r>
-        <w:rPr>
-          <w:lang w:val="en-GB"/>
-        </w:rPr>
-        <w:t>zavisnost</w:t>
+        <w:t>trenutku</w:t>
+      </w:r>
+      <w:proofErr w:type="spellEnd"/>
+      <w:r>
+        <w:rPr>
+          <w:lang w:val="en-GB"/>
+        </w:rPr>
+        <w:t xml:space="preserve"> </w:t>
+      </w:r>
+      <w:proofErr w:type="spellStart"/>
+      <w:r>
+        <w:rPr>
+          <w:lang w:val="en-GB"/>
+        </w:rPr>
+        <w:t>potvrde</w:t>
+      </w:r>
+      <w:proofErr w:type="spellEnd"/>
+      <w:r>
+        <w:rPr>
+          <w:lang w:val="en-GB"/>
+        </w:rPr>
+        <w:t xml:space="preserve"> </w:t>
+      </w:r>
+      <w:proofErr w:type="spellStart"/>
+      <w:r>
+        <w:rPr>
+          <w:lang w:val="en-GB"/>
+        </w:rPr>
+        <w:t>transakcije</w:t>
+      </w:r>
+      <w:proofErr w:type="spellEnd"/>
+      <w:r>
+        <w:rPr>
+          <w:lang w:val="en-GB"/>
+        </w:rPr>
+        <w:t xml:space="preserve"> (COMMIT).</w:t>
+      </w:r>
+    </w:p>
+    <w:p>
+      <w:pPr>
+        <w:ind w:firstLine="0"/>
+        <w:rPr>
+          <w:lang w:val="en-GB"/>
+        </w:rPr>
+      </w:pPr>
+    </w:p>
+    <w:p>
+      <w:pPr>
+        <w:ind w:firstLine="0"/>
+        <w:rPr>
+          <w:lang w:val="en-GB"/>
+        </w:rPr>
+      </w:pPr>
+      <w:r>
+        <w:rPr>
+          <w:lang w:val="en-GB"/>
+        </w:rPr>
+        <w:t xml:space="preserve">U </w:t>
+      </w:r>
+      <w:proofErr w:type="spellStart"/>
+      <w:r>
+        <w:rPr>
+          <w:lang w:val="en-GB"/>
+        </w:rPr>
+        <w:t>slučaju</w:t>
+      </w:r>
+      <w:proofErr w:type="spellEnd"/>
+      <w:r>
+        <w:rPr>
+          <w:lang w:val="en-GB"/>
+        </w:rPr>
+        <w:t xml:space="preserve"> da </w:t>
+      </w:r>
+      <w:proofErr w:type="spellStart"/>
+      <w:r>
+        <w:rPr>
+          <w:lang w:val="en-GB"/>
+        </w:rPr>
+        <w:t>analiza</w:t>
+      </w:r>
+      <w:proofErr w:type="spellEnd"/>
+      <w:r>
+        <w:rPr>
+          <w:lang w:val="en-GB"/>
+        </w:rPr>
+        <w:t xml:space="preserve"> </w:t>
+      </w:r>
+      <w:proofErr w:type="spellStart"/>
+      <w:r>
+        <w:rPr>
+          <w:lang w:val="en-GB"/>
+        </w:rPr>
+        <w:t>zavisnosti</w:t>
       </w:r>
       <w:proofErr w:type="spellEnd"/>
       <w:r>
@@ -28092,6 +28911,1439 @@
         <w:rPr>
           <w:lang w:val="en-GB"/>
         </w:rPr>
+        <w:t xml:space="preserve"> </w:t>
+      </w:r>
+      <w:proofErr w:type="spellStart"/>
+      <w:r>
+        <w:rPr>
+          <w:lang w:val="en-GB"/>
+        </w:rPr>
+        <w:t>pokaže</w:t>
+      </w:r>
+      <w:proofErr w:type="spellEnd"/>
+      <w:r>
+        <w:rPr>
+          <w:lang w:val="en-GB"/>
+        </w:rPr>
+        <w:t xml:space="preserve"> da </w:t>
+      </w:r>
+      <w:proofErr w:type="spellStart"/>
+      <w:r>
+        <w:rPr>
+          <w:lang w:val="en-GB"/>
+        </w:rPr>
+        <w:t>izvršavanje</w:t>
+      </w:r>
+      <w:proofErr w:type="spellEnd"/>
+      <w:r>
+        <w:rPr>
+          <w:lang w:val="en-GB"/>
+        </w:rPr>
+        <w:t xml:space="preserve"> </w:t>
+      </w:r>
+      <w:proofErr w:type="spellStart"/>
+      <w:r>
+        <w:rPr>
+          <w:lang w:val="en-GB"/>
+        </w:rPr>
+        <w:t>nije</w:t>
+      </w:r>
+      <w:proofErr w:type="spellEnd"/>
+      <w:r>
+        <w:rPr>
+          <w:lang w:val="en-GB"/>
+        </w:rPr>
+        <w:t xml:space="preserve"> </w:t>
+      </w:r>
+      <w:proofErr w:type="spellStart"/>
+      <w:r>
+        <w:rPr>
+          <w:lang w:val="en-GB"/>
+        </w:rPr>
+        <w:t>moguće</w:t>
+      </w:r>
+      <w:proofErr w:type="spellEnd"/>
+      <w:r>
+        <w:rPr>
+          <w:lang w:val="en-GB"/>
+        </w:rPr>
+        <w:t xml:space="preserve"> </w:t>
+      </w:r>
+      <w:proofErr w:type="spellStart"/>
+      <w:r>
+        <w:rPr>
+          <w:lang w:val="en-GB"/>
+        </w:rPr>
+        <w:t>predstaviti</w:t>
+      </w:r>
+      <w:proofErr w:type="spellEnd"/>
+      <w:r>
+        <w:rPr>
+          <w:lang w:val="en-GB"/>
+        </w:rPr>
+        <w:t xml:space="preserve"> </w:t>
+      </w:r>
+      <w:proofErr w:type="spellStart"/>
+      <w:r>
+        <w:rPr>
+          <w:lang w:val="en-GB"/>
+        </w:rPr>
+        <w:t>kao</w:t>
+      </w:r>
+      <w:proofErr w:type="spellEnd"/>
+      <w:r>
+        <w:rPr>
+          <w:lang w:val="en-GB"/>
+        </w:rPr>
+        <w:t xml:space="preserve"> </w:t>
+      </w:r>
+      <w:proofErr w:type="spellStart"/>
+      <w:r>
+        <w:rPr>
+          <w:lang w:val="en-GB"/>
+        </w:rPr>
+        <w:t>serijsko</w:t>
+      </w:r>
+      <w:proofErr w:type="spellEnd"/>
+      <w:r>
+        <w:rPr>
+          <w:lang w:val="en-GB"/>
+        </w:rPr>
+        <w:t xml:space="preserve"> (</w:t>
+      </w:r>
+      <w:proofErr w:type="spellStart"/>
+      <w:r>
+        <w:rPr>
+          <w:lang w:val="en-GB"/>
+        </w:rPr>
+        <w:t>tj</w:t>
+      </w:r>
+      <w:proofErr w:type="spellEnd"/>
+      <w:r>
+        <w:rPr>
+          <w:lang w:val="en-GB"/>
+        </w:rPr>
+        <w:t xml:space="preserve">. </w:t>
+      </w:r>
+      <w:proofErr w:type="spellStart"/>
+      <w:r>
+        <w:rPr>
+          <w:lang w:val="en-GB"/>
+        </w:rPr>
+        <w:t>kao</w:t>
+      </w:r>
+      <w:proofErr w:type="spellEnd"/>
+      <w:r>
+        <w:rPr>
+          <w:lang w:val="en-GB"/>
+        </w:rPr>
+        <w:t xml:space="preserve"> da </w:t>
+      </w:r>
+      <w:proofErr w:type="spellStart"/>
+      <w:r>
+        <w:rPr>
+          <w:lang w:val="en-GB"/>
+        </w:rPr>
+        <w:t>su</w:t>
+      </w:r>
+      <w:proofErr w:type="spellEnd"/>
+      <w:r>
+        <w:rPr>
+          <w:lang w:val="en-GB"/>
+        </w:rPr>
+        <w:t xml:space="preserve"> se </w:t>
+      </w:r>
+      <w:proofErr w:type="spellStart"/>
+      <w:r>
+        <w:rPr>
+          <w:lang w:val="en-GB"/>
+        </w:rPr>
+        <w:t>transakcije</w:t>
+      </w:r>
+      <w:proofErr w:type="spellEnd"/>
+      <w:r>
+        <w:rPr>
+          <w:lang w:val="en-GB"/>
+        </w:rPr>
+        <w:t xml:space="preserve"> </w:t>
+      </w:r>
+      <w:proofErr w:type="spellStart"/>
+      <w:r>
+        <w:rPr>
+          <w:lang w:val="en-GB"/>
+        </w:rPr>
+        <w:t>izvršavale</w:t>
+      </w:r>
+      <w:proofErr w:type="spellEnd"/>
+      <w:r>
+        <w:rPr>
+          <w:lang w:val="en-GB"/>
+        </w:rPr>
+        <w:t xml:space="preserve"> </w:t>
+      </w:r>
+      <w:proofErr w:type="spellStart"/>
+      <w:r>
+        <w:rPr>
+          <w:lang w:val="en-GB"/>
+        </w:rPr>
+        <w:t>jedna</w:t>
+      </w:r>
+      <w:proofErr w:type="spellEnd"/>
+      <w:r>
+        <w:rPr>
+          <w:lang w:val="en-GB"/>
+        </w:rPr>
+        <w:t xml:space="preserve"> za </w:t>
+      </w:r>
+      <w:proofErr w:type="spellStart"/>
+      <w:r>
+        <w:rPr>
+          <w:lang w:val="en-GB"/>
+        </w:rPr>
+        <w:t>drugom</w:t>
+      </w:r>
+      <w:proofErr w:type="spellEnd"/>
+      <w:r>
+        <w:rPr>
+          <w:lang w:val="en-GB"/>
+        </w:rPr>
+        <w:t xml:space="preserve">), </w:t>
+      </w:r>
+      <w:proofErr w:type="spellStart"/>
+      <w:r>
+        <w:rPr>
+          <w:lang w:val="en-GB"/>
+        </w:rPr>
+        <w:t>sistem</w:t>
+      </w:r>
+      <w:proofErr w:type="spellEnd"/>
+      <w:r>
+        <w:rPr>
+          <w:lang w:val="en-GB"/>
+        </w:rPr>
+        <w:t xml:space="preserve"> </w:t>
+      </w:r>
+      <w:proofErr w:type="spellStart"/>
+      <w:r>
+        <w:rPr>
+          <w:lang w:val="en-GB"/>
+        </w:rPr>
+        <w:t>će</w:t>
+      </w:r>
+      <w:proofErr w:type="spellEnd"/>
+      <w:r>
+        <w:rPr>
+          <w:lang w:val="en-GB"/>
+        </w:rPr>
+        <w:t xml:space="preserve"> </w:t>
+      </w:r>
+      <w:proofErr w:type="spellStart"/>
+      <w:r>
+        <w:rPr>
+          <w:lang w:val="en-GB"/>
+        </w:rPr>
+        <w:t>poništiti</w:t>
+      </w:r>
+      <w:proofErr w:type="spellEnd"/>
+      <w:r>
+        <w:rPr>
+          <w:lang w:val="en-GB"/>
+        </w:rPr>
+        <w:t xml:space="preserve"> (rollback) </w:t>
+      </w:r>
+      <w:proofErr w:type="spellStart"/>
+      <w:r>
+        <w:rPr>
+          <w:lang w:val="en-GB"/>
+        </w:rPr>
+        <w:t>jednu</w:t>
+      </w:r>
+      <w:proofErr w:type="spellEnd"/>
+      <w:r>
+        <w:rPr>
+          <w:lang w:val="en-GB"/>
+        </w:rPr>
+        <w:t xml:space="preserve"> </w:t>
+      </w:r>
+      <w:proofErr w:type="spellStart"/>
+      <w:r>
+        <w:rPr>
+          <w:lang w:val="en-GB"/>
+        </w:rPr>
+        <w:t>od</w:t>
+      </w:r>
+      <w:proofErr w:type="spellEnd"/>
+      <w:r>
+        <w:rPr>
+          <w:lang w:val="en-GB"/>
+        </w:rPr>
+        <w:t xml:space="preserve"> </w:t>
+      </w:r>
+      <w:proofErr w:type="spellStart"/>
+      <w:r>
+        <w:rPr>
+          <w:lang w:val="en-GB"/>
+        </w:rPr>
+        <w:t>transakcija</w:t>
+      </w:r>
+      <w:proofErr w:type="spellEnd"/>
+      <w:r>
+        <w:rPr>
+          <w:lang w:val="en-GB"/>
+        </w:rPr>
+        <w:t xml:space="preserve"> </w:t>
+      </w:r>
+      <w:proofErr w:type="spellStart"/>
+      <w:r>
+        <w:rPr>
+          <w:lang w:val="en-GB"/>
+        </w:rPr>
+        <w:t>kako</w:t>
+      </w:r>
+      <w:proofErr w:type="spellEnd"/>
+      <w:r>
+        <w:rPr>
+          <w:lang w:val="en-GB"/>
+        </w:rPr>
+        <w:t xml:space="preserve"> bi se </w:t>
+      </w:r>
+      <w:proofErr w:type="spellStart"/>
+      <w:r>
+        <w:rPr>
+          <w:lang w:val="en-GB"/>
+        </w:rPr>
+        <w:t>očuvala</w:t>
+      </w:r>
+      <w:proofErr w:type="spellEnd"/>
+      <w:r>
+        <w:rPr>
+          <w:lang w:val="en-GB"/>
+        </w:rPr>
+        <w:t xml:space="preserve"> </w:t>
+      </w:r>
+      <w:proofErr w:type="spellStart"/>
+      <w:r>
+        <w:rPr>
+          <w:lang w:val="en-GB"/>
+        </w:rPr>
+        <w:t>konzistentnost</w:t>
+      </w:r>
+      <w:proofErr w:type="spellEnd"/>
+      <w:r>
+        <w:rPr>
+          <w:lang w:val="en-GB"/>
+        </w:rPr>
+        <w:t xml:space="preserve"> </w:t>
+      </w:r>
+      <w:proofErr w:type="spellStart"/>
+      <w:r>
+        <w:rPr>
+          <w:lang w:val="en-GB"/>
+        </w:rPr>
+        <w:t>baze</w:t>
+      </w:r>
+      <w:proofErr w:type="spellEnd"/>
+      <w:r>
+        <w:rPr>
+          <w:lang w:val="en-GB"/>
+        </w:rPr>
+        <w:t xml:space="preserve"> </w:t>
+      </w:r>
+      <w:proofErr w:type="spellStart"/>
+      <w:r>
+        <w:rPr>
+          <w:lang w:val="en-GB"/>
+        </w:rPr>
+        <w:t>podataka</w:t>
+      </w:r>
+      <w:proofErr w:type="spellEnd"/>
+      <w:r>
+        <w:rPr>
+          <w:lang w:val="en-GB"/>
+        </w:rPr>
+        <w:t>.</w:t>
+      </w:r>
+    </w:p>
+    <w:p>
+      <w:pPr>
+        <w:ind w:firstLine="0"/>
+      </w:pPr>
+    </w:p>
+    <w:p>
+      <w:pPr>
+        <w:ind w:firstLine="0"/>
+      </w:pPr>
+    </w:p>
+    <w:p>
+      <w:pPr>
+        <w:ind w:firstLine="0"/>
+      </w:pPr>
+    </w:p>
+    <w:p>
+      <w:pPr>
+        <w:ind w:firstLine="0"/>
+      </w:pPr>
+    </w:p>
+    <w:p>
+      <w:pPr>
+        <w:pStyle w:val="Heading2"/>
+        <w:ind w:firstLine="0"/>
+      </w:pPr>
+      <w:r>
+        <w:lastRenderedPageBreak/>
+        <w:t>3.5. Deadlock</w:t>
+      </w:r>
+    </w:p>
+    <w:p>
+      <w:pPr>
+        <w:ind w:firstLine="0"/>
+      </w:pPr>
+    </w:p>
+    <w:p>
+      <w:pPr>
+        <w:ind w:firstLine="0"/>
+      </w:pPr>
+      <w:r>
+        <w:rPr>
+          <w:b/>
+          <w:bCs/>
+        </w:rPr>
+        <w:t xml:space="preserve">Deadlock </w:t>
+      </w:r>
+      <w:r>
+        <w:t>u PostgreSQL-u nastaje kada se više transakcija međusobno blokira tako da svaka čeka resurs koji drži druga</w:t>
+      </w:r>
+      <w:r>
+        <w:t xml:space="preserve">. Na slikama 23 i 24 dat je primer situacije kada nastaje deadlock. Na slici 23 dat je primer prve transakcije koja želi da prebaci količinu proizvoda sa proizvoda  a id-jem 1 na proizvod sa id-jem 50. Druga transakcija na slici 24 radi isto to samo u drugačijem redosledu. </w:t>
+      </w:r>
+    </w:p>
+    <w:p>
+      <w:pPr>
+        <w:ind w:firstLine="0"/>
+      </w:pPr>
+    </w:p>
+    <w:p>
+      <w:pPr>
+        <w:keepNext/>
+        <w:ind w:firstLine="0"/>
+        <w:jc w:val="center"/>
+      </w:pPr>
+      <w:r>
+        <w:drawing>
+          <wp:inline distT="0" distB="0" distL="0" distR="0" wp14:anchorId="52F313A3" wp14:editId="524539BE">
+            <wp:extent cx="5725324" cy="2553056"/>
+            <wp:effectExtent l="0" t="0" r="8890" b="0"/>
+            <wp:docPr id="25" name="Picture 25"/>
+            <wp:cNvGraphicFramePr>
+              <a:graphicFrameLocks xmlns:a="http://schemas.openxmlformats.org/drawingml/2006/main" noChangeAspect="1"/>
+            </wp:cNvGraphicFramePr>
+            <a:graphic xmlns:a="http://schemas.openxmlformats.org/drawingml/2006/main">
+              <a:graphicData uri="http://schemas.openxmlformats.org/drawingml/2006/picture">
+                <pic:pic xmlns:pic="http://schemas.openxmlformats.org/drawingml/2006/picture">
+                  <pic:nvPicPr>
+                    <pic:cNvPr id="1" name=""/>
+                    <pic:cNvPicPr/>
+                  </pic:nvPicPr>
+                  <pic:blipFill>
+                    <a:blip r:embed="rId33"/>
+                    <a:stretch>
+                      <a:fillRect/>
+                    </a:stretch>
+                  </pic:blipFill>
+                  <pic:spPr>
+                    <a:xfrm>
+                      <a:off x="0" y="0"/>
+                      <a:ext cx="5725324" cy="2553056"/>
+                    </a:xfrm>
+                    <a:prstGeom prst="rect">
+                      <a:avLst/>
+                    </a:prstGeom>
+                  </pic:spPr>
+                </pic:pic>
+              </a:graphicData>
+            </a:graphic>
+          </wp:inline>
+        </w:drawing>
+      </w:r>
+    </w:p>
+    <w:p>
+      <w:pPr>
+        <w:pStyle w:val="Caption"/>
+        <w:jc w:val="center"/>
+      </w:pPr>
+      <w:r>
+        <w:t>Slika 23 – deadlock 1</w:t>
+      </w:r>
+    </w:p>
+    <w:p>
+      <w:pPr>
+        <w:ind w:firstLine="0"/>
+        <w:jc w:val="center"/>
+      </w:pPr>
+    </w:p>
+    <w:p>
+      <w:pPr>
+        <w:keepNext/>
+        <w:ind w:firstLine="0"/>
+      </w:pPr>
+      <w:r>
+        <w:drawing>
+          <wp:inline distT="0" distB="0" distL="0" distR="0" wp14:anchorId="36BB078E" wp14:editId="353FE2E5">
+            <wp:extent cx="5934075" cy="3276600"/>
+            <wp:effectExtent l="0" t="0" r="9525" b="0"/>
+            <wp:docPr id="26" name="Picture 26"/>
+            <wp:cNvGraphicFramePr>
+              <a:graphicFrameLocks xmlns:a="http://schemas.openxmlformats.org/drawingml/2006/main" noChangeAspect="1"/>
+            </wp:cNvGraphicFramePr>
+            <a:graphic xmlns:a="http://schemas.openxmlformats.org/drawingml/2006/main">
+              <a:graphicData uri="http://schemas.openxmlformats.org/drawingml/2006/picture">
+                <pic:pic xmlns:pic="http://schemas.openxmlformats.org/drawingml/2006/picture">
+                  <pic:nvPicPr>
+                    <pic:cNvPr id="1" name=""/>
+                    <pic:cNvPicPr/>
+                  </pic:nvPicPr>
+                  <pic:blipFill>
+                    <a:blip r:embed="rId34"/>
+                    <a:stretch>
+                      <a:fillRect/>
+                    </a:stretch>
+                  </pic:blipFill>
+                  <pic:spPr>
+                    <a:xfrm>
+                      <a:off x="0" y="0"/>
+                      <a:ext cx="5934075" cy="3276600"/>
+                    </a:xfrm>
+                    <a:prstGeom prst="rect">
+                      <a:avLst/>
+                    </a:prstGeom>
+                  </pic:spPr>
+                </pic:pic>
+              </a:graphicData>
+            </a:graphic>
+          </wp:inline>
+        </w:drawing>
+      </w:r>
+    </w:p>
+    <w:p>
+      <w:pPr>
+        <w:pStyle w:val="Caption"/>
+        <w:jc w:val="center"/>
+      </w:pPr>
+      <w:r>
+        <w:t>Slika 24 – deadlock 2</w:t>
+      </w:r>
+    </w:p>
+    <w:p>
+      <w:pPr>
+        <w:ind w:firstLine="0"/>
+      </w:pPr>
+    </w:p>
+    <w:p>
+      <w:pPr>
+        <w:ind w:firstLine="0"/>
+      </w:pPr>
+      <w:r>
+        <w:lastRenderedPageBreak/>
+        <w:t xml:space="preserve">Kao što se sa slike može videti PostgreSQL automatski detektuje ovu situaciju i druga transakcija se prekida. </w:t>
+      </w:r>
+      <w:r>
+        <w:t>Prva transakcija se automatski nastavlja i kompletira. Rešenje, da se ovakve situacije ne bi javljale je da se resursima pristupa u odgovarajućem redosledu. Recimo da i jedna i druga transakcija pristupaju resursima u rastućem redosledu po id-ju.</w:t>
+      </w:r>
+    </w:p>
+    <w:p>
+      <w:pPr>
+        <w:ind w:firstLine="0"/>
+      </w:pPr>
+    </w:p>
+    <w:p>
+      <w:pPr>
+        <w:ind w:firstLine="0"/>
+      </w:pPr>
+    </w:p>
+    <w:p>
+      <w:pPr>
+        <w:pStyle w:val="Heading2"/>
+        <w:ind w:firstLine="0"/>
+      </w:pPr>
+      <w:r>
+        <w:t>4.</w:t>
+      </w:r>
+      <w:r>
+        <w:t xml:space="preserve"> </w:t>
+      </w:r>
+      <w:r>
+        <w:t>MVCC</w:t>
+      </w:r>
+      <w:r>
+        <w:t xml:space="preserve"> (Multiversion Concurrencty Control)</w:t>
+      </w:r>
+    </w:p>
+    <w:p>
+      <w:pPr>
+        <w:ind w:firstLine="0"/>
+      </w:pPr>
+    </w:p>
+    <w:p>
+      <w:pPr>
+        <w:ind w:firstLine="0"/>
+      </w:pPr>
+      <w:r>
+        <w:t>MVCC je mehanizam koji PostgreSQL koristi da omogući konkurentni pristup bazi podataka bez potrebe za stalnim zaključavanjem redova, što značajno poboljšava performanse čitanja i pisanja.</w:t>
+      </w:r>
+      <w:r>
+        <w:t xml:space="preserve"> Osnovna ideja MVCC-a zasniva se na principu da se prilikom izmene podatak ne vrši prepisivanje postojećih vrednosti, već se kreira nova verzija reda, dok se prethodna verzija zadržava određeni vremenski period. Na taj način omogućava se da različite transakcije istovremeno pristupaju istoj logičkoj instanci podataka, ali da pritom vide različite verzije u skladu sa trenutkom u kojem su započetom. </w:t>
+      </w:r>
+    </w:p>
+    <w:p>
+      <w:pPr>
+        <w:ind w:firstLine="0"/>
+      </w:pPr>
+    </w:p>
+    <w:p>
+      <w:pPr>
+        <w:ind w:firstLine="0"/>
+        <w:rPr>
+          <w:lang w:val="en-GB"/>
+        </w:rPr>
+      </w:pPr>
+      <w:proofErr w:type="spellStart"/>
+      <w:r>
+        <w:rPr>
+          <w:lang w:val="en-GB"/>
+        </w:rPr>
+        <w:t>Ovakav</w:t>
+      </w:r>
+      <w:proofErr w:type="spellEnd"/>
+      <w:r>
+        <w:rPr>
+          <w:lang w:val="en-GB"/>
+        </w:rPr>
+        <w:t xml:space="preserve"> </w:t>
+      </w:r>
+      <w:proofErr w:type="spellStart"/>
+      <w:r>
+        <w:rPr>
+          <w:lang w:val="en-GB"/>
+        </w:rPr>
+        <w:t>pristup</w:t>
+      </w:r>
+      <w:proofErr w:type="spellEnd"/>
+      <w:r>
+        <w:rPr>
+          <w:lang w:val="en-GB"/>
+        </w:rPr>
+        <w:t xml:space="preserve"> </w:t>
+      </w:r>
+      <w:proofErr w:type="spellStart"/>
+      <w:r>
+        <w:rPr>
+          <w:lang w:val="en-GB"/>
+        </w:rPr>
+        <w:t>omogućava</w:t>
+      </w:r>
+      <w:proofErr w:type="spellEnd"/>
+      <w:r>
+        <w:rPr>
+          <w:lang w:val="en-GB"/>
+        </w:rPr>
+        <w:t xml:space="preserve"> </w:t>
+      </w:r>
+      <w:proofErr w:type="spellStart"/>
+      <w:r>
+        <w:rPr>
+          <w:lang w:val="en-GB"/>
+        </w:rPr>
+        <w:t>ostvarivanje</w:t>
+      </w:r>
+      <w:proofErr w:type="spellEnd"/>
+      <w:r>
+        <w:rPr>
+          <w:lang w:val="en-GB"/>
+        </w:rPr>
+        <w:t xml:space="preserve"> </w:t>
+      </w:r>
+      <w:proofErr w:type="spellStart"/>
+      <w:r>
+        <w:rPr>
+          <w:lang w:val="en-GB"/>
+        </w:rPr>
+        <w:t>ključnog</w:t>
+      </w:r>
+      <w:proofErr w:type="spellEnd"/>
+      <w:r>
+        <w:rPr>
+          <w:lang w:val="en-GB"/>
+        </w:rPr>
+        <w:t xml:space="preserve"> </w:t>
+      </w:r>
+      <w:proofErr w:type="spellStart"/>
+      <w:r>
+        <w:rPr>
+          <w:lang w:val="en-GB"/>
+        </w:rPr>
+        <w:t>svojstva</w:t>
+      </w:r>
+      <w:proofErr w:type="spellEnd"/>
+      <w:r>
+        <w:rPr>
+          <w:lang w:val="en-GB"/>
+        </w:rPr>
+        <w:t xml:space="preserve">: </w:t>
+      </w:r>
+      <w:proofErr w:type="spellStart"/>
+      <w:r>
+        <w:rPr>
+          <w:lang w:val="en-GB"/>
+        </w:rPr>
+        <w:t>čitanje</w:t>
+      </w:r>
+      <w:proofErr w:type="spellEnd"/>
+      <w:r>
+        <w:rPr>
+          <w:lang w:val="en-GB"/>
+        </w:rPr>
+        <w:t xml:space="preserve"> ne </w:t>
+      </w:r>
+      <w:proofErr w:type="spellStart"/>
+      <w:r>
+        <w:rPr>
+          <w:lang w:val="en-GB"/>
+        </w:rPr>
+        <w:t>blokira</w:t>
+      </w:r>
+      <w:proofErr w:type="spellEnd"/>
+      <w:r>
+        <w:rPr>
+          <w:lang w:val="en-GB"/>
+        </w:rPr>
+        <w:t xml:space="preserve"> </w:t>
+      </w:r>
+      <w:proofErr w:type="spellStart"/>
+      <w:r>
+        <w:rPr>
+          <w:lang w:val="en-GB"/>
+        </w:rPr>
+        <w:t>pisanje</w:t>
+      </w:r>
+      <w:proofErr w:type="spellEnd"/>
+      <w:r>
+        <w:rPr>
+          <w:lang w:val="en-GB"/>
+        </w:rPr>
+        <w:t xml:space="preserve">, </w:t>
+      </w:r>
+      <w:proofErr w:type="spellStart"/>
+      <w:r>
+        <w:rPr>
+          <w:lang w:val="en-GB"/>
+        </w:rPr>
+        <w:t>niti</w:t>
+      </w:r>
+      <w:proofErr w:type="spellEnd"/>
+      <w:r>
+        <w:rPr>
+          <w:lang w:val="en-GB"/>
+        </w:rPr>
+        <w:t xml:space="preserve"> </w:t>
+      </w:r>
+      <w:proofErr w:type="spellStart"/>
+      <w:r>
+        <w:rPr>
+          <w:lang w:val="en-GB"/>
+        </w:rPr>
+        <w:t>pisanje</w:t>
+      </w:r>
+      <w:proofErr w:type="spellEnd"/>
+      <w:r>
+        <w:rPr>
+          <w:lang w:val="en-GB"/>
+        </w:rPr>
+        <w:t xml:space="preserve"> </w:t>
+      </w:r>
+      <w:proofErr w:type="spellStart"/>
+      <w:r>
+        <w:rPr>
+          <w:lang w:val="en-GB"/>
+        </w:rPr>
+        <w:t>blokira</w:t>
+      </w:r>
+      <w:proofErr w:type="spellEnd"/>
+      <w:r>
+        <w:rPr>
+          <w:lang w:val="en-GB"/>
+        </w:rPr>
+        <w:t xml:space="preserve"> </w:t>
+      </w:r>
+      <w:proofErr w:type="spellStart"/>
+      <w:r>
+        <w:rPr>
+          <w:lang w:val="en-GB"/>
+        </w:rPr>
+        <w:t>čitanje</w:t>
+      </w:r>
+      <w:proofErr w:type="spellEnd"/>
+      <w:r>
+        <w:rPr>
+          <w:lang w:val="en-GB"/>
+        </w:rPr>
+        <w:t xml:space="preserve">. </w:t>
+      </w:r>
+      <w:proofErr w:type="spellStart"/>
+      <w:r>
+        <w:rPr>
+          <w:lang w:val="en-GB"/>
+        </w:rPr>
+        <w:t>Kada</w:t>
+      </w:r>
+      <w:proofErr w:type="spellEnd"/>
+      <w:r>
+        <w:rPr>
+          <w:lang w:val="en-GB"/>
+        </w:rPr>
+        <w:t xml:space="preserve"> se </w:t>
+      </w:r>
+      <w:proofErr w:type="spellStart"/>
+      <w:r>
+        <w:rPr>
+          <w:lang w:val="en-GB"/>
+        </w:rPr>
+        <w:t>izvrši</w:t>
+      </w:r>
+      <w:proofErr w:type="spellEnd"/>
+      <w:r>
+        <w:rPr>
+          <w:lang w:val="en-GB"/>
+        </w:rPr>
+        <w:t xml:space="preserve"> </w:t>
+      </w:r>
+      <w:proofErr w:type="spellStart"/>
+      <w:r>
+        <w:rPr>
+          <w:lang w:val="en-GB"/>
+        </w:rPr>
+        <w:t>operacija</w:t>
+      </w:r>
+      <w:proofErr w:type="spellEnd"/>
+      <w:r>
+        <w:rPr>
+          <w:lang w:val="en-GB"/>
+        </w:rPr>
+        <w:t xml:space="preserve"> </w:t>
+      </w:r>
+      <w:proofErr w:type="spellStart"/>
+      <w:r>
+        <w:rPr>
+          <w:lang w:val="en-GB"/>
+        </w:rPr>
+        <w:t>ažuriranja</w:t>
+      </w:r>
+      <w:proofErr w:type="spellEnd"/>
+      <w:r>
+        <w:rPr>
+          <w:lang w:val="en-GB"/>
+        </w:rPr>
+        <w:t xml:space="preserve">, PostgreSQL </w:t>
+      </w:r>
+      <w:proofErr w:type="spellStart"/>
+      <w:r>
+        <w:rPr>
+          <w:lang w:val="en-GB"/>
+        </w:rPr>
+        <w:t>zapravo</w:t>
+      </w:r>
+      <w:proofErr w:type="spellEnd"/>
+      <w:r>
+        <w:rPr>
+          <w:lang w:val="en-GB"/>
+        </w:rPr>
+        <w:t xml:space="preserve"> </w:t>
+      </w:r>
+      <w:proofErr w:type="spellStart"/>
+      <w:r>
+        <w:rPr>
+          <w:lang w:val="en-GB"/>
+        </w:rPr>
+        <w:t>dodaje</w:t>
+      </w:r>
+      <w:proofErr w:type="spellEnd"/>
+      <w:r>
+        <w:rPr>
+          <w:lang w:val="en-GB"/>
+        </w:rPr>
+        <w:t xml:space="preserve"> </w:t>
+      </w:r>
+      <w:proofErr w:type="spellStart"/>
+      <w:r>
+        <w:rPr>
+          <w:lang w:val="en-GB"/>
+        </w:rPr>
+        <w:t>novu</w:t>
+      </w:r>
+      <w:proofErr w:type="spellEnd"/>
+      <w:r>
+        <w:rPr>
+          <w:lang w:val="en-GB"/>
+        </w:rPr>
+        <w:t xml:space="preserve"> </w:t>
+      </w:r>
+      <w:proofErr w:type="spellStart"/>
+      <w:r>
+        <w:rPr>
+          <w:lang w:val="en-GB"/>
+        </w:rPr>
+        <w:t>verziju</w:t>
+      </w:r>
+      <w:proofErr w:type="spellEnd"/>
+      <w:r>
+        <w:rPr>
+          <w:lang w:val="en-GB"/>
+        </w:rPr>
+        <w:t xml:space="preserve"> </w:t>
+      </w:r>
+      <w:proofErr w:type="spellStart"/>
+      <w:r>
+        <w:rPr>
+          <w:lang w:val="en-GB"/>
+        </w:rPr>
+        <w:t>reda</w:t>
+      </w:r>
+      <w:proofErr w:type="spellEnd"/>
+      <w:r>
+        <w:rPr>
+          <w:lang w:val="en-GB"/>
+        </w:rPr>
+        <w:t xml:space="preserve"> </w:t>
+      </w:r>
+      <w:proofErr w:type="spellStart"/>
+      <w:r>
+        <w:rPr>
+          <w:lang w:val="en-GB"/>
+        </w:rPr>
+        <w:t>sa</w:t>
+      </w:r>
+      <w:proofErr w:type="spellEnd"/>
+      <w:r>
+        <w:rPr>
+          <w:lang w:val="en-GB"/>
+        </w:rPr>
+        <w:t xml:space="preserve"> </w:t>
+      </w:r>
+      <w:proofErr w:type="spellStart"/>
+      <w:r>
+        <w:rPr>
+          <w:lang w:val="en-GB"/>
+        </w:rPr>
+        <w:t>izmenjenim</w:t>
+      </w:r>
+      <w:proofErr w:type="spellEnd"/>
+      <w:r>
+        <w:rPr>
+          <w:lang w:val="en-GB"/>
+        </w:rPr>
+        <w:t xml:space="preserve"> </w:t>
+      </w:r>
+      <w:proofErr w:type="spellStart"/>
+      <w:r>
+        <w:rPr>
+          <w:lang w:val="en-GB"/>
+        </w:rPr>
+        <w:t>vrednostima</w:t>
+      </w:r>
+      <w:proofErr w:type="spellEnd"/>
+      <w:r>
+        <w:rPr>
+          <w:lang w:val="en-GB"/>
+        </w:rPr>
+        <w:t xml:space="preserve">, </w:t>
+      </w:r>
+      <w:proofErr w:type="spellStart"/>
+      <w:r>
+        <w:rPr>
+          <w:lang w:val="en-GB"/>
+        </w:rPr>
+        <w:t>dok</w:t>
+      </w:r>
+      <w:proofErr w:type="spellEnd"/>
+      <w:r>
+        <w:rPr>
+          <w:lang w:val="en-GB"/>
+        </w:rPr>
+        <w:t xml:space="preserve"> se </w:t>
+      </w:r>
+      <w:proofErr w:type="spellStart"/>
+      <w:r>
+        <w:rPr>
+          <w:lang w:val="en-GB"/>
+        </w:rPr>
+        <w:t>stara</w:t>
+      </w:r>
+      <w:proofErr w:type="spellEnd"/>
+      <w:r>
+        <w:rPr>
+          <w:lang w:val="en-GB"/>
+        </w:rPr>
+        <w:t xml:space="preserve"> </w:t>
+      </w:r>
+      <w:proofErr w:type="spellStart"/>
+      <w:r>
+        <w:rPr>
+          <w:lang w:val="en-GB"/>
+        </w:rPr>
+        <w:t>verzija</w:t>
+      </w:r>
+      <w:proofErr w:type="spellEnd"/>
+      <w:r>
+        <w:rPr>
+          <w:lang w:val="en-GB"/>
+        </w:rPr>
+        <w:t xml:space="preserve"> </w:t>
+      </w:r>
+      <w:proofErr w:type="spellStart"/>
+      <w:r>
+        <w:rPr>
+          <w:lang w:val="en-GB"/>
+        </w:rPr>
+        <w:t>označava</w:t>
+      </w:r>
+      <w:proofErr w:type="spellEnd"/>
+      <w:r>
+        <w:rPr>
+          <w:lang w:val="en-GB"/>
+        </w:rPr>
+        <w:t xml:space="preserve"> </w:t>
+      </w:r>
+      <w:proofErr w:type="spellStart"/>
+      <w:r>
+        <w:rPr>
+          <w:lang w:val="en-GB"/>
+        </w:rPr>
+        <w:t>kao</w:t>
+      </w:r>
+      <w:proofErr w:type="spellEnd"/>
+      <w:r>
+        <w:rPr>
+          <w:lang w:val="en-GB"/>
+        </w:rPr>
+        <w:t xml:space="preserve"> </w:t>
+      </w:r>
+      <w:proofErr w:type="spellStart"/>
+      <w:r>
+        <w:rPr>
+          <w:lang w:val="en-GB"/>
+        </w:rPr>
+        <w:t>nevidljiva</w:t>
+      </w:r>
+      <w:proofErr w:type="spellEnd"/>
+      <w:r>
+        <w:rPr>
+          <w:lang w:val="en-GB"/>
+        </w:rPr>
+        <w:t xml:space="preserve"> za </w:t>
+      </w:r>
+      <w:proofErr w:type="spellStart"/>
+      <w:r>
+        <w:rPr>
+          <w:lang w:val="en-GB"/>
+        </w:rPr>
+        <w:t>nove</w:t>
+      </w:r>
+      <w:proofErr w:type="spellEnd"/>
+      <w:r>
+        <w:rPr>
+          <w:lang w:val="en-GB"/>
+        </w:rPr>
+        <w:t xml:space="preserve"> </w:t>
+      </w:r>
+      <w:proofErr w:type="spellStart"/>
+      <w:r>
+        <w:rPr>
+          <w:lang w:val="en-GB"/>
+        </w:rPr>
+        <w:t>transakcije</w:t>
+      </w:r>
+      <w:proofErr w:type="spellEnd"/>
+      <w:r>
+        <w:rPr>
+          <w:lang w:val="en-GB"/>
+        </w:rPr>
+        <w:t xml:space="preserve">. </w:t>
+      </w:r>
+      <w:proofErr w:type="spellStart"/>
+      <w:r>
+        <w:rPr>
+          <w:lang w:val="en-GB"/>
+        </w:rPr>
+        <w:t>Međutim</w:t>
+      </w:r>
+      <w:proofErr w:type="spellEnd"/>
+      <w:r>
+        <w:rPr>
+          <w:lang w:val="en-GB"/>
+        </w:rPr>
+        <w:t xml:space="preserve">, ta </w:t>
+      </w:r>
+      <w:proofErr w:type="spellStart"/>
+      <w:r>
+        <w:rPr>
+          <w:lang w:val="en-GB"/>
+        </w:rPr>
+        <w:t>stara</w:t>
+      </w:r>
+      <w:proofErr w:type="spellEnd"/>
+      <w:r>
+        <w:rPr>
+          <w:lang w:val="en-GB"/>
+        </w:rPr>
+        <w:t xml:space="preserve"> </w:t>
+      </w:r>
+      <w:proofErr w:type="spellStart"/>
+      <w:r>
+        <w:rPr>
+          <w:lang w:val="en-GB"/>
+        </w:rPr>
+        <w:t>verzija</w:t>
+      </w:r>
+      <w:proofErr w:type="spellEnd"/>
+      <w:r>
+        <w:rPr>
+          <w:lang w:val="en-GB"/>
+        </w:rPr>
+        <w:t xml:space="preserve"> </w:t>
+      </w:r>
+      <w:proofErr w:type="spellStart"/>
+      <w:r>
+        <w:rPr>
+          <w:lang w:val="en-GB"/>
+        </w:rPr>
+        <w:t>i</w:t>
+      </w:r>
+      <w:proofErr w:type="spellEnd"/>
+      <w:r>
+        <w:rPr>
+          <w:lang w:val="en-GB"/>
+        </w:rPr>
+        <w:t xml:space="preserve"> </w:t>
+      </w:r>
+      <w:proofErr w:type="spellStart"/>
+      <w:r>
+        <w:rPr>
+          <w:lang w:val="en-GB"/>
+        </w:rPr>
+        <w:t>dalje</w:t>
+      </w:r>
+      <w:proofErr w:type="spellEnd"/>
+      <w:r>
+        <w:rPr>
+          <w:lang w:val="en-GB"/>
+        </w:rPr>
+        <w:t xml:space="preserve"> </w:t>
+      </w:r>
+      <w:proofErr w:type="spellStart"/>
+      <w:r>
+        <w:rPr>
+          <w:lang w:val="en-GB"/>
+        </w:rPr>
+        <w:t>ostaje</w:t>
+      </w:r>
+      <w:proofErr w:type="spellEnd"/>
+      <w:r>
+        <w:rPr>
+          <w:lang w:val="en-GB"/>
+        </w:rPr>
+        <w:t xml:space="preserve"> </w:t>
+      </w:r>
+      <w:proofErr w:type="spellStart"/>
+      <w:r>
+        <w:rPr>
+          <w:lang w:val="en-GB"/>
+        </w:rPr>
+        <w:t>dostupna</w:t>
+      </w:r>
+      <w:proofErr w:type="spellEnd"/>
+      <w:r>
+        <w:rPr>
+          <w:lang w:val="en-GB"/>
+        </w:rPr>
+        <w:t xml:space="preserve"> </w:t>
+      </w:r>
+      <w:proofErr w:type="spellStart"/>
+      <w:r>
+        <w:rPr>
+          <w:lang w:val="en-GB"/>
+        </w:rPr>
+        <w:t>transakcijama</w:t>
+      </w:r>
+      <w:proofErr w:type="spellEnd"/>
+      <w:r>
+        <w:rPr>
+          <w:lang w:val="en-GB"/>
+        </w:rPr>
+        <w:t xml:space="preserve"> </w:t>
+      </w:r>
+      <w:proofErr w:type="spellStart"/>
+      <w:r>
+        <w:rPr>
+          <w:lang w:val="en-GB"/>
+        </w:rPr>
+        <w:t>koje</w:t>
+      </w:r>
+      <w:proofErr w:type="spellEnd"/>
+      <w:r>
+        <w:rPr>
+          <w:lang w:val="en-GB"/>
+        </w:rPr>
+        <w:t xml:space="preserve"> </w:t>
+      </w:r>
+      <w:proofErr w:type="spellStart"/>
+      <w:r>
+        <w:rPr>
+          <w:lang w:val="en-GB"/>
+        </w:rPr>
+        <w:t>su</w:t>
+      </w:r>
+      <w:proofErr w:type="spellEnd"/>
+      <w:r>
+        <w:rPr>
+          <w:lang w:val="en-GB"/>
+        </w:rPr>
+        <w:t xml:space="preserve"> </w:t>
+      </w:r>
+      <w:proofErr w:type="spellStart"/>
+      <w:r>
+        <w:rPr>
+          <w:lang w:val="en-GB"/>
+        </w:rPr>
+        <w:t>započete</w:t>
+      </w:r>
+      <w:proofErr w:type="spellEnd"/>
+      <w:r>
+        <w:rPr>
+          <w:lang w:val="en-GB"/>
+        </w:rPr>
+        <w:t xml:space="preserve"> pre </w:t>
+      </w:r>
+      <w:proofErr w:type="spellStart"/>
+      <w:r>
+        <w:rPr>
+          <w:lang w:val="en-GB"/>
+        </w:rPr>
+        <w:t>nego</w:t>
+      </w:r>
+      <w:proofErr w:type="spellEnd"/>
+      <w:r>
+        <w:rPr>
+          <w:lang w:val="en-GB"/>
+        </w:rPr>
+        <w:t xml:space="preserve"> </w:t>
+      </w:r>
+      <w:proofErr w:type="spellStart"/>
+      <w:r>
+        <w:rPr>
+          <w:lang w:val="en-GB"/>
+        </w:rPr>
+        <w:t>što</w:t>
+      </w:r>
+      <w:proofErr w:type="spellEnd"/>
+      <w:r>
+        <w:rPr>
+          <w:lang w:val="en-GB"/>
+        </w:rPr>
+        <w:t xml:space="preserve"> je </w:t>
+      </w:r>
+      <w:proofErr w:type="spellStart"/>
+      <w:r>
+        <w:rPr>
+          <w:lang w:val="en-GB"/>
+        </w:rPr>
+        <w:t>izmena</w:t>
+      </w:r>
+      <w:proofErr w:type="spellEnd"/>
+      <w:r>
+        <w:rPr>
+          <w:lang w:val="en-GB"/>
+        </w:rPr>
+        <w:t xml:space="preserve"> </w:t>
+      </w:r>
+      <w:proofErr w:type="spellStart"/>
+      <w:r>
+        <w:rPr>
+          <w:lang w:val="en-GB"/>
+        </w:rPr>
+        <w:t>potvrđena</w:t>
+      </w:r>
+      <w:proofErr w:type="spellEnd"/>
+      <w:r>
+        <w:rPr>
+          <w:lang w:val="en-GB"/>
+        </w:rPr>
+        <w:t xml:space="preserve">. </w:t>
+      </w:r>
+      <w:proofErr w:type="spellStart"/>
+      <w:r>
+        <w:rPr>
+          <w:lang w:val="en-GB"/>
+        </w:rPr>
+        <w:t>Svaka</w:t>
+      </w:r>
+      <w:proofErr w:type="spellEnd"/>
+      <w:r>
+        <w:rPr>
+          <w:lang w:val="en-GB"/>
+        </w:rPr>
+        <w:t xml:space="preserve"> SQL </w:t>
+      </w:r>
+      <w:proofErr w:type="spellStart"/>
+      <w:r>
+        <w:rPr>
+          <w:lang w:val="en-GB"/>
+        </w:rPr>
+        <w:t>naredba</w:t>
+      </w:r>
+      <w:proofErr w:type="spellEnd"/>
+      <w:r>
+        <w:rPr>
+          <w:lang w:val="en-GB"/>
+        </w:rPr>
+        <w:t xml:space="preserve"> </w:t>
+      </w:r>
+      <w:proofErr w:type="spellStart"/>
+      <w:r>
+        <w:rPr>
+          <w:lang w:val="en-GB"/>
+        </w:rPr>
+        <w:t>posmatra</w:t>
+      </w:r>
+      <w:proofErr w:type="spellEnd"/>
+      <w:r>
+        <w:rPr>
+          <w:lang w:val="en-GB"/>
+        </w:rPr>
+        <w:t xml:space="preserve"> </w:t>
+      </w:r>
+      <w:proofErr w:type="spellStart"/>
+      <w:r>
+        <w:rPr>
+          <w:lang w:val="en-GB"/>
+        </w:rPr>
+        <w:t>bazu</w:t>
+      </w:r>
+      <w:proofErr w:type="spellEnd"/>
+      <w:r>
+        <w:rPr>
+          <w:lang w:val="en-GB"/>
+        </w:rPr>
+        <w:t xml:space="preserve"> </w:t>
+      </w:r>
+      <w:proofErr w:type="spellStart"/>
+      <w:r>
+        <w:rPr>
+          <w:lang w:val="en-GB"/>
+        </w:rPr>
+        <w:t>podataka</w:t>
+      </w:r>
+      <w:proofErr w:type="spellEnd"/>
+      <w:r>
+        <w:rPr>
+          <w:lang w:val="en-GB"/>
+        </w:rPr>
+        <w:t xml:space="preserve"> </w:t>
+      </w:r>
+      <w:proofErr w:type="spellStart"/>
+      <w:r>
+        <w:rPr>
+          <w:lang w:val="en-GB"/>
+        </w:rPr>
+        <w:t>kroz</w:t>
+      </w:r>
+      <w:proofErr w:type="spellEnd"/>
+      <w:r>
+        <w:rPr>
+          <w:lang w:val="en-GB"/>
+        </w:rPr>
+        <w:t xml:space="preserve"> </w:t>
+      </w:r>
+      <w:proofErr w:type="spellStart"/>
+      <w:r>
+        <w:rPr>
+          <w:lang w:val="en-GB"/>
+        </w:rPr>
+        <w:t>takozvani</w:t>
+      </w:r>
+      <w:proofErr w:type="spellEnd"/>
+      <w:r>
+        <w:rPr>
+          <w:lang w:val="en-GB"/>
+        </w:rPr>
+        <w:t xml:space="preserve"> „</w:t>
+      </w:r>
+      <w:proofErr w:type="gramStart"/>
+      <w:r>
+        <w:rPr>
+          <w:lang w:val="en-GB"/>
+        </w:rPr>
+        <w:t>snapshot“</w:t>
+      </w:r>
+      <w:proofErr w:type="gramEnd"/>
+      <w:r>
+        <w:rPr>
+          <w:lang w:val="en-GB"/>
+        </w:rPr>
+        <w:t xml:space="preserve">, </w:t>
+      </w:r>
+      <w:proofErr w:type="spellStart"/>
+      <w:r>
+        <w:rPr>
+          <w:lang w:val="en-GB"/>
+        </w:rPr>
+        <w:t>odnosno</w:t>
+      </w:r>
+      <w:proofErr w:type="spellEnd"/>
+      <w:r>
+        <w:rPr>
+          <w:lang w:val="en-GB"/>
+        </w:rPr>
+        <w:t xml:space="preserve"> </w:t>
+      </w:r>
+      <w:proofErr w:type="spellStart"/>
+      <w:r>
+        <w:rPr>
+          <w:lang w:val="en-GB"/>
+        </w:rPr>
+        <w:t>konzistentnu</w:t>
+      </w:r>
+      <w:proofErr w:type="spellEnd"/>
+      <w:r>
+        <w:rPr>
+          <w:lang w:val="en-GB"/>
+        </w:rPr>
+        <w:t xml:space="preserve"> </w:t>
+      </w:r>
+      <w:proofErr w:type="spellStart"/>
+      <w:r>
+        <w:rPr>
+          <w:lang w:val="en-GB"/>
+        </w:rPr>
+        <w:t>sliku</w:t>
+      </w:r>
+      <w:proofErr w:type="spellEnd"/>
+      <w:r>
+        <w:rPr>
+          <w:lang w:val="en-GB"/>
+        </w:rPr>
+        <w:t xml:space="preserve"> </w:t>
+      </w:r>
+      <w:proofErr w:type="spellStart"/>
+      <w:r>
+        <w:rPr>
+          <w:lang w:val="en-GB"/>
+        </w:rPr>
+        <w:t>podataka</w:t>
+      </w:r>
+      <w:proofErr w:type="spellEnd"/>
+      <w:r>
+        <w:rPr>
+          <w:lang w:val="en-GB"/>
+        </w:rPr>
         <w:t xml:space="preserve"> u </w:t>
       </w:r>
       <w:proofErr w:type="spellStart"/>
@@ -28099,28 +30351,2343 @@
         <w:rPr>
           <w:lang w:val="en-GB"/>
         </w:rPr>
-        <w:t>kojoj</w:t>
-      </w:r>
-      <w:proofErr w:type="spellEnd"/>
-      <w:r>
-        <w:rPr>
-          <w:lang w:val="en-GB"/>
-        </w:rPr>
-        <w:t xml:space="preserve"> </w:t>
-      </w:r>
-      <w:proofErr w:type="spellStart"/>
-      <w:r>
-        <w:rPr>
-          <w:lang w:val="en-GB"/>
-        </w:rPr>
-        <w:t>jedna</w:t>
-      </w:r>
-      <w:proofErr w:type="spellEnd"/>
-      <w:r>
-        <w:rPr>
-          <w:lang w:val="en-GB"/>
-        </w:rPr>
-        <w:t xml:space="preserve"> </w:t>
+        <w:t>određenom</w:t>
+      </w:r>
+      <w:proofErr w:type="spellEnd"/>
+      <w:r>
+        <w:rPr>
+          <w:lang w:val="en-GB"/>
+        </w:rPr>
+        <w:t xml:space="preserve"> </w:t>
+      </w:r>
+      <w:proofErr w:type="spellStart"/>
+      <w:r>
+        <w:rPr>
+          <w:lang w:val="en-GB"/>
+        </w:rPr>
+        <w:t>trenutku</w:t>
+      </w:r>
+      <w:proofErr w:type="spellEnd"/>
+      <w:r>
+        <w:rPr>
+          <w:lang w:val="en-GB"/>
+        </w:rPr>
+        <w:t xml:space="preserve">, </w:t>
+      </w:r>
+      <w:proofErr w:type="spellStart"/>
+      <w:r>
+        <w:rPr>
+          <w:lang w:val="en-GB"/>
+        </w:rPr>
+        <w:t>čime</w:t>
+      </w:r>
+      <w:proofErr w:type="spellEnd"/>
+      <w:r>
+        <w:rPr>
+          <w:lang w:val="en-GB"/>
+        </w:rPr>
+        <w:t xml:space="preserve"> se </w:t>
+      </w:r>
+      <w:proofErr w:type="spellStart"/>
+      <w:r>
+        <w:rPr>
+          <w:lang w:val="en-GB"/>
+        </w:rPr>
+        <w:t>sprečava</w:t>
+      </w:r>
+      <w:proofErr w:type="spellEnd"/>
+      <w:r>
+        <w:rPr>
+          <w:lang w:val="en-GB"/>
+        </w:rPr>
+        <w:t xml:space="preserve"> </w:t>
+      </w:r>
+      <w:proofErr w:type="spellStart"/>
+      <w:r>
+        <w:rPr>
+          <w:lang w:val="en-GB"/>
+        </w:rPr>
+        <w:t>uvid</w:t>
+      </w:r>
+      <w:proofErr w:type="spellEnd"/>
+      <w:r>
+        <w:rPr>
+          <w:lang w:val="en-GB"/>
+        </w:rPr>
+        <w:t xml:space="preserve"> u </w:t>
+      </w:r>
+      <w:proofErr w:type="spellStart"/>
+      <w:r>
+        <w:rPr>
+          <w:lang w:val="en-GB"/>
+        </w:rPr>
+        <w:t>nedosledne</w:t>
+      </w:r>
+      <w:proofErr w:type="spellEnd"/>
+      <w:r>
+        <w:rPr>
+          <w:lang w:val="en-GB"/>
+        </w:rPr>
+        <w:t xml:space="preserve"> </w:t>
+      </w:r>
+      <w:proofErr w:type="spellStart"/>
+      <w:r>
+        <w:rPr>
+          <w:lang w:val="en-GB"/>
+        </w:rPr>
+        <w:t>ili</w:t>
+      </w:r>
+      <w:proofErr w:type="spellEnd"/>
+      <w:r>
+        <w:rPr>
+          <w:lang w:val="en-GB"/>
+        </w:rPr>
+        <w:t xml:space="preserve"> </w:t>
+      </w:r>
+      <w:proofErr w:type="spellStart"/>
+      <w:r>
+        <w:rPr>
+          <w:lang w:val="en-GB"/>
+        </w:rPr>
+        <w:t>delimično</w:t>
+      </w:r>
+      <w:proofErr w:type="spellEnd"/>
+      <w:r>
+        <w:rPr>
+          <w:lang w:val="en-GB"/>
+        </w:rPr>
+        <w:t xml:space="preserve"> </w:t>
+      </w:r>
+      <w:proofErr w:type="spellStart"/>
+      <w:r>
+        <w:rPr>
+          <w:lang w:val="en-GB"/>
+        </w:rPr>
+        <w:t>izvršene</w:t>
+      </w:r>
+      <w:proofErr w:type="spellEnd"/>
+      <w:r>
+        <w:rPr>
+          <w:lang w:val="en-GB"/>
+        </w:rPr>
+        <w:t xml:space="preserve"> </w:t>
+      </w:r>
+      <w:proofErr w:type="spellStart"/>
+      <w:r>
+        <w:rPr>
+          <w:lang w:val="en-GB"/>
+        </w:rPr>
+        <w:t>izmene</w:t>
+      </w:r>
+      <w:proofErr w:type="spellEnd"/>
+      <w:r>
+        <w:rPr>
+          <w:lang w:val="en-GB"/>
+        </w:rPr>
+        <w:t>.</w:t>
+      </w:r>
+    </w:p>
+    <w:p>
+      <w:pPr>
+        <w:ind w:firstLine="0"/>
+        <w:rPr>
+          <w:lang w:val="en-GB"/>
+        </w:rPr>
+      </w:pPr>
+    </w:p>
+    <w:p>
+      <w:pPr>
+        <w:ind w:firstLine="0"/>
+        <w:rPr>
+          <w:lang w:val="en-GB"/>
+        </w:rPr>
+      </w:pPr>
+      <w:proofErr w:type="spellStart"/>
+      <w:r>
+        <w:rPr>
+          <w:lang w:val="en-GB"/>
+        </w:rPr>
+        <w:t>Centralni</w:t>
+      </w:r>
+      <w:proofErr w:type="spellEnd"/>
+      <w:r>
+        <w:rPr>
+          <w:lang w:val="en-GB"/>
+        </w:rPr>
+        <w:t xml:space="preserve"> </w:t>
+      </w:r>
+      <w:proofErr w:type="spellStart"/>
+      <w:r>
+        <w:rPr>
+          <w:lang w:val="en-GB"/>
+        </w:rPr>
+        <w:t>koncept</w:t>
+      </w:r>
+      <w:proofErr w:type="spellEnd"/>
+      <w:r>
+        <w:rPr>
+          <w:lang w:val="en-GB"/>
+        </w:rPr>
+        <w:t xml:space="preserve"> u </w:t>
+      </w:r>
+      <w:proofErr w:type="spellStart"/>
+      <w:r>
+        <w:rPr>
+          <w:lang w:val="en-GB"/>
+        </w:rPr>
+        <w:t>ovom</w:t>
+      </w:r>
+      <w:proofErr w:type="spellEnd"/>
+      <w:r>
+        <w:rPr>
+          <w:lang w:val="en-GB"/>
+        </w:rPr>
+        <w:t xml:space="preserve"> </w:t>
+      </w:r>
+      <w:proofErr w:type="spellStart"/>
+      <w:r>
+        <w:rPr>
+          <w:lang w:val="en-GB"/>
+        </w:rPr>
+        <w:t>mehanizmu</w:t>
+      </w:r>
+      <w:proofErr w:type="spellEnd"/>
+      <w:r>
+        <w:rPr>
+          <w:lang w:val="en-GB"/>
+        </w:rPr>
+        <w:t xml:space="preserve"> </w:t>
+      </w:r>
+      <w:proofErr w:type="spellStart"/>
+      <w:r>
+        <w:rPr>
+          <w:lang w:val="en-GB"/>
+        </w:rPr>
+        <w:t>jeste</w:t>
+      </w:r>
+      <w:proofErr w:type="spellEnd"/>
+      <w:r>
+        <w:rPr>
+          <w:lang w:val="en-GB"/>
+        </w:rPr>
+        <w:t xml:space="preserve"> </w:t>
+      </w:r>
+      <w:proofErr w:type="spellStart"/>
+      <w:r>
+        <w:rPr>
+          <w:lang w:val="en-GB"/>
+        </w:rPr>
+        <w:t>vidljivost</w:t>
+      </w:r>
+      <w:proofErr w:type="spellEnd"/>
+      <w:r>
+        <w:rPr>
+          <w:lang w:val="en-GB"/>
+        </w:rPr>
+        <w:t xml:space="preserve"> (visibility), </w:t>
+      </w:r>
+      <w:proofErr w:type="spellStart"/>
+      <w:r>
+        <w:rPr>
+          <w:lang w:val="en-GB"/>
+        </w:rPr>
+        <w:t>koja</w:t>
+      </w:r>
+      <w:proofErr w:type="spellEnd"/>
+      <w:r>
+        <w:rPr>
+          <w:lang w:val="en-GB"/>
+        </w:rPr>
+        <w:t xml:space="preserve"> </w:t>
+      </w:r>
+      <w:proofErr w:type="spellStart"/>
+      <w:r>
+        <w:rPr>
+          <w:lang w:val="en-GB"/>
+        </w:rPr>
+        <w:t>određuje</w:t>
+      </w:r>
+      <w:proofErr w:type="spellEnd"/>
+      <w:r>
+        <w:rPr>
+          <w:lang w:val="en-GB"/>
+        </w:rPr>
+        <w:t xml:space="preserve"> da li </w:t>
+      </w:r>
+      <w:proofErr w:type="spellStart"/>
+      <w:r>
+        <w:rPr>
+          <w:lang w:val="en-GB"/>
+        </w:rPr>
+        <w:t>određena</w:t>
+      </w:r>
+      <w:proofErr w:type="spellEnd"/>
+      <w:r>
+        <w:rPr>
+          <w:lang w:val="en-GB"/>
+        </w:rPr>
+        <w:t xml:space="preserve"> </w:t>
+      </w:r>
+      <w:proofErr w:type="spellStart"/>
+      <w:r>
+        <w:rPr>
+          <w:lang w:val="en-GB"/>
+        </w:rPr>
+        <w:t>verzija</w:t>
+      </w:r>
+      <w:proofErr w:type="spellEnd"/>
+      <w:r>
+        <w:rPr>
+          <w:lang w:val="en-GB"/>
+        </w:rPr>
+        <w:t xml:space="preserve"> </w:t>
+      </w:r>
+      <w:proofErr w:type="spellStart"/>
+      <w:r>
+        <w:rPr>
+          <w:lang w:val="en-GB"/>
+        </w:rPr>
+        <w:t>reda</w:t>
+      </w:r>
+      <w:proofErr w:type="spellEnd"/>
+      <w:r>
+        <w:rPr>
+          <w:lang w:val="en-GB"/>
+        </w:rPr>
+        <w:t xml:space="preserve"> </w:t>
+      </w:r>
+      <w:proofErr w:type="spellStart"/>
+      <w:r>
+        <w:rPr>
+          <w:lang w:val="en-GB"/>
+        </w:rPr>
+        <w:t>treba</w:t>
+      </w:r>
+      <w:proofErr w:type="spellEnd"/>
+      <w:r>
+        <w:rPr>
+          <w:lang w:val="en-GB"/>
+        </w:rPr>
+        <w:t xml:space="preserve"> da </w:t>
+      </w:r>
+      <w:proofErr w:type="spellStart"/>
+      <w:r>
+        <w:rPr>
+          <w:lang w:val="en-GB"/>
+        </w:rPr>
+        <w:t>bude</w:t>
+      </w:r>
+      <w:proofErr w:type="spellEnd"/>
+      <w:r>
+        <w:rPr>
+          <w:lang w:val="en-GB"/>
+        </w:rPr>
+        <w:t xml:space="preserve"> </w:t>
+      </w:r>
+      <w:proofErr w:type="spellStart"/>
+      <w:r>
+        <w:rPr>
+          <w:lang w:val="en-GB"/>
+        </w:rPr>
+        <w:t>prikazana</w:t>
+      </w:r>
+      <w:proofErr w:type="spellEnd"/>
+      <w:r>
+        <w:rPr>
+          <w:lang w:val="en-GB"/>
+        </w:rPr>
+        <w:t xml:space="preserve"> </w:t>
+      </w:r>
+      <w:proofErr w:type="spellStart"/>
+      <w:r>
+        <w:rPr>
+          <w:lang w:val="en-GB"/>
+        </w:rPr>
+        <w:t>konkretnoj</w:t>
+      </w:r>
+      <w:proofErr w:type="spellEnd"/>
+      <w:r>
+        <w:rPr>
+          <w:lang w:val="en-GB"/>
+        </w:rPr>
+        <w:t xml:space="preserve"> </w:t>
+      </w:r>
+      <w:proofErr w:type="spellStart"/>
+      <w:r>
+        <w:rPr>
+          <w:lang w:val="en-GB"/>
+        </w:rPr>
+        <w:t>transakciji</w:t>
+      </w:r>
+      <w:proofErr w:type="spellEnd"/>
+      <w:r>
+        <w:rPr>
+          <w:lang w:val="en-GB"/>
+        </w:rPr>
+        <w:t xml:space="preserve">. PostgreSQL </w:t>
+      </w:r>
+      <w:proofErr w:type="spellStart"/>
+      <w:r>
+        <w:rPr>
+          <w:lang w:val="en-GB"/>
+        </w:rPr>
+        <w:t>koristi</w:t>
+      </w:r>
+      <w:proofErr w:type="spellEnd"/>
+      <w:r>
+        <w:rPr>
+          <w:lang w:val="en-GB"/>
+        </w:rPr>
+        <w:t xml:space="preserve"> </w:t>
+      </w:r>
+      <w:proofErr w:type="spellStart"/>
+      <w:r>
+        <w:rPr>
+          <w:lang w:val="en-GB"/>
+        </w:rPr>
+        <w:t>informacije</w:t>
+      </w:r>
+      <w:proofErr w:type="spellEnd"/>
+      <w:r>
+        <w:rPr>
+          <w:lang w:val="en-GB"/>
+        </w:rPr>
+        <w:t xml:space="preserve"> o </w:t>
+      </w:r>
+      <w:proofErr w:type="spellStart"/>
+      <w:r>
+        <w:rPr>
+          <w:lang w:val="en-GB"/>
+        </w:rPr>
+        <w:t>transakcijama</w:t>
+      </w:r>
+      <w:proofErr w:type="spellEnd"/>
+      <w:r>
+        <w:rPr>
+          <w:lang w:val="en-GB"/>
+        </w:rPr>
+        <w:t xml:space="preserve"> </w:t>
+      </w:r>
+      <w:proofErr w:type="spellStart"/>
+      <w:r>
+        <w:rPr>
+          <w:lang w:val="en-GB"/>
+        </w:rPr>
+        <w:t>kako</w:t>
+      </w:r>
+      <w:proofErr w:type="spellEnd"/>
+      <w:r>
+        <w:rPr>
+          <w:lang w:val="en-GB"/>
+        </w:rPr>
+        <w:t xml:space="preserve"> bi </w:t>
+      </w:r>
+      <w:proofErr w:type="spellStart"/>
+      <w:r>
+        <w:rPr>
+          <w:lang w:val="en-GB"/>
+        </w:rPr>
+        <w:t>odlučio</w:t>
+      </w:r>
+      <w:proofErr w:type="spellEnd"/>
+      <w:r>
+        <w:rPr>
+          <w:lang w:val="en-GB"/>
+        </w:rPr>
+        <w:t xml:space="preserve"> </w:t>
+      </w:r>
+      <w:proofErr w:type="spellStart"/>
+      <w:r>
+        <w:rPr>
+          <w:lang w:val="en-GB"/>
+        </w:rPr>
+        <w:t>koja</w:t>
+      </w:r>
+      <w:proofErr w:type="spellEnd"/>
+      <w:r>
+        <w:rPr>
+          <w:lang w:val="en-GB"/>
+        </w:rPr>
+        <w:t xml:space="preserve"> </w:t>
+      </w:r>
+      <w:proofErr w:type="spellStart"/>
+      <w:r>
+        <w:rPr>
+          <w:lang w:val="en-GB"/>
+        </w:rPr>
+        <w:t>verzija</w:t>
+      </w:r>
+      <w:proofErr w:type="spellEnd"/>
+      <w:r>
+        <w:rPr>
+          <w:lang w:val="en-GB"/>
+        </w:rPr>
+        <w:t xml:space="preserve"> </w:t>
+      </w:r>
+      <w:proofErr w:type="spellStart"/>
+      <w:r>
+        <w:rPr>
+          <w:lang w:val="en-GB"/>
+        </w:rPr>
+        <w:t>reda</w:t>
+      </w:r>
+      <w:proofErr w:type="spellEnd"/>
+      <w:r>
+        <w:rPr>
+          <w:lang w:val="en-GB"/>
+        </w:rPr>
+        <w:t xml:space="preserve"> je </w:t>
+      </w:r>
+      <w:proofErr w:type="spellStart"/>
+      <w:r>
+        <w:rPr>
+          <w:lang w:val="en-GB"/>
+        </w:rPr>
+        <w:t>validna</w:t>
+      </w:r>
+      <w:proofErr w:type="spellEnd"/>
+      <w:r>
+        <w:rPr>
+          <w:lang w:val="en-GB"/>
+        </w:rPr>
+        <w:t xml:space="preserve"> u </w:t>
+      </w:r>
+      <w:proofErr w:type="spellStart"/>
+      <w:r>
+        <w:rPr>
+          <w:lang w:val="en-GB"/>
+        </w:rPr>
+        <w:t>datom</w:t>
+      </w:r>
+      <w:proofErr w:type="spellEnd"/>
+      <w:r>
+        <w:rPr>
+          <w:lang w:val="en-GB"/>
+        </w:rPr>
+        <w:t xml:space="preserve"> </w:t>
+      </w:r>
+      <w:proofErr w:type="spellStart"/>
+      <w:r>
+        <w:rPr>
+          <w:lang w:val="en-GB"/>
+        </w:rPr>
+        <w:t>kontekstu</w:t>
+      </w:r>
+      <w:proofErr w:type="spellEnd"/>
+      <w:r>
+        <w:rPr>
+          <w:lang w:val="en-GB"/>
+        </w:rPr>
+        <w:t xml:space="preserve">. Kao </w:t>
+      </w:r>
+      <w:proofErr w:type="spellStart"/>
+      <w:r>
+        <w:rPr>
+          <w:lang w:val="en-GB"/>
+        </w:rPr>
+        <w:t>posledica</w:t>
+      </w:r>
+      <w:proofErr w:type="spellEnd"/>
+      <w:r>
+        <w:rPr>
+          <w:lang w:val="en-GB"/>
+        </w:rPr>
+        <w:t xml:space="preserve"> </w:t>
+      </w:r>
+      <w:proofErr w:type="spellStart"/>
+      <w:r>
+        <w:rPr>
+          <w:lang w:val="en-GB"/>
+        </w:rPr>
+        <w:t>ovog</w:t>
+      </w:r>
+      <w:proofErr w:type="spellEnd"/>
+      <w:r>
+        <w:rPr>
+          <w:lang w:val="en-GB"/>
+        </w:rPr>
+        <w:t xml:space="preserve"> </w:t>
+      </w:r>
+      <w:proofErr w:type="spellStart"/>
+      <w:r>
+        <w:rPr>
+          <w:lang w:val="en-GB"/>
+        </w:rPr>
+        <w:t>pristupa</w:t>
+      </w:r>
+      <w:proofErr w:type="spellEnd"/>
+      <w:r>
+        <w:rPr>
+          <w:lang w:val="en-GB"/>
+        </w:rPr>
+        <w:t xml:space="preserve">, u </w:t>
+      </w:r>
+      <w:proofErr w:type="spellStart"/>
+      <w:r>
+        <w:rPr>
+          <w:lang w:val="en-GB"/>
+        </w:rPr>
+        <w:t>sistemu</w:t>
+      </w:r>
+      <w:proofErr w:type="spellEnd"/>
+      <w:r>
+        <w:rPr>
+          <w:lang w:val="en-GB"/>
+        </w:rPr>
+        <w:t xml:space="preserve"> </w:t>
+      </w:r>
+      <w:proofErr w:type="spellStart"/>
+      <w:r>
+        <w:rPr>
+          <w:lang w:val="en-GB"/>
+        </w:rPr>
+        <w:t>može</w:t>
+      </w:r>
+      <w:proofErr w:type="spellEnd"/>
+      <w:r>
+        <w:rPr>
+          <w:lang w:val="en-GB"/>
+        </w:rPr>
+        <w:t xml:space="preserve"> </w:t>
+      </w:r>
+      <w:proofErr w:type="spellStart"/>
+      <w:r>
+        <w:rPr>
+          <w:lang w:val="en-GB"/>
+        </w:rPr>
+        <w:t>postojati</w:t>
+      </w:r>
+      <w:proofErr w:type="spellEnd"/>
+      <w:r>
+        <w:rPr>
+          <w:lang w:val="en-GB"/>
+        </w:rPr>
+        <w:t xml:space="preserve"> </w:t>
+      </w:r>
+      <w:proofErr w:type="spellStart"/>
+      <w:r>
+        <w:rPr>
+          <w:lang w:val="en-GB"/>
+        </w:rPr>
+        <w:t>više</w:t>
+      </w:r>
+      <w:proofErr w:type="spellEnd"/>
+      <w:r>
+        <w:rPr>
+          <w:lang w:val="en-GB"/>
+        </w:rPr>
+        <w:t xml:space="preserve"> </w:t>
+      </w:r>
+      <w:proofErr w:type="spellStart"/>
+      <w:r>
+        <w:rPr>
+          <w:lang w:val="en-GB"/>
+        </w:rPr>
+        <w:t>verzija</w:t>
+      </w:r>
+      <w:proofErr w:type="spellEnd"/>
+      <w:r>
+        <w:rPr>
+          <w:lang w:val="en-GB"/>
+        </w:rPr>
+        <w:t xml:space="preserve"> </w:t>
+      </w:r>
+      <w:proofErr w:type="spellStart"/>
+      <w:r>
+        <w:rPr>
+          <w:lang w:val="en-GB"/>
+        </w:rPr>
+        <w:t>istog</w:t>
+      </w:r>
+      <w:proofErr w:type="spellEnd"/>
+      <w:r>
+        <w:rPr>
+          <w:lang w:val="en-GB"/>
+        </w:rPr>
+        <w:t xml:space="preserve"> </w:t>
+      </w:r>
+      <w:proofErr w:type="spellStart"/>
+      <w:r>
+        <w:rPr>
+          <w:lang w:val="en-GB"/>
+        </w:rPr>
+        <w:t>podatka</w:t>
+      </w:r>
+      <w:proofErr w:type="spellEnd"/>
+      <w:r>
+        <w:rPr>
+          <w:lang w:val="en-GB"/>
+        </w:rPr>
+        <w:t xml:space="preserve">, </w:t>
+      </w:r>
+      <w:proofErr w:type="spellStart"/>
+      <w:r>
+        <w:rPr>
+          <w:lang w:val="en-GB"/>
+        </w:rPr>
+        <w:t>ali</w:t>
+      </w:r>
+      <w:proofErr w:type="spellEnd"/>
+      <w:r>
+        <w:rPr>
+          <w:lang w:val="en-GB"/>
+        </w:rPr>
+        <w:t xml:space="preserve"> </w:t>
+      </w:r>
+      <w:proofErr w:type="spellStart"/>
+      <w:r>
+        <w:rPr>
+          <w:lang w:val="en-GB"/>
+        </w:rPr>
+        <w:t>korisnik</w:t>
+      </w:r>
+      <w:proofErr w:type="spellEnd"/>
+      <w:r>
+        <w:rPr>
+          <w:lang w:val="en-GB"/>
+        </w:rPr>
+        <w:t xml:space="preserve"> </w:t>
+      </w:r>
+      <w:proofErr w:type="spellStart"/>
+      <w:r>
+        <w:rPr>
+          <w:lang w:val="en-GB"/>
+        </w:rPr>
+        <w:t>uvek</w:t>
+      </w:r>
+      <w:proofErr w:type="spellEnd"/>
+      <w:r>
+        <w:rPr>
+          <w:lang w:val="en-GB"/>
+        </w:rPr>
+        <w:t xml:space="preserve"> </w:t>
+      </w:r>
+      <w:proofErr w:type="spellStart"/>
+      <w:r>
+        <w:rPr>
+          <w:lang w:val="en-GB"/>
+        </w:rPr>
+        <w:t>vidi</w:t>
+      </w:r>
+      <w:proofErr w:type="spellEnd"/>
+      <w:r>
+        <w:rPr>
+          <w:lang w:val="en-GB"/>
+        </w:rPr>
+        <w:t xml:space="preserve"> </w:t>
+      </w:r>
+      <w:proofErr w:type="spellStart"/>
+      <w:r>
+        <w:rPr>
+          <w:lang w:val="en-GB"/>
+        </w:rPr>
+        <w:t>samo</w:t>
+      </w:r>
+      <w:proofErr w:type="spellEnd"/>
+      <w:r>
+        <w:rPr>
+          <w:lang w:val="en-GB"/>
+        </w:rPr>
+        <w:t xml:space="preserve"> </w:t>
+      </w:r>
+      <w:proofErr w:type="spellStart"/>
+      <w:r>
+        <w:rPr>
+          <w:lang w:val="en-GB"/>
+        </w:rPr>
+        <w:t>onu</w:t>
+      </w:r>
+      <w:proofErr w:type="spellEnd"/>
+      <w:r>
+        <w:rPr>
+          <w:lang w:val="en-GB"/>
+        </w:rPr>
+        <w:t xml:space="preserve"> </w:t>
+      </w:r>
+      <w:proofErr w:type="spellStart"/>
+      <w:r>
+        <w:rPr>
+          <w:lang w:val="en-GB"/>
+        </w:rPr>
+        <w:t>koja</w:t>
+      </w:r>
+      <w:proofErr w:type="spellEnd"/>
+      <w:r>
+        <w:rPr>
+          <w:lang w:val="en-GB"/>
+        </w:rPr>
+        <w:t xml:space="preserve"> je u </w:t>
+      </w:r>
+      <w:proofErr w:type="spellStart"/>
+      <w:r>
+        <w:rPr>
+          <w:lang w:val="en-GB"/>
+        </w:rPr>
+        <w:t>skladu</w:t>
+      </w:r>
+      <w:proofErr w:type="spellEnd"/>
+      <w:r>
+        <w:rPr>
+          <w:lang w:val="en-GB"/>
+        </w:rPr>
+        <w:t xml:space="preserve"> </w:t>
+      </w:r>
+      <w:proofErr w:type="spellStart"/>
+      <w:r>
+        <w:rPr>
+          <w:lang w:val="en-GB"/>
+        </w:rPr>
+        <w:t>sa</w:t>
+      </w:r>
+      <w:proofErr w:type="spellEnd"/>
+      <w:r>
+        <w:rPr>
+          <w:lang w:val="en-GB"/>
+        </w:rPr>
+        <w:t xml:space="preserve"> </w:t>
+      </w:r>
+      <w:proofErr w:type="spellStart"/>
+      <w:r>
+        <w:rPr>
+          <w:lang w:val="en-GB"/>
+        </w:rPr>
+        <w:t>njegovim</w:t>
+      </w:r>
+      <w:proofErr w:type="spellEnd"/>
+      <w:r>
+        <w:rPr>
+          <w:lang w:val="en-GB"/>
+        </w:rPr>
+        <w:t xml:space="preserve"> „</w:t>
+      </w:r>
+      <w:proofErr w:type="gramStart"/>
+      <w:r>
+        <w:rPr>
+          <w:lang w:val="en-GB"/>
+        </w:rPr>
+        <w:t>snapshot“</w:t>
+      </w:r>
+      <w:proofErr w:type="gramEnd"/>
+      <w:r>
+        <w:rPr>
+          <w:lang w:val="en-GB"/>
+        </w:rPr>
+        <w:t>-</w:t>
+      </w:r>
+      <w:proofErr w:type="spellStart"/>
+      <w:r>
+        <w:rPr>
+          <w:lang w:val="en-GB"/>
+        </w:rPr>
+        <w:t>om.</w:t>
+      </w:r>
+      <w:proofErr w:type="spellEnd"/>
+    </w:p>
+    <w:p>
+      <w:pPr>
+        <w:ind w:firstLine="0"/>
+      </w:pPr>
+    </w:p>
+    <w:p>
+      <w:pPr>
+        <w:ind w:firstLine="0"/>
+      </w:pPr>
+      <w:r>
+        <w:t>Međutim, čuvanje starih verzija podataka dovodi do njihovog akumuliranja u sistemu. Ove zastarele verzije nazivaju se „dead tuples“ i predstavljaju podatke koji više nisu potrebni nijednoj aktivnoj transakciji. Ukoliko se ne bi uklanjali, doveli bi do povećanja zauzeća memorije i smanjenja performansi sistema. Zbog toga PostgreSQL koristi proces pod nazivom VACUUM, čija je uloga da ukloni ove nevažeće verzije i oslobodi prostor, čime se obezbeđuje efikasno upravljanje skladištem podataka.</w:t>
+      </w:r>
+    </w:p>
+    <w:p>
+      <w:pPr>
+        <w:ind w:firstLine="0"/>
+      </w:pPr>
+    </w:p>
+    <w:p>
+      <w:pPr>
+        <w:ind w:firstLine="0"/>
+      </w:pPr>
+      <w:r>
+        <w:t>Iako MVCC značajno smanjuje potrebu za zaključavanjem prilikom operacija čitanja, PostgreSQL i dalje koristi mehanizme zaključavanja kod operacija upisa, kao što su UPDATE i DELETE, kako bi se obezbedila konzistentnost podataka i sprečili konflikti između konkurentnih transakcija.</w:t>
+      </w:r>
+    </w:p>
+    <w:p>
+      <w:pPr>
+        <w:ind w:firstLine="0"/>
+      </w:pPr>
+    </w:p>
+    <w:p>
+      <w:pPr>
+        <w:ind w:firstLine="0"/>
+      </w:pPr>
+      <w:r>
+        <w:t xml:space="preserve">MVCC omogućava efikasno izvršavanje velikog broja paralelnih transakcija uz očuvanje konzistentnosti podataka, kombinujući prednosti verzionisanja podataka, snapshot izolacije i kontrolisanog korišćenja zaključavanja. Ovaj mehanizam predstavlja osnovu modernog pristupa upravljanju konkurentnošću u </w:t>
+      </w:r>
+      <w:r>
+        <w:t>relacionim</w:t>
+      </w:r>
+      <w:r>
+        <w:t xml:space="preserve"> bazama podataka.</w:t>
+      </w:r>
+    </w:p>
+    <w:p>
+      <w:pPr>
+        <w:ind w:firstLine="0"/>
+      </w:pPr>
+    </w:p>
+    <w:p>
+      <w:pPr>
+        <w:ind w:firstLine="0"/>
+        <w:rPr>
+          <w:lang w:val="en-GB"/>
+        </w:rPr>
+      </w:pPr>
+      <w:r>
+        <w:rPr>
+          <w:lang w:val="en-GB"/>
+        </w:rPr>
+        <w:lastRenderedPageBreak/>
+        <w:t xml:space="preserve">Na </w:t>
+      </w:r>
+      <w:proofErr w:type="spellStart"/>
+      <w:r>
+        <w:rPr>
+          <w:lang w:val="en-GB"/>
+        </w:rPr>
+        <w:t>slici</w:t>
+      </w:r>
+      <w:proofErr w:type="spellEnd"/>
+      <w:r>
+        <w:rPr>
+          <w:lang w:val="en-GB"/>
+        </w:rPr>
+        <w:t xml:space="preserve"> 25 </w:t>
+      </w:r>
+      <w:proofErr w:type="spellStart"/>
+      <w:r>
+        <w:rPr>
+          <w:lang w:val="en-GB"/>
+        </w:rPr>
+        <w:t>prikazana</w:t>
+      </w:r>
+      <w:proofErr w:type="spellEnd"/>
+      <w:r>
+        <w:rPr>
+          <w:lang w:val="en-GB"/>
+        </w:rPr>
+        <w:t xml:space="preserve"> je interna </w:t>
+      </w:r>
+      <w:proofErr w:type="spellStart"/>
+      <w:r>
+        <w:rPr>
+          <w:lang w:val="en-GB"/>
+        </w:rPr>
+        <w:t>struktura</w:t>
+      </w:r>
+      <w:proofErr w:type="spellEnd"/>
+      <w:r>
+        <w:rPr>
+          <w:lang w:val="en-GB"/>
+        </w:rPr>
+        <w:t xml:space="preserve"> </w:t>
+      </w:r>
+      <w:proofErr w:type="spellStart"/>
+      <w:r>
+        <w:rPr>
+          <w:lang w:val="en-GB"/>
+        </w:rPr>
+        <w:t>stranice</w:t>
+      </w:r>
+      <w:proofErr w:type="spellEnd"/>
+      <w:r>
+        <w:rPr>
+          <w:lang w:val="en-GB"/>
+        </w:rPr>
+        <w:t xml:space="preserve"> (</w:t>
+      </w:r>
+      <w:proofErr w:type="spellStart"/>
+      <w:r>
+        <w:rPr>
+          <w:lang w:val="en-GB"/>
+        </w:rPr>
+        <w:t>bloka</w:t>
+      </w:r>
+      <w:proofErr w:type="spellEnd"/>
+      <w:r>
+        <w:rPr>
+          <w:lang w:val="en-GB"/>
+        </w:rPr>
+        <w:t xml:space="preserve">) </w:t>
+      </w:r>
+      <w:proofErr w:type="spellStart"/>
+      <w:r>
+        <w:rPr>
+          <w:lang w:val="en-GB"/>
+        </w:rPr>
+        <w:t>i</w:t>
+      </w:r>
+      <w:proofErr w:type="spellEnd"/>
+      <w:r>
+        <w:rPr>
+          <w:lang w:val="en-GB"/>
+        </w:rPr>
+        <w:t xml:space="preserve"> </w:t>
+      </w:r>
+      <w:proofErr w:type="spellStart"/>
+      <w:r>
+        <w:rPr>
+          <w:lang w:val="en-GB"/>
+        </w:rPr>
+        <w:t>reda</w:t>
+      </w:r>
+      <w:proofErr w:type="spellEnd"/>
+      <w:r>
+        <w:rPr>
+          <w:lang w:val="en-GB"/>
+        </w:rPr>
+        <w:t xml:space="preserve"> (tuple-a) u PostgreSQL-u, </w:t>
+      </w:r>
+      <w:proofErr w:type="spellStart"/>
+      <w:r>
+        <w:rPr>
+          <w:lang w:val="en-GB"/>
+        </w:rPr>
+        <w:t>odnosno</w:t>
+      </w:r>
+      <w:proofErr w:type="spellEnd"/>
+      <w:r>
+        <w:rPr>
+          <w:lang w:val="en-GB"/>
+        </w:rPr>
+        <w:t xml:space="preserve"> </w:t>
+      </w:r>
+      <w:proofErr w:type="spellStart"/>
+      <w:r>
+        <w:rPr>
+          <w:lang w:val="en-GB"/>
+        </w:rPr>
+        <w:t>način</w:t>
+      </w:r>
+      <w:proofErr w:type="spellEnd"/>
+      <w:r>
+        <w:rPr>
+          <w:lang w:val="en-GB"/>
+        </w:rPr>
+        <w:t xml:space="preserve"> </w:t>
+      </w:r>
+      <w:proofErr w:type="spellStart"/>
+      <w:r>
+        <w:rPr>
+          <w:lang w:val="en-GB"/>
+        </w:rPr>
+        <w:t>na</w:t>
+      </w:r>
+      <w:proofErr w:type="spellEnd"/>
+      <w:r>
+        <w:rPr>
+          <w:lang w:val="en-GB"/>
+        </w:rPr>
+        <w:t xml:space="preserve"> koji se </w:t>
+      </w:r>
+      <w:proofErr w:type="spellStart"/>
+      <w:r>
+        <w:rPr>
+          <w:lang w:val="en-GB"/>
+        </w:rPr>
+        <w:t>podaci</w:t>
+      </w:r>
+      <w:proofErr w:type="spellEnd"/>
+      <w:r>
+        <w:rPr>
+          <w:lang w:val="en-GB"/>
+        </w:rPr>
+        <w:t xml:space="preserve"> </w:t>
+      </w:r>
+      <w:proofErr w:type="spellStart"/>
+      <w:r>
+        <w:rPr>
+          <w:lang w:val="en-GB"/>
+        </w:rPr>
+        <w:t>fizički</w:t>
+      </w:r>
+      <w:proofErr w:type="spellEnd"/>
+      <w:r>
+        <w:rPr>
+          <w:lang w:val="en-GB"/>
+        </w:rPr>
+        <w:t xml:space="preserve"> </w:t>
+      </w:r>
+      <w:proofErr w:type="spellStart"/>
+      <w:r>
+        <w:rPr>
+          <w:lang w:val="en-GB"/>
+        </w:rPr>
+        <w:t>organizuju</w:t>
+      </w:r>
+      <w:proofErr w:type="spellEnd"/>
+      <w:r>
+        <w:rPr>
+          <w:lang w:val="en-GB"/>
+        </w:rPr>
+        <w:t xml:space="preserve"> </w:t>
+      </w:r>
+      <w:proofErr w:type="spellStart"/>
+      <w:r>
+        <w:rPr>
+          <w:lang w:val="en-GB"/>
+        </w:rPr>
+        <w:t>na</w:t>
+      </w:r>
+      <w:proofErr w:type="spellEnd"/>
+      <w:r>
+        <w:rPr>
+          <w:lang w:val="en-GB"/>
+        </w:rPr>
+        <w:t xml:space="preserve"> </w:t>
+      </w:r>
+      <w:proofErr w:type="spellStart"/>
+      <w:r>
+        <w:rPr>
+          <w:lang w:val="en-GB"/>
+        </w:rPr>
+        <w:t>disku</w:t>
+      </w:r>
+      <w:proofErr w:type="spellEnd"/>
+      <w:r>
+        <w:rPr>
+          <w:lang w:val="en-GB"/>
+        </w:rPr>
+        <w:t xml:space="preserve">. </w:t>
+      </w:r>
+      <w:proofErr w:type="spellStart"/>
+      <w:r>
+        <w:rPr>
+          <w:lang w:val="en-GB"/>
+        </w:rPr>
+        <w:t>Tabela</w:t>
+      </w:r>
+      <w:proofErr w:type="spellEnd"/>
+      <w:r>
+        <w:rPr>
+          <w:lang w:val="en-GB"/>
+        </w:rPr>
+        <w:t xml:space="preserve"> je </w:t>
+      </w:r>
+      <w:proofErr w:type="spellStart"/>
+      <w:r>
+        <w:rPr>
+          <w:lang w:val="en-GB"/>
+        </w:rPr>
+        <w:t>organizovana</w:t>
+      </w:r>
+      <w:proofErr w:type="spellEnd"/>
+      <w:r>
+        <w:rPr>
+          <w:lang w:val="en-GB"/>
+        </w:rPr>
+        <w:t xml:space="preserve"> </w:t>
+      </w:r>
+      <w:proofErr w:type="spellStart"/>
+      <w:r>
+        <w:rPr>
+          <w:lang w:val="en-GB"/>
+        </w:rPr>
+        <w:t>kao</w:t>
+      </w:r>
+      <w:proofErr w:type="spellEnd"/>
+      <w:r>
+        <w:rPr>
+          <w:lang w:val="en-GB"/>
+        </w:rPr>
+        <w:t xml:space="preserve"> </w:t>
+      </w:r>
+      <w:proofErr w:type="spellStart"/>
+      <w:r>
+        <w:rPr>
+          <w:lang w:val="en-GB"/>
+        </w:rPr>
+        <w:t>niz</w:t>
+      </w:r>
+      <w:proofErr w:type="spellEnd"/>
+      <w:r>
+        <w:rPr>
+          <w:lang w:val="en-GB"/>
+        </w:rPr>
+        <w:t xml:space="preserve"> </w:t>
+      </w:r>
+      <w:proofErr w:type="spellStart"/>
+      <w:r>
+        <w:rPr>
+          <w:lang w:val="en-GB"/>
+        </w:rPr>
+        <w:t>blokova</w:t>
+      </w:r>
+      <w:proofErr w:type="spellEnd"/>
+      <w:r>
+        <w:rPr>
+          <w:lang w:val="en-GB"/>
+        </w:rPr>
+        <w:t xml:space="preserve"> (pages), </w:t>
+      </w:r>
+      <w:proofErr w:type="spellStart"/>
+      <w:r>
+        <w:rPr>
+          <w:lang w:val="en-GB"/>
+        </w:rPr>
+        <w:t>pri</w:t>
+      </w:r>
+      <w:proofErr w:type="spellEnd"/>
+      <w:r>
+        <w:rPr>
+          <w:lang w:val="en-GB"/>
+        </w:rPr>
+        <w:t xml:space="preserve"> </w:t>
+      </w:r>
+      <w:proofErr w:type="spellStart"/>
+      <w:r>
+        <w:rPr>
+          <w:lang w:val="en-GB"/>
+        </w:rPr>
+        <w:t>čemu</w:t>
+      </w:r>
+      <w:proofErr w:type="spellEnd"/>
+      <w:r>
+        <w:rPr>
+          <w:lang w:val="en-GB"/>
+        </w:rPr>
+        <w:t xml:space="preserve"> </w:t>
+      </w:r>
+      <w:proofErr w:type="spellStart"/>
+      <w:r>
+        <w:rPr>
+          <w:lang w:val="en-GB"/>
+        </w:rPr>
+        <w:t>svaki</w:t>
+      </w:r>
+      <w:proofErr w:type="spellEnd"/>
+      <w:r>
+        <w:rPr>
+          <w:lang w:val="en-GB"/>
+        </w:rPr>
+        <w:t xml:space="preserve"> </w:t>
+      </w:r>
+      <w:proofErr w:type="spellStart"/>
+      <w:r>
+        <w:rPr>
+          <w:lang w:val="en-GB"/>
+        </w:rPr>
+        <w:t>blok</w:t>
+      </w:r>
+      <w:proofErr w:type="spellEnd"/>
+      <w:r>
+        <w:rPr>
+          <w:lang w:val="en-GB"/>
+        </w:rPr>
+        <w:t xml:space="preserve"> </w:t>
+      </w:r>
+      <w:proofErr w:type="spellStart"/>
+      <w:r>
+        <w:rPr>
+          <w:lang w:val="en-GB"/>
+        </w:rPr>
+        <w:t>sadrži</w:t>
+      </w:r>
+      <w:proofErr w:type="spellEnd"/>
+      <w:r>
+        <w:rPr>
+          <w:lang w:val="en-GB"/>
+        </w:rPr>
+        <w:t>:</w:t>
+      </w:r>
+    </w:p>
+    <w:p>
+      <w:pPr>
+        <w:ind w:firstLine="0"/>
+        <w:rPr>
+          <w:lang w:val="en-GB"/>
+        </w:rPr>
+      </w:pPr>
+    </w:p>
+    <w:p>
+      <w:pPr>
+        <w:numPr>
+          <w:ilvl w:val="0"/>
+          <w:numId w:val="14"/>
+        </w:numPr>
+        <w:rPr>
+          <w:lang w:val="en-GB"/>
+        </w:rPr>
+      </w:pPr>
+      <w:r>
+        <w:rPr>
+          <w:lang w:val="en-GB"/>
+        </w:rPr>
+        <w:t xml:space="preserve">header – </w:t>
+      </w:r>
+      <w:proofErr w:type="spellStart"/>
+      <w:r>
+        <w:rPr>
+          <w:lang w:val="en-GB"/>
+        </w:rPr>
+        <w:t>metapodatke</w:t>
+      </w:r>
+      <w:proofErr w:type="spellEnd"/>
+      <w:r>
+        <w:rPr>
+          <w:lang w:val="en-GB"/>
+        </w:rPr>
+        <w:t xml:space="preserve"> o </w:t>
+      </w:r>
+      <w:proofErr w:type="spellStart"/>
+      <w:r>
+        <w:rPr>
+          <w:lang w:val="en-GB"/>
+        </w:rPr>
+        <w:t>stranici</w:t>
+      </w:r>
+      <w:proofErr w:type="spellEnd"/>
+      <w:r>
+        <w:rPr>
+          <w:lang w:val="en-GB"/>
+        </w:rPr>
+        <w:t xml:space="preserve"> </w:t>
+      </w:r>
+    </w:p>
+    <w:p>
+      <w:pPr>
+        <w:numPr>
+          <w:ilvl w:val="0"/>
+          <w:numId w:val="14"/>
+        </w:numPr>
+        <w:rPr>
+          <w:lang w:val="en-GB"/>
+        </w:rPr>
+      </w:pPr>
+      <w:proofErr w:type="spellStart"/>
+      <w:r>
+        <w:rPr>
+          <w:lang w:val="en-GB"/>
+        </w:rPr>
+        <w:t>slobodan</w:t>
+      </w:r>
+      <w:proofErr w:type="spellEnd"/>
+      <w:r>
+        <w:rPr>
+          <w:lang w:val="en-GB"/>
+        </w:rPr>
+        <w:t xml:space="preserve"> </w:t>
+      </w:r>
+      <w:proofErr w:type="spellStart"/>
+      <w:r>
+        <w:rPr>
+          <w:lang w:val="en-GB"/>
+        </w:rPr>
+        <w:t>prostor</w:t>
+      </w:r>
+      <w:proofErr w:type="spellEnd"/>
+      <w:r>
+        <w:rPr>
+          <w:lang w:val="en-GB"/>
+        </w:rPr>
+        <w:t xml:space="preserve"> </w:t>
+      </w:r>
+    </w:p>
+    <w:p>
+      <w:pPr>
+        <w:numPr>
+          <w:ilvl w:val="0"/>
+          <w:numId w:val="14"/>
+        </w:numPr>
+        <w:rPr>
+          <w:lang w:val="en-GB"/>
+        </w:rPr>
+      </w:pPr>
+      <w:proofErr w:type="spellStart"/>
+      <w:r>
+        <w:rPr>
+          <w:lang w:val="en-GB"/>
+        </w:rPr>
+        <w:t>stvarne</w:t>
+      </w:r>
+      <w:proofErr w:type="spellEnd"/>
+      <w:r>
+        <w:rPr>
+          <w:lang w:val="en-GB"/>
+        </w:rPr>
+        <w:t xml:space="preserve"> </w:t>
+      </w:r>
+      <w:proofErr w:type="spellStart"/>
+      <w:r>
+        <w:rPr>
+          <w:lang w:val="en-GB"/>
+        </w:rPr>
+        <w:t>redove</w:t>
+      </w:r>
+      <w:proofErr w:type="spellEnd"/>
+      <w:r>
+        <w:rPr>
+          <w:lang w:val="en-GB"/>
+        </w:rPr>
+        <w:t xml:space="preserve"> (tuple-</w:t>
+      </w:r>
+      <w:proofErr w:type="spellStart"/>
+      <w:r>
+        <w:rPr>
+          <w:lang w:val="en-GB"/>
+        </w:rPr>
+        <w:t>ove</w:t>
+      </w:r>
+      <w:proofErr w:type="spellEnd"/>
+      <w:r>
+        <w:rPr>
+          <w:lang w:val="en-GB"/>
+        </w:rPr>
+        <w:t xml:space="preserve">) </w:t>
+      </w:r>
+    </w:p>
+    <w:p>
+      <w:pPr>
+        <w:numPr>
+          <w:ilvl w:val="0"/>
+          <w:numId w:val="14"/>
+        </w:numPr>
+        <w:rPr>
+          <w:lang w:val="en-GB"/>
+        </w:rPr>
+      </w:pPr>
+      <w:proofErr w:type="spellStart"/>
+      <w:r>
+        <w:rPr>
+          <w:lang w:val="en-GB"/>
+        </w:rPr>
+        <w:t>prostor</w:t>
+      </w:r>
+      <w:proofErr w:type="spellEnd"/>
+      <w:r>
+        <w:rPr>
+          <w:lang w:val="en-GB"/>
+        </w:rPr>
+        <w:t xml:space="preserve"> za </w:t>
+      </w:r>
+      <w:proofErr w:type="spellStart"/>
+      <w:r>
+        <w:rPr>
+          <w:lang w:val="en-GB"/>
+        </w:rPr>
+        <w:t>specifične</w:t>
+      </w:r>
+      <w:proofErr w:type="spellEnd"/>
+      <w:r>
+        <w:rPr>
+          <w:lang w:val="en-GB"/>
+        </w:rPr>
+        <w:t xml:space="preserve"> </w:t>
+      </w:r>
+      <w:proofErr w:type="spellStart"/>
+      <w:r>
+        <w:rPr>
+          <w:lang w:val="en-GB"/>
+        </w:rPr>
+        <w:t>strukture</w:t>
+      </w:r>
+      <w:proofErr w:type="spellEnd"/>
+      <w:r>
+        <w:rPr>
+          <w:lang w:val="en-GB"/>
+        </w:rPr>
+        <w:t xml:space="preserve"> </w:t>
+      </w:r>
+    </w:p>
+    <w:p>
+      <w:pPr>
+        <w:ind w:firstLine="0"/>
+        <w:rPr>
+          <w:lang w:val="en-GB"/>
+        </w:rPr>
+      </w:pPr>
+    </w:p>
+    <w:p>
+      <w:pPr>
+        <w:ind w:firstLine="0"/>
+        <w:rPr>
+          <w:lang w:val="en-GB"/>
+        </w:rPr>
+      </w:pPr>
+      <w:proofErr w:type="spellStart"/>
+      <w:r>
+        <w:rPr>
+          <w:lang w:val="en-GB"/>
+        </w:rPr>
+        <w:t>Svaki</w:t>
+      </w:r>
+      <w:proofErr w:type="spellEnd"/>
+      <w:r>
+        <w:rPr>
+          <w:lang w:val="en-GB"/>
+        </w:rPr>
+        <w:t xml:space="preserve"> red (tuple) </w:t>
+      </w:r>
+      <w:proofErr w:type="spellStart"/>
+      <w:r>
+        <w:rPr>
+          <w:lang w:val="en-GB"/>
+        </w:rPr>
+        <w:t>sastoji</w:t>
+      </w:r>
+      <w:proofErr w:type="spellEnd"/>
+      <w:r>
+        <w:rPr>
+          <w:lang w:val="en-GB"/>
+        </w:rPr>
+        <w:t xml:space="preserve"> se </w:t>
+      </w:r>
+      <w:proofErr w:type="spellStart"/>
+      <w:r>
+        <w:rPr>
+          <w:lang w:val="en-GB"/>
+        </w:rPr>
+        <w:t>iz</w:t>
+      </w:r>
+      <w:proofErr w:type="spellEnd"/>
+      <w:r>
+        <w:rPr>
+          <w:lang w:val="en-GB"/>
+        </w:rPr>
+        <w:t xml:space="preserve"> </w:t>
+      </w:r>
+      <w:proofErr w:type="spellStart"/>
+      <w:r>
+        <w:rPr>
+          <w:lang w:val="en-GB"/>
+        </w:rPr>
+        <w:t>zaglavlja</w:t>
+      </w:r>
+      <w:proofErr w:type="spellEnd"/>
+      <w:r>
+        <w:rPr>
+          <w:lang w:val="en-GB"/>
+        </w:rPr>
+        <w:t xml:space="preserve"> (header-a) </w:t>
+      </w:r>
+      <w:proofErr w:type="spellStart"/>
+      <w:r>
+        <w:rPr>
+          <w:lang w:val="en-GB"/>
+        </w:rPr>
+        <w:t>i</w:t>
+      </w:r>
+      <w:proofErr w:type="spellEnd"/>
+      <w:r>
+        <w:rPr>
+          <w:lang w:val="en-GB"/>
+        </w:rPr>
+        <w:t xml:space="preserve"> </w:t>
+      </w:r>
+      <w:proofErr w:type="spellStart"/>
+      <w:r>
+        <w:rPr>
+          <w:lang w:val="en-GB"/>
+        </w:rPr>
+        <w:t>stvarnih</w:t>
+      </w:r>
+      <w:proofErr w:type="spellEnd"/>
+      <w:r>
+        <w:rPr>
+          <w:lang w:val="en-GB"/>
+        </w:rPr>
+        <w:t xml:space="preserve"> </w:t>
+      </w:r>
+      <w:proofErr w:type="spellStart"/>
+      <w:r>
+        <w:rPr>
+          <w:lang w:val="en-GB"/>
+        </w:rPr>
+        <w:t>korisničkih</w:t>
+      </w:r>
+      <w:proofErr w:type="spellEnd"/>
+      <w:r>
+        <w:rPr>
+          <w:lang w:val="en-GB"/>
+        </w:rPr>
+        <w:t xml:space="preserve"> </w:t>
+      </w:r>
+      <w:proofErr w:type="spellStart"/>
+      <w:r>
+        <w:rPr>
+          <w:lang w:val="en-GB"/>
+        </w:rPr>
+        <w:t>podataka</w:t>
+      </w:r>
+      <w:proofErr w:type="spellEnd"/>
+      <w:r>
+        <w:rPr>
+          <w:lang w:val="en-GB"/>
+        </w:rPr>
+        <w:t xml:space="preserve">. </w:t>
+      </w:r>
+      <w:proofErr w:type="spellStart"/>
+      <w:r>
+        <w:rPr>
+          <w:lang w:val="en-GB"/>
+        </w:rPr>
+        <w:t>Najvažnija</w:t>
+      </w:r>
+      <w:proofErr w:type="spellEnd"/>
+      <w:r>
+        <w:rPr>
+          <w:lang w:val="en-GB"/>
+        </w:rPr>
+        <w:t xml:space="preserve"> </w:t>
+      </w:r>
+      <w:proofErr w:type="spellStart"/>
+      <w:r>
+        <w:rPr>
+          <w:lang w:val="en-GB"/>
+        </w:rPr>
+        <w:t>polja</w:t>
+      </w:r>
+      <w:proofErr w:type="spellEnd"/>
+      <w:r>
+        <w:rPr>
+          <w:lang w:val="en-GB"/>
+        </w:rPr>
+        <w:t xml:space="preserve"> u </w:t>
+      </w:r>
+      <w:proofErr w:type="spellStart"/>
+      <w:r>
+        <w:rPr>
+          <w:lang w:val="en-GB"/>
+        </w:rPr>
+        <w:t>okviru</w:t>
+      </w:r>
+      <w:proofErr w:type="spellEnd"/>
+      <w:r>
+        <w:rPr>
+          <w:lang w:val="en-GB"/>
+        </w:rPr>
+        <w:t xml:space="preserve"> </w:t>
+      </w:r>
+      <w:proofErr w:type="spellStart"/>
+      <w:r>
+        <w:rPr>
+          <w:lang w:val="en-GB"/>
+        </w:rPr>
+        <w:t>zaglavlja</w:t>
+      </w:r>
+      <w:proofErr w:type="spellEnd"/>
+      <w:r>
+        <w:rPr>
+          <w:lang w:val="en-GB"/>
+        </w:rPr>
+        <w:t xml:space="preserve"> </w:t>
+      </w:r>
+      <w:proofErr w:type="spellStart"/>
+      <w:r>
+        <w:rPr>
+          <w:lang w:val="en-GB"/>
+        </w:rPr>
+        <w:t>reda</w:t>
+      </w:r>
+      <w:proofErr w:type="spellEnd"/>
+      <w:r>
+        <w:rPr>
+          <w:lang w:val="en-GB"/>
+        </w:rPr>
+        <w:t xml:space="preserve"> </w:t>
+      </w:r>
+      <w:proofErr w:type="spellStart"/>
+      <w:r>
+        <w:rPr>
+          <w:lang w:val="en-GB"/>
+        </w:rPr>
+        <w:t>su</w:t>
+      </w:r>
+      <w:proofErr w:type="spellEnd"/>
+      <w:r>
+        <w:rPr>
+          <w:lang w:val="en-GB"/>
+        </w:rPr>
+        <w:t>:</w:t>
+      </w:r>
+    </w:p>
+    <w:p>
+      <w:pPr>
+        <w:ind w:firstLine="0"/>
+        <w:rPr>
+          <w:lang w:val="en-GB"/>
+        </w:rPr>
+      </w:pPr>
+    </w:p>
+    <w:p>
+      <w:pPr>
+        <w:numPr>
+          <w:ilvl w:val="0"/>
+          <w:numId w:val="15"/>
+        </w:numPr>
+        <w:rPr>
+          <w:lang w:val="en-GB"/>
+        </w:rPr>
+      </w:pPr>
+      <w:proofErr w:type="spellStart"/>
+      <w:r>
+        <w:rPr>
+          <w:lang w:val="en-GB"/>
+        </w:rPr>
+        <w:t>t_xmin</w:t>
+      </w:r>
+      <w:proofErr w:type="spellEnd"/>
+      <w:r>
+        <w:rPr>
+          <w:lang w:val="en-GB"/>
+        </w:rPr>
+        <w:t xml:space="preserve"> – </w:t>
+      </w:r>
+      <w:proofErr w:type="spellStart"/>
+      <w:r>
+        <w:rPr>
+          <w:lang w:val="en-GB"/>
+        </w:rPr>
+        <w:t>identifikator</w:t>
+      </w:r>
+      <w:proofErr w:type="spellEnd"/>
+      <w:r>
+        <w:rPr>
+          <w:lang w:val="en-GB"/>
+        </w:rPr>
+        <w:t xml:space="preserve"> </w:t>
+      </w:r>
+      <w:proofErr w:type="spellStart"/>
+      <w:r>
+        <w:rPr>
+          <w:lang w:val="en-GB"/>
+        </w:rPr>
+        <w:t>transakcije</w:t>
+      </w:r>
+      <w:proofErr w:type="spellEnd"/>
+      <w:r>
+        <w:rPr>
+          <w:lang w:val="en-GB"/>
+        </w:rPr>
+        <w:t xml:space="preserve"> </w:t>
+      </w:r>
+      <w:proofErr w:type="spellStart"/>
+      <w:r>
+        <w:rPr>
+          <w:lang w:val="en-GB"/>
+        </w:rPr>
+        <w:t>koja</w:t>
+      </w:r>
+      <w:proofErr w:type="spellEnd"/>
+      <w:r>
+        <w:rPr>
+          <w:lang w:val="en-GB"/>
+        </w:rPr>
+        <w:t xml:space="preserve"> je </w:t>
+      </w:r>
+      <w:proofErr w:type="spellStart"/>
+      <w:r>
+        <w:rPr>
+          <w:lang w:val="en-GB"/>
+        </w:rPr>
+        <w:t>izvršila</w:t>
+      </w:r>
+      <w:proofErr w:type="spellEnd"/>
+      <w:r>
+        <w:rPr>
+          <w:lang w:val="en-GB"/>
+        </w:rPr>
+        <w:t xml:space="preserve"> INSERT </w:t>
+      </w:r>
+      <w:proofErr w:type="spellStart"/>
+      <w:r>
+        <w:rPr>
+          <w:lang w:val="en-GB"/>
+        </w:rPr>
+        <w:t>nad</w:t>
+      </w:r>
+      <w:proofErr w:type="spellEnd"/>
+      <w:r>
+        <w:rPr>
+          <w:lang w:val="en-GB"/>
+        </w:rPr>
+        <w:t xml:space="preserve"> </w:t>
+      </w:r>
+      <w:proofErr w:type="spellStart"/>
+      <w:r>
+        <w:rPr>
+          <w:lang w:val="en-GB"/>
+        </w:rPr>
+        <w:t>redom</w:t>
+      </w:r>
+      <w:proofErr w:type="spellEnd"/>
+      <w:r>
+        <w:rPr>
+          <w:lang w:val="en-GB"/>
+        </w:rPr>
+        <w:t xml:space="preserve"> </w:t>
+      </w:r>
+    </w:p>
+    <w:p>
+      <w:pPr>
+        <w:numPr>
+          <w:ilvl w:val="0"/>
+          <w:numId w:val="15"/>
+        </w:numPr>
+        <w:rPr>
+          <w:lang w:val="en-GB"/>
+        </w:rPr>
+      </w:pPr>
+      <w:proofErr w:type="spellStart"/>
+      <w:r>
+        <w:rPr>
+          <w:lang w:val="en-GB"/>
+        </w:rPr>
+        <w:t>t_xmax</w:t>
+      </w:r>
+      <w:proofErr w:type="spellEnd"/>
+      <w:r>
+        <w:rPr>
+          <w:lang w:val="en-GB"/>
+        </w:rPr>
+        <w:t xml:space="preserve"> – </w:t>
+      </w:r>
+      <w:proofErr w:type="spellStart"/>
+      <w:r>
+        <w:rPr>
+          <w:lang w:val="en-GB"/>
+        </w:rPr>
+        <w:t>identifikator</w:t>
+      </w:r>
+      <w:proofErr w:type="spellEnd"/>
+      <w:r>
+        <w:rPr>
+          <w:lang w:val="en-GB"/>
+        </w:rPr>
+        <w:t xml:space="preserve"> </w:t>
+      </w:r>
+      <w:proofErr w:type="spellStart"/>
+      <w:r>
+        <w:rPr>
+          <w:lang w:val="en-GB"/>
+        </w:rPr>
+        <w:t>transakcije</w:t>
+      </w:r>
+      <w:proofErr w:type="spellEnd"/>
+      <w:r>
+        <w:rPr>
+          <w:lang w:val="en-GB"/>
+        </w:rPr>
+        <w:t xml:space="preserve"> </w:t>
+      </w:r>
+      <w:proofErr w:type="spellStart"/>
+      <w:r>
+        <w:rPr>
+          <w:lang w:val="en-GB"/>
+        </w:rPr>
+        <w:t>koja</w:t>
+      </w:r>
+      <w:proofErr w:type="spellEnd"/>
+      <w:r>
+        <w:rPr>
+          <w:lang w:val="en-GB"/>
+        </w:rPr>
+        <w:t xml:space="preserve"> je red </w:t>
+      </w:r>
+      <w:proofErr w:type="spellStart"/>
+      <w:r>
+        <w:rPr>
+          <w:lang w:val="en-GB"/>
+        </w:rPr>
+        <w:t>izmenila</w:t>
+      </w:r>
+      <w:proofErr w:type="spellEnd"/>
+      <w:r>
+        <w:rPr>
+          <w:lang w:val="en-GB"/>
+        </w:rPr>
+        <w:t xml:space="preserve"> </w:t>
+      </w:r>
+      <w:proofErr w:type="spellStart"/>
+      <w:r>
+        <w:rPr>
+          <w:lang w:val="en-GB"/>
+        </w:rPr>
+        <w:t>ili</w:t>
+      </w:r>
+      <w:proofErr w:type="spellEnd"/>
+      <w:r>
+        <w:rPr>
+          <w:lang w:val="en-GB"/>
+        </w:rPr>
+        <w:t xml:space="preserve"> </w:t>
+      </w:r>
+      <w:proofErr w:type="spellStart"/>
+      <w:r>
+        <w:rPr>
+          <w:lang w:val="en-GB"/>
+        </w:rPr>
+        <w:t>obrisala</w:t>
+      </w:r>
+      <w:proofErr w:type="spellEnd"/>
+      <w:r>
+        <w:rPr>
+          <w:lang w:val="en-GB"/>
+        </w:rPr>
+        <w:t xml:space="preserve"> </w:t>
+      </w:r>
+    </w:p>
+    <w:p>
+      <w:pPr>
+        <w:numPr>
+          <w:ilvl w:val="0"/>
+          <w:numId w:val="15"/>
+        </w:numPr>
+        <w:rPr>
+          <w:lang w:val="en-GB"/>
+        </w:rPr>
+      </w:pPr>
+      <w:proofErr w:type="spellStart"/>
+      <w:r>
+        <w:rPr>
+          <w:lang w:val="en-GB"/>
+        </w:rPr>
+        <w:t>t_cid</w:t>
+      </w:r>
+      <w:proofErr w:type="spellEnd"/>
+      <w:r>
+        <w:rPr>
+          <w:lang w:val="en-GB"/>
+        </w:rPr>
+        <w:t xml:space="preserve"> – </w:t>
+      </w:r>
+      <w:proofErr w:type="spellStart"/>
+      <w:r>
+        <w:rPr>
+          <w:lang w:val="en-GB"/>
+        </w:rPr>
+        <w:t>identifikator</w:t>
+      </w:r>
+      <w:proofErr w:type="spellEnd"/>
+      <w:r>
+        <w:rPr>
+          <w:lang w:val="en-GB"/>
+        </w:rPr>
+        <w:t xml:space="preserve"> </w:t>
+      </w:r>
+      <w:proofErr w:type="spellStart"/>
+      <w:r>
+        <w:rPr>
+          <w:lang w:val="en-GB"/>
+        </w:rPr>
+        <w:t>komande</w:t>
+      </w:r>
+      <w:proofErr w:type="spellEnd"/>
+      <w:r>
+        <w:rPr>
+          <w:lang w:val="en-GB"/>
+        </w:rPr>
+        <w:t xml:space="preserve"> </w:t>
+      </w:r>
+      <w:proofErr w:type="spellStart"/>
+      <w:r>
+        <w:rPr>
+          <w:lang w:val="en-GB"/>
+        </w:rPr>
+        <w:t>unutar</w:t>
+      </w:r>
+      <w:proofErr w:type="spellEnd"/>
+      <w:r>
+        <w:rPr>
+          <w:lang w:val="en-GB"/>
+        </w:rPr>
+        <w:t xml:space="preserve"> </w:t>
+      </w:r>
+      <w:proofErr w:type="spellStart"/>
+      <w:r>
+        <w:rPr>
+          <w:lang w:val="en-GB"/>
+        </w:rPr>
+        <w:t>transakcije</w:t>
+      </w:r>
+      <w:proofErr w:type="spellEnd"/>
+      <w:r>
+        <w:rPr>
+          <w:lang w:val="en-GB"/>
+        </w:rPr>
+        <w:t xml:space="preserve"> </w:t>
+      </w:r>
+    </w:p>
+    <w:p>
+      <w:pPr>
+        <w:numPr>
+          <w:ilvl w:val="0"/>
+          <w:numId w:val="15"/>
+        </w:numPr>
+        <w:rPr>
+          <w:lang w:val="en-GB"/>
+        </w:rPr>
+      </w:pPr>
+      <w:r>
+        <w:rPr>
+          <w:lang w:val="en-GB"/>
+        </w:rPr>
+        <w:t xml:space="preserve">hint bits – </w:t>
+      </w:r>
+      <w:proofErr w:type="spellStart"/>
+      <w:r>
+        <w:rPr>
+          <w:lang w:val="en-GB"/>
+        </w:rPr>
+        <w:t>flagovi</w:t>
+      </w:r>
+      <w:proofErr w:type="spellEnd"/>
+      <w:r>
+        <w:rPr>
+          <w:lang w:val="en-GB"/>
+        </w:rPr>
+        <w:t xml:space="preserve"> koji </w:t>
+      </w:r>
+      <w:proofErr w:type="spellStart"/>
+      <w:r>
+        <w:rPr>
+          <w:lang w:val="en-GB"/>
+        </w:rPr>
+        <w:t>čuvaju</w:t>
+      </w:r>
+      <w:proofErr w:type="spellEnd"/>
+      <w:r>
+        <w:rPr>
+          <w:lang w:val="en-GB"/>
+        </w:rPr>
+        <w:t xml:space="preserve"> </w:t>
+      </w:r>
+      <w:proofErr w:type="spellStart"/>
+      <w:r>
+        <w:rPr>
+          <w:lang w:val="en-GB"/>
+        </w:rPr>
+        <w:t>informaciju</w:t>
+      </w:r>
+      <w:proofErr w:type="spellEnd"/>
+      <w:r>
+        <w:rPr>
+          <w:lang w:val="en-GB"/>
+        </w:rPr>
+        <w:t xml:space="preserve"> o </w:t>
+      </w:r>
+      <w:proofErr w:type="spellStart"/>
+      <w:r>
+        <w:rPr>
+          <w:lang w:val="en-GB"/>
+        </w:rPr>
+        <w:t>statusu</w:t>
+      </w:r>
+      <w:proofErr w:type="spellEnd"/>
+      <w:r>
+        <w:rPr>
+          <w:lang w:val="en-GB"/>
+        </w:rPr>
+        <w:t xml:space="preserve"> </w:t>
+      </w:r>
+      <w:proofErr w:type="spellStart"/>
+      <w:r>
+        <w:rPr>
+          <w:lang w:val="en-GB"/>
+        </w:rPr>
+        <w:t>transakcije</w:t>
+      </w:r>
+      <w:proofErr w:type="spellEnd"/>
+      <w:r>
+        <w:rPr>
+          <w:lang w:val="en-GB"/>
+        </w:rPr>
+        <w:t xml:space="preserve"> (</w:t>
+      </w:r>
+      <w:proofErr w:type="spellStart"/>
+      <w:r>
+        <w:rPr>
+          <w:lang w:val="en-GB"/>
+        </w:rPr>
+        <w:t>npr</w:t>
+      </w:r>
+      <w:proofErr w:type="spellEnd"/>
+      <w:r>
+        <w:rPr>
+          <w:lang w:val="en-GB"/>
+        </w:rPr>
+        <w:t xml:space="preserve">. da li je </w:t>
+      </w:r>
+      <w:proofErr w:type="spellStart"/>
+      <w:r>
+        <w:rPr>
+          <w:lang w:val="en-GB"/>
+        </w:rPr>
+        <w:t>commitovana</w:t>
+      </w:r>
+      <w:proofErr w:type="spellEnd"/>
+      <w:r>
+        <w:rPr>
+          <w:lang w:val="en-GB"/>
+        </w:rPr>
+        <w:t xml:space="preserve">), </w:t>
+      </w:r>
+      <w:proofErr w:type="spellStart"/>
+      <w:r>
+        <w:rPr>
+          <w:lang w:val="en-GB"/>
+        </w:rPr>
+        <w:t>kako</w:t>
+      </w:r>
+      <w:proofErr w:type="spellEnd"/>
+      <w:r>
+        <w:rPr>
+          <w:lang w:val="en-GB"/>
+        </w:rPr>
+        <w:t xml:space="preserve"> bi se </w:t>
+      </w:r>
+      <w:proofErr w:type="spellStart"/>
+      <w:r>
+        <w:rPr>
+          <w:lang w:val="en-GB"/>
+        </w:rPr>
+        <w:t>izbeglo</w:t>
+      </w:r>
+      <w:proofErr w:type="spellEnd"/>
+      <w:r>
+        <w:rPr>
+          <w:lang w:val="en-GB"/>
+        </w:rPr>
+        <w:t xml:space="preserve"> </w:t>
+      </w:r>
+      <w:proofErr w:type="spellStart"/>
+      <w:r>
+        <w:rPr>
+          <w:lang w:val="en-GB"/>
+        </w:rPr>
+        <w:t>učestalo</w:t>
+      </w:r>
+      <w:proofErr w:type="spellEnd"/>
+      <w:r>
+        <w:rPr>
+          <w:lang w:val="en-GB"/>
+        </w:rPr>
+        <w:t xml:space="preserve"> </w:t>
+      </w:r>
+      <w:proofErr w:type="spellStart"/>
+      <w:r>
+        <w:rPr>
+          <w:lang w:val="en-GB"/>
+        </w:rPr>
+        <w:t>proveravanje</w:t>
+      </w:r>
+      <w:proofErr w:type="spellEnd"/>
+      <w:r>
+        <w:rPr>
+          <w:lang w:val="en-GB"/>
+        </w:rPr>
+        <w:t xml:space="preserve"> CLOG-a (Commit Log)</w:t>
+      </w:r>
+    </w:p>
+    <w:p>
+      <w:pPr>
+        <w:ind w:firstLine="0"/>
+        <w:rPr>
+          <w:lang w:val="en-GB"/>
+        </w:rPr>
+      </w:pPr>
+    </w:p>
+    <w:p>
+      <w:pPr>
+        <w:ind w:firstLine="0"/>
+        <w:rPr>
+          <w:lang w:val="en-GB"/>
+        </w:rPr>
+      </w:pPr>
+      <w:r>
+        <w:rPr>
+          <w:lang w:val="en-GB"/>
+        </w:rPr>
+        <w:t xml:space="preserve">CLOG (Commit Log) je </w:t>
+      </w:r>
+      <w:proofErr w:type="spellStart"/>
+      <w:r>
+        <w:rPr>
+          <w:lang w:val="en-GB"/>
+        </w:rPr>
+        <w:t>struktura</w:t>
+      </w:r>
+      <w:proofErr w:type="spellEnd"/>
+      <w:r>
+        <w:rPr>
+          <w:lang w:val="en-GB"/>
+        </w:rPr>
+        <w:t xml:space="preserve"> </w:t>
+      </w:r>
+      <w:proofErr w:type="spellStart"/>
+      <w:r>
+        <w:rPr>
+          <w:lang w:val="en-GB"/>
+        </w:rPr>
+        <w:t>podataka</w:t>
+      </w:r>
+      <w:proofErr w:type="spellEnd"/>
+      <w:r>
+        <w:rPr>
+          <w:lang w:val="en-GB"/>
+        </w:rPr>
+        <w:t xml:space="preserve"> </w:t>
+      </w:r>
+      <w:proofErr w:type="spellStart"/>
+      <w:r>
+        <w:rPr>
+          <w:lang w:val="en-GB"/>
+        </w:rPr>
+        <w:t>koja</w:t>
+      </w:r>
+      <w:proofErr w:type="spellEnd"/>
+      <w:r>
+        <w:rPr>
+          <w:lang w:val="en-GB"/>
+        </w:rPr>
+        <w:t xml:space="preserve"> se </w:t>
+      </w:r>
+      <w:proofErr w:type="spellStart"/>
+      <w:r>
+        <w:rPr>
+          <w:lang w:val="en-GB"/>
+        </w:rPr>
+        <w:t>čuva</w:t>
+      </w:r>
+      <w:proofErr w:type="spellEnd"/>
+      <w:r>
+        <w:rPr>
+          <w:lang w:val="en-GB"/>
+        </w:rPr>
+        <w:t xml:space="preserve"> u </w:t>
+      </w:r>
+      <w:proofErr w:type="spellStart"/>
+      <w:r>
+        <w:rPr>
+          <w:lang w:val="en-GB"/>
+        </w:rPr>
+        <w:t>memoriji</w:t>
+      </w:r>
+      <w:proofErr w:type="spellEnd"/>
+      <w:r>
+        <w:rPr>
+          <w:lang w:val="en-GB"/>
+        </w:rPr>
+        <w:t xml:space="preserve"> (</w:t>
+      </w:r>
+      <w:proofErr w:type="spellStart"/>
+      <w:r>
+        <w:rPr>
+          <w:lang w:val="en-GB"/>
+        </w:rPr>
+        <w:t>uz</w:t>
+      </w:r>
+      <w:proofErr w:type="spellEnd"/>
+      <w:r>
+        <w:rPr>
+          <w:lang w:val="en-GB"/>
+        </w:rPr>
+        <w:t xml:space="preserve"> </w:t>
+      </w:r>
+      <w:proofErr w:type="spellStart"/>
+      <w:r>
+        <w:rPr>
+          <w:lang w:val="en-GB"/>
+        </w:rPr>
+        <w:t>perzistenciju</w:t>
+      </w:r>
+      <w:proofErr w:type="spellEnd"/>
+      <w:r>
+        <w:rPr>
+          <w:lang w:val="en-GB"/>
+        </w:rPr>
+        <w:t xml:space="preserve"> </w:t>
+      </w:r>
+      <w:proofErr w:type="spellStart"/>
+      <w:r>
+        <w:rPr>
+          <w:lang w:val="en-GB"/>
+        </w:rPr>
+        <w:t>na</w:t>
+      </w:r>
+      <w:proofErr w:type="spellEnd"/>
+      <w:r>
+        <w:rPr>
+          <w:lang w:val="en-GB"/>
+        </w:rPr>
+        <w:t xml:space="preserve"> </w:t>
+      </w:r>
+      <w:proofErr w:type="spellStart"/>
+      <w:r>
+        <w:rPr>
+          <w:lang w:val="en-GB"/>
+        </w:rPr>
+        <w:t>disku</w:t>
+      </w:r>
+      <w:proofErr w:type="spellEnd"/>
+      <w:r>
+        <w:rPr>
+          <w:lang w:val="en-GB"/>
+        </w:rPr>
+        <w:t xml:space="preserve">) </w:t>
+      </w:r>
+      <w:proofErr w:type="spellStart"/>
+      <w:r>
+        <w:rPr>
+          <w:lang w:val="en-GB"/>
+        </w:rPr>
+        <w:t>i</w:t>
+      </w:r>
+      <w:proofErr w:type="spellEnd"/>
+      <w:r>
+        <w:rPr>
+          <w:lang w:val="en-GB"/>
+        </w:rPr>
+        <w:t xml:space="preserve"> </w:t>
+      </w:r>
+      <w:proofErr w:type="spellStart"/>
+      <w:r>
+        <w:rPr>
+          <w:lang w:val="en-GB"/>
+        </w:rPr>
+        <w:t>čiji</w:t>
+      </w:r>
+      <w:proofErr w:type="spellEnd"/>
+      <w:r>
+        <w:rPr>
+          <w:lang w:val="en-GB"/>
+        </w:rPr>
+        <w:t xml:space="preserve"> je </w:t>
+      </w:r>
+      <w:proofErr w:type="spellStart"/>
+      <w:r>
+        <w:rPr>
+          <w:lang w:val="en-GB"/>
+        </w:rPr>
+        <w:t>zadatak</w:t>
+      </w:r>
+      <w:proofErr w:type="spellEnd"/>
+      <w:r>
+        <w:rPr>
+          <w:lang w:val="en-GB"/>
+        </w:rPr>
+        <w:t xml:space="preserve"> da </w:t>
+      </w:r>
+      <w:proofErr w:type="spellStart"/>
+      <w:r>
+        <w:rPr>
+          <w:lang w:val="en-GB"/>
+        </w:rPr>
+        <w:t>prati</w:t>
+      </w:r>
+      <w:proofErr w:type="spellEnd"/>
+      <w:r>
+        <w:rPr>
+          <w:lang w:val="en-GB"/>
+        </w:rPr>
+        <w:t xml:space="preserve"> status </w:t>
       </w:r>
       <w:proofErr w:type="spellStart"/>
       <w:r>
@@ -28134,28 +32701,1242 @@
         <w:rPr>
           <w:lang w:val="en-GB"/>
         </w:rPr>
-        <w:t xml:space="preserve"> </w:t>
-      </w:r>
-      <w:proofErr w:type="spellStart"/>
-      <w:r>
-        <w:rPr>
-          <w:lang w:val="en-GB"/>
-        </w:rPr>
-        <w:t>čita</w:t>
-      </w:r>
-      <w:proofErr w:type="spellEnd"/>
-      <w:r>
-        <w:rPr>
-          <w:lang w:val="en-GB"/>
-        </w:rPr>
-        <w:t xml:space="preserve"> </w:t>
-      </w:r>
-      <w:proofErr w:type="spellStart"/>
-      <w:r>
-        <w:rPr>
-          <w:lang w:val="en-GB"/>
-        </w:rPr>
-        <w:t>podatke</w:t>
+        <w:t xml:space="preserve">. Status </w:t>
+      </w:r>
+      <w:proofErr w:type="spellStart"/>
+      <w:r>
+        <w:rPr>
+          <w:lang w:val="en-GB"/>
+        </w:rPr>
+        <w:t>transakcije</w:t>
+      </w:r>
+      <w:proofErr w:type="spellEnd"/>
+      <w:r>
+        <w:rPr>
+          <w:lang w:val="en-GB"/>
+        </w:rPr>
+        <w:t xml:space="preserve"> </w:t>
+      </w:r>
+      <w:proofErr w:type="spellStart"/>
+      <w:r>
+        <w:rPr>
+          <w:lang w:val="en-GB"/>
+        </w:rPr>
+        <w:t>može</w:t>
+      </w:r>
+      <w:proofErr w:type="spellEnd"/>
+      <w:r>
+        <w:rPr>
+          <w:lang w:val="en-GB"/>
+        </w:rPr>
+        <w:t xml:space="preserve"> </w:t>
+      </w:r>
+      <w:proofErr w:type="spellStart"/>
+      <w:r>
+        <w:rPr>
+          <w:lang w:val="en-GB"/>
+        </w:rPr>
+        <w:t>biti</w:t>
+      </w:r>
+      <w:proofErr w:type="spellEnd"/>
+      <w:r>
+        <w:rPr>
+          <w:lang w:val="en-GB"/>
+        </w:rPr>
+        <w:t>:</w:t>
+      </w:r>
+    </w:p>
+    <w:p>
+      <w:pPr>
+        <w:ind w:firstLine="0"/>
+        <w:rPr>
+          <w:lang w:val="en-GB"/>
+        </w:rPr>
+      </w:pPr>
+    </w:p>
+    <w:p>
+      <w:pPr>
+        <w:numPr>
+          <w:ilvl w:val="0"/>
+          <w:numId w:val="16"/>
+        </w:numPr>
+        <w:rPr>
+          <w:lang w:val="en-GB"/>
+        </w:rPr>
+      </w:pPr>
+      <w:r>
+        <w:rPr>
+          <w:lang w:val="en-GB"/>
+        </w:rPr>
+        <w:t xml:space="preserve">COMMITTED </w:t>
+      </w:r>
+    </w:p>
+    <w:p>
+      <w:pPr>
+        <w:numPr>
+          <w:ilvl w:val="0"/>
+          <w:numId w:val="16"/>
+        </w:numPr>
+        <w:rPr>
+          <w:lang w:val="en-GB"/>
+        </w:rPr>
+      </w:pPr>
+      <w:r>
+        <w:rPr>
+          <w:lang w:val="en-GB"/>
+        </w:rPr>
+        <w:t xml:space="preserve">IN_PROGRESS </w:t>
+      </w:r>
+    </w:p>
+    <w:p>
+      <w:pPr>
+        <w:numPr>
+          <w:ilvl w:val="0"/>
+          <w:numId w:val="16"/>
+        </w:numPr>
+        <w:rPr>
+          <w:lang w:val="en-GB"/>
+        </w:rPr>
+      </w:pPr>
+      <w:r>
+        <w:rPr>
+          <w:lang w:val="en-GB"/>
+        </w:rPr>
+        <w:t xml:space="preserve">ABORTED </w:t>
+      </w:r>
+    </w:p>
+    <w:p>
+      <w:pPr>
+        <w:numPr>
+          <w:ilvl w:val="0"/>
+          <w:numId w:val="16"/>
+        </w:numPr>
+        <w:rPr>
+          <w:lang w:val="en-GB"/>
+        </w:rPr>
+      </w:pPr>
+      <w:r>
+        <w:t>SUB_COMMITTED</w:t>
+      </w:r>
+    </w:p>
+    <w:p>
+      <w:pPr>
+        <w:ind w:firstLine="0"/>
+        <w:rPr>
+          <w:lang w:val="en-GB"/>
+        </w:rPr>
+      </w:pPr>
+    </w:p>
+    <w:p>
+      <w:pPr>
+        <w:ind w:firstLine="0"/>
+      </w:pPr>
+    </w:p>
+    <w:p>
+      <w:pPr>
+        <w:keepNext/>
+        <w:ind w:firstLine="0"/>
+        <w:jc w:val="center"/>
+      </w:pPr>
+      <w:r>
+        <w:drawing>
+          <wp:inline distT="0" distB="0" distL="0" distR="0" wp14:anchorId="2B9D16E5" wp14:editId="521814D9">
+            <wp:extent cx="5934075" cy="2642235"/>
+            <wp:effectExtent l="0" t="0" r="9525" b="5715"/>
+            <wp:docPr id="27" name="Picture 27"/>
+            <wp:cNvGraphicFramePr>
+              <a:graphicFrameLocks xmlns:a="http://schemas.openxmlformats.org/drawingml/2006/main" noChangeAspect="1"/>
+            </wp:cNvGraphicFramePr>
+            <a:graphic xmlns:a="http://schemas.openxmlformats.org/drawingml/2006/main">
+              <a:graphicData uri="http://schemas.openxmlformats.org/drawingml/2006/picture">
+                <pic:pic xmlns:pic="http://schemas.openxmlformats.org/drawingml/2006/picture">
+                  <pic:nvPicPr>
+                    <pic:cNvPr id="1" name=""/>
+                    <pic:cNvPicPr/>
+                  </pic:nvPicPr>
+                  <pic:blipFill>
+                    <a:blip r:embed="rId35"/>
+                    <a:stretch>
+                      <a:fillRect/>
+                    </a:stretch>
+                  </pic:blipFill>
+                  <pic:spPr>
+                    <a:xfrm>
+                      <a:off x="0" y="0"/>
+                      <a:ext cx="5934075" cy="2642235"/>
+                    </a:xfrm>
+                    <a:prstGeom prst="rect">
+                      <a:avLst/>
+                    </a:prstGeom>
+                  </pic:spPr>
+                </pic:pic>
+              </a:graphicData>
+            </a:graphic>
+          </wp:inline>
+        </w:drawing>
+      </w:r>
+    </w:p>
+    <w:p>
+      <w:pPr>
+        <w:pStyle w:val="Caption"/>
+        <w:jc w:val="center"/>
+      </w:pPr>
+      <w:r>
+        <w:t xml:space="preserve">Slika 25 – </w:t>
+      </w:r>
+      <w:r>
+        <w:t>I</w:t>
+      </w:r>
+      <w:r>
+        <w:t>nterna struktura bloka na disku</w:t>
+      </w:r>
+    </w:p>
+    <w:p>
+      <w:pPr>
+        <w:ind w:firstLine="0"/>
+      </w:pPr>
+    </w:p>
+    <w:p>
+      <w:pPr>
+        <w:ind w:firstLine="0"/>
+      </w:pPr>
+      <w:r>
+        <w:t>U PostgreSQL-u, snapshot transakcije nije fizička kopija baze podataka. Umesto toga, on predstavlja skup pravila koji određuje koje verzije redova su vidljive određenoj transakciji.</w:t>
+      </w:r>
+      <w:r>
+        <w:t xml:space="preserve"> </w:t>
+      </w:r>
+      <w:r>
+        <w:lastRenderedPageBreak/>
+        <w:t>Snapshot određuje vidljivost redova na osnovu ID-a transakcija (XID), odnosno koji su redovi kreirani od strane komitovanih transakcija, koji su još u toku i koji još nisu počeli.</w:t>
+      </w:r>
+    </w:p>
+    <w:p>
+      <w:pPr>
+        <w:ind w:firstLine="0"/>
+      </w:pPr>
+    </w:p>
+    <w:p>
+      <w:pPr>
+        <w:pStyle w:val="ListParagraph"/>
+        <w:numPr>
+          <w:ilvl w:val="0"/>
+          <w:numId w:val="17"/>
+        </w:numPr>
+        <w:rPr>
+          <w:lang w:val="en-GB"/>
+        </w:rPr>
+      </w:pPr>
+      <w:proofErr w:type="spellStart"/>
+      <w:r>
+        <w:rPr>
+          <w:lang w:val="en-GB"/>
+        </w:rPr>
+        <w:t>xmin</w:t>
+      </w:r>
+      <w:proofErr w:type="spellEnd"/>
+      <w:r>
+        <w:rPr>
+          <w:lang w:val="en-GB"/>
+        </w:rPr>
+        <w:t xml:space="preserve"> – </w:t>
+      </w:r>
+      <w:proofErr w:type="spellStart"/>
+      <w:r>
+        <w:rPr>
+          <w:lang w:val="en-GB"/>
+        </w:rPr>
+        <w:t>minimalni</w:t>
+      </w:r>
+      <w:proofErr w:type="spellEnd"/>
+      <w:r>
+        <w:rPr>
+          <w:lang w:val="en-GB"/>
+        </w:rPr>
+        <w:t xml:space="preserve"> XID (Transaction ID) koji je </w:t>
+      </w:r>
+      <w:proofErr w:type="spellStart"/>
+      <w:r>
+        <w:rPr>
+          <w:lang w:val="en-GB"/>
+        </w:rPr>
+        <w:t>još</w:t>
+      </w:r>
+      <w:proofErr w:type="spellEnd"/>
+      <w:r>
+        <w:rPr>
+          <w:lang w:val="en-GB"/>
+        </w:rPr>
+        <w:t xml:space="preserve"> u </w:t>
+      </w:r>
+      <w:proofErr w:type="spellStart"/>
+      <w:r>
+        <w:rPr>
+          <w:lang w:val="en-GB"/>
+        </w:rPr>
+        <w:t>toku</w:t>
+      </w:r>
+      <w:proofErr w:type="spellEnd"/>
+      <w:r>
+        <w:rPr>
+          <w:lang w:val="en-GB"/>
+        </w:rPr>
+        <w:t xml:space="preserve"> </w:t>
+      </w:r>
+      <w:proofErr w:type="spellStart"/>
+      <w:r>
+        <w:rPr>
+          <w:lang w:val="en-GB"/>
+        </w:rPr>
+        <w:t>ili</w:t>
+      </w:r>
+      <w:proofErr w:type="spellEnd"/>
+      <w:r>
+        <w:rPr>
+          <w:lang w:val="en-GB"/>
+        </w:rPr>
+        <w:t xml:space="preserve"> je </w:t>
+      </w:r>
+      <w:proofErr w:type="spellStart"/>
+      <w:r>
+        <w:rPr>
+          <w:lang w:val="en-GB"/>
+        </w:rPr>
+        <w:t>stariji</w:t>
+      </w:r>
+      <w:proofErr w:type="spellEnd"/>
+      <w:r>
+        <w:rPr>
+          <w:lang w:val="en-GB"/>
+        </w:rPr>
+        <w:t xml:space="preserve">. </w:t>
+      </w:r>
+      <w:proofErr w:type="spellStart"/>
+      <w:r>
+        <w:rPr>
+          <w:lang w:val="en-GB"/>
+        </w:rPr>
+        <w:t>Sve</w:t>
+      </w:r>
+      <w:proofErr w:type="spellEnd"/>
+      <w:r>
+        <w:rPr>
+          <w:lang w:val="en-GB"/>
+        </w:rPr>
+        <w:t xml:space="preserve"> </w:t>
+      </w:r>
+      <w:proofErr w:type="spellStart"/>
+      <w:r>
+        <w:rPr>
+          <w:lang w:val="en-GB"/>
+        </w:rPr>
+        <w:t>transakcije</w:t>
+      </w:r>
+      <w:proofErr w:type="spellEnd"/>
+      <w:r>
+        <w:rPr>
+          <w:lang w:val="en-GB"/>
+        </w:rPr>
+        <w:t xml:space="preserve"> </w:t>
+      </w:r>
+      <w:proofErr w:type="spellStart"/>
+      <w:r>
+        <w:rPr>
+          <w:lang w:val="en-GB"/>
+        </w:rPr>
+        <w:t>manje</w:t>
+      </w:r>
+      <w:proofErr w:type="spellEnd"/>
+      <w:r>
+        <w:rPr>
+          <w:lang w:val="en-GB"/>
+        </w:rPr>
+        <w:t xml:space="preserve"> od </w:t>
+      </w:r>
+      <w:proofErr w:type="spellStart"/>
+      <w:r>
+        <w:rPr>
+          <w:lang w:val="en-GB"/>
+        </w:rPr>
+        <w:t>xmin</w:t>
+      </w:r>
+      <w:proofErr w:type="spellEnd"/>
+      <w:r>
+        <w:rPr>
+          <w:lang w:val="en-GB"/>
+        </w:rPr>
+        <w:t xml:space="preserve"> </w:t>
+      </w:r>
+      <w:proofErr w:type="spellStart"/>
+      <w:r>
+        <w:rPr>
+          <w:lang w:val="en-GB"/>
+        </w:rPr>
+        <w:t>su</w:t>
+      </w:r>
+      <w:proofErr w:type="spellEnd"/>
+      <w:r>
+        <w:rPr>
+          <w:lang w:val="en-GB"/>
+        </w:rPr>
+        <w:t xml:space="preserve"> </w:t>
+      </w:r>
+      <w:proofErr w:type="spellStart"/>
+      <w:r>
+        <w:rPr>
+          <w:lang w:val="en-GB"/>
+        </w:rPr>
+        <w:t>već</w:t>
+      </w:r>
+      <w:proofErr w:type="spellEnd"/>
+      <w:r>
+        <w:rPr>
+          <w:lang w:val="en-GB"/>
+        </w:rPr>
+        <w:t xml:space="preserve"> </w:t>
+      </w:r>
+      <w:proofErr w:type="spellStart"/>
+      <w:r>
+        <w:rPr>
+          <w:lang w:val="en-GB"/>
+        </w:rPr>
+        <w:t>komitovane</w:t>
+      </w:r>
+      <w:proofErr w:type="spellEnd"/>
+      <w:r>
+        <w:rPr>
+          <w:lang w:val="en-GB"/>
+        </w:rPr>
+        <w:t xml:space="preserve"> </w:t>
+      </w:r>
+      <w:proofErr w:type="spellStart"/>
+      <w:r>
+        <w:rPr>
+          <w:lang w:val="en-GB"/>
+        </w:rPr>
+        <w:t>ili</w:t>
+      </w:r>
+      <w:proofErr w:type="spellEnd"/>
+      <w:r>
+        <w:rPr>
+          <w:lang w:val="en-GB"/>
+        </w:rPr>
+        <w:t xml:space="preserve"> rollback-</w:t>
+      </w:r>
+      <w:proofErr w:type="spellStart"/>
+      <w:r>
+        <w:rPr>
+          <w:lang w:val="en-GB"/>
+        </w:rPr>
+        <w:t>ovane</w:t>
+      </w:r>
+      <w:proofErr w:type="spellEnd"/>
+      <w:r>
+        <w:rPr>
+          <w:lang w:val="en-GB"/>
+        </w:rPr>
+        <w:t xml:space="preserve"> </w:t>
+      </w:r>
+      <w:proofErr w:type="spellStart"/>
+      <w:r>
+        <w:rPr>
+          <w:lang w:val="en-GB"/>
+        </w:rPr>
+        <w:t>i</w:t>
+      </w:r>
+      <w:proofErr w:type="spellEnd"/>
+      <w:r>
+        <w:rPr>
+          <w:lang w:val="en-GB"/>
+        </w:rPr>
+        <w:t xml:space="preserve"> </w:t>
+      </w:r>
+      <w:proofErr w:type="spellStart"/>
+      <w:r>
+        <w:rPr>
+          <w:lang w:val="en-GB"/>
+        </w:rPr>
+        <w:t>njihovi</w:t>
+      </w:r>
+      <w:proofErr w:type="spellEnd"/>
+      <w:r>
+        <w:rPr>
+          <w:lang w:val="en-GB"/>
+        </w:rPr>
+        <w:t xml:space="preserve"> </w:t>
+      </w:r>
+      <w:proofErr w:type="spellStart"/>
+      <w:r>
+        <w:rPr>
+          <w:lang w:val="en-GB"/>
+        </w:rPr>
+        <w:t>redovi</w:t>
+      </w:r>
+      <w:proofErr w:type="spellEnd"/>
+      <w:r>
+        <w:rPr>
+          <w:lang w:val="en-GB"/>
+        </w:rPr>
+        <w:t xml:space="preserve"> </w:t>
+      </w:r>
+      <w:proofErr w:type="spellStart"/>
+      <w:r>
+        <w:rPr>
+          <w:lang w:val="en-GB"/>
+        </w:rPr>
+        <w:t>su</w:t>
+      </w:r>
+      <w:proofErr w:type="spellEnd"/>
+      <w:r>
+        <w:rPr>
+          <w:lang w:val="en-GB"/>
+        </w:rPr>
+        <w:t xml:space="preserve"> </w:t>
+      </w:r>
+      <w:proofErr w:type="spellStart"/>
+      <w:r>
+        <w:rPr>
+          <w:lang w:val="en-GB"/>
+        </w:rPr>
+        <w:t>sigurno</w:t>
+      </w:r>
+      <w:proofErr w:type="spellEnd"/>
+      <w:r>
+        <w:rPr>
+          <w:lang w:val="en-GB"/>
+        </w:rPr>
+        <w:t xml:space="preserve"> </w:t>
+      </w:r>
+      <w:proofErr w:type="spellStart"/>
+      <w:r>
+        <w:rPr>
+          <w:lang w:val="en-GB"/>
+        </w:rPr>
+        <w:t>vidljivi</w:t>
+      </w:r>
+      <w:proofErr w:type="spellEnd"/>
+      <w:r>
+        <w:rPr>
+          <w:lang w:val="en-GB"/>
+        </w:rPr>
+        <w:t xml:space="preserve">. </w:t>
+      </w:r>
+    </w:p>
+    <w:p>
+      <w:pPr>
+        <w:pStyle w:val="ListParagraph"/>
+        <w:numPr>
+          <w:ilvl w:val="0"/>
+          <w:numId w:val="17"/>
+        </w:numPr>
+      </w:pPr>
+      <w:proofErr w:type="spellStart"/>
+      <w:r>
+        <w:rPr>
+          <w:lang w:val="en-GB"/>
+        </w:rPr>
+        <w:t>xmax</w:t>
+      </w:r>
+      <w:proofErr w:type="spellEnd"/>
+      <w:r>
+        <w:rPr>
+          <w:lang w:val="en-GB"/>
+        </w:rPr>
+        <w:t xml:space="preserve"> – </w:t>
+      </w:r>
+      <w:proofErr w:type="spellStart"/>
+      <w:r>
+        <w:rPr>
+          <w:lang w:val="en-GB"/>
+        </w:rPr>
+        <w:t>najveći</w:t>
+      </w:r>
+      <w:proofErr w:type="spellEnd"/>
+      <w:r>
+        <w:rPr>
+          <w:lang w:val="en-GB"/>
+        </w:rPr>
+        <w:t xml:space="preserve"> XID koji je </w:t>
+      </w:r>
+      <w:proofErr w:type="spellStart"/>
+      <w:r>
+        <w:rPr>
+          <w:lang w:val="en-GB"/>
+        </w:rPr>
+        <w:t>već</w:t>
+      </w:r>
+      <w:proofErr w:type="spellEnd"/>
+      <w:r>
+        <w:rPr>
+          <w:lang w:val="en-GB"/>
+        </w:rPr>
+        <w:t xml:space="preserve"> </w:t>
+      </w:r>
+      <w:proofErr w:type="spellStart"/>
+      <w:r>
+        <w:rPr>
+          <w:lang w:val="en-GB"/>
+        </w:rPr>
+        <w:t>završen</w:t>
+      </w:r>
+      <w:proofErr w:type="spellEnd"/>
+      <w:r>
+        <w:rPr>
+          <w:lang w:val="en-GB"/>
+        </w:rPr>
+        <w:t xml:space="preserve"> u </w:t>
+      </w:r>
+      <w:proofErr w:type="spellStart"/>
+      <w:r>
+        <w:rPr>
+          <w:lang w:val="en-GB"/>
+        </w:rPr>
+        <w:t>trenutku</w:t>
+      </w:r>
+      <w:proofErr w:type="spellEnd"/>
+      <w:r>
+        <w:rPr>
+          <w:lang w:val="en-GB"/>
+        </w:rPr>
+        <w:t xml:space="preserve"> snapshot-a (</w:t>
+      </w:r>
+      <w:proofErr w:type="spellStart"/>
+      <w:r>
+        <w:rPr>
+          <w:lang w:val="en-GB"/>
+        </w:rPr>
+        <w:t>xmax_snapshot</w:t>
+      </w:r>
+      <w:proofErr w:type="spellEnd"/>
+      <w:r>
+        <w:rPr>
+          <w:lang w:val="en-GB"/>
+        </w:rPr>
+        <w:t xml:space="preserve">). </w:t>
+      </w:r>
+      <w:proofErr w:type="spellStart"/>
+      <w:r>
+        <w:rPr>
+          <w:lang w:val="en-GB"/>
+        </w:rPr>
+        <w:t>Sve</w:t>
+      </w:r>
+      <w:proofErr w:type="spellEnd"/>
+      <w:r>
+        <w:rPr>
+          <w:lang w:val="en-GB"/>
+        </w:rPr>
+        <w:t xml:space="preserve"> </w:t>
+      </w:r>
+      <w:proofErr w:type="spellStart"/>
+      <w:r>
+        <w:rPr>
+          <w:lang w:val="en-GB"/>
+        </w:rPr>
+        <w:t>transakcije</w:t>
+      </w:r>
+      <w:proofErr w:type="spellEnd"/>
+      <w:r>
+        <w:rPr>
+          <w:lang w:val="en-GB"/>
+        </w:rPr>
+        <w:t xml:space="preserve"> </w:t>
+      </w:r>
+      <w:proofErr w:type="spellStart"/>
+      <w:r>
+        <w:rPr>
+          <w:lang w:val="en-GB"/>
+        </w:rPr>
+        <w:t>veće</w:t>
+      </w:r>
+      <w:proofErr w:type="spellEnd"/>
+      <w:r>
+        <w:rPr>
+          <w:lang w:val="en-GB"/>
+        </w:rPr>
+        <w:t xml:space="preserve"> </w:t>
+      </w:r>
+      <w:proofErr w:type="spellStart"/>
+      <w:r>
+        <w:rPr>
+          <w:lang w:val="en-GB"/>
+        </w:rPr>
+        <w:t>od</w:t>
+      </w:r>
+      <w:proofErr w:type="spellEnd"/>
+      <w:r>
+        <w:rPr>
+          <w:lang w:val="en-GB"/>
+        </w:rPr>
+        <w:t xml:space="preserve"> </w:t>
+      </w:r>
+      <w:proofErr w:type="spellStart"/>
+      <w:r>
+        <w:rPr>
+          <w:lang w:val="en-GB"/>
+        </w:rPr>
+        <w:t>xmax</w:t>
+      </w:r>
+      <w:proofErr w:type="spellEnd"/>
+      <w:r>
+        <w:rPr>
+          <w:lang w:val="en-GB"/>
+        </w:rPr>
+        <w:t xml:space="preserve"> </w:t>
+      </w:r>
+      <w:proofErr w:type="spellStart"/>
+      <w:r>
+        <w:rPr>
+          <w:lang w:val="en-GB"/>
+        </w:rPr>
+        <w:t>još</w:t>
+      </w:r>
+      <w:proofErr w:type="spellEnd"/>
+      <w:r>
+        <w:rPr>
+          <w:lang w:val="en-GB"/>
+        </w:rPr>
+        <w:t xml:space="preserve"> </w:t>
+      </w:r>
+      <w:proofErr w:type="spellStart"/>
+      <w:r>
+        <w:rPr>
+          <w:lang w:val="en-GB"/>
+        </w:rPr>
+        <w:t>nisu</w:t>
+      </w:r>
+      <w:proofErr w:type="spellEnd"/>
+      <w:r>
+        <w:rPr>
+          <w:lang w:val="en-GB"/>
+        </w:rPr>
+        <w:t xml:space="preserve"> </w:t>
+      </w:r>
+      <w:proofErr w:type="spellStart"/>
+      <w:r>
+        <w:rPr>
+          <w:lang w:val="en-GB"/>
+        </w:rPr>
+        <w:t>počele</w:t>
+      </w:r>
+      <w:proofErr w:type="spellEnd"/>
+      <w:r>
+        <w:rPr>
+          <w:lang w:val="en-GB"/>
+        </w:rPr>
+        <w:t xml:space="preserve"> </w:t>
+      </w:r>
+      <w:proofErr w:type="spellStart"/>
+      <w:r>
+        <w:rPr>
+          <w:lang w:val="en-GB"/>
+        </w:rPr>
+        <w:t>ili</w:t>
+      </w:r>
+      <w:proofErr w:type="spellEnd"/>
+      <w:r>
+        <w:rPr>
+          <w:lang w:val="en-GB"/>
+        </w:rPr>
+        <w:t xml:space="preserve"> </w:t>
+      </w:r>
+      <w:proofErr w:type="spellStart"/>
+      <w:r>
+        <w:rPr>
+          <w:lang w:val="en-GB"/>
+        </w:rPr>
+        <w:t>još</w:t>
+      </w:r>
+      <w:proofErr w:type="spellEnd"/>
+      <w:r>
+        <w:rPr>
+          <w:lang w:val="en-GB"/>
+        </w:rPr>
+        <w:t xml:space="preserve"> </w:t>
+      </w:r>
+      <w:proofErr w:type="spellStart"/>
+      <w:r>
+        <w:rPr>
+          <w:lang w:val="en-GB"/>
+        </w:rPr>
+        <w:t>nisu</w:t>
+      </w:r>
+      <w:proofErr w:type="spellEnd"/>
+      <w:r>
+        <w:rPr>
+          <w:lang w:val="en-GB"/>
+        </w:rPr>
+        <w:t xml:space="preserve"> </w:t>
+      </w:r>
+      <w:proofErr w:type="spellStart"/>
+      <w:r>
+        <w:rPr>
+          <w:lang w:val="en-GB"/>
+        </w:rPr>
+        <w:t>završene</w:t>
+      </w:r>
+      <w:proofErr w:type="spellEnd"/>
+      <w:r>
+        <w:rPr>
+          <w:lang w:val="en-GB"/>
+        </w:rPr>
+        <w:t xml:space="preserve"> – </w:t>
+      </w:r>
+      <w:proofErr w:type="spellStart"/>
+      <w:r>
+        <w:rPr>
+          <w:lang w:val="en-GB"/>
+        </w:rPr>
+        <w:t>njihovi</w:t>
+      </w:r>
+      <w:proofErr w:type="spellEnd"/>
+      <w:r>
+        <w:rPr>
+          <w:lang w:val="en-GB"/>
+        </w:rPr>
+        <w:t xml:space="preserve"> </w:t>
+      </w:r>
+      <w:proofErr w:type="spellStart"/>
+      <w:r>
+        <w:rPr>
+          <w:lang w:val="en-GB"/>
+        </w:rPr>
+        <w:t>redovi</w:t>
+      </w:r>
+      <w:proofErr w:type="spellEnd"/>
+      <w:r>
+        <w:rPr>
+          <w:lang w:val="en-GB"/>
+        </w:rPr>
+        <w:t xml:space="preserve"> </w:t>
+      </w:r>
+      <w:proofErr w:type="spellStart"/>
+      <w:r>
+        <w:rPr>
+          <w:lang w:val="en-GB"/>
+        </w:rPr>
+        <w:t>nisu</w:t>
+      </w:r>
+      <w:proofErr w:type="spellEnd"/>
+      <w:r>
+        <w:rPr>
+          <w:lang w:val="en-GB"/>
+        </w:rPr>
+        <w:t xml:space="preserve"> </w:t>
+      </w:r>
+      <w:proofErr w:type="spellStart"/>
+      <w:r>
+        <w:rPr>
+          <w:lang w:val="en-GB"/>
+        </w:rPr>
+        <w:t>vidljivi</w:t>
+      </w:r>
+      <w:proofErr w:type="spellEnd"/>
+      <w:r>
+        <w:rPr>
+          <w:lang w:val="en-GB"/>
+        </w:rPr>
+        <w:t xml:space="preserve"> </w:t>
+      </w:r>
+      <w:proofErr w:type="spellStart"/>
+      <w:r>
+        <w:rPr>
+          <w:lang w:val="en-GB"/>
+        </w:rPr>
+        <w:t>toj</w:t>
+      </w:r>
+      <w:proofErr w:type="spellEnd"/>
+      <w:r>
+        <w:rPr>
+          <w:lang w:val="en-GB"/>
+        </w:rPr>
+        <w:t xml:space="preserve"> </w:t>
+      </w:r>
+      <w:proofErr w:type="spellStart"/>
+      <w:r>
+        <w:rPr>
+          <w:lang w:val="en-GB"/>
+        </w:rPr>
+        <w:t>transakciji</w:t>
+      </w:r>
+      <w:proofErr w:type="spellEnd"/>
+      <w:r>
+        <w:rPr>
+          <w:lang w:val="en-GB"/>
+        </w:rPr>
+        <w:t>.</w:t>
+      </w:r>
+    </w:p>
+    <w:p>
+      <w:pPr>
+        <w:pStyle w:val="ListParagraph"/>
+        <w:numPr>
+          <w:ilvl w:val="0"/>
+          <w:numId w:val="17"/>
+        </w:numPr>
+      </w:pPr>
+      <w:proofErr w:type="spellStart"/>
+      <w:r>
+        <w:rPr>
+          <w:lang w:val="en-GB"/>
+        </w:rPr>
+        <w:t>xip_list</w:t>
+      </w:r>
+      <w:proofErr w:type="spellEnd"/>
+      <w:r>
+        <w:rPr>
+          <w:lang w:val="en-GB"/>
+        </w:rPr>
+        <w:t xml:space="preserve"> – </w:t>
+      </w:r>
+      <w:proofErr w:type="spellStart"/>
+      <w:r>
+        <w:rPr>
+          <w:lang w:val="en-GB"/>
+        </w:rPr>
+        <w:t>ovo</w:t>
+      </w:r>
+      <w:proofErr w:type="spellEnd"/>
+      <w:r>
+        <w:rPr>
+          <w:lang w:val="en-GB"/>
+        </w:rPr>
+        <w:t xml:space="preserve"> je </w:t>
+      </w:r>
+      <w:proofErr w:type="spellStart"/>
+      <w:r>
+        <w:rPr>
+          <w:lang w:val="en-GB"/>
+        </w:rPr>
+        <w:t>lista</w:t>
+      </w:r>
+      <w:proofErr w:type="spellEnd"/>
+      <w:r>
+        <w:rPr>
+          <w:lang w:val="en-GB"/>
+        </w:rPr>
+        <w:t xml:space="preserve"> </w:t>
+      </w:r>
+      <w:proofErr w:type="spellStart"/>
+      <w:r>
+        <w:rPr>
+          <w:lang w:val="en-GB"/>
+        </w:rPr>
+        <w:t>svih</w:t>
+      </w:r>
+      <w:proofErr w:type="spellEnd"/>
+      <w:r>
+        <w:rPr>
+          <w:lang w:val="en-GB"/>
+        </w:rPr>
+        <w:t xml:space="preserve"> </w:t>
+      </w:r>
+      <w:proofErr w:type="spellStart"/>
+      <w:r>
+        <w:rPr>
+          <w:lang w:val="en-GB"/>
+        </w:rPr>
+        <w:t>trenutno</w:t>
+      </w:r>
+      <w:proofErr w:type="spellEnd"/>
+      <w:r>
+        <w:rPr>
+          <w:lang w:val="en-GB"/>
+        </w:rPr>
+        <w:t xml:space="preserve"> </w:t>
+      </w:r>
+      <w:proofErr w:type="spellStart"/>
+      <w:r>
+        <w:rPr>
+          <w:lang w:val="en-GB"/>
+        </w:rPr>
+        <w:t>aktivnih</w:t>
+      </w:r>
+      <w:proofErr w:type="spellEnd"/>
+      <w:r>
+        <w:rPr>
+          <w:lang w:val="en-GB"/>
+        </w:rPr>
+        <w:t xml:space="preserve"> </w:t>
+      </w:r>
+      <w:proofErr w:type="spellStart"/>
+      <w:r>
+        <w:rPr>
+          <w:lang w:val="en-GB"/>
+        </w:rPr>
+        <w:t>transakcija</w:t>
+      </w:r>
+      <w:proofErr w:type="spellEnd"/>
+      <w:r>
+        <w:rPr>
+          <w:lang w:val="en-GB"/>
+        </w:rPr>
+        <w:t xml:space="preserve"> u </w:t>
+      </w:r>
+      <w:proofErr w:type="spellStart"/>
+      <w:r>
+        <w:rPr>
+          <w:lang w:val="en-GB"/>
+        </w:rPr>
+        <w:t>trenutku</w:t>
+      </w:r>
+      <w:proofErr w:type="spellEnd"/>
+      <w:r>
+        <w:rPr>
+          <w:lang w:val="en-GB"/>
+        </w:rPr>
+        <w:t xml:space="preserve"> snapshot-a.</w:t>
+      </w:r>
+    </w:p>
+    <w:p>
+      <w:pPr>
+        <w:ind w:firstLine="0"/>
+      </w:pPr>
+    </w:p>
+    <w:p>
+      <w:pPr>
+        <w:ind w:firstLine="0"/>
+      </w:pPr>
+      <w:r>
+        <w:t>Najbolje je na praktičnom primeru objasniti kako funkcioniše snapshot u PostgreSQL-u. Na slici 26 prikazano je trenutno stanje snapshot-a. Kao što se vidi da slike xip_list je prazna lista jer trenutno nema aktivnih transakcija.</w:t>
+      </w:r>
+    </w:p>
+    <w:p>
+      <w:pPr>
+        <w:ind w:firstLine="0"/>
+      </w:pPr>
+    </w:p>
+    <w:p>
+      <w:pPr>
+        <w:keepNext/>
+        <w:ind w:firstLine="0"/>
+        <w:jc w:val="center"/>
+      </w:pPr>
+      <w:r>
+        <w:drawing>
+          <wp:inline distT="0" distB="0" distL="0" distR="0" wp14:anchorId="618C2D3B" wp14:editId="59B029E4">
+            <wp:extent cx="3810532" cy="1819529"/>
+            <wp:effectExtent l="0" t="0" r="0" b="9525"/>
+            <wp:docPr id="29" name="Picture 29"/>
+            <wp:cNvGraphicFramePr>
+              <a:graphicFrameLocks xmlns:a="http://schemas.openxmlformats.org/drawingml/2006/main" noChangeAspect="1"/>
+            </wp:cNvGraphicFramePr>
+            <a:graphic xmlns:a="http://schemas.openxmlformats.org/drawingml/2006/main">
+              <a:graphicData uri="http://schemas.openxmlformats.org/drawingml/2006/picture">
+                <pic:pic xmlns:pic="http://schemas.openxmlformats.org/drawingml/2006/picture">
+                  <pic:nvPicPr>
+                    <pic:cNvPr id="1" name=""/>
+                    <pic:cNvPicPr/>
+                  </pic:nvPicPr>
+                  <pic:blipFill>
+                    <a:blip r:embed="rId36"/>
+                    <a:stretch>
+                      <a:fillRect/>
+                    </a:stretch>
+                  </pic:blipFill>
+                  <pic:spPr>
+                    <a:xfrm>
+                      <a:off x="0" y="0"/>
+                      <a:ext cx="3810532" cy="1819529"/>
+                    </a:xfrm>
+                    <a:prstGeom prst="rect">
+                      <a:avLst/>
+                    </a:prstGeom>
+                  </pic:spPr>
+                </pic:pic>
+              </a:graphicData>
+            </a:graphic>
+          </wp:inline>
+        </w:drawing>
+      </w:r>
+    </w:p>
+    <w:p>
+      <w:pPr>
+        <w:pStyle w:val="Caption"/>
+        <w:jc w:val="center"/>
+      </w:pPr>
+      <w:r>
+        <w:t>Slika 26 – Trenutno stanje snapshota</w:t>
+      </w:r>
+    </w:p>
+    <w:p>
+      <w:pPr>
+        <w:ind w:firstLine="0"/>
+      </w:pPr>
+    </w:p>
+    <w:p>
+      <w:pPr>
+        <w:ind w:firstLine="0"/>
+        <w:rPr>
+          <w:lang w:val="en-GB"/>
+        </w:rPr>
+      </w:pPr>
+      <w:r>
+        <w:rPr>
+          <w:lang w:val="en-GB"/>
+        </w:rPr>
+        <w:t xml:space="preserve">U </w:t>
+      </w:r>
+      <w:proofErr w:type="spellStart"/>
+      <w:r>
+        <w:rPr>
+          <w:lang w:val="en-GB"/>
+        </w:rPr>
+        <w:t>eksperimentu</w:t>
+      </w:r>
+      <w:proofErr w:type="spellEnd"/>
+      <w:r>
+        <w:rPr>
+          <w:lang w:val="en-GB"/>
+        </w:rPr>
+        <w:t xml:space="preserve"> </w:t>
+      </w:r>
+      <w:proofErr w:type="spellStart"/>
+      <w:r>
+        <w:rPr>
+          <w:lang w:val="en-GB"/>
+        </w:rPr>
+        <w:t>su</w:t>
+      </w:r>
+      <w:proofErr w:type="spellEnd"/>
+      <w:r>
+        <w:rPr>
+          <w:lang w:val="en-GB"/>
+        </w:rPr>
+        <w:t xml:space="preserve"> </w:t>
+      </w:r>
+      <w:proofErr w:type="spellStart"/>
+      <w:r>
+        <w:rPr>
+          <w:lang w:val="en-GB"/>
+        </w:rPr>
+        <w:t>pokrenute</w:t>
+      </w:r>
+      <w:proofErr w:type="spellEnd"/>
+      <w:r>
+        <w:rPr>
+          <w:lang w:val="en-GB"/>
+        </w:rPr>
+        <w:t xml:space="preserve"> tri </w:t>
+      </w:r>
+      <w:proofErr w:type="spellStart"/>
+      <w:r>
+        <w:rPr>
+          <w:lang w:val="en-GB"/>
+        </w:rPr>
+        <w:t>transakcije</w:t>
+      </w:r>
+      <w:proofErr w:type="spellEnd"/>
+      <w:r>
+        <w:rPr>
+          <w:lang w:val="en-GB"/>
+        </w:rPr>
+        <w:t xml:space="preserve"> u tri </w:t>
+      </w:r>
+      <w:proofErr w:type="spellStart"/>
+      <w:r>
+        <w:rPr>
+          <w:lang w:val="en-GB"/>
+        </w:rPr>
+        <w:t>različite</w:t>
+      </w:r>
+      <w:proofErr w:type="spellEnd"/>
+      <w:r>
+        <w:rPr>
+          <w:lang w:val="en-GB"/>
+        </w:rPr>
+        <w:t xml:space="preserve"> </w:t>
+      </w:r>
+      <w:proofErr w:type="spellStart"/>
+      <w:r>
+        <w:rPr>
+          <w:lang w:val="en-GB"/>
+        </w:rPr>
+        <w:t>sesije</w:t>
+      </w:r>
+      <w:proofErr w:type="spellEnd"/>
+      <w:r>
+        <w:rPr>
+          <w:lang w:val="en-GB"/>
+        </w:rPr>
+        <w:t xml:space="preserve">: </w:t>
+      </w:r>
+      <w:proofErr w:type="spellStart"/>
+      <w:r>
+        <w:rPr>
+          <w:lang w:val="en-GB"/>
+        </w:rPr>
+        <w:t>prva</w:t>
+      </w:r>
+      <w:proofErr w:type="spellEnd"/>
+      <w:r>
+        <w:rPr>
+          <w:lang w:val="en-GB"/>
+        </w:rPr>
+        <w:t xml:space="preserve"> </w:t>
+      </w:r>
+      <w:proofErr w:type="spellStart"/>
+      <w:r>
+        <w:rPr>
+          <w:lang w:val="en-GB"/>
+        </w:rPr>
+        <w:t>transakcija</w:t>
+      </w:r>
+      <w:proofErr w:type="spellEnd"/>
+      <w:r>
+        <w:rPr>
+          <w:lang w:val="en-GB"/>
+        </w:rPr>
+        <w:t xml:space="preserve"> </w:t>
+      </w:r>
+      <w:proofErr w:type="spellStart"/>
+      <w:r>
+        <w:rPr>
+          <w:lang w:val="en-GB"/>
+        </w:rPr>
+        <w:t>dobija</w:t>
+      </w:r>
+      <w:proofErr w:type="spellEnd"/>
+      <w:r>
+        <w:rPr>
+          <w:lang w:val="en-GB"/>
+        </w:rPr>
+        <w:t xml:space="preserve"> ID 1014, </w:t>
+      </w:r>
+      <w:proofErr w:type="spellStart"/>
+      <w:r>
+        <w:rPr>
+          <w:lang w:val="en-GB"/>
+        </w:rPr>
+        <w:t>druga</w:t>
+      </w:r>
+      <w:proofErr w:type="spellEnd"/>
+      <w:r>
+        <w:rPr>
+          <w:lang w:val="en-GB"/>
+        </w:rPr>
+        <w:t xml:space="preserve"> 1015, a </w:t>
+      </w:r>
+      <w:proofErr w:type="spellStart"/>
+      <w:r>
+        <w:rPr>
+          <w:lang w:val="en-GB"/>
+        </w:rPr>
+        <w:t>treća</w:t>
+      </w:r>
+      <w:proofErr w:type="spellEnd"/>
+      <w:r>
+        <w:rPr>
+          <w:lang w:val="en-GB"/>
+        </w:rPr>
+        <w:t xml:space="preserve"> 1016. Pored </w:t>
+      </w:r>
+      <w:proofErr w:type="spellStart"/>
+      <w:r>
+        <w:rPr>
+          <w:lang w:val="en-GB"/>
+        </w:rPr>
+        <w:t>njih</w:t>
       </w:r>
       <w:proofErr w:type="spellEnd"/>
       <w:r>
@@ -28169,35 +33950,21 @@
         <w:rPr>
           <w:lang w:val="en-GB"/>
         </w:rPr>
-        <w:t>dok</w:t>
-      </w:r>
-      <w:proofErr w:type="spellEnd"/>
-      <w:r>
-        <w:rPr>
-          <w:lang w:val="en-GB"/>
-        </w:rPr>
-        <w:t xml:space="preserve"> </w:t>
-      </w:r>
-      <w:proofErr w:type="spellStart"/>
-      <w:r>
-        <w:rPr>
-          <w:lang w:val="en-GB"/>
-        </w:rPr>
-        <w:t>ih</w:t>
-      </w:r>
-      <w:proofErr w:type="spellEnd"/>
-      <w:r>
-        <w:rPr>
-          <w:lang w:val="en-GB"/>
-        </w:rPr>
-        <w:t xml:space="preserve"> </w:t>
-      </w:r>
-      <w:proofErr w:type="spellStart"/>
-      <w:r>
-        <w:rPr>
-          <w:lang w:val="en-GB"/>
-        </w:rPr>
-        <w:t>druga</w:t>
+        <w:t>postojala</w:t>
+      </w:r>
+      <w:proofErr w:type="spellEnd"/>
+      <w:r>
+        <w:rPr>
+          <w:lang w:val="en-GB"/>
+        </w:rPr>
+        <w:t xml:space="preserve"> je </w:t>
+      </w:r>
+      <w:proofErr w:type="spellStart"/>
+      <w:r>
+        <w:rPr>
+          <w:lang w:val="en-GB"/>
+        </w:rPr>
+        <w:t>i</w:t>
       </w:r>
       <w:proofErr w:type="spellEnd"/>
       <w:r>
@@ -28225,77 +33992,477 @@
         <w:rPr>
           <w:lang w:val="en-GB"/>
         </w:rPr>
-        <w:t>naknadno</w:t>
-      </w:r>
-      <w:proofErr w:type="spellEnd"/>
-      <w:r>
-        <w:rPr>
-          <w:lang w:val="en-GB"/>
-        </w:rPr>
-        <w:t xml:space="preserve"> </w:t>
-      </w:r>
-      <w:proofErr w:type="spellStart"/>
-      <w:r>
-        <w:rPr>
-          <w:lang w:val="en-GB"/>
-        </w:rPr>
-        <w:t>menja</w:t>
-      </w:r>
-      <w:proofErr w:type="spellEnd"/>
-      <w:r>
-        <w:rPr>
-          <w:lang w:val="en-GB"/>
-        </w:rPr>
-        <w:t xml:space="preserve">. Predicate </w:t>
-      </w:r>
-      <w:proofErr w:type="spellStart"/>
-      <w:r>
-        <w:rPr>
-          <w:lang w:val="en-GB"/>
-        </w:rPr>
-        <w:t>lockovi</w:t>
-      </w:r>
-      <w:proofErr w:type="spellEnd"/>
-      <w:r>
-        <w:rPr>
-          <w:lang w:val="en-GB"/>
-        </w:rPr>
-        <w:t xml:space="preserve"> </w:t>
-      </w:r>
-      <w:proofErr w:type="spellStart"/>
-      <w:r>
-        <w:rPr>
-          <w:lang w:val="en-GB"/>
-        </w:rPr>
-        <w:t>omogućavaju</w:t>
-      </w:r>
-      <w:proofErr w:type="spellEnd"/>
-      <w:r>
-        <w:rPr>
-          <w:lang w:val="en-GB"/>
-        </w:rPr>
-        <w:t xml:space="preserve"> </w:t>
-      </w:r>
-      <w:proofErr w:type="spellStart"/>
-      <w:r>
-        <w:rPr>
-          <w:lang w:val="en-GB"/>
-        </w:rPr>
-        <w:t>sistemu</w:t>
-      </w:r>
-      <w:proofErr w:type="spellEnd"/>
-      <w:r>
-        <w:rPr>
-          <w:lang w:val="en-GB"/>
-        </w:rPr>
-        <w:t xml:space="preserve"> da </w:t>
-      </w:r>
-      <w:proofErr w:type="spellStart"/>
-      <w:r>
-        <w:rPr>
-          <w:lang w:val="en-GB"/>
-        </w:rPr>
-        <w:t>zapamti</w:t>
+        <w:t>sa</w:t>
+      </w:r>
+      <w:proofErr w:type="spellEnd"/>
+      <w:r>
+        <w:rPr>
+          <w:lang w:val="en-GB"/>
+        </w:rPr>
+        <w:t xml:space="preserve"> ID 1017, </w:t>
+      </w:r>
+      <w:proofErr w:type="spellStart"/>
+      <w:r>
+        <w:rPr>
+          <w:lang w:val="en-GB"/>
+        </w:rPr>
+        <w:t>koja</w:t>
+      </w:r>
+      <w:proofErr w:type="spellEnd"/>
+      <w:r>
+        <w:rPr>
+          <w:lang w:val="en-GB"/>
+        </w:rPr>
+        <w:t xml:space="preserve"> je u </w:t>
+      </w:r>
+      <w:proofErr w:type="spellStart"/>
+      <w:r>
+        <w:rPr>
+          <w:lang w:val="en-GB"/>
+        </w:rPr>
+        <w:t>međuvremenu</w:t>
+      </w:r>
+      <w:proofErr w:type="spellEnd"/>
+      <w:r>
+        <w:rPr>
+          <w:lang w:val="en-GB"/>
+        </w:rPr>
+        <w:t xml:space="preserve"> rollback-</w:t>
+      </w:r>
+      <w:proofErr w:type="spellStart"/>
+      <w:r>
+        <w:rPr>
+          <w:lang w:val="en-GB"/>
+        </w:rPr>
+        <w:t>ovana</w:t>
+      </w:r>
+      <w:proofErr w:type="spellEnd"/>
+      <w:r>
+        <w:rPr>
+          <w:lang w:val="en-GB"/>
+        </w:rPr>
+        <w:t xml:space="preserve">. </w:t>
+      </w:r>
+      <w:proofErr w:type="spellStart"/>
+      <w:r>
+        <w:rPr>
+          <w:lang w:val="en-GB"/>
+        </w:rPr>
+        <w:t>Zbog</w:t>
+      </w:r>
+      <w:proofErr w:type="spellEnd"/>
+      <w:r>
+        <w:rPr>
+          <w:lang w:val="en-GB"/>
+        </w:rPr>
+        <w:t xml:space="preserve"> toga je </w:t>
+      </w:r>
+      <w:proofErr w:type="spellStart"/>
+      <w:r>
+        <w:rPr>
+          <w:lang w:val="en-GB"/>
+        </w:rPr>
+        <w:t>vrednost</w:t>
+      </w:r>
+      <w:proofErr w:type="spellEnd"/>
+      <w:r>
+        <w:rPr>
+          <w:lang w:val="en-GB"/>
+        </w:rPr>
+        <w:t xml:space="preserve"> </w:t>
+      </w:r>
+      <w:proofErr w:type="spellStart"/>
+      <w:r>
+        <w:rPr>
+          <w:lang w:val="en-GB"/>
+        </w:rPr>
+        <w:t>xmax</w:t>
+      </w:r>
+      <w:proofErr w:type="spellEnd"/>
+      <w:r>
+        <w:rPr>
+          <w:lang w:val="en-GB"/>
+        </w:rPr>
+        <w:t xml:space="preserve"> u snapshot-u </w:t>
+      </w:r>
+      <w:proofErr w:type="spellStart"/>
+      <w:r>
+        <w:rPr>
+          <w:lang w:val="en-GB"/>
+        </w:rPr>
+        <w:t>izračunata</w:t>
+      </w:r>
+      <w:proofErr w:type="spellEnd"/>
+      <w:r>
+        <w:rPr>
+          <w:lang w:val="en-GB"/>
+        </w:rPr>
+        <w:t xml:space="preserve"> </w:t>
+      </w:r>
+      <w:proofErr w:type="spellStart"/>
+      <w:r>
+        <w:rPr>
+          <w:lang w:val="en-GB"/>
+        </w:rPr>
+        <w:t>kao</w:t>
+      </w:r>
+      <w:proofErr w:type="spellEnd"/>
+      <w:r>
+        <w:rPr>
+          <w:lang w:val="en-GB"/>
+        </w:rPr>
+        <w:t xml:space="preserve"> 1018 (</w:t>
+      </w:r>
+      <w:proofErr w:type="spellStart"/>
+      <w:r>
+        <w:rPr>
+          <w:lang w:val="en-GB"/>
+        </w:rPr>
+        <w:t>tj</w:t>
+      </w:r>
+      <w:proofErr w:type="spellEnd"/>
+      <w:r>
+        <w:rPr>
+          <w:lang w:val="en-GB"/>
+        </w:rPr>
+        <w:t xml:space="preserve">. </w:t>
+      </w:r>
+      <w:proofErr w:type="spellStart"/>
+      <w:r>
+        <w:rPr>
+          <w:lang w:val="en-GB"/>
+        </w:rPr>
+        <w:t>xmax</w:t>
+      </w:r>
+      <w:proofErr w:type="spellEnd"/>
+      <w:r>
+        <w:rPr>
+          <w:lang w:val="en-GB"/>
+        </w:rPr>
+        <w:t xml:space="preserve"> + 1).</w:t>
+      </w:r>
+    </w:p>
+    <w:p>
+      <w:pPr>
+        <w:ind w:firstLine="0"/>
+        <w:rPr>
+          <w:lang w:val="en-GB"/>
+        </w:rPr>
+      </w:pPr>
+    </w:p>
+    <w:p>
+      <w:pPr>
+        <w:ind w:firstLine="0"/>
+        <w:rPr>
+          <w:lang w:val="en-GB"/>
+        </w:rPr>
+      </w:pPr>
+      <w:r>
+        <w:rPr>
+          <w:lang w:val="en-GB"/>
+        </w:rPr>
+        <w:t xml:space="preserve">Na </w:t>
+      </w:r>
+      <w:proofErr w:type="spellStart"/>
+      <w:r>
+        <w:rPr>
+          <w:lang w:val="en-GB"/>
+        </w:rPr>
+        <w:t>slici</w:t>
+      </w:r>
+      <w:proofErr w:type="spellEnd"/>
+      <w:r>
+        <w:rPr>
+          <w:lang w:val="en-GB"/>
+        </w:rPr>
+        <w:t xml:space="preserve"> 27 </w:t>
+      </w:r>
+      <w:proofErr w:type="spellStart"/>
+      <w:r>
+        <w:rPr>
+          <w:lang w:val="en-GB"/>
+        </w:rPr>
+        <w:t>prikazan</w:t>
+      </w:r>
+      <w:proofErr w:type="spellEnd"/>
+      <w:r>
+        <w:rPr>
+          <w:lang w:val="en-GB"/>
+        </w:rPr>
+        <w:t xml:space="preserve"> je </w:t>
+      </w:r>
+      <w:proofErr w:type="spellStart"/>
+      <w:r>
+        <w:rPr>
+          <w:lang w:val="en-GB"/>
+        </w:rPr>
+        <w:t>trenutni</w:t>
+      </w:r>
+      <w:proofErr w:type="spellEnd"/>
+      <w:r>
+        <w:rPr>
+          <w:lang w:val="en-GB"/>
+        </w:rPr>
+        <w:t xml:space="preserve"> snapshot za </w:t>
+      </w:r>
+      <w:proofErr w:type="spellStart"/>
+      <w:r>
+        <w:rPr>
+          <w:lang w:val="en-GB"/>
+        </w:rPr>
+        <w:t>transakciju</w:t>
+      </w:r>
+      <w:proofErr w:type="spellEnd"/>
+      <w:r>
+        <w:rPr>
+          <w:lang w:val="en-GB"/>
+        </w:rPr>
+        <w:t xml:space="preserve"> T1. Za </w:t>
+      </w:r>
+      <w:proofErr w:type="spellStart"/>
+      <w:r>
+        <w:rPr>
+          <w:lang w:val="en-GB"/>
+        </w:rPr>
+        <w:t>ostale</w:t>
+      </w:r>
+      <w:proofErr w:type="spellEnd"/>
+      <w:r>
+        <w:rPr>
+          <w:lang w:val="en-GB"/>
+        </w:rPr>
+        <w:t xml:space="preserve"> </w:t>
+      </w:r>
+      <w:proofErr w:type="spellStart"/>
+      <w:r>
+        <w:rPr>
+          <w:lang w:val="en-GB"/>
+        </w:rPr>
+        <w:t>dve</w:t>
+      </w:r>
+      <w:proofErr w:type="spellEnd"/>
+      <w:r>
+        <w:rPr>
+          <w:lang w:val="en-GB"/>
+        </w:rPr>
+        <w:t xml:space="preserve"> </w:t>
+      </w:r>
+      <w:proofErr w:type="spellStart"/>
+      <w:r>
+        <w:rPr>
+          <w:lang w:val="en-GB"/>
+        </w:rPr>
+        <w:t>transakcije</w:t>
+      </w:r>
+      <w:proofErr w:type="spellEnd"/>
+      <w:r>
+        <w:rPr>
+          <w:lang w:val="en-GB"/>
+        </w:rPr>
+        <w:t xml:space="preserve"> snapshot je </w:t>
+      </w:r>
+      <w:proofErr w:type="spellStart"/>
+      <w:r>
+        <w:rPr>
+          <w:lang w:val="en-GB"/>
+        </w:rPr>
+        <w:t>koncipiran</w:t>
+      </w:r>
+      <w:proofErr w:type="spellEnd"/>
+      <w:r>
+        <w:rPr>
+          <w:lang w:val="en-GB"/>
+        </w:rPr>
+        <w:t xml:space="preserve"> </w:t>
+      </w:r>
+      <w:proofErr w:type="spellStart"/>
+      <w:r>
+        <w:rPr>
+          <w:lang w:val="en-GB"/>
+        </w:rPr>
+        <w:t>na</w:t>
+      </w:r>
+      <w:proofErr w:type="spellEnd"/>
+      <w:r>
+        <w:rPr>
+          <w:lang w:val="en-GB"/>
+        </w:rPr>
+        <w:t xml:space="preserve"> </w:t>
+      </w:r>
+      <w:proofErr w:type="spellStart"/>
+      <w:r>
+        <w:rPr>
+          <w:lang w:val="en-GB"/>
+        </w:rPr>
+        <w:t>isti</w:t>
+      </w:r>
+      <w:proofErr w:type="spellEnd"/>
+      <w:r>
+        <w:rPr>
+          <w:lang w:val="en-GB"/>
+        </w:rPr>
+        <w:t xml:space="preserve"> </w:t>
+      </w:r>
+      <w:proofErr w:type="spellStart"/>
+      <w:r>
+        <w:rPr>
+          <w:lang w:val="en-GB"/>
+        </w:rPr>
+        <w:t>način</w:t>
+      </w:r>
+      <w:proofErr w:type="spellEnd"/>
+      <w:r>
+        <w:rPr>
+          <w:lang w:val="en-GB"/>
+        </w:rPr>
+        <w:t xml:space="preserve">, </w:t>
+      </w:r>
+      <w:proofErr w:type="spellStart"/>
+      <w:r>
+        <w:rPr>
+          <w:lang w:val="en-GB"/>
+        </w:rPr>
+        <w:t>uz</w:t>
+      </w:r>
+      <w:proofErr w:type="spellEnd"/>
+      <w:r>
+        <w:rPr>
+          <w:lang w:val="en-GB"/>
+        </w:rPr>
+        <w:t xml:space="preserve"> </w:t>
+      </w:r>
+      <w:proofErr w:type="spellStart"/>
+      <w:r>
+        <w:rPr>
+          <w:lang w:val="en-GB"/>
+        </w:rPr>
+        <w:t>napomenu</w:t>
+      </w:r>
+      <w:proofErr w:type="spellEnd"/>
+      <w:r>
+        <w:rPr>
+          <w:lang w:val="en-GB"/>
+        </w:rPr>
+        <w:t xml:space="preserve"> da se u </w:t>
+      </w:r>
+      <w:proofErr w:type="spellStart"/>
+      <w:r>
+        <w:rPr>
+          <w:lang w:val="en-GB"/>
+        </w:rPr>
+        <w:t>listi</w:t>
+      </w:r>
+      <w:proofErr w:type="spellEnd"/>
+      <w:r>
+        <w:rPr>
+          <w:lang w:val="en-GB"/>
+        </w:rPr>
+        <w:t xml:space="preserve"> </w:t>
+      </w:r>
+      <w:proofErr w:type="spellStart"/>
+      <w:r>
+        <w:rPr>
+          <w:lang w:val="en-GB"/>
+        </w:rPr>
+        <w:t>aktivnih</w:t>
+      </w:r>
+      <w:proofErr w:type="spellEnd"/>
+      <w:r>
+        <w:rPr>
+          <w:lang w:val="en-GB"/>
+        </w:rPr>
+        <w:t xml:space="preserve"> </w:t>
+      </w:r>
+      <w:proofErr w:type="spellStart"/>
+      <w:r>
+        <w:rPr>
+          <w:lang w:val="en-GB"/>
+        </w:rPr>
+        <w:t>transakcija</w:t>
+      </w:r>
+      <w:proofErr w:type="spellEnd"/>
+      <w:r>
+        <w:rPr>
+          <w:lang w:val="en-GB"/>
+        </w:rPr>
+        <w:t xml:space="preserve"> (</w:t>
+      </w:r>
+      <w:proofErr w:type="spellStart"/>
+      <w:r>
+        <w:rPr>
+          <w:lang w:val="en-GB"/>
+        </w:rPr>
+        <w:t>xip_list</w:t>
+      </w:r>
+      <w:proofErr w:type="spellEnd"/>
+      <w:r>
+        <w:rPr>
+          <w:lang w:val="en-GB"/>
+        </w:rPr>
+        <w:t xml:space="preserve">) </w:t>
+      </w:r>
+      <w:proofErr w:type="spellStart"/>
+      <w:r>
+        <w:rPr>
+          <w:lang w:val="en-GB"/>
+        </w:rPr>
+        <w:t>nalaze</w:t>
+      </w:r>
+      <w:proofErr w:type="spellEnd"/>
+      <w:r>
+        <w:rPr>
+          <w:lang w:val="en-GB"/>
+        </w:rPr>
+        <w:t xml:space="preserve"> </w:t>
+      </w:r>
+      <w:proofErr w:type="spellStart"/>
+      <w:r>
+        <w:rPr>
+          <w:lang w:val="en-GB"/>
+        </w:rPr>
+        <w:t>odgovarajući</w:t>
+      </w:r>
+      <w:proofErr w:type="spellEnd"/>
+      <w:r>
+        <w:rPr>
+          <w:lang w:val="en-GB"/>
+        </w:rPr>
+        <w:t xml:space="preserve"> ID-</w:t>
+      </w:r>
+      <w:proofErr w:type="spellStart"/>
+      <w:r>
+        <w:rPr>
+          <w:lang w:val="en-GB"/>
+        </w:rPr>
+        <w:t>jevi</w:t>
+      </w:r>
+      <w:proofErr w:type="spellEnd"/>
+      <w:r>
+        <w:rPr>
+          <w:lang w:val="en-GB"/>
+        </w:rPr>
+        <w:t xml:space="preserve"> koji </w:t>
+      </w:r>
+      <w:proofErr w:type="spellStart"/>
+      <w:r>
+        <w:rPr>
+          <w:lang w:val="en-GB"/>
+        </w:rPr>
+        <w:t>odražavaju</w:t>
+      </w:r>
+      <w:proofErr w:type="spellEnd"/>
+      <w:r>
+        <w:rPr>
+          <w:lang w:val="en-GB"/>
+        </w:rPr>
+        <w:t xml:space="preserve"> </w:t>
+      </w:r>
+      <w:proofErr w:type="spellStart"/>
+      <w:r>
+        <w:rPr>
+          <w:lang w:val="en-GB"/>
+        </w:rPr>
+        <w:t>transakcije</w:t>
       </w:r>
       <w:proofErr w:type="spellEnd"/>
       <w:r>
@@ -28316,140 +34483,28 @@
         <w:rPr>
           <w:lang w:val="en-GB"/>
         </w:rPr>
-        <w:t xml:space="preserve"> je </w:t>
-      </w:r>
-      <w:proofErr w:type="spellStart"/>
-      <w:r>
-        <w:rPr>
-          <w:lang w:val="en-GB"/>
-        </w:rPr>
-        <w:t>podatke</w:t>
-      </w:r>
-      <w:proofErr w:type="spellEnd"/>
-      <w:r>
-        <w:rPr>
-          <w:lang w:val="en-GB"/>
-        </w:rPr>
-        <w:t xml:space="preserve"> </w:t>
-      </w:r>
-      <w:proofErr w:type="spellStart"/>
-      <w:r>
-        <w:rPr>
-          <w:lang w:val="en-GB"/>
-        </w:rPr>
-        <w:t>transakcija</w:t>
-      </w:r>
-      <w:proofErr w:type="spellEnd"/>
-      <w:r>
-        <w:rPr>
-          <w:lang w:val="en-GB"/>
-        </w:rPr>
-        <w:t xml:space="preserve"> </w:t>
-      </w:r>
-      <w:proofErr w:type="spellStart"/>
-      <w:r>
-        <w:rPr>
-          <w:lang w:val="en-GB"/>
-        </w:rPr>
-        <w:t>pročitala</w:t>
-      </w:r>
-      <w:proofErr w:type="spellEnd"/>
-      <w:r>
-        <w:rPr>
-          <w:lang w:val="en-GB"/>
-        </w:rPr>
-        <w:t xml:space="preserve">, </w:t>
-      </w:r>
-      <w:proofErr w:type="spellStart"/>
-      <w:r>
-        <w:rPr>
-          <w:lang w:val="en-GB"/>
-        </w:rPr>
-        <w:t>uključujući</w:t>
-      </w:r>
-      <w:proofErr w:type="spellEnd"/>
-      <w:r>
-        <w:rPr>
-          <w:lang w:val="en-GB"/>
-        </w:rPr>
-        <w:t xml:space="preserve"> </w:t>
-      </w:r>
-      <w:proofErr w:type="spellStart"/>
-      <w:r>
-        <w:rPr>
-          <w:lang w:val="en-GB"/>
-        </w:rPr>
-        <w:t>i</w:t>
-      </w:r>
-      <w:proofErr w:type="spellEnd"/>
-      <w:r>
-        <w:rPr>
-          <w:lang w:val="en-GB"/>
-        </w:rPr>
-        <w:t xml:space="preserve"> </w:t>
-      </w:r>
-      <w:proofErr w:type="spellStart"/>
-      <w:r>
-        <w:rPr>
-          <w:lang w:val="en-GB"/>
-        </w:rPr>
-        <w:t>čitave</w:t>
-      </w:r>
-      <w:proofErr w:type="spellEnd"/>
-      <w:r>
-        <w:rPr>
-          <w:lang w:val="en-GB"/>
-        </w:rPr>
-        <w:t xml:space="preserve"> </w:t>
-      </w:r>
-      <w:proofErr w:type="spellStart"/>
-      <w:r>
-        <w:rPr>
-          <w:lang w:val="en-GB"/>
-        </w:rPr>
-        <w:t>opsege</w:t>
-      </w:r>
-      <w:proofErr w:type="spellEnd"/>
-      <w:r>
-        <w:rPr>
-          <w:lang w:val="en-GB"/>
-        </w:rPr>
-        <w:t xml:space="preserve"> </w:t>
-      </w:r>
-      <w:proofErr w:type="spellStart"/>
-      <w:r>
-        <w:rPr>
-          <w:lang w:val="en-GB"/>
-        </w:rPr>
-        <w:t>vrednosti</w:t>
-      </w:r>
-      <w:proofErr w:type="spellEnd"/>
-      <w:r>
-        <w:rPr>
-          <w:lang w:val="en-GB"/>
-        </w:rPr>
-        <w:t xml:space="preserve"> </w:t>
-      </w:r>
-      <w:proofErr w:type="spellStart"/>
-      <w:r>
-        <w:rPr>
-          <w:lang w:val="en-GB"/>
-        </w:rPr>
-        <w:t>definisane</w:t>
-      </w:r>
-      <w:proofErr w:type="spellEnd"/>
-      <w:r>
-        <w:rPr>
-          <w:lang w:val="en-GB"/>
-        </w:rPr>
-        <w:t xml:space="preserve"> </w:t>
-      </w:r>
-      <w:proofErr w:type="spellStart"/>
-      <w:r>
-        <w:rPr>
-          <w:lang w:val="en-GB"/>
-        </w:rPr>
-        <w:t>uslovima</w:t>
+        <w:t xml:space="preserve"> </w:t>
+      </w:r>
+      <w:proofErr w:type="spellStart"/>
+      <w:r>
+        <w:rPr>
+          <w:lang w:val="en-GB"/>
+        </w:rPr>
+        <w:t>su</w:t>
+      </w:r>
+      <w:proofErr w:type="spellEnd"/>
+      <w:r>
+        <w:rPr>
+          <w:lang w:val="en-GB"/>
+        </w:rPr>
+        <w:t xml:space="preserve"> bile </w:t>
+      </w:r>
+      <w:proofErr w:type="spellStart"/>
+      <w:r>
+        <w:rPr>
+          <w:lang w:val="en-GB"/>
+        </w:rPr>
+        <w:t>aktivne</w:t>
       </w:r>
       <w:proofErr w:type="spellEnd"/>
       <w:r>
@@ -28463,386 +34518,6 @@
         <w:rPr>
           <w:lang w:val="en-GB"/>
         </w:rPr>
-        <w:t>upitu</w:t>
-      </w:r>
-      <w:proofErr w:type="spellEnd"/>
-      <w:r>
-        <w:rPr>
-          <w:lang w:val="en-GB"/>
-        </w:rPr>
-        <w:t>.</w:t>
-      </w:r>
-    </w:p>
-    <w:p>
-      <w:pPr>
-        <w:ind w:firstLine="0"/>
-        <w:rPr>
-          <w:lang w:val="en-GB"/>
-        </w:rPr>
-      </w:pPr>
-    </w:p>
-    <w:p>
-      <w:pPr>
-        <w:ind w:firstLine="0"/>
-        <w:rPr>
-          <w:lang w:val="en-GB"/>
-        </w:rPr>
-      </w:pPr>
-      <w:proofErr w:type="spellStart"/>
-      <w:r>
-        <w:rPr>
-          <w:lang w:val="en-GB"/>
-        </w:rPr>
-        <w:t>Ukoliko</w:t>
-      </w:r>
-      <w:proofErr w:type="spellEnd"/>
-      <w:r>
-        <w:rPr>
-          <w:lang w:val="en-GB"/>
-        </w:rPr>
-        <w:t xml:space="preserve"> </w:t>
-      </w:r>
-      <w:proofErr w:type="spellStart"/>
-      <w:r>
-        <w:rPr>
-          <w:lang w:val="en-GB"/>
-        </w:rPr>
-        <w:t>druga</w:t>
-      </w:r>
-      <w:proofErr w:type="spellEnd"/>
-      <w:r>
-        <w:rPr>
-          <w:lang w:val="en-GB"/>
-        </w:rPr>
-        <w:t xml:space="preserve"> </w:t>
-      </w:r>
-      <w:proofErr w:type="spellStart"/>
-      <w:r>
-        <w:rPr>
-          <w:lang w:val="en-GB"/>
-        </w:rPr>
-        <w:t>transakcija</w:t>
-      </w:r>
-      <w:proofErr w:type="spellEnd"/>
-      <w:r>
-        <w:rPr>
-          <w:lang w:val="en-GB"/>
-        </w:rPr>
-        <w:t xml:space="preserve"> </w:t>
-      </w:r>
-      <w:proofErr w:type="spellStart"/>
-      <w:r>
-        <w:rPr>
-          <w:lang w:val="en-GB"/>
-        </w:rPr>
-        <w:t>izvrši</w:t>
-      </w:r>
-      <w:proofErr w:type="spellEnd"/>
-      <w:r>
-        <w:rPr>
-          <w:lang w:val="en-GB"/>
-        </w:rPr>
-        <w:t xml:space="preserve"> </w:t>
-      </w:r>
-      <w:proofErr w:type="spellStart"/>
-      <w:r>
-        <w:rPr>
-          <w:lang w:val="en-GB"/>
-        </w:rPr>
-        <w:t>izmene</w:t>
-      </w:r>
-      <w:proofErr w:type="spellEnd"/>
-      <w:r>
-        <w:rPr>
-          <w:lang w:val="en-GB"/>
-        </w:rPr>
-        <w:t xml:space="preserve"> </w:t>
-      </w:r>
-      <w:proofErr w:type="spellStart"/>
-      <w:r>
-        <w:rPr>
-          <w:lang w:val="en-GB"/>
-        </w:rPr>
-        <w:t>koje</w:t>
-      </w:r>
-      <w:proofErr w:type="spellEnd"/>
-      <w:r>
-        <w:rPr>
-          <w:lang w:val="en-GB"/>
-        </w:rPr>
-        <w:t xml:space="preserve"> </w:t>
-      </w:r>
-      <w:proofErr w:type="spellStart"/>
-      <w:r>
-        <w:rPr>
-          <w:lang w:val="en-GB"/>
-        </w:rPr>
-        <w:t>utiču</w:t>
-      </w:r>
-      <w:proofErr w:type="spellEnd"/>
-      <w:r>
-        <w:rPr>
-          <w:lang w:val="en-GB"/>
-        </w:rPr>
-        <w:t xml:space="preserve"> </w:t>
-      </w:r>
-      <w:proofErr w:type="spellStart"/>
-      <w:r>
-        <w:rPr>
-          <w:lang w:val="en-GB"/>
-        </w:rPr>
-        <w:t>na</w:t>
-      </w:r>
-      <w:proofErr w:type="spellEnd"/>
-      <w:r>
-        <w:rPr>
-          <w:lang w:val="en-GB"/>
-        </w:rPr>
-        <w:t xml:space="preserve"> taj </w:t>
-      </w:r>
-      <w:proofErr w:type="spellStart"/>
-      <w:r>
-        <w:rPr>
-          <w:lang w:val="en-GB"/>
-        </w:rPr>
-        <w:t>opseg</w:t>
-      </w:r>
-      <w:proofErr w:type="spellEnd"/>
-      <w:r>
-        <w:rPr>
-          <w:lang w:val="en-GB"/>
-        </w:rPr>
-        <w:t xml:space="preserve"> </w:t>
-      </w:r>
-      <w:proofErr w:type="spellStart"/>
-      <w:r>
-        <w:rPr>
-          <w:lang w:val="en-GB"/>
-        </w:rPr>
-        <w:t>podataka</w:t>
-      </w:r>
-      <w:proofErr w:type="spellEnd"/>
-      <w:r>
-        <w:rPr>
-          <w:lang w:val="en-GB"/>
-        </w:rPr>
-        <w:t xml:space="preserve">, </w:t>
-      </w:r>
-      <w:proofErr w:type="spellStart"/>
-      <w:r>
-        <w:rPr>
-          <w:lang w:val="en-GB"/>
-        </w:rPr>
-        <w:t>sistem</w:t>
-      </w:r>
-      <w:proofErr w:type="spellEnd"/>
-      <w:r>
-        <w:rPr>
-          <w:lang w:val="en-GB"/>
-        </w:rPr>
-        <w:t xml:space="preserve"> je u </w:t>
-      </w:r>
-      <w:proofErr w:type="spellStart"/>
-      <w:r>
-        <w:rPr>
-          <w:lang w:val="en-GB"/>
-        </w:rPr>
-        <w:t>mogućnosti</w:t>
-      </w:r>
-      <w:proofErr w:type="spellEnd"/>
-      <w:r>
-        <w:rPr>
-          <w:lang w:val="en-GB"/>
-        </w:rPr>
-        <w:t xml:space="preserve"> da </w:t>
-      </w:r>
-      <w:proofErr w:type="spellStart"/>
-      <w:r>
-        <w:rPr>
-          <w:lang w:val="en-GB"/>
-        </w:rPr>
-        <w:t>detektuje</w:t>
-      </w:r>
-      <w:proofErr w:type="spellEnd"/>
-      <w:r>
-        <w:rPr>
-          <w:lang w:val="en-GB"/>
-        </w:rPr>
-        <w:t xml:space="preserve"> </w:t>
-      </w:r>
-      <w:proofErr w:type="spellStart"/>
-      <w:r>
-        <w:rPr>
-          <w:lang w:val="en-GB"/>
-        </w:rPr>
-        <w:t>konflikt</w:t>
-      </w:r>
-      <w:proofErr w:type="spellEnd"/>
-      <w:r>
-        <w:rPr>
-          <w:lang w:val="en-GB"/>
-        </w:rPr>
-        <w:t xml:space="preserve"> </w:t>
-      </w:r>
-      <w:proofErr w:type="spellStart"/>
-      <w:r>
-        <w:rPr>
-          <w:lang w:val="en-GB"/>
-        </w:rPr>
-        <w:t>između</w:t>
-      </w:r>
-      <w:proofErr w:type="spellEnd"/>
-      <w:r>
-        <w:rPr>
-          <w:lang w:val="en-GB"/>
-        </w:rPr>
-        <w:t xml:space="preserve"> </w:t>
-      </w:r>
-      <w:proofErr w:type="spellStart"/>
-      <w:r>
-        <w:rPr>
-          <w:lang w:val="en-GB"/>
-        </w:rPr>
-        <w:t>transakcija</w:t>
-      </w:r>
-      <w:proofErr w:type="spellEnd"/>
-      <w:r>
-        <w:rPr>
-          <w:lang w:val="en-GB"/>
-        </w:rPr>
-        <w:t xml:space="preserve">. </w:t>
-      </w:r>
-      <w:proofErr w:type="spellStart"/>
-      <w:r>
-        <w:rPr>
-          <w:lang w:val="en-GB"/>
-        </w:rPr>
-        <w:t>Važno</w:t>
-      </w:r>
-      <w:proofErr w:type="spellEnd"/>
-      <w:r>
-        <w:rPr>
-          <w:lang w:val="en-GB"/>
-        </w:rPr>
-        <w:t xml:space="preserve"> je </w:t>
-      </w:r>
-      <w:proofErr w:type="spellStart"/>
-      <w:r>
-        <w:rPr>
-          <w:lang w:val="en-GB"/>
-        </w:rPr>
-        <w:t>naglasiti</w:t>
-      </w:r>
-      <w:proofErr w:type="spellEnd"/>
-      <w:r>
-        <w:rPr>
-          <w:lang w:val="en-GB"/>
-        </w:rPr>
-        <w:t xml:space="preserve"> da PostgreSQL ne </w:t>
-      </w:r>
-      <w:proofErr w:type="spellStart"/>
-      <w:r>
-        <w:rPr>
-          <w:lang w:val="en-GB"/>
-        </w:rPr>
-        <w:t>sprečava</w:t>
-      </w:r>
-      <w:proofErr w:type="spellEnd"/>
-      <w:r>
-        <w:rPr>
-          <w:lang w:val="en-GB"/>
-        </w:rPr>
-        <w:t xml:space="preserve"> </w:t>
-      </w:r>
-      <w:proofErr w:type="spellStart"/>
-      <w:r>
-        <w:rPr>
-          <w:lang w:val="en-GB"/>
-        </w:rPr>
-        <w:t>ovakve</w:t>
-      </w:r>
-      <w:proofErr w:type="spellEnd"/>
-      <w:r>
-        <w:rPr>
-          <w:lang w:val="en-GB"/>
-        </w:rPr>
-        <w:t xml:space="preserve"> </w:t>
-      </w:r>
-      <w:proofErr w:type="spellStart"/>
-      <w:r>
-        <w:rPr>
-          <w:lang w:val="en-GB"/>
-        </w:rPr>
-        <w:t>konflikte</w:t>
-      </w:r>
-      <w:proofErr w:type="spellEnd"/>
-      <w:r>
-        <w:rPr>
-          <w:lang w:val="en-GB"/>
-        </w:rPr>
-        <w:t xml:space="preserve"> </w:t>
-      </w:r>
-      <w:proofErr w:type="spellStart"/>
-      <w:r>
-        <w:rPr>
-          <w:lang w:val="en-GB"/>
-        </w:rPr>
-        <w:t>unapred</w:t>
-      </w:r>
-      <w:proofErr w:type="spellEnd"/>
-      <w:r>
-        <w:rPr>
-          <w:lang w:val="en-GB"/>
-        </w:rPr>
-        <w:t xml:space="preserve">. </w:t>
-      </w:r>
-      <w:proofErr w:type="spellStart"/>
-      <w:r>
-        <w:rPr>
-          <w:lang w:val="en-GB"/>
-        </w:rPr>
-        <w:t>Umesto</w:t>
-      </w:r>
-      <w:proofErr w:type="spellEnd"/>
-      <w:r>
-        <w:rPr>
-          <w:lang w:val="en-GB"/>
-        </w:rPr>
-        <w:t xml:space="preserve"> toga, </w:t>
-      </w:r>
-      <w:proofErr w:type="spellStart"/>
-      <w:r>
-        <w:rPr>
-          <w:lang w:val="en-GB"/>
-        </w:rPr>
-        <w:t>provera</w:t>
-      </w:r>
-      <w:proofErr w:type="spellEnd"/>
-      <w:r>
-        <w:rPr>
-          <w:lang w:val="en-GB"/>
-        </w:rPr>
-        <w:t xml:space="preserve"> se </w:t>
-      </w:r>
-      <w:proofErr w:type="spellStart"/>
-      <w:r>
-        <w:rPr>
-          <w:lang w:val="en-GB"/>
-        </w:rPr>
-        <w:t>vrši</w:t>
-      </w:r>
-      <w:proofErr w:type="spellEnd"/>
-      <w:r>
-        <w:rPr>
-          <w:lang w:val="en-GB"/>
-        </w:rPr>
-        <w:t xml:space="preserve"> u </w:t>
-      </w:r>
-      <w:proofErr w:type="spellStart"/>
-      <w:r>
-        <w:rPr>
-          <w:lang w:val="en-GB"/>
-        </w:rPr>
         <w:t>trenutku</w:t>
       </w:r>
       <w:proofErr w:type="spellEnd"/>
@@ -28857,519 +34532,100 @@
         <w:rPr>
           <w:lang w:val="en-GB"/>
         </w:rPr>
-        <w:t>potvrde</w:t>
-      </w:r>
-      <w:proofErr w:type="spellEnd"/>
-      <w:r>
-        <w:rPr>
-          <w:lang w:val="en-GB"/>
-        </w:rPr>
-        <w:t xml:space="preserve"> </w:t>
-      </w:r>
-      <w:proofErr w:type="spellStart"/>
-      <w:r>
-        <w:rPr>
-          <w:lang w:val="en-GB"/>
-        </w:rPr>
-        <w:t>transakcije</w:t>
-      </w:r>
-      <w:proofErr w:type="spellEnd"/>
-      <w:r>
-        <w:rPr>
-          <w:lang w:val="en-GB"/>
-        </w:rPr>
-        <w:t xml:space="preserve"> (COMMIT).</w:t>
-      </w:r>
-    </w:p>
-    <w:p>
-      <w:pPr>
-        <w:ind w:firstLine="0"/>
-        <w:rPr>
-          <w:lang w:val="en-GB"/>
-        </w:rPr>
-      </w:pPr>
-    </w:p>
-    <w:p>
-      <w:pPr>
-        <w:ind w:firstLine="0"/>
-        <w:rPr>
-          <w:lang w:val="en-GB"/>
-        </w:rPr>
-      </w:pPr>
-      <w:r>
-        <w:rPr>
-          <w:lang w:val="en-GB"/>
-        </w:rPr>
-        <w:t xml:space="preserve">U </w:t>
-      </w:r>
-      <w:proofErr w:type="spellStart"/>
-      <w:r>
-        <w:rPr>
-          <w:lang w:val="en-GB"/>
-        </w:rPr>
-        <w:t>slučaju</w:t>
-      </w:r>
-      <w:proofErr w:type="spellEnd"/>
-      <w:r>
-        <w:rPr>
-          <w:lang w:val="en-GB"/>
-        </w:rPr>
-        <w:t xml:space="preserve"> da </w:t>
-      </w:r>
-      <w:proofErr w:type="spellStart"/>
-      <w:r>
-        <w:rPr>
-          <w:lang w:val="en-GB"/>
-        </w:rPr>
-        <w:t>analiza</w:t>
-      </w:r>
-      <w:proofErr w:type="spellEnd"/>
-      <w:r>
-        <w:rPr>
-          <w:lang w:val="en-GB"/>
-        </w:rPr>
-        <w:t xml:space="preserve"> </w:t>
-      </w:r>
-      <w:proofErr w:type="spellStart"/>
-      <w:r>
-        <w:rPr>
-          <w:lang w:val="en-GB"/>
-        </w:rPr>
-        <w:t>zavisnosti</w:t>
-      </w:r>
-      <w:proofErr w:type="spellEnd"/>
-      <w:r>
-        <w:rPr>
-          <w:lang w:val="en-GB"/>
-        </w:rPr>
-        <w:t xml:space="preserve"> </w:t>
-      </w:r>
-      <w:proofErr w:type="spellStart"/>
-      <w:r>
-        <w:rPr>
-          <w:lang w:val="en-GB"/>
-        </w:rPr>
-        <w:t>između</w:t>
-      </w:r>
-      <w:proofErr w:type="spellEnd"/>
-      <w:r>
-        <w:rPr>
-          <w:lang w:val="en-GB"/>
-        </w:rPr>
-        <w:t xml:space="preserve"> </w:t>
-      </w:r>
-      <w:proofErr w:type="spellStart"/>
-      <w:r>
-        <w:rPr>
-          <w:lang w:val="en-GB"/>
-        </w:rPr>
-        <w:t>transakcija</w:t>
-      </w:r>
-      <w:proofErr w:type="spellEnd"/>
-      <w:r>
-        <w:rPr>
-          <w:lang w:val="en-GB"/>
-        </w:rPr>
-        <w:t xml:space="preserve"> </w:t>
-      </w:r>
-      <w:proofErr w:type="spellStart"/>
-      <w:r>
-        <w:rPr>
-          <w:lang w:val="en-GB"/>
-        </w:rPr>
-        <w:t>pokaže</w:t>
-      </w:r>
-      <w:proofErr w:type="spellEnd"/>
-      <w:r>
-        <w:rPr>
-          <w:lang w:val="en-GB"/>
-        </w:rPr>
-        <w:t xml:space="preserve"> da </w:t>
-      </w:r>
-      <w:proofErr w:type="spellStart"/>
-      <w:r>
-        <w:rPr>
-          <w:lang w:val="en-GB"/>
-        </w:rPr>
-        <w:t>izvršavanje</w:t>
-      </w:r>
-      <w:proofErr w:type="spellEnd"/>
-      <w:r>
-        <w:rPr>
-          <w:lang w:val="en-GB"/>
-        </w:rPr>
-        <w:t xml:space="preserve"> </w:t>
-      </w:r>
-      <w:proofErr w:type="spellStart"/>
-      <w:r>
-        <w:rPr>
-          <w:lang w:val="en-GB"/>
-        </w:rPr>
-        <w:t>nije</w:t>
-      </w:r>
-      <w:proofErr w:type="spellEnd"/>
-      <w:r>
-        <w:rPr>
-          <w:lang w:val="en-GB"/>
-        </w:rPr>
-        <w:t xml:space="preserve"> </w:t>
-      </w:r>
-      <w:proofErr w:type="spellStart"/>
-      <w:r>
-        <w:rPr>
-          <w:lang w:val="en-GB"/>
-        </w:rPr>
-        <w:t>moguće</w:t>
-      </w:r>
-      <w:proofErr w:type="spellEnd"/>
-      <w:r>
-        <w:rPr>
-          <w:lang w:val="en-GB"/>
-        </w:rPr>
-        <w:t xml:space="preserve"> </w:t>
-      </w:r>
-      <w:proofErr w:type="spellStart"/>
-      <w:r>
-        <w:rPr>
-          <w:lang w:val="en-GB"/>
-        </w:rPr>
-        <w:t>predstaviti</w:t>
-      </w:r>
-      <w:proofErr w:type="spellEnd"/>
-      <w:r>
-        <w:rPr>
-          <w:lang w:val="en-GB"/>
-        </w:rPr>
-        <w:t xml:space="preserve"> </w:t>
-      </w:r>
-      <w:proofErr w:type="spellStart"/>
-      <w:r>
-        <w:rPr>
-          <w:lang w:val="en-GB"/>
-        </w:rPr>
-        <w:t>kao</w:t>
-      </w:r>
-      <w:proofErr w:type="spellEnd"/>
-      <w:r>
-        <w:rPr>
-          <w:lang w:val="en-GB"/>
-        </w:rPr>
-        <w:t xml:space="preserve"> </w:t>
-      </w:r>
-      <w:proofErr w:type="spellStart"/>
-      <w:r>
-        <w:rPr>
-          <w:lang w:val="en-GB"/>
-        </w:rPr>
-        <w:t>serijsko</w:t>
-      </w:r>
-      <w:proofErr w:type="spellEnd"/>
-      <w:r>
-        <w:rPr>
-          <w:lang w:val="en-GB"/>
-        </w:rPr>
-        <w:t xml:space="preserve"> (</w:t>
-      </w:r>
-      <w:proofErr w:type="spellStart"/>
-      <w:r>
-        <w:rPr>
-          <w:lang w:val="en-GB"/>
-        </w:rPr>
-        <w:t>tj</w:t>
-      </w:r>
-      <w:proofErr w:type="spellEnd"/>
-      <w:r>
-        <w:rPr>
-          <w:lang w:val="en-GB"/>
-        </w:rPr>
-        <w:t xml:space="preserve">. </w:t>
-      </w:r>
-      <w:proofErr w:type="spellStart"/>
-      <w:r>
-        <w:rPr>
-          <w:lang w:val="en-GB"/>
-        </w:rPr>
-        <w:t>kao</w:t>
-      </w:r>
-      <w:proofErr w:type="spellEnd"/>
-      <w:r>
-        <w:rPr>
-          <w:lang w:val="en-GB"/>
-        </w:rPr>
-        <w:t xml:space="preserve"> da </w:t>
-      </w:r>
-      <w:proofErr w:type="spellStart"/>
-      <w:r>
-        <w:rPr>
-          <w:lang w:val="en-GB"/>
-        </w:rPr>
-        <w:t>su</w:t>
-      </w:r>
-      <w:proofErr w:type="spellEnd"/>
-      <w:r>
-        <w:rPr>
-          <w:lang w:val="en-GB"/>
-        </w:rPr>
-        <w:t xml:space="preserve"> se </w:t>
-      </w:r>
-      <w:proofErr w:type="spellStart"/>
-      <w:r>
-        <w:rPr>
-          <w:lang w:val="en-GB"/>
-        </w:rPr>
-        <w:t>transakcije</w:t>
-      </w:r>
-      <w:proofErr w:type="spellEnd"/>
-      <w:r>
-        <w:rPr>
-          <w:lang w:val="en-GB"/>
-        </w:rPr>
-        <w:t xml:space="preserve"> </w:t>
-      </w:r>
-      <w:proofErr w:type="spellStart"/>
-      <w:r>
-        <w:rPr>
-          <w:lang w:val="en-GB"/>
-        </w:rPr>
-        <w:t>izvršavale</w:t>
-      </w:r>
-      <w:proofErr w:type="spellEnd"/>
-      <w:r>
-        <w:rPr>
-          <w:lang w:val="en-GB"/>
-        </w:rPr>
-        <w:t xml:space="preserve"> </w:t>
-      </w:r>
-      <w:proofErr w:type="spellStart"/>
-      <w:r>
-        <w:rPr>
-          <w:lang w:val="en-GB"/>
-        </w:rPr>
-        <w:t>jedna</w:t>
-      </w:r>
-      <w:proofErr w:type="spellEnd"/>
-      <w:r>
-        <w:rPr>
-          <w:lang w:val="en-GB"/>
-        </w:rPr>
-        <w:t xml:space="preserve"> za </w:t>
-      </w:r>
-      <w:proofErr w:type="spellStart"/>
-      <w:r>
-        <w:rPr>
-          <w:lang w:val="en-GB"/>
-        </w:rPr>
-        <w:t>drugom</w:t>
-      </w:r>
-      <w:proofErr w:type="spellEnd"/>
-      <w:r>
-        <w:rPr>
-          <w:lang w:val="en-GB"/>
-        </w:rPr>
-        <w:t xml:space="preserve">), </w:t>
-      </w:r>
-      <w:proofErr w:type="spellStart"/>
-      <w:r>
-        <w:rPr>
-          <w:lang w:val="en-GB"/>
-        </w:rPr>
-        <w:t>sistem</w:t>
-      </w:r>
-      <w:proofErr w:type="spellEnd"/>
-      <w:r>
-        <w:rPr>
-          <w:lang w:val="en-GB"/>
-        </w:rPr>
-        <w:t xml:space="preserve"> </w:t>
-      </w:r>
-      <w:proofErr w:type="spellStart"/>
-      <w:r>
-        <w:rPr>
-          <w:lang w:val="en-GB"/>
-        </w:rPr>
-        <w:t>će</w:t>
-      </w:r>
-      <w:proofErr w:type="spellEnd"/>
-      <w:r>
-        <w:rPr>
-          <w:lang w:val="en-GB"/>
-        </w:rPr>
-        <w:t xml:space="preserve"> </w:t>
-      </w:r>
-      <w:proofErr w:type="spellStart"/>
-      <w:r>
-        <w:rPr>
-          <w:lang w:val="en-GB"/>
-        </w:rPr>
-        <w:t>poništiti</w:t>
-      </w:r>
-      <w:proofErr w:type="spellEnd"/>
-      <w:r>
-        <w:rPr>
-          <w:lang w:val="en-GB"/>
-        </w:rPr>
-        <w:t xml:space="preserve"> (rollback) </w:t>
-      </w:r>
-      <w:proofErr w:type="spellStart"/>
-      <w:r>
-        <w:rPr>
-          <w:lang w:val="en-GB"/>
-        </w:rPr>
-        <w:t>jednu</w:t>
-      </w:r>
-      <w:proofErr w:type="spellEnd"/>
-      <w:r>
-        <w:rPr>
-          <w:lang w:val="en-GB"/>
-        </w:rPr>
-        <w:t xml:space="preserve"> </w:t>
-      </w:r>
-      <w:proofErr w:type="spellStart"/>
-      <w:r>
-        <w:rPr>
-          <w:lang w:val="en-GB"/>
-        </w:rPr>
-        <w:t>od</w:t>
-      </w:r>
-      <w:proofErr w:type="spellEnd"/>
-      <w:r>
-        <w:rPr>
-          <w:lang w:val="en-GB"/>
-        </w:rPr>
-        <w:t xml:space="preserve"> </w:t>
-      </w:r>
-      <w:proofErr w:type="spellStart"/>
-      <w:r>
-        <w:rPr>
-          <w:lang w:val="en-GB"/>
-        </w:rPr>
-        <w:t>transakcija</w:t>
-      </w:r>
-      <w:proofErr w:type="spellEnd"/>
-      <w:r>
-        <w:rPr>
-          <w:lang w:val="en-GB"/>
-        </w:rPr>
-        <w:t xml:space="preserve"> </w:t>
-      </w:r>
-      <w:proofErr w:type="spellStart"/>
-      <w:r>
-        <w:rPr>
-          <w:lang w:val="en-GB"/>
-        </w:rPr>
-        <w:t>kako</w:t>
-      </w:r>
-      <w:proofErr w:type="spellEnd"/>
-      <w:r>
-        <w:rPr>
-          <w:lang w:val="en-GB"/>
-        </w:rPr>
-        <w:t xml:space="preserve"> bi se </w:t>
-      </w:r>
-      <w:proofErr w:type="spellStart"/>
-      <w:r>
-        <w:rPr>
-          <w:lang w:val="en-GB"/>
-        </w:rPr>
-        <w:t>očuvala</w:t>
-      </w:r>
-      <w:proofErr w:type="spellEnd"/>
-      <w:r>
-        <w:rPr>
-          <w:lang w:val="en-GB"/>
-        </w:rPr>
-        <w:t xml:space="preserve"> </w:t>
-      </w:r>
-      <w:proofErr w:type="spellStart"/>
-      <w:r>
-        <w:rPr>
-          <w:lang w:val="en-GB"/>
-        </w:rPr>
-        <w:t>konzistentnost</w:t>
-      </w:r>
-      <w:proofErr w:type="spellEnd"/>
-      <w:r>
-        <w:rPr>
-          <w:lang w:val="en-GB"/>
-        </w:rPr>
-        <w:t xml:space="preserve"> </w:t>
-      </w:r>
-      <w:proofErr w:type="spellStart"/>
-      <w:r>
-        <w:rPr>
-          <w:lang w:val="en-GB"/>
-        </w:rPr>
-        <w:t>baze</w:t>
-      </w:r>
-      <w:proofErr w:type="spellEnd"/>
-      <w:r>
-        <w:rPr>
-          <w:lang w:val="en-GB"/>
-        </w:rPr>
-        <w:t xml:space="preserve"> </w:t>
-      </w:r>
-      <w:proofErr w:type="spellStart"/>
-      <w:r>
-        <w:rPr>
-          <w:lang w:val="en-GB"/>
-        </w:rPr>
-        <w:t>podataka</w:t>
-      </w:r>
-      <w:proofErr w:type="spellEnd"/>
-      <w:r>
-        <w:rPr>
-          <w:lang w:val="en-GB"/>
-        </w:rPr>
-        <w:t>.</w:t>
-      </w:r>
-    </w:p>
-    <w:p>
-      <w:pPr>
-        <w:ind w:firstLine="0"/>
-      </w:pPr>
-    </w:p>
-    <w:p>
-      <w:pPr>
-        <w:ind w:firstLine="0"/>
-      </w:pPr>
-    </w:p>
-    <w:p>
-      <w:pPr>
-        <w:pStyle w:val="Heading2"/>
-        <w:ind w:firstLine="0"/>
-      </w:pPr>
-      <w:r>
-        <w:t>3.</w:t>
-      </w:r>
-      <w:r>
-        <w:t>5</w:t>
-      </w:r>
-      <w:r>
-        <w:t xml:space="preserve">. </w:t>
-      </w:r>
-      <w:r>
-        <w:t>Deadlock</w:t>
+        <w:t>kreiranja</w:t>
+      </w:r>
+      <w:proofErr w:type="spellEnd"/>
+      <w:r>
+        <w:rPr>
+          <w:lang w:val="en-GB"/>
+        </w:rPr>
+        <w:t xml:space="preserve"> snapshot-a.</w:t>
+      </w:r>
+    </w:p>
+    <w:p>
+      <w:pPr>
+        <w:ind w:firstLine="0"/>
+      </w:pPr>
+    </w:p>
+    <w:p>
+      <w:pPr>
+        <w:ind w:firstLine="0"/>
+      </w:pPr>
+    </w:p>
+    <w:p>
+      <w:pPr>
+        <w:ind w:firstLine="0"/>
+      </w:pPr>
+    </w:p>
+    <w:p>
+      <w:pPr>
+        <w:ind w:firstLine="0"/>
+        <w:jc w:val="center"/>
+        <w:rPr>
+          <w:lang w:val="en-GB"/>
+        </w:rPr>
+      </w:pPr>
+    </w:p>
+    <w:p>
+      <w:pPr>
+        <w:keepNext/>
+        <w:ind w:firstLine="0"/>
+        <w:jc w:val="center"/>
+      </w:pPr>
+      <w:r>
+        <w:rPr>
+          <w:lang w:val="en-GB"/>
+        </w:rPr>
+        <w:lastRenderedPageBreak/>
+        <w:drawing>
+          <wp:inline distT="0" distB="0" distL="0" distR="0" wp14:anchorId="5A092C1A" wp14:editId="54A16F66">
+            <wp:extent cx="4667250" cy="1790700"/>
+            <wp:effectExtent l="0" t="0" r="0" b="0"/>
+            <wp:docPr id="31" name="Picture 31"/>
+            <wp:cNvGraphicFramePr>
+              <a:graphicFrameLocks xmlns:a="http://schemas.openxmlformats.org/drawingml/2006/main" noChangeAspect="1"/>
+            </wp:cNvGraphicFramePr>
+            <a:graphic xmlns:a="http://schemas.openxmlformats.org/drawingml/2006/main">
+              <a:graphicData uri="http://schemas.openxmlformats.org/drawingml/2006/picture">
+                <pic:pic xmlns:pic="http://schemas.openxmlformats.org/drawingml/2006/picture">
+                  <pic:nvPicPr>
+                    <pic:cNvPr id="1" name=""/>
+                    <pic:cNvPicPr/>
+                  </pic:nvPicPr>
+                  <pic:blipFill>
+                    <a:blip r:embed="rId37"/>
+                    <a:stretch>
+                      <a:fillRect/>
+                    </a:stretch>
+                  </pic:blipFill>
+                  <pic:spPr>
+                    <a:xfrm>
+                      <a:off x="0" y="0"/>
+                      <a:ext cx="4667907" cy="1790952"/>
+                    </a:xfrm>
+                    <a:prstGeom prst="rect">
+                      <a:avLst/>
+                    </a:prstGeom>
+                  </pic:spPr>
+                </pic:pic>
+              </a:graphicData>
+            </a:graphic>
+          </wp:inline>
+        </w:drawing>
+      </w:r>
+    </w:p>
+    <w:p>
+      <w:pPr>
+        <w:pStyle w:val="Caption"/>
+        <w:jc w:val="center"/>
+      </w:pPr>
+      <w:r>
+        <w:t>Slika 27 – Snapshot koji vidi transakcija 1</w:t>
       </w:r>
     </w:p>
     <w:p/>
-    <w:p>
-      <w:pPr>
-        <w:pStyle w:val="Heading2"/>
-        <w:ind w:firstLine="0"/>
-      </w:pPr>
-      <w:r>
-        <w:lastRenderedPageBreak/>
-        <w:t>4. MVCC</w:t>
-      </w:r>
-    </w:p>
-    <w:p/>
-    <w:p>
-      <w:pPr>
-        <w:ind w:firstLine="0"/>
-      </w:pPr>
-    </w:p>
     <w:sectPr>
-      <w:footerReference w:type="default" r:id="rId33"/>
+      <w:footerReference w:type="default" r:id="rId38"/>
       <w:pgSz w:w="11909" w:h="16834" w:code="9"/>
       <w:pgMar w:top="1325" w:right="1282" w:bottom="2477" w:left="1282" w:header="720" w:footer="720" w:gutter="0"/>
       <w:pgNumType w:start="1"/>
@@ -29464,6 +34720,232 @@
 <file path=word/numbering.xml><?xml version="1.0" encoding="utf-8"?>
 <w:numbering xmlns:wpc="http://schemas.microsoft.com/office/word/2010/wordprocessingCanvas" xmlns:cx="http://schemas.microsoft.com/office/drawing/2014/chartex" xmlns:cx1="http://schemas.microsoft.com/office/drawing/2015/9/8/chartex" xmlns:cx2="http://schemas.microsoft.com/office/drawing/2015/10/21/chartex" xmlns:cx3="http://schemas.microsoft.com/office/drawing/2016/5/9/chartex" xmlns:cx4="http://schemas.microsoft.com/office/drawing/2016/5/10/chartex" xmlns:cx5="http://schemas.microsoft.com/office/drawing/2016/5/11/chartex" xmlns:cx6="http://schemas.microsoft.com/office/drawing/2016/5/12/chartex" xmlns:cx7="http://schemas.microsoft.com/office/drawing/2016/5/13/chartex" xmlns:cx8="http://schemas.microsoft.com/office/drawing/2016/5/14/chartex" xmlns:mc="http://schemas.openxmlformats.org/markup-compatibility/2006" xmlns:aink="http://schemas.microsoft.com/office/drawing/2016/ink" xmlns:am3d="http://schemas.microsoft.com/office/drawing/2017/model3d" xmlns:o="urn:schemas-microsoft-com:office:office" xmlns:oel="http://schemas.microsoft.com/office/2019/extlst" xmlns:r="http://schemas.openxmlformats.org/officeDocument/2006/relationships" xmlns:m="http://schemas.openxmlformats.org/officeDocument/2006/math" xmlns:v="urn:schemas-microsoft-com:vml" xmlns:wp14="http://schemas.microsoft.com/office/word/2010/wordprocessingDrawing" xmlns:wp="http://schemas.openxmlformats.org/drawingml/2006/wordprocessingDrawing" xmlns:w10="urn:schemas-microsoft-com:office:word" xmlns:w="http://schemas.openxmlformats.org/wordprocessingml/2006/main" xmlns:w14="http://schemas.microsoft.com/office/word/2010/wordml" xmlns:w15="http://schemas.microsoft.com/office/word/2012/wordml" xmlns:w16cex="http://schemas.microsoft.com/office/word/2018/wordml/cex" xmlns:w16cid="http://schemas.microsoft.com/office/word/2016/wordml/cid" xmlns:w16="http://schemas.microsoft.com/office/word/2018/wordml" xmlns:w16sdtdh="http://schemas.microsoft.com/office/word/2020/wordml/sdtdatahash" xmlns:w16se="http://schemas.microsoft.com/office/word/2015/wordml/symex" xmlns:wpg="http://schemas.microsoft.com/office/word/2010/wordprocessingGroup" xmlns:wpi="http://schemas.microsoft.com/office/word/2010/wordprocessingInk" xmlns:wne="http://schemas.microsoft.com/office/word/2006/wordml" xmlns:wps="http://schemas.microsoft.com/office/word/2010/wordprocessingShape" mc:Ignorable="w14 w15 w16se w16cid w16 w16cex w16sdtdh wp14">
   <w:abstractNum w:abstractNumId="0" w15:restartNumberingAfterBreak="0">
+    <w:nsid w:val="0D0A618B"/>
+    <w:multiLevelType w:val="hybridMultilevel"/>
+    <w:tmpl w:val="C660D94C"/>
+    <w:lvl w:ilvl="0" w:tplc="08090001">
+      <w:start w:val="1"/>
+      <w:numFmt w:val="bullet"/>
+      <w:lvlText w:val=""/>
+      <w:lvlJc w:val="left"/>
+      <w:pPr>
+        <w:ind w:left="720" w:hanging="360"/>
+      </w:pPr>
+      <w:rPr>
+        <w:rFonts w:ascii="Symbol" w:hAnsi="Symbol" w:hint="default"/>
+      </w:rPr>
+    </w:lvl>
+    <w:lvl w:ilvl="1" w:tplc="08090003" w:tentative="1">
+      <w:start w:val="1"/>
+      <w:numFmt w:val="bullet"/>
+      <w:lvlText w:val="o"/>
+      <w:lvlJc w:val="left"/>
+      <w:pPr>
+        <w:ind w:left="1440" w:hanging="360"/>
+      </w:pPr>
+      <w:rPr>
+        <w:rFonts w:ascii="Courier New" w:hAnsi="Courier New" w:cs="Courier New" w:hint="default"/>
+      </w:rPr>
+    </w:lvl>
+    <w:lvl w:ilvl="2" w:tplc="08090005" w:tentative="1">
+      <w:start w:val="1"/>
+      <w:numFmt w:val="bullet"/>
+      <w:lvlText w:val=""/>
+      <w:lvlJc w:val="left"/>
+      <w:pPr>
+        <w:ind w:left="2160" w:hanging="360"/>
+      </w:pPr>
+      <w:rPr>
+        <w:rFonts w:ascii="Wingdings" w:hAnsi="Wingdings" w:hint="default"/>
+      </w:rPr>
+    </w:lvl>
+    <w:lvl w:ilvl="3" w:tplc="08090001" w:tentative="1">
+      <w:start w:val="1"/>
+      <w:numFmt w:val="bullet"/>
+      <w:lvlText w:val=""/>
+      <w:lvlJc w:val="left"/>
+      <w:pPr>
+        <w:ind w:left="2880" w:hanging="360"/>
+      </w:pPr>
+      <w:rPr>
+        <w:rFonts w:ascii="Symbol" w:hAnsi="Symbol" w:hint="default"/>
+      </w:rPr>
+    </w:lvl>
+    <w:lvl w:ilvl="4" w:tplc="08090003" w:tentative="1">
+      <w:start w:val="1"/>
+      <w:numFmt w:val="bullet"/>
+      <w:lvlText w:val="o"/>
+      <w:lvlJc w:val="left"/>
+      <w:pPr>
+        <w:ind w:left="3600" w:hanging="360"/>
+      </w:pPr>
+      <w:rPr>
+        <w:rFonts w:ascii="Courier New" w:hAnsi="Courier New" w:cs="Courier New" w:hint="default"/>
+      </w:rPr>
+    </w:lvl>
+    <w:lvl w:ilvl="5" w:tplc="08090005" w:tentative="1">
+      <w:start w:val="1"/>
+      <w:numFmt w:val="bullet"/>
+      <w:lvlText w:val=""/>
+      <w:lvlJc w:val="left"/>
+      <w:pPr>
+        <w:ind w:left="4320" w:hanging="360"/>
+      </w:pPr>
+      <w:rPr>
+        <w:rFonts w:ascii="Wingdings" w:hAnsi="Wingdings" w:hint="default"/>
+      </w:rPr>
+    </w:lvl>
+    <w:lvl w:ilvl="6" w:tplc="08090001" w:tentative="1">
+      <w:start w:val="1"/>
+      <w:numFmt w:val="bullet"/>
+      <w:lvlText w:val=""/>
+      <w:lvlJc w:val="left"/>
+      <w:pPr>
+        <w:ind w:left="5040" w:hanging="360"/>
+      </w:pPr>
+      <w:rPr>
+        <w:rFonts w:ascii="Symbol" w:hAnsi="Symbol" w:hint="default"/>
+      </w:rPr>
+    </w:lvl>
+    <w:lvl w:ilvl="7" w:tplc="08090003" w:tentative="1">
+      <w:start w:val="1"/>
+      <w:numFmt w:val="bullet"/>
+      <w:lvlText w:val="o"/>
+      <w:lvlJc w:val="left"/>
+      <w:pPr>
+        <w:ind w:left="5760" w:hanging="360"/>
+      </w:pPr>
+      <w:rPr>
+        <w:rFonts w:ascii="Courier New" w:hAnsi="Courier New" w:cs="Courier New" w:hint="default"/>
+      </w:rPr>
+    </w:lvl>
+    <w:lvl w:ilvl="8" w:tplc="08090005" w:tentative="1">
+      <w:start w:val="1"/>
+      <w:numFmt w:val="bullet"/>
+      <w:lvlText w:val=""/>
+      <w:lvlJc w:val="left"/>
+      <w:pPr>
+        <w:ind w:left="6480" w:hanging="360"/>
+      </w:pPr>
+      <w:rPr>
+        <w:rFonts w:ascii="Wingdings" w:hAnsi="Wingdings" w:hint="default"/>
+      </w:rPr>
+    </w:lvl>
+  </w:abstractNum>
+  <w:abstractNum w:abstractNumId="1" w15:restartNumberingAfterBreak="0">
+    <w:nsid w:val="16AE43EC"/>
+    <w:multiLevelType w:val="hybridMultilevel"/>
+    <w:tmpl w:val="E460DD14"/>
+    <w:lvl w:ilvl="0" w:tplc="08090001">
+      <w:start w:val="1"/>
+      <w:numFmt w:val="bullet"/>
+      <w:lvlText w:val=""/>
+      <w:lvlJc w:val="left"/>
+      <w:pPr>
+        <w:ind w:left="720" w:hanging="360"/>
+      </w:pPr>
+      <w:rPr>
+        <w:rFonts w:ascii="Symbol" w:hAnsi="Symbol" w:hint="default"/>
+      </w:rPr>
+    </w:lvl>
+    <w:lvl w:ilvl="1" w:tplc="08090003" w:tentative="1">
+      <w:start w:val="1"/>
+      <w:numFmt w:val="bullet"/>
+      <w:lvlText w:val="o"/>
+      <w:lvlJc w:val="left"/>
+      <w:pPr>
+        <w:ind w:left="1440" w:hanging="360"/>
+      </w:pPr>
+      <w:rPr>
+        <w:rFonts w:ascii="Courier New" w:hAnsi="Courier New" w:cs="Courier New" w:hint="default"/>
+      </w:rPr>
+    </w:lvl>
+    <w:lvl w:ilvl="2" w:tplc="08090005" w:tentative="1">
+      <w:start w:val="1"/>
+      <w:numFmt w:val="bullet"/>
+      <w:lvlText w:val=""/>
+      <w:lvlJc w:val="left"/>
+      <w:pPr>
+        <w:ind w:left="2160" w:hanging="360"/>
+      </w:pPr>
+      <w:rPr>
+        <w:rFonts w:ascii="Wingdings" w:hAnsi="Wingdings" w:hint="default"/>
+      </w:rPr>
+    </w:lvl>
+    <w:lvl w:ilvl="3" w:tplc="08090001" w:tentative="1">
+      <w:start w:val="1"/>
+      <w:numFmt w:val="bullet"/>
+      <w:lvlText w:val=""/>
+      <w:lvlJc w:val="left"/>
+      <w:pPr>
+        <w:ind w:left="2880" w:hanging="360"/>
+      </w:pPr>
+      <w:rPr>
+        <w:rFonts w:ascii="Symbol" w:hAnsi="Symbol" w:hint="default"/>
+      </w:rPr>
+    </w:lvl>
+    <w:lvl w:ilvl="4" w:tplc="08090003" w:tentative="1">
+      <w:start w:val="1"/>
+      <w:numFmt w:val="bullet"/>
+      <w:lvlText w:val="o"/>
+      <w:lvlJc w:val="left"/>
+      <w:pPr>
+        <w:ind w:left="3600" w:hanging="360"/>
+      </w:pPr>
+      <w:rPr>
+        <w:rFonts w:ascii="Courier New" w:hAnsi="Courier New" w:cs="Courier New" w:hint="default"/>
+      </w:rPr>
+    </w:lvl>
+    <w:lvl w:ilvl="5" w:tplc="08090005" w:tentative="1">
+      <w:start w:val="1"/>
+      <w:numFmt w:val="bullet"/>
+      <w:lvlText w:val=""/>
+      <w:lvlJc w:val="left"/>
+      <w:pPr>
+        <w:ind w:left="4320" w:hanging="360"/>
+      </w:pPr>
+      <w:rPr>
+        <w:rFonts w:ascii="Wingdings" w:hAnsi="Wingdings" w:hint="default"/>
+      </w:rPr>
+    </w:lvl>
+    <w:lvl w:ilvl="6" w:tplc="08090001" w:tentative="1">
+      <w:start w:val="1"/>
+      <w:numFmt w:val="bullet"/>
+      <w:lvlText w:val=""/>
+      <w:lvlJc w:val="left"/>
+      <w:pPr>
+        <w:ind w:left="5040" w:hanging="360"/>
+      </w:pPr>
+      <w:rPr>
+        <w:rFonts w:ascii="Symbol" w:hAnsi="Symbol" w:hint="default"/>
+      </w:rPr>
+    </w:lvl>
+    <w:lvl w:ilvl="7" w:tplc="08090003" w:tentative="1">
+      <w:start w:val="1"/>
+      <w:numFmt w:val="bullet"/>
+      <w:lvlText w:val="o"/>
+      <w:lvlJc w:val="left"/>
+      <w:pPr>
+        <w:ind w:left="5760" w:hanging="360"/>
+      </w:pPr>
+      <w:rPr>
+        <w:rFonts w:ascii="Courier New" w:hAnsi="Courier New" w:cs="Courier New" w:hint="default"/>
+      </w:rPr>
+    </w:lvl>
+    <w:lvl w:ilvl="8" w:tplc="08090005" w:tentative="1">
+      <w:start w:val="1"/>
+      <w:numFmt w:val="bullet"/>
+      <w:lvlText w:val=""/>
+      <w:lvlJc w:val="left"/>
+      <w:pPr>
+        <w:ind w:left="6480" w:hanging="360"/>
+      </w:pPr>
+      <w:rPr>
+        <w:rFonts w:ascii="Wingdings" w:hAnsi="Wingdings" w:hint="default"/>
+      </w:rPr>
+    </w:lvl>
+  </w:abstractNum>
+  <w:abstractNum w:abstractNumId="2" w15:restartNumberingAfterBreak="0">
     <w:nsid w:val="19550A47"/>
     <w:multiLevelType w:val="multilevel"/>
     <w:tmpl w:val="37CAD0A0"/>
@@ -29582,236 +35064,10 @@
       </w:rPr>
     </w:lvl>
   </w:abstractNum>
-  <w:abstractNum w:abstractNumId="1" w15:restartNumberingAfterBreak="0">
-    <w:nsid w:val="29D80521"/>
-    <w:multiLevelType w:val="hybridMultilevel"/>
-    <w:tmpl w:val="D51AF462"/>
-    <w:lvl w:ilvl="0" w:tplc="08090001">
-      <w:start w:val="1"/>
-      <w:numFmt w:val="bullet"/>
-      <w:lvlText w:val=""/>
-      <w:lvlJc w:val="left"/>
-      <w:pPr>
-        <w:ind w:left="720" w:hanging="360"/>
-      </w:pPr>
-      <w:rPr>
-        <w:rFonts w:ascii="Symbol" w:hAnsi="Symbol" w:hint="default"/>
-      </w:rPr>
-    </w:lvl>
-    <w:lvl w:ilvl="1" w:tplc="08090003" w:tentative="1">
-      <w:start w:val="1"/>
-      <w:numFmt w:val="bullet"/>
-      <w:lvlText w:val="o"/>
-      <w:lvlJc w:val="left"/>
-      <w:pPr>
-        <w:ind w:left="1440" w:hanging="360"/>
-      </w:pPr>
-      <w:rPr>
-        <w:rFonts w:ascii="Courier New" w:hAnsi="Courier New" w:cs="Courier New" w:hint="default"/>
-      </w:rPr>
-    </w:lvl>
-    <w:lvl w:ilvl="2" w:tplc="08090005" w:tentative="1">
-      <w:start w:val="1"/>
-      <w:numFmt w:val="bullet"/>
-      <w:lvlText w:val=""/>
-      <w:lvlJc w:val="left"/>
-      <w:pPr>
-        <w:ind w:left="2160" w:hanging="360"/>
-      </w:pPr>
-      <w:rPr>
-        <w:rFonts w:ascii="Wingdings" w:hAnsi="Wingdings" w:hint="default"/>
-      </w:rPr>
-    </w:lvl>
-    <w:lvl w:ilvl="3" w:tplc="08090001" w:tentative="1">
-      <w:start w:val="1"/>
-      <w:numFmt w:val="bullet"/>
-      <w:lvlText w:val=""/>
-      <w:lvlJc w:val="left"/>
-      <w:pPr>
-        <w:ind w:left="2880" w:hanging="360"/>
-      </w:pPr>
-      <w:rPr>
-        <w:rFonts w:ascii="Symbol" w:hAnsi="Symbol" w:hint="default"/>
-      </w:rPr>
-    </w:lvl>
-    <w:lvl w:ilvl="4" w:tplc="08090003" w:tentative="1">
-      <w:start w:val="1"/>
-      <w:numFmt w:val="bullet"/>
-      <w:lvlText w:val="o"/>
-      <w:lvlJc w:val="left"/>
-      <w:pPr>
-        <w:ind w:left="3600" w:hanging="360"/>
-      </w:pPr>
-      <w:rPr>
-        <w:rFonts w:ascii="Courier New" w:hAnsi="Courier New" w:cs="Courier New" w:hint="default"/>
-      </w:rPr>
-    </w:lvl>
-    <w:lvl w:ilvl="5" w:tplc="08090005" w:tentative="1">
-      <w:start w:val="1"/>
-      <w:numFmt w:val="bullet"/>
-      <w:lvlText w:val=""/>
-      <w:lvlJc w:val="left"/>
-      <w:pPr>
-        <w:ind w:left="4320" w:hanging="360"/>
-      </w:pPr>
-      <w:rPr>
-        <w:rFonts w:ascii="Wingdings" w:hAnsi="Wingdings" w:hint="default"/>
-      </w:rPr>
-    </w:lvl>
-    <w:lvl w:ilvl="6" w:tplc="08090001" w:tentative="1">
-      <w:start w:val="1"/>
-      <w:numFmt w:val="bullet"/>
-      <w:lvlText w:val=""/>
-      <w:lvlJc w:val="left"/>
-      <w:pPr>
-        <w:ind w:left="5040" w:hanging="360"/>
-      </w:pPr>
-      <w:rPr>
-        <w:rFonts w:ascii="Symbol" w:hAnsi="Symbol" w:hint="default"/>
-      </w:rPr>
-    </w:lvl>
-    <w:lvl w:ilvl="7" w:tplc="08090003" w:tentative="1">
-      <w:start w:val="1"/>
-      <w:numFmt w:val="bullet"/>
-      <w:lvlText w:val="o"/>
-      <w:lvlJc w:val="left"/>
-      <w:pPr>
-        <w:ind w:left="5760" w:hanging="360"/>
-      </w:pPr>
-      <w:rPr>
-        <w:rFonts w:ascii="Courier New" w:hAnsi="Courier New" w:cs="Courier New" w:hint="default"/>
-      </w:rPr>
-    </w:lvl>
-    <w:lvl w:ilvl="8" w:tplc="08090005" w:tentative="1">
-      <w:start w:val="1"/>
-      <w:numFmt w:val="bullet"/>
-      <w:lvlText w:val=""/>
-      <w:lvlJc w:val="left"/>
-      <w:pPr>
-        <w:ind w:left="6480" w:hanging="360"/>
-      </w:pPr>
-      <w:rPr>
-        <w:rFonts w:ascii="Wingdings" w:hAnsi="Wingdings" w:hint="default"/>
-      </w:rPr>
-    </w:lvl>
-  </w:abstractNum>
-  <w:abstractNum w:abstractNumId="2" w15:restartNumberingAfterBreak="0">
-    <w:nsid w:val="341B2367"/>
-    <w:multiLevelType w:val="hybridMultilevel"/>
-    <w:tmpl w:val="A2D658D2"/>
-    <w:lvl w:ilvl="0" w:tplc="08090001">
-      <w:start w:val="1"/>
-      <w:numFmt w:val="bullet"/>
-      <w:lvlText w:val=""/>
-      <w:lvlJc w:val="left"/>
-      <w:pPr>
-        <w:ind w:left="720" w:hanging="360"/>
-      </w:pPr>
-      <w:rPr>
-        <w:rFonts w:ascii="Symbol" w:hAnsi="Symbol" w:hint="default"/>
-      </w:rPr>
-    </w:lvl>
-    <w:lvl w:ilvl="1" w:tplc="08090003" w:tentative="1">
-      <w:start w:val="1"/>
-      <w:numFmt w:val="bullet"/>
-      <w:lvlText w:val="o"/>
-      <w:lvlJc w:val="left"/>
-      <w:pPr>
-        <w:ind w:left="1440" w:hanging="360"/>
-      </w:pPr>
-      <w:rPr>
-        <w:rFonts w:ascii="Courier New" w:hAnsi="Courier New" w:cs="Courier New" w:hint="default"/>
-      </w:rPr>
-    </w:lvl>
-    <w:lvl w:ilvl="2" w:tplc="08090005" w:tentative="1">
-      <w:start w:val="1"/>
-      <w:numFmt w:val="bullet"/>
-      <w:lvlText w:val=""/>
-      <w:lvlJc w:val="left"/>
-      <w:pPr>
-        <w:ind w:left="2160" w:hanging="360"/>
-      </w:pPr>
-      <w:rPr>
-        <w:rFonts w:ascii="Wingdings" w:hAnsi="Wingdings" w:hint="default"/>
-      </w:rPr>
-    </w:lvl>
-    <w:lvl w:ilvl="3" w:tplc="08090001" w:tentative="1">
-      <w:start w:val="1"/>
-      <w:numFmt w:val="bullet"/>
-      <w:lvlText w:val=""/>
-      <w:lvlJc w:val="left"/>
-      <w:pPr>
-        <w:ind w:left="2880" w:hanging="360"/>
-      </w:pPr>
-      <w:rPr>
-        <w:rFonts w:ascii="Symbol" w:hAnsi="Symbol" w:hint="default"/>
-      </w:rPr>
-    </w:lvl>
-    <w:lvl w:ilvl="4" w:tplc="08090003" w:tentative="1">
-      <w:start w:val="1"/>
-      <w:numFmt w:val="bullet"/>
-      <w:lvlText w:val="o"/>
-      <w:lvlJc w:val="left"/>
-      <w:pPr>
-        <w:ind w:left="3600" w:hanging="360"/>
-      </w:pPr>
-      <w:rPr>
-        <w:rFonts w:ascii="Courier New" w:hAnsi="Courier New" w:cs="Courier New" w:hint="default"/>
-      </w:rPr>
-    </w:lvl>
-    <w:lvl w:ilvl="5" w:tplc="08090005" w:tentative="1">
-      <w:start w:val="1"/>
-      <w:numFmt w:val="bullet"/>
-      <w:lvlText w:val=""/>
-      <w:lvlJc w:val="left"/>
-      <w:pPr>
-        <w:ind w:left="4320" w:hanging="360"/>
-      </w:pPr>
-      <w:rPr>
-        <w:rFonts w:ascii="Wingdings" w:hAnsi="Wingdings" w:hint="default"/>
-      </w:rPr>
-    </w:lvl>
-    <w:lvl w:ilvl="6" w:tplc="08090001" w:tentative="1">
-      <w:start w:val="1"/>
-      <w:numFmt w:val="bullet"/>
-      <w:lvlText w:val=""/>
-      <w:lvlJc w:val="left"/>
-      <w:pPr>
-        <w:ind w:left="5040" w:hanging="360"/>
-      </w:pPr>
-      <w:rPr>
-        <w:rFonts w:ascii="Symbol" w:hAnsi="Symbol" w:hint="default"/>
-      </w:rPr>
-    </w:lvl>
-    <w:lvl w:ilvl="7" w:tplc="08090003" w:tentative="1">
-      <w:start w:val="1"/>
-      <w:numFmt w:val="bullet"/>
-      <w:lvlText w:val="o"/>
-      <w:lvlJc w:val="left"/>
-      <w:pPr>
-        <w:ind w:left="5760" w:hanging="360"/>
-      </w:pPr>
-      <w:rPr>
-        <w:rFonts w:ascii="Courier New" w:hAnsi="Courier New" w:cs="Courier New" w:hint="default"/>
-      </w:rPr>
-    </w:lvl>
-    <w:lvl w:ilvl="8" w:tplc="08090005" w:tentative="1">
-      <w:start w:val="1"/>
-      <w:numFmt w:val="bullet"/>
-      <w:lvlText w:val=""/>
-      <w:lvlJc w:val="left"/>
-      <w:pPr>
-        <w:ind w:left="6480" w:hanging="360"/>
-      </w:pPr>
-      <w:rPr>
-        <w:rFonts w:ascii="Wingdings" w:hAnsi="Wingdings" w:hint="default"/>
-      </w:rPr>
-    </w:lvl>
-  </w:abstractNum>
   <w:abstractNum w:abstractNumId="3" w15:restartNumberingAfterBreak="0">
-    <w:nsid w:val="367C7EA2"/>
+    <w:nsid w:val="25085C7C"/>
     <w:multiLevelType w:val="multilevel"/>
-    <w:tmpl w:val="BB88CF34"/>
+    <w:tmpl w:val="8DE04E18"/>
     <w:lvl w:ilvl="0">
       <w:start w:val="1"/>
       <w:numFmt w:val="bullet"/>
@@ -29958,9 +35214,9 @@
     </w:lvl>
   </w:abstractNum>
   <w:abstractNum w:abstractNumId="4" w15:restartNumberingAfterBreak="0">
-    <w:nsid w:val="39A353CE"/>
+    <w:nsid w:val="29D80521"/>
     <w:multiLevelType w:val="hybridMultilevel"/>
-    <w:tmpl w:val="877C3A00"/>
+    <w:tmpl w:val="D51AF462"/>
     <w:lvl w:ilvl="0" w:tplc="08090001">
       <w:start w:val="1"/>
       <w:numFmt w:val="bullet"/>
@@ -30071,9 +35327,9 @@
     </w:lvl>
   </w:abstractNum>
   <w:abstractNum w:abstractNumId="5" w15:restartNumberingAfterBreak="0">
-    <w:nsid w:val="45336D05"/>
+    <w:nsid w:val="341B2367"/>
     <w:multiLevelType w:val="hybridMultilevel"/>
-    <w:tmpl w:val="41804478"/>
+    <w:tmpl w:val="A2D658D2"/>
     <w:lvl w:ilvl="0" w:tplc="08090001">
       <w:start w:val="1"/>
       <w:numFmt w:val="bullet"/>
@@ -30184,95 +35440,9 @@
     </w:lvl>
   </w:abstractNum>
   <w:abstractNum w:abstractNumId="6" w15:restartNumberingAfterBreak="0">
-    <w:nsid w:val="4D1861C1"/>
-    <w:multiLevelType w:val="hybridMultilevel"/>
-    <w:tmpl w:val="9AC4C22A"/>
-    <w:lvl w:ilvl="0" w:tplc="08090011">
-      <w:start w:val="1"/>
-      <w:numFmt w:val="decimal"/>
-      <w:lvlText w:val="%1)"/>
-      <w:lvlJc w:val="left"/>
-      <w:pPr>
-        <w:ind w:left="720" w:hanging="360"/>
-      </w:pPr>
-    </w:lvl>
-    <w:lvl w:ilvl="1" w:tplc="08090019">
-      <w:start w:val="1"/>
-      <w:numFmt w:val="lowerLetter"/>
-      <w:lvlText w:val="%2."/>
-      <w:lvlJc w:val="left"/>
-      <w:pPr>
-        <w:ind w:left="1440" w:hanging="360"/>
-      </w:pPr>
-    </w:lvl>
-    <w:lvl w:ilvl="2" w:tplc="0809001B" w:tentative="1">
-      <w:start w:val="1"/>
-      <w:numFmt w:val="lowerRoman"/>
-      <w:lvlText w:val="%3."/>
-      <w:lvlJc w:val="right"/>
-      <w:pPr>
-        <w:ind w:left="2160" w:hanging="180"/>
-      </w:pPr>
-    </w:lvl>
-    <w:lvl w:ilvl="3" w:tplc="0809000F" w:tentative="1">
-      <w:start w:val="1"/>
-      <w:numFmt w:val="decimal"/>
-      <w:lvlText w:val="%4."/>
-      <w:lvlJc w:val="left"/>
-      <w:pPr>
-        <w:ind w:left="2880" w:hanging="360"/>
-      </w:pPr>
-    </w:lvl>
-    <w:lvl w:ilvl="4" w:tplc="08090019" w:tentative="1">
-      <w:start w:val="1"/>
-      <w:numFmt w:val="lowerLetter"/>
-      <w:lvlText w:val="%5."/>
-      <w:lvlJc w:val="left"/>
-      <w:pPr>
-        <w:ind w:left="3600" w:hanging="360"/>
-      </w:pPr>
-    </w:lvl>
-    <w:lvl w:ilvl="5" w:tplc="0809001B" w:tentative="1">
-      <w:start w:val="1"/>
-      <w:numFmt w:val="lowerRoman"/>
-      <w:lvlText w:val="%6."/>
-      <w:lvlJc w:val="right"/>
-      <w:pPr>
-        <w:ind w:left="4320" w:hanging="180"/>
-      </w:pPr>
-    </w:lvl>
-    <w:lvl w:ilvl="6" w:tplc="0809000F" w:tentative="1">
-      <w:start w:val="1"/>
-      <w:numFmt w:val="decimal"/>
-      <w:lvlText w:val="%7."/>
-      <w:lvlJc w:val="left"/>
-      <w:pPr>
-        <w:ind w:left="5040" w:hanging="360"/>
-      </w:pPr>
-    </w:lvl>
-    <w:lvl w:ilvl="7" w:tplc="08090019" w:tentative="1">
-      <w:start w:val="1"/>
-      <w:numFmt w:val="lowerLetter"/>
-      <w:lvlText w:val="%8."/>
-      <w:lvlJc w:val="left"/>
-      <w:pPr>
-        <w:ind w:left="5760" w:hanging="360"/>
-      </w:pPr>
-    </w:lvl>
-    <w:lvl w:ilvl="8" w:tplc="0809001B" w:tentative="1">
-      <w:start w:val="1"/>
-      <w:numFmt w:val="lowerRoman"/>
-      <w:lvlText w:val="%9."/>
-      <w:lvlJc w:val="right"/>
-      <w:pPr>
-        <w:ind w:left="6480" w:hanging="180"/>
-      </w:pPr>
-    </w:lvl>
-  </w:abstractNum>
-  <w:abstractNum w:abstractNumId="7" w15:restartNumberingAfterBreak="0">
-    <w:nsid w:val="51DF2BB2"/>
+    <w:nsid w:val="367C7EA2"/>
     <w:multiLevelType w:val="multilevel"/>
-    <w:tmpl w:val="F9C487C2"/>
+    <w:tmpl w:val="BB88CF34"/>
     <w:lvl w:ilvl="0">
       <w:start w:val="1"/>
       <w:numFmt w:val="bullet"/>
@@ -30418,7 +35588,617 @@
       </w:rPr>
     </w:lvl>
   </w:abstractNum>
+  <w:abstractNum w:abstractNumId="7" w15:restartNumberingAfterBreak="0">
+    <w:nsid w:val="39A353CE"/>
+    <w:multiLevelType w:val="hybridMultilevel"/>
+    <w:tmpl w:val="877C3A00"/>
+    <w:lvl w:ilvl="0" w:tplc="08090001">
+      <w:start w:val="1"/>
+      <w:numFmt w:val="bullet"/>
+      <w:lvlText w:val=""/>
+      <w:lvlJc w:val="left"/>
+      <w:pPr>
+        <w:ind w:left="720" w:hanging="360"/>
+      </w:pPr>
+      <w:rPr>
+        <w:rFonts w:ascii="Symbol" w:hAnsi="Symbol" w:hint="default"/>
+      </w:rPr>
+    </w:lvl>
+    <w:lvl w:ilvl="1" w:tplc="08090003" w:tentative="1">
+      <w:start w:val="1"/>
+      <w:numFmt w:val="bullet"/>
+      <w:lvlText w:val="o"/>
+      <w:lvlJc w:val="left"/>
+      <w:pPr>
+        <w:ind w:left="1440" w:hanging="360"/>
+      </w:pPr>
+      <w:rPr>
+        <w:rFonts w:ascii="Courier New" w:hAnsi="Courier New" w:cs="Courier New" w:hint="default"/>
+      </w:rPr>
+    </w:lvl>
+    <w:lvl w:ilvl="2" w:tplc="08090005" w:tentative="1">
+      <w:start w:val="1"/>
+      <w:numFmt w:val="bullet"/>
+      <w:lvlText w:val=""/>
+      <w:lvlJc w:val="left"/>
+      <w:pPr>
+        <w:ind w:left="2160" w:hanging="360"/>
+      </w:pPr>
+      <w:rPr>
+        <w:rFonts w:ascii="Wingdings" w:hAnsi="Wingdings" w:hint="default"/>
+      </w:rPr>
+    </w:lvl>
+    <w:lvl w:ilvl="3" w:tplc="08090001" w:tentative="1">
+      <w:start w:val="1"/>
+      <w:numFmt w:val="bullet"/>
+      <w:lvlText w:val=""/>
+      <w:lvlJc w:val="left"/>
+      <w:pPr>
+        <w:ind w:left="2880" w:hanging="360"/>
+      </w:pPr>
+      <w:rPr>
+        <w:rFonts w:ascii="Symbol" w:hAnsi="Symbol" w:hint="default"/>
+      </w:rPr>
+    </w:lvl>
+    <w:lvl w:ilvl="4" w:tplc="08090003" w:tentative="1">
+      <w:start w:val="1"/>
+      <w:numFmt w:val="bullet"/>
+      <w:lvlText w:val="o"/>
+      <w:lvlJc w:val="left"/>
+      <w:pPr>
+        <w:ind w:left="3600" w:hanging="360"/>
+      </w:pPr>
+      <w:rPr>
+        <w:rFonts w:ascii="Courier New" w:hAnsi="Courier New" w:cs="Courier New" w:hint="default"/>
+      </w:rPr>
+    </w:lvl>
+    <w:lvl w:ilvl="5" w:tplc="08090005" w:tentative="1">
+      <w:start w:val="1"/>
+      <w:numFmt w:val="bullet"/>
+      <w:lvlText w:val=""/>
+      <w:lvlJc w:val="left"/>
+      <w:pPr>
+        <w:ind w:left="4320" w:hanging="360"/>
+      </w:pPr>
+      <w:rPr>
+        <w:rFonts w:ascii="Wingdings" w:hAnsi="Wingdings" w:hint="default"/>
+      </w:rPr>
+    </w:lvl>
+    <w:lvl w:ilvl="6" w:tplc="08090001" w:tentative="1">
+      <w:start w:val="1"/>
+      <w:numFmt w:val="bullet"/>
+      <w:lvlText w:val=""/>
+      <w:lvlJc w:val="left"/>
+      <w:pPr>
+        <w:ind w:left="5040" w:hanging="360"/>
+      </w:pPr>
+      <w:rPr>
+        <w:rFonts w:ascii="Symbol" w:hAnsi="Symbol" w:hint="default"/>
+      </w:rPr>
+    </w:lvl>
+    <w:lvl w:ilvl="7" w:tplc="08090003" w:tentative="1">
+      <w:start w:val="1"/>
+      <w:numFmt w:val="bullet"/>
+      <w:lvlText w:val="o"/>
+      <w:lvlJc w:val="left"/>
+      <w:pPr>
+        <w:ind w:left="5760" w:hanging="360"/>
+      </w:pPr>
+      <w:rPr>
+        <w:rFonts w:ascii="Courier New" w:hAnsi="Courier New" w:cs="Courier New" w:hint="default"/>
+      </w:rPr>
+    </w:lvl>
+    <w:lvl w:ilvl="8" w:tplc="08090005" w:tentative="1">
+      <w:start w:val="1"/>
+      <w:numFmt w:val="bullet"/>
+      <w:lvlText w:val=""/>
+      <w:lvlJc w:val="left"/>
+      <w:pPr>
+        <w:ind w:left="6480" w:hanging="360"/>
+      </w:pPr>
+      <w:rPr>
+        <w:rFonts w:ascii="Wingdings" w:hAnsi="Wingdings" w:hint="default"/>
+      </w:rPr>
+    </w:lvl>
+  </w:abstractNum>
   <w:abstractNum w:abstractNumId="8" w15:restartNumberingAfterBreak="0">
+    <w:nsid w:val="3D0074B8"/>
+    <w:multiLevelType w:val="multilevel"/>
+    <w:tmpl w:val="FEA45DCE"/>
+    <w:lvl w:ilvl="0">
+      <w:start w:val="1"/>
+      <w:numFmt w:val="bullet"/>
+      <w:lvlText w:val=""/>
+      <w:lvlJc w:val="left"/>
+      <w:pPr>
+        <w:tabs>
+          <w:tab w:val="num" w:pos="720"/>
+        </w:tabs>
+        <w:ind w:left="720" w:hanging="360"/>
+      </w:pPr>
+      <w:rPr>
+        <w:rFonts w:ascii="Symbol" w:hAnsi="Symbol" w:hint="default"/>
+        <w:sz w:val="20"/>
+      </w:rPr>
+    </w:lvl>
+    <w:lvl w:ilvl="1" w:tentative="1">
+      <w:start w:val="1"/>
+      <w:numFmt w:val="bullet"/>
+      <w:lvlText w:val="o"/>
+      <w:lvlJc w:val="left"/>
+      <w:pPr>
+        <w:tabs>
+          <w:tab w:val="num" w:pos="1440"/>
+        </w:tabs>
+        <w:ind w:left="1440" w:hanging="360"/>
+      </w:pPr>
+      <w:rPr>
+        <w:rFonts w:ascii="Courier New" w:hAnsi="Courier New" w:hint="default"/>
+        <w:sz w:val="20"/>
+      </w:rPr>
+    </w:lvl>
+    <w:lvl w:ilvl="2" w:tentative="1">
+      <w:start w:val="1"/>
+      <w:numFmt w:val="bullet"/>
+      <w:lvlText w:val=""/>
+      <w:lvlJc w:val="left"/>
+      <w:pPr>
+        <w:tabs>
+          <w:tab w:val="num" w:pos="2160"/>
+        </w:tabs>
+        <w:ind w:left="2160" w:hanging="360"/>
+      </w:pPr>
+      <w:rPr>
+        <w:rFonts w:ascii="Wingdings" w:hAnsi="Wingdings" w:hint="default"/>
+        <w:sz w:val="20"/>
+      </w:rPr>
+    </w:lvl>
+    <w:lvl w:ilvl="3" w:tentative="1">
+      <w:start w:val="1"/>
+      <w:numFmt w:val="bullet"/>
+      <w:lvlText w:val=""/>
+      <w:lvlJc w:val="left"/>
+      <w:pPr>
+        <w:tabs>
+          <w:tab w:val="num" w:pos="2880"/>
+        </w:tabs>
+        <w:ind w:left="2880" w:hanging="360"/>
+      </w:pPr>
+      <w:rPr>
+        <w:rFonts w:ascii="Wingdings" w:hAnsi="Wingdings" w:hint="default"/>
+        <w:sz w:val="20"/>
+      </w:rPr>
+    </w:lvl>
+    <w:lvl w:ilvl="4" w:tentative="1">
+      <w:start w:val="1"/>
+      <w:numFmt w:val="bullet"/>
+      <w:lvlText w:val=""/>
+      <w:lvlJc w:val="left"/>
+      <w:pPr>
+        <w:tabs>
+          <w:tab w:val="num" w:pos="3600"/>
+        </w:tabs>
+        <w:ind w:left="3600" w:hanging="360"/>
+      </w:pPr>
+      <w:rPr>
+        <w:rFonts w:ascii="Wingdings" w:hAnsi="Wingdings" w:hint="default"/>
+        <w:sz w:val="20"/>
+      </w:rPr>
+    </w:lvl>
+    <w:lvl w:ilvl="5" w:tentative="1">
+      <w:start w:val="1"/>
+      <w:numFmt w:val="bullet"/>
+      <w:lvlText w:val=""/>
+      <w:lvlJc w:val="left"/>
+      <w:pPr>
+        <w:tabs>
+          <w:tab w:val="num" w:pos="4320"/>
+        </w:tabs>
+        <w:ind w:left="4320" w:hanging="360"/>
+      </w:pPr>
+      <w:rPr>
+        <w:rFonts w:ascii="Wingdings" w:hAnsi="Wingdings" w:hint="default"/>
+        <w:sz w:val="20"/>
+      </w:rPr>
+    </w:lvl>
+    <w:lvl w:ilvl="6" w:tentative="1">
+      <w:start w:val="1"/>
+      <w:numFmt w:val="bullet"/>
+      <w:lvlText w:val=""/>
+      <w:lvlJc w:val="left"/>
+      <w:pPr>
+        <w:tabs>
+          <w:tab w:val="num" w:pos="5040"/>
+        </w:tabs>
+        <w:ind w:left="5040" w:hanging="360"/>
+      </w:pPr>
+      <w:rPr>
+        <w:rFonts w:ascii="Wingdings" w:hAnsi="Wingdings" w:hint="default"/>
+        <w:sz w:val="20"/>
+      </w:rPr>
+    </w:lvl>
+    <w:lvl w:ilvl="7" w:tentative="1">
+      <w:start w:val="1"/>
+      <w:numFmt w:val="bullet"/>
+      <w:lvlText w:val=""/>
+      <w:lvlJc w:val="left"/>
+      <w:pPr>
+        <w:tabs>
+          <w:tab w:val="num" w:pos="5760"/>
+        </w:tabs>
+        <w:ind w:left="5760" w:hanging="360"/>
+      </w:pPr>
+      <w:rPr>
+        <w:rFonts w:ascii="Wingdings" w:hAnsi="Wingdings" w:hint="default"/>
+        <w:sz w:val="20"/>
+      </w:rPr>
+    </w:lvl>
+    <w:lvl w:ilvl="8" w:tentative="1">
+      <w:start w:val="1"/>
+      <w:numFmt w:val="bullet"/>
+      <w:lvlText w:val=""/>
+      <w:lvlJc w:val="left"/>
+      <w:pPr>
+        <w:tabs>
+          <w:tab w:val="num" w:pos="6480"/>
+        </w:tabs>
+        <w:ind w:left="6480" w:hanging="360"/>
+      </w:pPr>
+      <w:rPr>
+        <w:rFonts w:ascii="Wingdings" w:hAnsi="Wingdings" w:hint="default"/>
+        <w:sz w:val="20"/>
+      </w:rPr>
+    </w:lvl>
+  </w:abstractNum>
+  <w:abstractNum w:abstractNumId="9" w15:restartNumberingAfterBreak="0">
+    <w:nsid w:val="45336D05"/>
+    <w:multiLevelType w:val="hybridMultilevel"/>
+    <w:tmpl w:val="41804478"/>
+    <w:lvl w:ilvl="0" w:tplc="08090001">
+      <w:start w:val="1"/>
+      <w:numFmt w:val="bullet"/>
+      <w:lvlText w:val=""/>
+      <w:lvlJc w:val="left"/>
+      <w:pPr>
+        <w:ind w:left="720" w:hanging="360"/>
+      </w:pPr>
+      <w:rPr>
+        <w:rFonts w:ascii="Symbol" w:hAnsi="Symbol" w:hint="default"/>
+      </w:rPr>
+    </w:lvl>
+    <w:lvl w:ilvl="1" w:tplc="08090003" w:tentative="1">
+      <w:start w:val="1"/>
+      <w:numFmt w:val="bullet"/>
+      <w:lvlText w:val="o"/>
+      <w:lvlJc w:val="left"/>
+      <w:pPr>
+        <w:ind w:left="1440" w:hanging="360"/>
+      </w:pPr>
+      <w:rPr>
+        <w:rFonts w:ascii="Courier New" w:hAnsi="Courier New" w:cs="Courier New" w:hint="default"/>
+      </w:rPr>
+    </w:lvl>
+    <w:lvl w:ilvl="2" w:tplc="08090005" w:tentative="1">
+      <w:start w:val="1"/>
+      <w:numFmt w:val="bullet"/>
+      <w:lvlText w:val=""/>
+      <w:lvlJc w:val="left"/>
+      <w:pPr>
+        <w:ind w:left="2160" w:hanging="360"/>
+      </w:pPr>
+      <w:rPr>
+        <w:rFonts w:ascii="Wingdings" w:hAnsi="Wingdings" w:hint="default"/>
+      </w:rPr>
+    </w:lvl>
+    <w:lvl w:ilvl="3" w:tplc="08090001" w:tentative="1">
+      <w:start w:val="1"/>
+      <w:numFmt w:val="bullet"/>
+      <w:lvlText w:val=""/>
+      <w:lvlJc w:val="left"/>
+      <w:pPr>
+        <w:ind w:left="2880" w:hanging="360"/>
+      </w:pPr>
+      <w:rPr>
+        <w:rFonts w:ascii="Symbol" w:hAnsi="Symbol" w:hint="default"/>
+      </w:rPr>
+    </w:lvl>
+    <w:lvl w:ilvl="4" w:tplc="08090003" w:tentative="1">
+      <w:start w:val="1"/>
+      <w:numFmt w:val="bullet"/>
+      <w:lvlText w:val="o"/>
+      <w:lvlJc w:val="left"/>
+      <w:pPr>
+        <w:ind w:left="3600" w:hanging="360"/>
+      </w:pPr>
+      <w:rPr>
+        <w:rFonts w:ascii="Courier New" w:hAnsi="Courier New" w:cs="Courier New" w:hint="default"/>
+      </w:rPr>
+    </w:lvl>
+    <w:lvl w:ilvl="5" w:tplc="08090005" w:tentative="1">
+      <w:start w:val="1"/>
+      <w:numFmt w:val="bullet"/>
+      <w:lvlText w:val=""/>
+      <w:lvlJc w:val="left"/>
+      <w:pPr>
+        <w:ind w:left="4320" w:hanging="360"/>
+      </w:pPr>
+      <w:rPr>
+        <w:rFonts w:ascii="Wingdings" w:hAnsi="Wingdings" w:hint="default"/>
+      </w:rPr>
+    </w:lvl>
+    <w:lvl w:ilvl="6" w:tplc="08090001" w:tentative="1">
+      <w:start w:val="1"/>
+      <w:numFmt w:val="bullet"/>
+      <w:lvlText w:val=""/>
+      <w:lvlJc w:val="left"/>
+      <w:pPr>
+        <w:ind w:left="5040" w:hanging="360"/>
+      </w:pPr>
+      <w:rPr>
+        <w:rFonts w:ascii="Symbol" w:hAnsi="Symbol" w:hint="default"/>
+      </w:rPr>
+    </w:lvl>
+    <w:lvl w:ilvl="7" w:tplc="08090003" w:tentative="1">
+      <w:start w:val="1"/>
+      <w:numFmt w:val="bullet"/>
+      <w:lvlText w:val="o"/>
+      <w:lvlJc w:val="left"/>
+      <w:pPr>
+        <w:ind w:left="5760" w:hanging="360"/>
+      </w:pPr>
+      <w:rPr>
+        <w:rFonts w:ascii="Courier New" w:hAnsi="Courier New" w:cs="Courier New" w:hint="default"/>
+      </w:rPr>
+    </w:lvl>
+    <w:lvl w:ilvl="8" w:tplc="08090005" w:tentative="1">
+      <w:start w:val="1"/>
+      <w:numFmt w:val="bullet"/>
+      <w:lvlText w:val=""/>
+      <w:lvlJc w:val="left"/>
+      <w:pPr>
+        <w:ind w:left="6480" w:hanging="360"/>
+      </w:pPr>
+      <w:rPr>
+        <w:rFonts w:ascii="Wingdings" w:hAnsi="Wingdings" w:hint="default"/>
+      </w:rPr>
+    </w:lvl>
+  </w:abstractNum>
+  <w:abstractNum w:abstractNumId="10" w15:restartNumberingAfterBreak="0">
+    <w:nsid w:val="4D1861C1"/>
+    <w:multiLevelType w:val="hybridMultilevel"/>
+    <w:tmpl w:val="9AC4C22A"/>
+    <w:lvl w:ilvl="0" w:tplc="08090011">
+      <w:start w:val="1"/>
+      <w:numFmt w:val="decimal"/>
+      <w:lvlText w:val="%1)"/>
+      <w:lvlJc w:val="left"/>
+      <w:pPr>
+        <w:ind w:left="720" w:hanging="360"/>
+      </w:pPr>
+    </w:lvl>
+    <w:lvl w:ilvl="1" w:tplc="08090019">
+      <w:start w:val="1"/>
+      <w:numFmt w:val="lowerLetter"/>
+      <w:lvlText w:val="%2."/>
+      <w:lvlJc w:val="left"/>
+      <w:pPr>
+        <w:ind w:left="1440" w:hanging="360"/>
+      </w:pPr>
+    </w:lvl>
+    <w:lvl w:ilvl="2" w:tplc="0809001B" w:tentative="1">
+      <w:start w:val="1"/>
+      <w:numFmt w:val="lowerRoman"/>
+      <w:lvlText w:val="%3."/>
+      <w:lvlJc w:val="right"/>
+      <w:pPr>
+        <w:ind w:left="2160" w:hanging="180"/>
+      </w:pPr>
+    </w:lvl>
+    <w:lvl w:ilvl="3" w:tplc="0809000F" w:tentative="1">
+      <w:start w:val="1"/>
+      <w:numFmt w:val="decimal"/>
+      <w:lvlText w:val="%4."/>
+      <w:lvlJc w:val="left"/>
+      <w:pPr>
+        <w:ind w:left="2880" w:hanging="360"/>
+      </w:pPr>
+    </w:lvl>
+    <w:lvl w:ilvl="4" w:tplc="08090019" w:tentative="1">
+      <w:start w:val="1"/>
+      <w:numFmt w:val="lowerLetter"/>
+      <w:lvlText w:val="%5."/>
+      <w:lvlJc w:val="left"/>
+      <w:pPr>
+        <w:ind w:left="3600" w:hanging="360"/>
+      </w:pPr>
+    </w:lvl>
+    <w:lvl w:ilvl="5" w:tplc="0809001B" w:tentative="1">
+      <w:start w:val="1"/>
+      <w:numFmt w:val="lowerRoman"/>
+      <w:lvlText w:val="%6."/>
+      <w:lvlJc w:val="right"/>
+      <w:pPr>
+        <w:ind w:left="4320" w:hanging="180"/>
+      </w:pPr>
+    </w:lvl>
+    <w:lvl w:ilvl="6" w:tplc="0809000F" w:tentative="1">
+      <w:start w:val="1"/>
+      <w:numFmt w:val="decimal"/>
+      <w:lvlText w:val="%7."/>
+      <w:lvlJc w:val="left"/>
+      <w:pPr>
+        <w:ind w:left="5040" w:hanging="360"/>
+      </w:pPr>
+    </w:lvl>
+    <w:lvl w:ilvl="7" w:tplc="08090019" w:tentative="1">
+      <w:start w:val="1"/>
+      <w:numFmt w:val="lowerLetter"/>
+      <w:lvlText w:val="%8."/>
+      <w:lvlJc w:val="left"/>
+      <w:pPr>
+        <w:ind w:left="5760" w:hanging="360"/>
+      </w:pPr>
+    </w:lvl>
+    <w:lvl w:ilvl="8" w:tplc="0809001B" w:tentative="1">
+      <w:start w:val="1"/>
+      <w:numFmt w:val="lowerRoman"/>
+      <w:lvlText w:val="%9."/>
+      <w:lvlJc w:val="right"/>
+      <w:pPr>
+        <w:ind w:left="6480" w:hanging="180"/>
+      </w:pPr>
+    </w:lvl>
+  </w:abstractNum>
+  <w:abstractNum w:abstractNumId="11" w15:restartNumberingAfterBreak="0">
+    <w:nsid w:val="51DF2BB2"/>
+    <w:multiLevelType w:val="multilevel"/>
+    <w:tmpl w:val="F9C487C2"/>
+    <w:lvl w:ilvl="0">
+      <w:start w:val="1"/>
+      <w:numFmt w:val="bullet"/>
+      <w:lvlText w:val=""/>
+      <w:lvlJc w:val="left"/>
+      <w:pPr>
+        <w:tabs>
+          <w:tab w:val="num" w:pos="720"/>
+        </w:tabs>
+        <w:ind w:left="720" w:hanging="360"/>
+      </w:pPr>
+      <w:rPr>
+        <w:rFonts w:ascii="Symbol" w:hAnsi="Symbol" w:hint="default"/>
+        <w:sz w:val="20"/>
+      </w:rPr>
+    </w:lvl>
+    <w:lvl w:ilvl="1" w:tentative="1">
+      <w:start w:val="1"/>
+      <w:numFmt w:val="bullet"/>
+      <w:lvlText w:val="o"/>
+      <w:lvlJc w:val="left"/>
+      <w:pPr>
+        <w:tabs>
+          <w:tab w:val="num" w:pos="1440"/>
+        </w:tabs>
+        <w:ind w:left="1440" w:hanging="360"/>
+      </w:pPr>
+      <w:rPr>
+        <w:rFonts w:ascii="Courier New" w:hAnsi="Courier New" w:hint="default"/>
+        <w:sz w:val="20"/>
+      </w:rPr>
+    </w:lvl>
+    <w:lvl w:ilvl="2" w:tentative="1">
+      <w:start w:val="1"/>
+      <w:numFmt w:val="bullet"/>
+      <w:lvlText w:val=""/>
+      <w:lvlJc w:val="left"/>
+      <w:pPr>
+        <w:tabs>
+          <w:tab w:val="num" w:pos="2160"/>
+        </w:tabs>
+        <w:ind w:left="2160" w:hanging="360"/>
+      </w:pPr>
+      <w:rPr>
+        <w:rFonts w:ascii="Wingdings" w:hAnsi="Wingdings" w:hint="default"/>
+        <w:sz w:val="20"/>
+      </w:rPr>
+    </w:lvl>
+    <w:lvl w:ilvl="3" w:tentative="1">
+      <w:start w:val="1"/>
+      <w:numFmt w:val="bullet"/>
+      <w:lvlText w:val=""/>
+      <w:lvlJc w:val="left"/>
+      <w:pPr>
+        <w:tabs>
+          <w:tab w:val="num" w:pos="2880"/>
+        </w:tabs>
+        <w:ind w:left="2880" w:hanging="360"/>
+      </w:pPr>
+      <w:rPr>
+        <w:rFonts w:ascii="Wingdings" w:hAnsi="Wingdings" w:hint="default"/>
+        <w:sz w:val="20"/>
+      </w:rPr>
+    </w:lvl>
+    <w:lvl w:ilvl="4" w:tentative="1">
+      <w:start w:val="1"/>
+      <w:numFmt w:val="bullet"/>
+      <w:lvlText w:val=""/>
+      <w:lvlJc w:val="left"/>
+      <w:pPr>
+        <w:tabs>
+          <w:tab w:val="num" w:pos="3600"/>
+        </w:tabs>
+        <w:ind w:left="3600" w:hanging="360"/>
+      </w:pPr>
+      <w:rPr>
+        <w:rFonts w:ascii="Wingdings" w:hAnsi="Wingdings" w:hint="default"/>
+        <w:sz w:val="20"/>
+      </w:rPr>
+    </w:lvl>
+    <w:lvl w:ilvl="5" w:tentative="1">
+      <w:start w:val="1"/>
+      <w:numFmt w:val="bullet"/>
+      <w:lvlText w:val=""/>
+      <w:lvlJc w:val="left"/>
+      <w:pPr>
+        <w:tabs>
+          <w:tab w:val="num" w:pos="4320"/>
+        </w:tabs>
+        <w:ind w:left="4320" w:hanging="360"/>
+      </w:pPr>
+      <w:rPr>
+        <w:rFonts w:ascii="Wingdings" w:hAnsi="Wingdings" w:hint="default"/>
+        <w:sz w:val="20"/>
+      </w:rPr>
+    </w:lvl>
+    <w:lvl w:ilvl="6" w:tentative="1">
+      <w:start w:val="1"/>
+      <w:numFmt w:val="bullet"/>
+      <w:lvlText w:val=""/>
+      <w:lvlJc w:val="left"/>
+      <w:pPr>
+        <w:tabs>
+          <w:tab w:val="num" w:pos="5040"/>
+        </w:tabs>
+        <w:ind w:left="5040" w:hanging="360"/>
+      </w:pPr>
+      <w:rPr>
+        <w:rFonts w:ascii="Wingdings" w:hAnsi="Wingdings" w:hint="default"/>
+        <w:sz w:val="20"/>
+      </w:rPr>
+    </w:lvl>
+    <w:lvl w:ilvl="7" w:tentative="1">
+      <w:start w:val="1"/>
+      <w:numFmt w:val="bullet"/>
+      <w:lvlText w:val=""/>
+      <w:lvlJc w:val="left"/>
+      <w:pPr>
+        <w:tabs>
+          <w:tab w:val="num" w:pos="5760"/>
+        </w:tabs>
+        <w:ind w:left="5760" w:hanging="360"/>
+      </w:pPr>
+      <w:rPr>
+        <w:rFonts w:ascii="Wingdings" w:hAnsi="Wingdings" w:hint="default"/>
+        <w:sz w:val="20"/>
+      </w:rPr>
+    </w:lvl>
+    <w:lvl w:ilvl="8" w:tentative="1">
+      <w:start w:val="1"/>
+      <w:numFmt w:val="bullet"/>
+      <w:lvlText w:val=""/>
+      <w:lvlJc w:val="left"/>
+      <w:pPr>
+        <w:tabs>
+          <w:tab w:val="num" w:pos="6480"/>
+        </w:tabs>
+        <w:ind w:left="6480" w:hanging="360"/>
+      </w:pPr>
+      <w:rPr>
+        <w:rFonts w:ascii="Wingdings" w:hAnsi="Wingdings" w:hint="default"/>
+        <w:sz w:val="20"/>
+      </w:rPr>
+    </w:lvl>
+  </w:abstractNum>
+  <w:abstractNum w:abstractNumId="12" w15:restartNumberingAfterBreak="0">
     <w:nsid w:val="567F7E8E"/>
     <w:multiLevelType w:val="hybridMultilevel"/>
     <w:tmpl w:val="0F323E6E"/>
@@ -30510,10 +36290,10 @@
       </w:pPr>
     </w:lvl>
   </w:abstractNum>
-  <w:abstractNum w:abstractNumId="9" w15:restartNumberingAfterBreak="0">
-    <w:nsid w:val="70356B89"/>
+  <w:abstractNum w:abstractNumId="13" w15:restartNumberingAfterBreak="0">
+    <w:nsid w:val="6037749E"/>
     <w:multiLevelType w:val="hybridMultilevel"/>
-    <w:tmpl w:val="534A9588"/>
+    <w:tmpl w:val="3DCAF204"/>
     <w:lvl w:ilvl="0" w:tplc="08090001">
       <w:start w:val="1"/>
       <w:numFmt w:val="bullet"/>
@@ -30623,35 +36403,467 @@
       </w:rPr>
     </w:lvl>
   </w:abstractNum>
+  <w:abstractNum w:abstractNumId="14" w15:restartNumberingAfterBreak="0">
+    <w:nsid w:val="696B7264"/>
+    <w:multiLevelType w:val="multilevel"/>
+    <w:tmpl w:val="89DC4238"/>
+    <w:lvl w:ilvl="0">
+      <w:start w:val="1"/>
+      <w:numFmt w:val="bullet"/>
+      <w:lvlText w:val=""/>
+      <w:lvlJc w:val="left"/>
+      <w:pPr>
+        <w:tabs>
+          <w:tab w:val="num" w:pos="720"/>
+        </w:tabs>
+        <w:ind w:left="720" w:hanging="360"/>
+      </w:pPr>
+      <w:rPr>
+        <w:rFonts w:ascii="Symbol" w:hAnsi="Symbol" w:hint="default"/>
+        <w:sz w:val="20"/>
+      </w:rPr>
+    </w:lvl>
+    <w:lvl w:ilvl="1" w:tentative="1">
+      <w:start w:val="1"/>
+      <w:numFmt w:val="bullet"/>
+      <w:lvlText w:val="o"/>
+      <w:lvlJc w:val="left"/>
+      <w:pPr>
+        <w:tabs>
+          <w:tab w:val="num" w:pos="1440"/>
+        </w:tabs>
+        <w:ind w:left="1440" w:hanging="360"/>
+      </w:pPr>
+      <w:rPr>
+        <w:rFonts w:ascii="Courier New" w:hAnsi="Courier New" w:hint="default"/>
+        <w:sz w:val="20"/>
+      </w:rPr>
+    </w:lvl>
+    <w:lvl w:ilvl="2" w:tentative="1">
+      <w:start w:val="1"/>
+      <w:numFmt w:val="bullet"/>
+      <w:lvlText w:val=""/>
+      <w:lvlJc w:val="left"/>
+      <w:pPr>
+        <w:tabs>
+          <w:tab w:val="num" w:pos="2160"/>
+        </w:tabs>
+        <w:ind w:left="2160" w:hanging="360"/>
+      </w:pPr>
+      <w:rPr>
+        <w:rFonts w:ascii="Wingdings" w:hAnsi="Wingdings" w:hint="default"/>
+        <w:sz w:val="20"/>
+      </w:rPr>
+    </w:lvl>
+    <w:lvl w:ilvl="3" w:tentative="1">
+      <w:start w:val="1"/>
+      <w:numFmt w:val="bullet"/>
+      <w:lvlText w:val=""/>
+      <w:lvlJc w:val="left"/>
+      <w:pPr>
+        <w:tabs>
+          <w:tab w:val="num" w:pos="2880"/>
+        </w:tabs>
+        <w:ind w:left="2880" w:hanging="360"/>
+      </w:pPr>
+      <w:rPr>
+        <w:rFonts w:ascii="Wingdings" w:hAnsi="Wingdings" w:hint="default"/>
+        <w:sz w:val="20"/>
+      </w:rPr>
+    </w:lvl>
+    <w:lvl w:ilvl="4" w:tentative="1">
+      <w:start w:val="1"/>
+      <w:numFmt w:val="bullet"/>
+      <w:lvlText w:val=""/>
+      <w:lvlJc w:val="left"/>
+      <w:pPr>
+        <w:tabs>
+          <w:tab w:val="num" w:pos="3600"/>
+        </w:tabs>
+        <w:ind w:left="3600" w:hanging="360"/>
+      </w:pPr>
+      <w:rPr>
+        <w:rFonts w:ascii="Wingdings" w:hAnsi="Wingdings" w:hint="default"/>
+        <w:sz w:val="20"/>
+      </w:rPr>
+    </w:lvl>
+    <w:lvl w:ilvl="5" w:tentative="1">
+      <w:start w:val="1"/>
+      <w:numFmt w:val="bullet"/>
+      <w:lvlText w:val=""/>
+      <w:lvlJc w:val="left"/>
+      <w:pPr>
+        <w:tabs>
+          <w:tab w:val="num" w:pos="4320"/>
+        </w:tabs>
+        <w:ind w:left="4320" w:hanging="360"/>
+      </w:pPr>
+      <w:rPr>
+        <w:rFonts w:ascii="Wingdings" w:hAnsi="Wingdings" w:hint="default"/>
+        <w:sz w:val="20"/>
+      </w:rPr>
+    </w:lvl>
+    <w:lvl w:ilvl="6" w:tentative="1">
+      <w:start w:val="1"/>
+      <w:numFmt w:val="bullet"/>
+      <w:lvlText w:val=""/>
+      <w:lvlJc w:val="left"/>
+      <w:pPr>
+        <w:tabs>
+          <w:tab w:val="num" w:pos="5040"/>
+        </w:tabs>
+        <w:ind w:left="5040" w:hanging="360"/>
+      </w:pPr>
+      <w:rPr>
+        <w:rFonts w:ascii="Wingdings" w:hAnsi="Wingdings" w:hint="default"/>
+        <w:sz w:val="20"/>
+      </w:rPr>
+    </w:lvl>
+    <w:lvl w:ilvl="7" w:tentative="1">
+      <w:start w:val="1"/>
+      <w:numFmt w:val="bullet"/>
+      <w:lvlText w:val=""/>
+      <w:lvlJc w:val="left"/>
+      <w:pPr>
+        <w:tabs>
+          <w:tab w:val="num" w:pos="5760"/>
+        </w:tabs>
+        <w:ind w:left="5760" w:hanging="360"/>
+      </w:pPr>
+      <w:rPr>
+        <w:rFonts w:ascii="Wingdings" w:hAnsi="Wingdings" w:hint="default"/>
+        <w:sz w:val="20"/>
+      </w:rPr>
+    </w:lvl>
+    <w:lvl w:ilvl="8" w:tentative="1">
+      <w:start w:val="1"/>
+      <w:numFmt w:val="bullet"/>
+      <w:lvlText w:val=""/>
+      <w:lvlJc w:val="left"/>
+      <w:pPr>
+        <w:tabs>
+          <w:tab w:val="num" w:pos="6480"/>
+        </w:tabs>
+        <w:ind w:left="6480" w:hanging="360"/>
+      </w:pPr>
+      <w:rPr>
+        <w:rFonts w:ascii="Wingdings" w:hAnsi="Wingdings" w:hint="default"/>
+        <w:sz w:val="20"/>
+      </w:rPr>
+    </w:lvl>
+  </w:abstractNum>
+  <w:abstractNum w:abstractNumId="15" w15:restartNumberingAfterBreak="0">
+    <w:nsid w:val="70356B89"/>
+    <w:multiLevelType w:val="hybridMultilevel"/>
+    <w:tmpl w:val="534A9588"/>
+    <w:lvl w:ilvl="0" w:tplc="08090001">
+      <w:start w:val="1"/>
+      <w:numFmt w:val="bullet"/>
+      <w:lvlText w:val=""/>
+      <w:lvlJc w:val="left"/>
+      <w:pPr>
+        <w:ind w:left="720" w:hanging="360"/>
+      </w:pPr>
+      <w:rPr>
+        <w:rFonts w:ascii="Symbol" w:hAnsi="Symbol" w:hint="default"/>
+      </w:rPr>
+    </w:lvl>
+    <w:lvl w:ilvl="1" w:tplc="08090003" w:tentative="1">
+      <w:start w:val="1"/>
+      <w:numFmt w:val="bullet"/>
+      <w:lvlText w:val="o"/>
+      <w:lvlJc w:val="left"/>
+      <w:pPr>
+        <w:ind w:left="1440" w:hanging="360"/>
+      </w:pPr>
+      <w:rPr>
+        <w:rFonts w:ascii="Courier New" w:hAnsi="Courier New" w:cs="Courier New" w:hint="default"/>
+      </w:rPr>
+    </w:lvl>
+    <w:lvl w:ilvl="2" w:tplc="08090005" w:tentative="1">
+      <w:start w:val="1"/>
+      <w:numFmt w:val="bullet"/>
+      <w:lvlText w:val=""/>
+      <w:lvlJc w:val="left"/>
+      <w:pPr>
+        <w:ind w:left="2160" w:hanging="360"/>
+      </w:pPr>
+      <w:rPr>
+        <w:rFonts w:ascii="Wingdings" w:hAnsi="Wingdings" w:hint="default"/>
+      </w:rPr>
+    </w:lvl>
+    <w:lvl w:ilvl="3" w:tplc="08090001" w:tentative="1">
+      <w:start w:val="1"/>
+      <w:numFmt w:val="bullet"/>
+      <w:lvlText w:val=""/>
+      <w:lvlJc w:val="left"/>
+      <w:pPr>
+        <w:ind w:left="2880" w:hanging="360"/>
+      </w:pPr>
+      <w:rPr>
+        <w:rFonts w:ascii="Symbol" w:hAnsi="Symbol" w:hint="default"/>
+      </w:rPr>
+    </w:lvl>
+    <w:lvl w:ilvl="4" w:tplc="08090003" w:tentative="1">
+      <w:start w:val="1"/>
+      <w:numFmt w:val="bullet"/>
+      <w:lvlText w:val="o"/>
+      <w:lvlJc w:val="left"/>
+      <w:pPr>
+        <w:ind w:left="3600" w:hanging="360"/>
+      </w:pPr>
+      <w:rPr>
+        <w:rFonts w:ascii="Courier New" w:hAnsi="Courier New" w:cs="Courier New" w:hint="default"/>
+      </w:rPr>
+    </w:lvl>
+    <w:lvl w:ilvl="5" w:tplc="08090005" w:tentative="1">
+      <w:start w:val="1"/>
+      <w:numFmt w:val="bullet"/>
+      <w:lvlText w:val=""/>
+      <w:lvlJc w:val="left"/>
+      <w:pPr>
+        <w:ind w:left="4320" w:hanging="360"/>
+      </w:pPr>
+      <w:rPr>
+        <w:rFonts w:ascii="Wingdings" w:hAnsi="Wingdings" w:hint="default"/>
+      </w:rPr>
+    </w:lvl>
+    <w:lvl w:ilvl="6" w:tplc="08090001" w:tentative="1">
+      <w:start w:val="1"/>
+      <w:numFmt w:val="bullet"/>
+      <w:lvlText w:val=""/>
+      <w:lvlJc w:val="left"/>
+      <w:pPr>
+        <w:ind w:left="5040" w:hanging="360"/>
+      </w:pPr>
+      <w:rPr>
+        <w:rFonts w:ascii="Symbol" w:hAnsi="Symbol" w:hint="default"/>
+      </w:rPr>
+    </w:lvl>
+    <w:lvl w:ilvl="7" w:tplc="08090003" w:tentative="1">
+      <w:start w:val="1"/>
+      <w:numFmt w:val="bullet"/>
+      <w:lvlText w:val="o"/>
+      <w:lvlJc w:val="left"/>
+      <w:pPr>
+        <w:ind w:left="5760" w:hanging="360"/>
+      </w:pPr>
+      <w:rPr>
+        <w:rFonts w:ascii="Courier New" w:hAnsi="Courier New" w:cs="Courier New" w:hint="default"/>
+      </w:rPr>
+    </w:lvl>
+    <w:lvl w:ilvl="8" w:tplc="08090005" w:tentative="1">
+      <w:start w:val="1"/>
+      <w:numFmt w:val="bullet"/>
+      <w:lvlText w:val=""/>
+      <w:lvlJc w:val="left"/>
+      <w:pPr>
+        <w:ind w:left="6480" w:hanging="360"/>
+      </w:pPr>
+      <w:rPr>
+        <w:rFonts w:ascii="Wingdings" w:hAnsi="Wingdings" w:hint="default"/>
+      </w:rPr>
+    </w:lvl>
+  </w:abstractNum>
+  <w:abstractNum w:abstractNumId="16" w15:restartNumberingAfterBreak="0">
+    <w:nsid w:val="727C48DF"/>
+    <w:multiLevelType w:val="multilevel"/>
+    <w:tmpl w:val="A662938C"/>
+    <w:lvl w:ilvl="0">
+      <w:start w:val="1"/>
+      <w:numFmt w:val="bullet"/>
+      <w:lvlText w:val=""/>
+      <w:lvlJc w:val="left"/>
+      <w:pPr>
+        <w:tabs>
+          <w:tab w:val="num" w:pos="720"/>
+        </w:tabs>
+        <w:ind w:left="720" w:hanging="360"/>
+      </w:pPr>
+      <w:rPr>
+        <w:rFonts w:ascii="Symbol" w:hAnsi="Symbol" w:hint="default"/>
+        <w:sz w:val="20"/>
+      </w:rPr>
+    </w:lvl>
+    <w:lvl w:ilvl="1" w:tentative="1">
+      <w:start w:val="1"/>
+      <w:numFmt w:val="bullet"/>
+      <w:lvlText w:val="o"/>
+      <w:lvlJc w:val="left"/>
+      <w:pPr>
+        <w:tabs>
+          <w:tab w:val="num" w:pos="1440"/>
+        </w:tabs>
+        <w:ind w:left="1440" w:hanging="360"/>
+      </w:pPr>
+      <w:rPr>
+        <w:rFonts w:ascii="Courier New" w:hAnsi="Courier New" w:hint="default"/>
+        <w:sz w:val="20"/>
+      </w:rPr>
+    </w:lvl>
+    <w:lvl w:ilvl="2" w:tentative="1">
+      <w:start w:val="1"/>
+      <w:numFmt w:val="bullet"/>
+      <w:lvlText w:val=""/>
+      <w:lvlJc w:val="left"/>
+      <w:pPr>
+        <w:tabs>
+          <w:tab w:val="num" w:pos="2160"/>
+        </w:tabs>
+        <w:ind w:left="2160" w:hanging="360"/>
+      </w:pPr>
+      <w:rPr>
+        <w:rFonts w:ascii="Wingdings" w:hAnsi="Wingdings" w:hint="default"/>
+        <w:sz w:val="20"/>
+      </w:rPr>
+    </w:lvl>
+    <w:lvl w:ilvl="3" w:tentative="1">
+      <w:start w:val="1"/>
+      <w:numFmt w:val="bullet"/>
+      <w:lvlText w:val=""/>
+      <w:lvlJc w:val="left"/>
+      <w:pPr>
+        <w:tabs>
+          <w:tab w:val="num" w:pos="2880"/>
+        </w:tabs>
+        <w:ind w:left="2880" w:hanging="360"/>
+      </w:pPr>
+      <w:rPr>
+        <w:rFonts w:ascii="Wingdings" w:hAnsi="Wingdings" w:hint="default"/>
+        <w:sz w:val="20"/>
+      </w:rPr>
+    </w:lvl>
+    <w:lvl w:ilvl="4" w:tentative="1">
+      <w:start w:val="1"/>
+      <w:numFmt w:val="bullet"/>
+      <w:lvlText w:val=""/>
+      <w:lvlJc w:val="left"/>
+      <w:pPr>
+        <w:tabs>
+          <w:tab w:val="num" w:pos="3600"/>
+        </w:tabs>
+        <w:ind w:left="3600" w:hanging="360"/>
+      </w:pPr>
+      <w:rPr>
+        <w:rFonts w:ascii="Wingdings" w:hAnsi="Wingdings" w:hint="default"/>
+        <w:sz w:val="20"/>
+      </w:rPr>
+    </w:lvl>
+    <w:lvl w:ilvl="5" w:tentative="1">
+      <w:start w:val="1"/>
+      <w:numFmt w:val="bullet"/>
+      <w:lvlText w:val=""/>
+      <w:lvlJc w:val="left"/>
+      <w:pPr>
+        <w:tabs>
+          <w:tab w:val="num" w:pos="4320"/>
+        </w:tabs>
+        <w:ind w:left="4320" w:hanging="360"/>
+      </w:pPr>
+      <w:rPr>
+        <w:rFonts w:ascii="Wingdings" w:hAnsi="Wingdings" w:hint="default"/>
+        <w:sz w:val="20"/>
+      </w:rPr>
+    </w:lvl>
+    <w:lvl w:ilvl="6" w:tentative="1">
+      <w:start w:val="1"/>
+      <w:numFmt w:val="bullet"/>
+      <w:lvlText w:val=""/>
+      <w:lvlJc w:val="left"/>
+      <w:pPr>
+        <w:tabs>
+          <w:tab w:val="num" w:pos="5040"/>
+        </w:tabs>
+        <w:ind w:left="5040" w:hanging="360"/>
+      </w:pPr>
+      <w:rPr>
+        <w:rFonts w:ascii="Wingdings" w:hAnsi="Wingdings" w:hint="default"/>
+        <w:sz w:val="20"/>
+      </w:rPr>
+    </w:lvl>
+    <w:lvl w:ilvl="7" w:tentative="1">
+      <w:start w:val="1"/>
+      <w:numFmt w:val="bullet"/>
+      <w:lvlText w:val=""/>
+      <w:lvlJc w:val="left"/>
+      <w:pPr>
+        <w:tabs>
+          <w:tab w:val="num" w:pos="5760"/>
+        </w:tabs>
+        <w:ind w:left="5760" w:hanging="360"/>
+      </w:pPr>
+      <w:rPr>
+        <w:rFonts w:ascii="Wingdings" w:hAnsi="Wingdings" w:hint="default"/>
+        <w:sz w:val="20"/>
+      </w:rPr>
+    </w:lvl>
+    <w:lvl w:ilvl="8" w:tentative="1">
+      <w:start w:val="1"/>
+      <w:numFmt w:val="bullet"/>
+      <w:lvlText w:val=""/>
+      <w:lvlJc w:val="left"/>
+      <w:pPr>
+        <w:tabs>
+          <w:tab w:val="num" w:pos="6480"/>
+        </w:tabs>
+        <w:ind w:left="6480" w:hanging="360"/>
+      </w:pPr>
+      <w:rPr>
+        <w:rFonts w:ascii="Wingdings" w:hAnsi="Wingdings" w:hint="default"/>
+        <w:sz w:val="20"/>
+      </w:rPr>
+    </w:lvl>
+  </w:abstractNum>
   <w:num w:numId="1" w16cid:durableId="656881312">
+    <w:abstractNumId w:val="12"/>
+  </w:num>
+  <w:num w:numId="2" w16cid:durableId="502671221">
+    <w:abstractNumId w:val="15"/>
+  </w:num>
+  <w:num w:numId="3" w16cid:durableId="611861806">
+    <w:abstractNumId w:val="7"/>
+  </w:num>
+  <w:num w:numId="4" w16cid:durableId="908468156">
+    <w:abstractNumId w:val="2"/>
+  </w:num>
+  <w:num w:numId="5" w16cid:durableId="630403222">
+    <w:abstractNumId w:val="4"/>
+  </w:num>
+  <w:num w:numId="6" w16cid:durableId="67652024">
+    <w:abstractNumId w:val="10"/>
+  </w:num>
+  <w:num w:numId="7" w16cid:durableId="1145975329">
+    <w:abstractNumId w:val="6"/>
+  </w:num>
+  <w:num w:numId="8" w16cid:durableId="1275288484">
+    <w:abstractNumId w:val="11"/>
+  </w:num>
+  <w:num w:numId="9" w16cid:durableId="1261330259">
+    <w:abstractNumId w:val="9"/>
+  </w:num>
+  <w:num w:numId="10" w16cid:durableId="929002237">
+    <w:abstractNumId w:val="5"/>
+  </w:num>
+  <w:num w:numId="11" w16cid:durableId="1512985986">
+    <w:abstractNumId w:val="1"/>
+  </w:num>
+  <w:num w:numId="12" w16cid:durableId="38554881">
+    <w:abstractNumId w:val="13"/>
+  </w:num>
+  <w:num w:numId="13" w16cid:durableId="1853035156">
+    <w:abstractNumId w:val="14"/>
+  </w:num>
+  <w:num w:numId="14" w16cid:durableId="361780997">
     <w:abstractNumId w:val="8"/>
   </w:num>
-  <w:num w:numId="2" w16cid:durableId="502671221">
-    <w:abstractNumId w:val="9"/>
-  </w:num>
-  <w:num w:numId="3" w16cid:durableId="611861806">
-    <w:abstractNumId w:val="4"/>
-  </w:num>
-  <w:num w:numId="4" w16cid:durableId="908468156">
-    <w:abstractNumId w:val="0"/>
-  </w:num>
-  <w:num w:numId="5" w16cid:durableId="630403222">
-    <w:abstractNumId w:val="1"/>
-  </w:num>
-  <w:num w:numId="6" w16cid:durableId="67652024">
-    <w:abstractNumId w:val="6"/>
-  </w:num>
-  <w:num w:numId="7" w16cid:durableId="1145975329">
+  <w:num w:numId="15" w16cid:durableId="1033575504">
     <w:abstractNumId w:val="3"/>
   </w:num>
-  <w:num w:numId="8" w16cid:durableId="1275288484">
-    <w:abstractNumId w:val="7"/>
+  <w:num w:numId="16" w16cid:durableId="9726422">
+    <w:abstractNumId w:val="16"/>
   </w:num>
-  <w:num w:numId="9" w16cid:durableId="1261330259">
-    <w:abstractNumId w:val="5"/>
-  </w:num>
-  <w:num w:numId="10" w16cid:durableId="929002237">
-    <w:abstractNumId w:val="2"/>
+  <w:num w:numId="17" w16cid:durableId="656031934">
+    <w:abstractNumId w:val="0"/>
   </w:num>
   <w:numIdMacAtCleanup w:val="6"/>
 </w:numbering>
